--- a/docs/citation-correction/PhD-thesis-Raed-Rasheed-IEEE-Citations-Corrected.docx
+++ b/docs/citation-correction/PhD-thesis-Raed-Rasheed-IEEE-Citations-Corrected.docx
@@ -50180,7 +50180,7 @@
               <w:spacing w:after="160" w:line="259" w:lineRule="auto"/>
             </w:pPr>
             <w:r>
-              <w:t xml:space="preserve">A. de Vries, “Bitcoin’s energy consumption is underestimated: A market dynamics approach.”</w:t>
+              <w:t xml:space="preserve">G. Tereshchenko and I. Kyrychenko, “Analysis and Justification of the Use of Existing Blockchain Solutions for the Protection of Digital Assets,” Innovative Technologies and Scientific Solutions for Industries, no. 1(27), pp. 164–178, 2024, doi: 10.30837/ITSSI.2024.27.164.</w:t>
             </w:r>
           </w:p>
         </w:tc>
@@ -50612,7 +50612,7 @@
               <w:spacing w:after="160" w:line="259" w:lineRule="auto"/>
             </w:pPr>
             <w:r>
-              <w:t xml:space="preserve">[Bibliographic entry missing in the original manuscript. This source was cited as [22] in the draft but has no entry in the original reference list; details to be supplied by the author.]</w:t>
+              <w:t xml:space="preserve">A. Yakovenko, “Solana: A New Architecture for a High Performance Blockchain,” white paper, version 0.8.13. [Online]. Available: https://solana.com/solana-whitepaper.pdf</w:t>
             </w:r>
           </w:p>
         </w:tc>
@@ -50684,7 +50684,7 @@
               <w:spacing w:after="160" w:line="259" w:lineRule="auto"/>
             </w:pPr>
             <w:r>
-              <w:t xml:space="preserve">C. T. Danescu-Niculescu-Mizil et al., “Proof of Reputation: A Cooperation-Based System for Blockchains.”</w:t>
+              <w:t xml:space="preserve">Q. Zhuang, Y. Liu, L. Chen, and Z. Ai, “Proof of Reputation: A Reputation-Based Consensus Protocol for Blockchain Based Systems,” in Proc. 2019 International Electronics Communication Conference (IECC), 2019, pp. 131–138, doi: 10.1145/3343147.3343169.</w:t>
             </w:r>
           </w:p>
         </w:tc>
@@ -51008,7 +51008,7 @@
               <w:spacing w:after="160" w:line="259" w:lineRule="auto"/>
             </w:pPr>
             <w:r>
-              <w:t xml:space="preserve">S. Hadi et al., “Data-driven architecture for smart grid load management and microgrid control using blockchain-based IoT.”</w:t>
+              <w:t xml:space="preserve">S. Hadi, W. Syafei, and A. Wibowo, “Architectural Design of Electricity Power Consumption Misuse Detection Based on Light Gradient Boosting Machine Using Blockchain Technology,” in Proc. 2023 International Conference on Technology, Engineering, and Computing Applications (ICTECA), 2023, doi: 10.1109/ICTECA60133.2023.10490464.</w:t>
             </w:r>
           </w:p>
         </w:tc>
@@ -52016,7 +52016,7 @@
               <w:spacing w:after="160" w:line="259" w:lineRule="auto"/>
             </w:pPr>
             <w:r>
-              <w:t xml:space="preserve">“A Microgrid Trading Framework Based on PoC Consensus.”</w:t>
+              <w:t xml:space="preserve">L. Zhou, Y. Xian, Y. Yang, J. Jiang, P. Liu, and X. Li, “A Microgrid Trading Framework Based on PoC Consensus,” arXiv preprint arXiv:2310.07165, 2023, doi: 10.48550/arXiv.2310.07165.</w:t>
             </w:r>
           </w:p>
         </w:tc>
@@ -52124,7 +52124,7 @@
               <w:spacing w:after="160" w:line="259" w:lineRule="auto"/>
             </w:pPr>
             <w:r>
-              <w:t xml:space="preserve">[Bibliographic entry missing in the original manuscript. This source was cited as [68] in the draft but has no entry in the original reference list; details to be supplied by the author.]</w:t>
+              <w:t xml:space="preserve">V. Shoup, “Proof of History: What Is It Good For,” 2022. [Online]. Available: https://www.shoup.net/papers/poh.pdf</w:t>
             </w:r>
           </w:p>
         </w:tc>
@@ -52160,7 +52160,7 @@
               <w:spacing w:after="160" w:line="259" w:lineRule="auto"/>
             </w:pPr>
             <w:r>
-              <w:t xml:space="preserve">[Bibliographic entry missing in the original manuscript. This source was cited as [69] in the draft but has no entry in the original reference list; details to be supplied by the author.]</w:t>
+              <w:t xml:space="preserve">Solana Foundation, “Solana’s Energy Use Report: November 2021,” 2021. [Online]. Available: https://solana.com/news/solana-energy-usage-report-november-2021</w:t>
             </w:r>
           </w:p>
         </w:tc>
@@ -52232,7 +52232,7 @@
               <w:spacing w:after="160" w:line="259" w:lineRule="auto"/>
             </w:pPr>
             <w:r>
-              <w:t xml:space="preserve">“Proof of Reputation.”</w:t>
+              <w:t xml:space="preserve">C. Grunspan and R. Perez-Marco, “Proof of Reputation,” arXiv preprint arXiv:2302.06966, 2023, doi: 10.48550/arXiv.2302.06966.</w:t>
             </w:r>
           </w:p>
         </w:tc>
@@ -52737,6 +52737,2166 @@
             </w:pPr>
             <w:r>
               <w:t xml:space="preserve">R. S. Rasheed, “BlockSim (modified implementation),” GitHub repository, 2026.</w:t>
+            </w:r>
+          </w:p>
+        </w:tc>
+      </w:tr>
+      <w:tr>
+        <w:trPr>
+          <w:tblCellSpacing w:w="15" w:type="dxa"/>
+        </w:trPr>
+        <w:tc>
+          <w:tcPr>
+            <w:tcW w:w="601" w:type="dxa"/>
+            <w:vAlign w:val="center"/>
+            <w:hideMark/>
+          </w:tcPr>
+          <w:p>
+            <w:pPr>
+              <w:spacing w:after="160" w:line="259" w:lineRule="auto"/>
+              <w:jc w:val="left"/>
+            </w:pPr>
+            <w:r>
+              <w:t xml:space="preserve">[96]</w:t>
+            </w:r>
+          </w:p>
+        </w:tc>
+        <w:tc>
+          <w:tcPr>
+            <w:tcW w:w="0" w:type="auto"/>
+            <w:vAlign w:val="center"/>
+            <w:hideMark/>
+          </w:tcPr>
+          <w:p>
+            <w:pPr>
+              <w:spacing w:after="160" w:line="259" w:lineRule="auto"/>
+            </w:pPr>
+            <w:r>
+              <w:t xml:space="preserve">M. N. M. Bhutta et al., “A Survey on Blockchain Technology: Evolution, Architecture and Security,” IEEE Access, vol. 9, pp. 61048–61073, 2021, doi: 10.1109/ACCESS.2021.3072849.</w:t>
+            </w:r>
+          </w:p>
+        </w:tc>
+      </w:tr>
+      <w:tr>
+        <w:trPr>
+          <w:tblCellSpacing w:w="15" w:type="dxa"/>
+        </w:trPr>
+        <w:tc>
+          <w:tcPr>
+            <w:tcW w:w="601" w:type="dxa"/>
+            <w:vAlign w:val="center"/>
+            <w:hideMark/>
+          </w:tcPr>
+          <w:p>
+            <w:pPr>
+              <w:spacing w:after="160" w:line="259" w:lineRule="auto"/>
+              <w:jc w:val="left"/>
+            </w:pPr>
+            <w:r>
+              <w:t xml:space="preserve">[97]</w:t>
+            </w:r>
+          </w:p>
+        </w:tc>
+        <w:tc>
+          <w:tcPr>
+            <w:tcW w:w="0" w:type="auto"/>
+            <w:vAlign w:val="center"/>
+            <w:hideMark/>
+          </w:tcPr>
+          <w:p>
+            <w:pPr>
+              <w:spacing w:after="160" w:line="259" w:lineRule="auto"/>
+            </w:pPr>
+            <w:r>
+              <w:t xml:space="preserve">W. Wang et al., “A Survey on Consensus Mechanisms and Mining Strategy Management in Blockchain Networks,” IEEE Access, vol. 7, pp. 22328–22370, 2019, doi: 10.1109/ACCESS.2019.2896108.</w:t>
+            </w:r>
+          </w:p>
+        </w:tc>
+      </w:tr>
+      <w:tr>
+        <w:trPr>
+          <w:tblCellSpacing w:w="15" w:type="dxa"/>
+        </w:trPr>
+        <w:tc>
+          <w:tcPr>
+            <w:tcW w:w="601" w:type="dxa"/>
+            <w:vAlign w:val="center"/>
+            <w:hideMark/>
+          </w:tcPr>
+          <w:p>
+            <w:pPr>
+              <w:spacing w:after="160" w:line="259" w:lineRule="auto"/>
+              <w:jc w:val="left"/>
+            </w:pPr>
+            <w:r>
+              <w:t xml:space="preserve">[98]</w:t>
+            </w:r>
+          </w:p>
+        </w:tc>
+        <w:tc>
+          <w:tcPr>
+            <w:tcW w:w="0" w:type="auto"/>
+            <w:vAlign w:val="center"/>
+            <w:hideMark/>
+          </w:tcPr>
+          <w:p>
+            <w:pPr>
+              <w:spacing w:after="160" w:line="259" w:lineRule="auto"/>
+            </w:pPr>
+            <w:r>
+              <w:t xml:space="preserve">S. Islam, M. J. Islam, M. Hossain, S. Noor, K.-S. Kwak, and S. M. R. Islam, “A Survey on Consensus Algorithms in Blockchain-Based Applications: Architecture, Taxonomy, and Operational Issues,” IEEE Access, vol. 11, pp. 39066–39082, 2023, doi: 10.1109/ACCESS.2023.3267047.</w:t>
+            </w:r>
+          </w:p>
+        </w:tc>
+      </w:tr>
+      <w:tr>
+        <w:trPr>
+          <w:tblCellSpacing w:w="15" w:type="dxa"/>
+        </w:trPr>
+        <w:tc>
+          <w:tcPr>
+            <w:tcW w:w="601" w:type="dxa"/>
+            <w:vAlign w:val="center"/>
+            <w:hideMark/>
+          </w:tcPr>
+          <w:p>
+            <w:pPr>
+              <w:spacing w:after="160" w:line="259" w:lineRule="auto"/>
+              <w:jc w:val="left"/>
+            </w:pPr>
+            <w:r>
+              <w:t xml:space="preserve">[99]</w:t>
+            </w:r>
+          </w:p>
+        </w:tc>
+        <w:tc>
+          <w:tcPr>
+            <w:tcW w:w="0" w:type="auto"/>
+            <w:vAlign w:val="center"/>
+            <w:hideMark/>
+          </w:tcPr>
+          <w:p>
+            <w:pPr>
+              <w:spacing w:after="160" w:line="259" w:lineRule="auto"/>
+            </w:pPr>
+            <w:r>
+              <w:t xml:space="preserve">D. Hu et al., “Ladder: A Convergence-Based Structured DAG Blockchain for High Throughput and Low Latency,” in Proc. 22nd USENIX Symposium on Networked Systems Design and Implementation (NSDI 25), 779–794. Philadelphia, PA: USENIX Association, 2025. https://dl.acm.org/doi/10.5555/3767955.3767996.</w:t>
+            </w:r>
+          </w:p>
+        </w:tc>
+      </w:tr>
+      <w:tr>
+        <w:trPr>
+          <w:tblCellSpacing w:w="15" w:type="dxa"/>
+        </w:trPr>
+        <w:tc>
+          <w:tcPr>
+            <w:tcW w:w="601" w:type="dxa"/>
+            <w:vAlign w:val="center"/>
+            <w:hideMark/>
+          </w:tcPr>
+          <w:p>
+            <w:pPr>
+              <w:spacing w:after="160" w:line="259" w:lineRule="auto"/>
+              <w:jc w:val="left"/>
+            </w:pPr>
+            <w:r>
+              <w:t xml:space="preserve">[100]</w:t>
+            </w:r>
+          </w:p>
+        </w:tc>
+        <w:tc>
+          <w:tcPr>
+            <w:tcW w:w="0" w:type="auto"/>
+            <w:vAlign w:val="center"/>
+            <w:hideMark/>
+          </w:tcPr>
+          <w:p>
+            <w:pPr>
+              <w:spacing w:after="160" w:line="259" w:lineRule="auto"/>
+            </w:pPr>
+            <w:r>
+              <w:t xml:space="preserve">H. Lyu, S. Xie, J. Niu, I. Beschastnikh, Y. Zhang, M. Sadoghi, and C. Feng, “Orthrus: Accelerating Multi-BFT Consensus through Concurrent Partial Ordering of Transactions,” in Proc. 2025 IEEE 41st International Conference on Data Engineering (ICDE), 2615–2627, 2025. doi: 10.1109/ICDE65448.2025.00197.</w:t>
+            </w:r>
+          </w:p>
+        </w:tc>
+      </w:tr>
+      <w:tr>
+        <w:trPr>
+          <w:tblCellSpacing w:w="15" w:type="dxa"/>
+        </w:trPr>
+        <w:tc>
+          <w:tcPr>
+            <w:tcW w:w="601" w:type="dxa"/>
+            <w:vAlign w:val="center"/>
+            <w:hideMark/>
+          </w:tcPr>
+          <w:p>
+            <w:pPr>
+              <w:spacing w:after="160" w:line="259" w:lineRule="auto"/>
+              <w:jc w:val="left"/>
+            </w:pPr>
+            <w:r>
+              <w:t xml:space="preserve">[101]</w:t>
+            </w:r>
+          </w:p>
+        </w:tc>
+        <w:tc>
+          <w:tcPr>
+            <w:tcW w:w="0" w:type="auto"/>
+            <w:vAlign w:val="center"/>
+            <w:hideMark/>
+          </w:tcPr>
+          <w:p>
+            <w:pPr>
+              <w:spacing w:after="160" w:line="259" w:lineRule="auto"/>
+            </w:pPr>
+            <w:r>
+              <w:t xml:space="preserve">H. Xu, X. Liu, C. Zhang, W. Wang, J. Wang, and K. Li, “Crackle: A Fast Sector-Based BFT Consensus with Sublinear Communication Complexity,” in Proc. IEEE INFOCOM 2024, 1–10, 2024. doi: 10.1109/INFOCOM52122.2024.10621123.</w:t>
+            </w:r>
+          </w:p>
+        </w:tc>
+      </w:tr>
+      <w:tr>
+        <w:trPr>
+          <w:tblCellSpacing w:w="15" w:type="dxa"/>
+        </w:trPr>
+        <w:tc>
+          <w:tcPr>
+            <w:tcW w:w="601" w:type="dxa"/>
+            <w:vAlign w:val="center"/>
+            <w:hideMark/>
+          </w:tcPr>
+          <w:p>
+            <w:pPr>
+              <w:spacing w:after="160" w:line="259" w:lineRule="auto"/>
+              <w:jc w:val="left"/>
+            </w:pPr>
+            <w:r>
+              <w:t xml:space="preserve">[102]</w:t>
+            </w:r>
+          </w:p>
+        </w:tc>
+        <w:tc>
+          <w:tcPr>
+            <w:tcW w:w="0" w:type="auto"/>
+            <w:vAlign w:val="center"/>
+            <w:hideMark/>
+          </w:tcPr>
+          <w:p>
+            <w:pPr>
+              <w:spacing w:after="160" w:line="259" w:lineRule="auto"/>
+            </w:pPr>
+            <w:r>
+              <w:t xml:space="preserve">M. J. Page et al., “The PRISMA 2020 Statement: An Updated Guideline for Reporting Systematic Reviews,” BMJ, vol. 372, Art. no. n71, 2021, doi: 10.1136/bmj.n71.</w:t>
+            </w:r>
+          </w:p>
+        </w:tc>
+      </w:tr>
+      <w:tr>
+        <w:trPr>
+          <w:tblCellSpacing w:w="15" w:type="dxa"/>
+        </w:trPr>
+        <w:tc>
+          <w:tcPr>
+            <w:tcW w:w="601" w:type="dxa"/>
+            <w:vAlign w:val="center"/>
+            <w:hideMark/>
+          </w:tcPr>
+          <w:p>
+            <w:pPr>
+              <w:spacing w:after="160" w:line="259" w:lineRule="auto"/>
+              <w:jc w:val="left"/>
+            </w:pPr>
+            <w:r>
+              <w:t xml:space="preserve">[103]</w:t>
+            </w:r>
+          </w:p>
+        </w:tc>
+        <w:tc>
+          <w:tcPr>
+            <w:tcW w:w="0" w:type="auto"/>
+            <w:vAlign w:val="center"/>
+            <w:hideMark/>
+          </w:tcPr>
+          <w:p>
+            <w:pPr>
+              <w:spacing w:after="160" w:line="259" w:lineRule="auto"/>
+            </w:pPr>
+            <w:r>
+              <w:t xml:space="preserve">M. J. Page et al., “PRISMA 2020 Explanation and Elaboration: Updated Guidance and Exemplars for Reporting Systematic Reviews,” BMJ, vol. 372, Art. no. n160, 2021, doi: 10.1136/bmj.n160.</w:t>
+            </w:r>
+          </w:p>
+        </w:tc>
+      </w:tr>
+      <w:tr>
+        <w:trPr>
+          <w:tblCellSpacing w:w="15" w:type="dxa"/>
+        </w:trPr>
+        <w:tc>
+          <w:tcPr>
+            <w:tcW w:w="601" w:type="dxa"/>
+            <w:vAlign w:val="center"/>
+            <w:hideMark/>
+          </w:tcPr>
+          <w:p>
+            <w:pPr>
+              <w:spacing w:after="160" w:line="259" w:lineRule="auto"/>
+              <w:jc w:val="left"/>
+            </w:pPr>
+            <w:r>
+              <w:t xml:space="preserve">[104]</w:t>
+            </w:r>
+          </w:p>
+        </w:tc>
+        <w:tc>
+          <w:tcPr>
+            <w:tcW w:w="0" w:type="auto"/>
+            <w:vAlign w:val="center"/>
+            <w:hideMark/>
+          </w:tcPr>
+          <w:p>
+            <w:pPr>
+              <w:spacing w:after="160" w:line="259" w:lineRule="auto"/>
+            </w:pPr>
+            <w:r>
+              <w:t xml:space="preserve">B. Kitchenham and S. Charters, Guidelines for Performing Systematic Literature Reviews in Software Engineering, EBSE Technical Report EBSE-2007-01, Keele University and Durham University, 2007. [Online]. Available: https://legacyfileshare.elsevier.com/promis_misc/525444systematicreviewsguide.pdf</w:t>
+            </w:r>
+          </w:p>
+        </w:tc>
+      </w:tr>
+      <w:tr>
+        <w:trPr>
+          <w:tblCellSpacing w:w="15" w:type="dxa"/>
+        </w:trPr>
+        <w:tc>
+          <w:tcPr>
+            <w:tcW w:w="601" w:type="dxa"/>
+            <w:vAlign w:val="center"/>
+            <w:hideMark/>
+          </w:tcPr>
+          <w:p>
+            <w:pPr>
+              <w:spacing w:after="160" w:line="259" w:lineRule="auto"/>
+              <w:jc w:val="left"/>
+            </w:pPr>
+            <w:r>
+              <w:t xml:space="preserve">[105]</w:t>
+            </w:r>
+          </w:p>
+        </w:tc>
+        <w:tc>
+          <w:tcPr>
+            <w:tcW w:w="0" w:type="auto"/>
+            <w:vAlign w:val="center"/>
+            <w:hideMark/>
+          </w:tcPr>
+          <w:p>
+            <w:pPr>
+              <w:spacing w:after="160" w:line="259" w:lineRule="auto"/>
+            </w:pPr>
+            <w:r>
+              <w:t xml:space="preserve">IEEE Professional Communication Society, Author Guidelines for Integrative Literature Reviews, 2019. [Online]. Available: https://procomm.ieee.org/wp-content/uploads/2019/05/Author-Guidelines-for-Integrative-Literature-Reviews.pdf</w:t>
+            </w:r>
+          </w:p>
+        </w:tc>
+      </w:tr>
+      <w:tr>
+        <w:trPr>
+          <w:tblCellSpacing w:w="15" w:type="dxa"/>
+        </w:trPr>
+        <w:tc>
+          <w:tcPr>
+            <w:tcW w:w="601" w:type="dxa"/>
+            <w:vAlign w:val="center"/>
+            <w:hideMark/>
+          </w:tcPr>
+          <w:p>
+            <w:pPr>
+              <w:spacing w:after="160" w:line="259" w:lineRule="auto"/>
+              <w:jc w:val="left"/>
+            </w:pPr>
+            <w:r>
+              <w:t xml:space="preserve">[106]</w:t>
+            </w:r>
+          </w:p>
+        </w:tc>
+        <w:tc>
+          <w:tcPr>
+            <w:tcW w:w="0" w:type="auto"/>
+            <w:vAlign w:val="center"/>
+            <w:hideMark/>
+          </w:tcPr>
+          <w:p>
+            <w:pPr>
+              <w:spacing w:after="160" w:line="259" w:lineRule="auto"/>
+            </w:pPr>
+            <w:r>
+              <w:t xml:space="preserve">M. R. Islam, M. M. Rashid, M. A. Rahman, M. H. S. Mohamad, and A. H. Bin Embong, “A Comprehensive Analysis of Blockchain-Based Cryptocurrency Mining Impact on Energy Consumption,” International Journal of Advanced Computer Science and Applications, vol. 13, no. 4, pp. 590–598, 2022, doi: 10.14569/IJACSA.2022.0130469.</w:t>
+            </w:r>
+          </w:p>
+        </w:tc>
+      </w:tr>
+      <w:tr>
+        <w:trPr>
+          <w:tblCellSpacing w:w="15" w:type="dxa"/>
+        </w:trPr>
+        <w:tc>
+          <w:tcPr>
+            <w:tcW w:w="601" w:type="dxa"/>
+            <w:vAlign w:val="center"/>
+            <w:hideMark/>
+          </w:tcPr>
+          <w:p>
+            <w:pPr>
+              <w:spacing w:after="160" w:line="259" w:lineRule="auto"/>
+              <w:jc w:val="left"/>
+            </w:pPr>
+            <w:r>
+              <w:t xml:space="preserve">[107]</w:t>
+            </w:r>
+          </w:p>
+        </w:tc>
+        <w:tc>
+          <w:tcPr>
+            <w:tcW w:w="0" w:type="auto"/>
+            <w:vAlign w:val="center"/>
+            <w:hideMark/>
+          </w:tcPr>
+          <w:p>
+            <w:pPr>
+              <w:spacing w:after="160" w:line="259" w:lineRule="auto"/>
+            </w:pPr>
+            <w:r>
+              <w:t xml:space="preserve">A. Elsanousi, E. Pei, and K. Mershad, “Proactive Blockchain Deployment Mechanism in Resource-Constrained Rate-Splitting Multiple Access IoT Networks,” Internet of Things, vol. 27, Art. no. 101328, 2024, doi: 10.1016/j.iot.2024.101328.</w:t>
+            </w:r>
+          </w:p>
+        </w:tc>
+      </w:tr>
+      <w:tr>
+        <w:trPr>
+          <w:tblCellSpacing w:w="15" w:type="dxa"/>
+        </w:trPr>
+        <w:tc>
+          <w:tcPr>
+            <w:tcW w:w="601" w:type="dxa"/>
+            <w:vAlign w:val="center"/>
+            <w:hideMark/>
+          </w:tcPr>
+          <w:p>
+            <w:pPr>
+              <w:spacing w:after="160" w:line="259" w:lineRule="auto"/>
+              <w:jc w:val="left"/>
+            </w:pPr>
+            <w:r>
+              <w:t xml:space="preserve">[108]</w:t>
+            </w:r>
+          </w:p>
+        </w:tc>
+        <w:tc>
+          <w:tcPr>
+            <w:tcW w:w="0" w:type="auto"/>
+            <w:vAlign w:val="center"/>
+            <w:hideMark/>
+          </w:tcPr>
+          <w:p>
+            <w:pPr>
+              <w:spacing w:after="160" w:line="259" w:lineRule="auto"/>
+            </w:pPr>
+            <w:r>
+              <w:t xml:space="preserve">M. S. Ali, M. Vecchio, M. Pincheira, K. Dolui, F. Antonelli, and M. H. ur Rehman, “Applications of Blockchains in the Internet of Things: A Comprehensive Survey,” IEEE Communications Surveys &amp; Tutorials, vol. 21, no. 2, pp. 1676–1717, 2019, doi: 10.1109/COMST.2018.2886932.</w:t>
+            </w:r>
+          </w:p>
+        </w:tc>
+      </w:tr>
+      <w:tr>
+        <w:trPr>
+          <w:tblCellSpacing w:w="15" w:type="dxa"/>
+        </w:trPr>
+        <w:tc>
+          <w:tcPr>
+            <w:tcW w:w="601" w:type="dxa"/>
+            <w:vAlign w:val="center"/>
+            <w:hideMark/>
+          </w:tcPr>
+          <w:p>
+            <w:pPr>
+              <w:spacing w:after="160" w:line="259" w:lineRule="auto"/>
+              <w:jc w:val="left"/>
+            </w:pPr>
+            <w:r>
+              <w:t xml:space="preserve">[109]</w:t>
+            </w:r>
+          </w:p>
+        </w:tc>
+        <w:tc>
+          <w:tcPr>
+            <w:tcW w:w="0" w:type="auto"/>
+            <w:vAlign w:val="center"/>
+            <w:hideMark/>
+          </w:tcPr>
+          <w:p>
+            <w:pPr>
+              <w:spacing w:after="160" w:line="259" w:lineRule="auto"/>
+            </w:pPr>
+            <w:r>
+              <w:t xml:space="preserve">E. Atay and J. L. Y. Tong, “The Impact of Blockchain Technology on Human Resource Management,” in Handbook of Research on Social Impacts of E-Payment and Blockchain Technology, 160–177. Hershey, PA: IGI Global, 2022. doi: 10.4018/978-1-7998-9035-5.ch009.</w:t>
+            </w:r>
+          </w:p>
+        </w:tc>
+      </w:tr>
+      <w:tr>
+        <w:trPr>
+          <w:tblCellSpacing w:w="15" w:type="dxa"/>
+        </w:trPr>
+        <w:tc>
+          <w:tcPr>
+            <w:tcW w:w="601" w:type="dxa"/>
+            <w:vAlign w:val="center"/>
+            <w:hideMark/>
+          </w:tcPr>
+          <w:p>
+            <w:pPr>
+              <w:spacing w:after="160" w:line="259" w:lineRule="auto"/>
+              <w:jc w:val="left"/>
+            </w:pPr>
+            <w:r>
+              <w:t xml:space="preserve">[110]</w:t>
+            </w:r>
+          </w:p>
+        </w:tc>
+        <w:tc>
+          <w:tcPr>
+            <w:tcW w:w="0" w:type="auto"/>
+            <w:vAlign w:val="center"/>
+            <w:hideMark/>
+          </w:tcPr>
+          <w:p>
+            <w:pPr>
+              <w:spacing w:after="160" w:line="259" w:lineRule="auto"/>
+            </w:pPr>
+            <w:r>
+              <w:t xml:space="preserve">Hyperledger Foundation, “Hyperledger Foundation,” Accessed: Mar. 28, 2026. [Online]. Available: https://hyperledger.github.io/</w:t>
+            </w:r>
+          </w:p>
+        </w:tc>
+      </w:tr>
+      <w:tr>
+        <w:trPr>
+          <w:tblCellSpacing w:w="15" w:type="dxa"/>
+        </w:trPr>
+        <w:tc>
+          <w:tcPr>
+            <w:tcW w:w="601" w:type="dxa"/>
+            <w:vAlign w:val="center"/>
+            <w:hideMark/>
+          </w:tcPr>
+          <w:p>
+            <w:pPr>
+              <w:spacing w:after="160" w:line="259" w:lineRule="auto"/>
+              <w:jc w:val="left"/>
+            </w:pPr>
+            <w:r>
+              <w:t xml:space="preserve">[111]</w:t>
+            </w:r>
+          </w:p>
+        </w:tc>
+        <w:tc>
+          <w:tcPr>
+            <w:tcW w:w="0" w:type="auto"/>
+            <w:vAlign w:val="center"/>
+            <w:hideMark/>
+          </w:tcPr>
+          <w:p>
+            <w:pPr>
+              <w:spacing w:after="160" w:line="259" w:lineRule="auto"/>
+            </w:pPr>
+            <w:r>
+              <w:t xml:space="preserve">S. Alam, S. Bhatia, M. Shuaib, M. M. Khubrani, F. Alfayez, A. A. Malibari, and S. Ahmad, “An Overview of Blockchain and IoT Integration for Secure and Reliable Health Records Monitoring,” Sustainability, vol. 15, no. 7, Art. no. 5660, 2023, doi: 10.3390/su15075660.</w:t>
+            </w:r>
+          </w:p>
+        </w:tc>
+      </w:tr>
+      <w:tr>
+        <w:trPr>
+          <w:tblCellSpacing w:w="15" w:type="dxa"/>
+        </w:trPr>
+        <w:tc>
+          <w:tcPr>
+            <w:tcW w:w="601" w:type="dxa"/>
+            <w:vAlign w:val="center"/>
+            <w:hideMark/>
+          </w:tcPr>
+          <w:p>
+            <w:pPr>
+              <w:spacing w:after="160" w:line="259" w:lineRule="auto"/>
+              <w:jc w:val="left"/>
+            </w:pPr>
+            <w:r>
+              <w:t xml:space="preserve">[112]</w:t>
+            </w:r>
+          </w:p>
+        </w:tc>
+        <w:tc>
+          <w:tcPr>
+            <w:tcW w:w="0" w:type="auto"/>
+            <w:vAlign w:val="center"/>
+            <w:hideMark/>
+          </w:tcPr>
+          <w:p>
+            <w:pPr>
+              <w:spacing w:after="160" w:line="259" w:lineRule="auto"/>
+            </w:pPr>
+            <w:r>
+              <w:t xml:space="preserve">M. Sánchez-de la Rosa, C. Núñez-Gómez, M. B. Caminero, and C. Carrión, “Exploring the Use of Blockchain in Resource-Constrained Fog Computing Environments,” Software: Practice and Experience, vol. 53, no. 4, pp. 971–87, 2023, doi: 10.1002/spe.3173.</w:t>
+            </w:r>
+          </w:p>
+        </w:tc>
+      </w:tr>
+      <w:tr>
+        <w:trPr>
+          <w:tblCellSpacing w:w="15" w:type="dxa"/>
+        </w:trPr>
+        <w:tc>
+          <w:tcPr>
+            <w:tcW w:w="601" w:type="dxa"/>
+            <w:vAlign w:val="center"/>
+            <w:hideMark/>
+          </w:tcPr>
+          <w:p>
+            <w:pPr>
+              <w:spacing w:after="160" w:line="259" w:lineRule="auto"/>
+              <w:jc w:val="left"/>
+            </w:pPr>
+            <w:r>
+              <w:t xml:space="preserve">[113]</w:t>
+            </w:r>
+          </w:p>
+        </w:tc>
+        <w:tc>
+          <w:tcPr>
+            <w:tcW w:w="0" w:type="auto"/>
+            <w:vAlign w:val="center"/>
+            <w:hideMark/>
+          </w:tcPr>
+          <w:p>
+            <w:pPr>
+              <w:spacing w:after="160" w:line="259" w:lineRule="auto"/>
+            </w:pPr>
+            <w:r>
+              <w:t xml:space="preserve">K. Z. Azar, H. M. Kamali, H. Homayoun, and A. Sasan, “From Cryptography to Logic Locking: A Survey on the Architecture Evolution of Secure Scan Chains,” IEEE Access, vol. 9, pp. 73133–73151, 2021, doi: 10.1109/ACCESS.2021.3080257.</w:t>
+            </w:r>
+          </w:p>
+        </w:tc>
+      </w:tr>
+      <w:tr>
+        <w:trPr>
+          <w:tblCellSpacing w:w="15" w:type="dxa"/>
+        </w:trPr>
+        <w:tc>
+          <w:tcPr>
+            <w:tcW w:w="601" w:type="dxa"/>
+            <w:vAlign w:val="center"/>
+            <w:hideMark/>
+          </w:tcPr>
+          <w:p>
+            <w:pPr>
+              <w:spacing w:after="160" w:line="259" w:lineRule="auto"/>
+              <w:jc w:val="left"/>
+            </w:pPr>
+            <w:r>
+              <w:t xml:space="preserve">[114]</w:t>
+            </w:r>
+          </w:p>
+        </w:tc>
+        <w:tc>
+          <w:tcPr>
+            <w:tcW w:w="0" w:type="auto"/>
+            <w:vAlign w:val="center"/>
+            <w:hideMark/>
+          </w:tcPr>
+          <w:p>
+            <w:pPr>
+              <w:spacing w:after="160" w:line="259" w:lineRule="auto"/>
+            </w:pPr>
+            <w:r>
+              <w:t xml:space="preserve">B. Hammi, S. Zeadally, and J. Nebhen, “Security Threats, Countermeasures, and Challenges of Digital Supply Chains,” ACM Computing Surveys, vol. 55, no. 14S, Art. no. 316, 2023, doi: 10.1145/3588999.</w:t>
+            </w:r>
+          </w:p>
+        </w:tc>
+      </w:tr>
+      <w:tr>
+        <w:trPr>
+          <w:tblCellSpacing w:w="15" w:type="dxa"/>
+        </w:trPr>
+        <w:tc>
+          <w:tcPr>
+            <w:tcW w:w="601" w:type="dxa"/>
+            <w:vAlign w:val="center"/>
+            <w:hideMark/>
+          </w:tcPr>
+          <w:p>
+            <w:pPr>
+              <w:spacing w:after="160" w:line="259" w:lineRule="auto"/>
+              <w:jc w:val="left"/>
+            </w:pPr>
+            <w:r>
+              <w:t xml:space="preserve">[115]</w:t>
+            </w:r>
+          </w:p>
+        </w:tc>
+        <w:tc>
+          <w:tcPr>
+            <w:tcW w:w="0" w:type="auto"/>
+            <w:vAlign w:val="center"/>
+            <w:hideMark/>
+          </w:tcPr>
+          <w:p>
+            <w:pPr>
+              <w:spacing w:after="160" w:line="259" w:lineRule="auto"/>
+            </w:pPr>
+            <w:r>
+              <w:t xml:space="preserve">J. Dutta and D. Puthal, “PoAh 2.0: AI-Empowered Dynamic Authentication Based Adaptive Blockchain Consensus for IoMT-Edge Workflow,” Future Generation Computer Systems, vol. 161, pp. 655–72, 2024, doi: 10.1016/j.future.2024.07.048.</w:t>
+            </w:r>
+          </w:p>
+        </w:tc>
+      </w:tr>
+      <w:tr>
+        <w:trPr>
+          <w:tblCellSpacing w:w="15" w:type="dxa"/>
+        </w:trPr>
+        <w:tc>
+          <w:tcPr>
+            <w:tcW w:w="601" w:type="dxa"/>
+            <w:vAlign w:val="center"/>
+            <w:hideMark/>
+          </w:tcPr>
+          <w:p>
+            <w:pPr>
+              <w:spacing w:after="160" w:line="259" w:lineRule="auto"/>
+              <w:jc w:val="left"/>
+            </w:pPr>
+            <w:r>
+              <w:t xml:space="preserve">[116]</w:t>
+            </w:r>
+          </w:p>
+        </w:tc>
+        <w:tc>
+          <w:tcPr>
+            <w:tcW w:w="0" w:type="auto"/>
+            <w:vAlign w:val="center"/>
+            <w:hideMark/>
+          </w:tcPr>
+          <w:p>
+            <w:pPr>
+              <w:spacing w:after="160" w:line="259" w:lineRule="auto"/>
+            </w:pPr>
+            <w:r>
+              <w:t xml:space="preserve">J. Pennekamp, F. Alder, R. Matzutt, J. T. Mühlberg, F. Piessens, and K. Wehrle, “Secure End-to-End Sensing in Supply Chains,” in 2020 IEEE Conference on Communications and Network Security (CNS), 1–6. 2020. doi: 10.1109/CNS48642.2020.9162337.</w:t>
+            </w:r>
+          </w:p>
+        </w:tc>
+      </w:tr>
+      <w:tr>
+        <w:trPr>
+          <w:tblCellSpacing w:w="15" w:type="dxa"/>
+        </w:trPr>
+        <w:tc>
+          <w:tcPr>
+            <w:tcW w:w="601" w:type="dxa"/>
+            <w:vAlign w:val="center"/>
+            <w:hideMark/>
+          </w:tcPr>
+          <w:p>
+            <w:pPr>
+              <w:spacing w:after="160" w:line="259" w:lineRule="auto"/>
+              <w:jc w:val="left"/>
+            </w:pPr>
+            <w:r>
+              <w:t xml:space="preserve">[117]</w:t>
+            </w:r>
+          </w:p>
+        </w:tc>
+        <w:tc>
+          <w:tcPr>
+            <w:tcW w:w="0" w:type="auto"/>
+            <w:vAlign w:val="center"/>
+            <w:hideMark/>
+          </w:tcPr>
+          <w:p>
+            <w:pPr>
+              <w:spacing w:after="160" w:line="259" w:lineRule="auto"/>
+            </w:pPr>
+            <w:r>
+              <w:t xml:space="preserve">S. Jangirala, A. K. Das, and A. V. Vasilakos, “Designing Secure Lightweight Blockchain-Enabled RFID-Based Authentication Protocol for Supply Chains in 5G Mobile Edge Computing Environment,” IEEE Transactions on Industrial Informatics, vol. 16, no. 11, pp. 7081–93, 2020, doi: 10.1109/TII.2019.2942389.</w:t>
+            </w:r>
+          </w:p>
+        </w:tc>
+      </w:tr>
+      <w:tr>
+        <w:trPr>
+          <w:tblCellSpacing w:w="15" w:type="dxa"/>
+        </w:trPr>
+        <w:tc>
+          <w:tcPr>
+            <w:tcW w:w="601" w:type="dxa"/>
+            <w:vAlign w:val="center"/>
+            <w:hideMark/>
+          </w:tcPr>
+          <w:p>
+            <w:pPr>
+              <w:spacing w:after="160" w:line="259" w:lineRule="auto"/>
+              <w:jc w:val="left"/>
+            </w:pPr>
+            <w:r>
+              <w:t xml:space="preserve">[118]</w:t>
+            </w:r>
+          </w:p>
+        </w:tc>
+        <w:tc>
+          <w:tcPr>
+            <w:tcW w:w="0" w:type="auto"/>
+            <w:vAlign w:val="center"/>
+            <w:hideMark/>
+          </w:tcPr>
+          <w:p>
+            <w:pPr>
+              <w:spacing w:after="160" w:line="259" w:lineRule="auto"/>
+            </w:pPr>
+            <w:r>
+              <w:t xml:space="preserve">A. EL Azzaoui, H. Chen, S. H. Kim, Y. Pan, and J. H. Park, “Blockchain-Based Distributed Information Hiding Framework for Data Privacy Preserving in Medical Supply Chain Systems,” Sensors, vol. 22, no. 4, Art. no. 1371, 2022, doi: 10.3390/s22041371.</w:t>
+            </w:r>
+          </w:p>
+        </w:tc>
+      </w:tr>
+      <w:tr>
+        <w:trPr>
+          <w:tblCellSpacing w:w="15" w:type="dxa"/>
+        </w:trPr>
+        <w:tc>
+          <w:tcPr>
+            <w:tcW w:w="601" w:type="dxa"/>
+            <w:vAlign w:val="center"/>
+            <w:hideMark/>
+          </w:tcPr>
+          <w:p>
+            <w:pPr>
+              <w:spacing w:after="160" w:line="259" w:lineRule="auto"/>
+              <w:jc w:val="left"/>
+            </w:pPr>
+            <w:r>
+              <w:t xml:space="preserve">[119]</w:t>
+            </w:r>
+          </w:p>
+        </w:tc>
+        <w:tc>
+          <w:tcPr>
+            <w:tcW w:w="0" w:type="auto"/>
+            <w:vAlign w:val="center"/>
+            <w:hideMark/>
+          </w:tcPr>
+          <w:p>
+            <w:pPr>
+              <w:spacing w:after="160" w:line="259" w:lineRule="auto"/>
+            </w:pPr>
+            <w:r>
+              <w:t xml:space="preserve">M. S. Solmaz and M. Koray, “Blockchain Technology in Maritime Transportation and Management,” in Handbook of Research on the Applications of International Transportation and Logistics for World Trade, 483–99. Hershey, PA: IGI Global, 2020. doi: 10.4018/978-1-7998-1397-2.ch026.</w:t>
+            </w:r>
+          </w:p>
+        </w:tc>
+      </w:tr>
+      <w:tr>
+        <w:trPr>
+          <w:tblCellSpacing w:w="15" w:type="dxa"/>
+        </w:trPr>
+        <w:tc>
+          <w:tcPr>
+            <w:tcW w:w="601" w:type="dxa"/>
+            <w:vAlign w:val="center"/>
+            <w:hideMark/>
+          </w:tcPr>
+          <w:p>
+            <w:pPr>
+              <w:spacing w:after="160" w:line="259" w:lineRule="auto"/>
+              <w:jc w:val="left"/>
+            </w:pPr>
+            <w:r>
+              <w:t xml:space="preserve">[120]</w:t>
+            </w:r>
+          </w:p>
+        </w:tc>
+        <w:tc>
+          <w:tcPr>
+            <w:tcW w:w="0" w:type="auto"/>
+            <w:vAlign w:val="center"/>
+            <w:hideMark/>
+          </w:tcPr>
+          <w:p>
+            <w:pPr>
+              <w:spacing w:after="160" w:line="259" w:lineRule="auto"/>
+            </w:pPr>
+            <w:r>
+              <w:t xml:space="preserve">O. Zumburidze, N. Adamashvili, R. State, R. Tonelli, and H. Taherdoost, “Blockchain Integration and Its Impact on Renewable Energy,” Computers, vol. 13, no. 4, Art. no. 107, 2024, doi: 10.3390/computers13040107.</w:t>
+            </w:r>
+          </w:p>
+        </w:tc>
+      </w:tr>
+      <w:tr>
+        <w:trPr>
+          <w:tblCellSpacing w:w="15" w:type="dxa"/>
+        </w:trPr>
+        <w:tc>
+          <w:tcPr>
+            <w:tcW w:w="601" w:type="dxa"/>
+            <w:vAlign w:val="center"/>
+            <w:hideMark/>
+          </w:tcPr>
+          <w:p>
+            <w:pPr>
+              <w:spacing w:after="160" w:line="259" w:lineRule="auto"/>
+              <w:jc w:val="left"/>
+            </w:pPr>
+            <w:r>
+              <w:t xml:space="preserve">[121]</w:t>
+            </w:r>
+          </w:p>
+        </w:tc>
+        <w:tc>
+          <w:tcPr>
+            <w:tcW w:w="0" w:type="auto"/>
+            <w:vAlign w:val="center"/>
+            <w:hideMark/>
+          </w:tcPr>
+          <w:p>
+            <w:pPr>
+              <w:spacing w:after="160" w:line="259" w:lineRule="auto"/>
+            </w:pPr>
+            <w:r>
+              <w:t xml:space="preserve">W. Yao, F. P. Deek, R. Murimi, and G. Wang, “SoK: A Taxonomy for Critical Analysis of Consensus Mechanisms in Consortium Blockchain,” IEEE Access, vol. 11, pp. 79572–79587, 2023, doi: 10.1109/ACCESS.2023.3298675.</w:t>
+            </w:r>
+          </w:p>
+        </w:tc>
+      </w:tr>
+      <w:tr>
+        <w:trPr>
+          <w:tblCellSpacing w:w="15" w:type="dxa"/>
+        </w:trPr>
+        <w:tc>
+          <w:tcPr>
+            <w:tcW w:w="601" w:type="dxa"/>
+            <w:vAlign w:val="center"/>
+            <w:hideMark/>
+          </w:tcPr>
+          <w:p>
+            <w:pPr>
+              <w:spacing w:after="160" w:line="259" w:lineRule="auto"/>
+              <w:jc w:val="left"/>
+            </w:pPr>
+            <w:r>
+              <w:t xml:space="preserve">[122]</w:t>
+            </w:r>
+          </w:p>
+        </w:tc>
+        <w:tc>
+          <w:tcPr>
+            <w:tcW w:w="0" w:type="auto"/>
+            <w:vAlign w:val="center"/>
+            <w:hideMark/>
+          </w:tcPr>
+          <w:p>
+            <w:pPr>
+              <w:spacing w:after="160" w:line="259" w:lineRule="auto"/>
+            </w:pPr>
+            <w:r>
+              <w:t xml:space="preserve">A. Bhoware, K. Jajulwar, A. Deshmukh, K. Dabhekar, S. Ghodmare, and A. Gulghane, “Performance Analysis of Network Security System Using Bioinspired-Blockchain Technique for IP Networks,” in 2023 11th International Conference on Emerging Trends in Engineering and Technology. 2023. doi: 10.1109/ICETET-SIP58143.2023.10151475.</w:t>
+            </w:r>
+          </w:p>
+        </w:tc>
+      </w:tr>
+      <w:tr>
+        <w:trPr>
+          <w:tblCellSpacing w:w="15" w:type="dxa"/>
+        </w:trPr>
+        <w:tc>
+          <w:tcPr>
+            <w:tcW w:w="601" w:type="dxa"/>
+            <w:vAlign w:val="center"/>
+            <w:hideMark/>
+          </w:tcPr>
+          <w:p>
+            <w:pPr>
+              <w:spacing w:after="160" w:line="259" w:lineRule="auto"/>
+              <w:jc w:val="left"/>
+            </w:pPr>
+            <w:r>
+              <w:t xml:space="preserve">[123]</w:t>
+            </w:r>
+          </w:p>
+        </w:tc>
+        <w:tc>
+          <w:tcPr>
+            <w:tcW w:w="0" w:type="auto"/>
+            <w:vAlign w:val="center"/>
+            <w:hideMark/>
+          </w:tcPr>
+          <w:p>
+            <w:pPr>
+              <w:spacing w:after="160" w:line="259" w:lineRule="auto"/>
+            </w:pPr>
+            <w:r>
+              <w:t xml:space="preserve">R. S. Vairagade and B. S. Hanumantha, “Secure Internet of Things Network Using Light-Weighted Trust and Blockchain-Powered PoW Framework,” Concurrency and Computation: Practice and Experience 34, no. 21 (2022). doi: 10.1002/cpe.7057.</w:t>
+            </w:r>
+          </w:p>
+        </w:tc>
+      </w:tr>
+      <w:tr>
+        <w:trPr>
+          <w:tblCellSpacing w:w="15" w:type="dxa"/>
+        </w:trPr>
+        <w:tc>
+          <w:tcPr>
+            <w:tcW w:w="601" w:type="dxa"/>
+            <w:vAlign w:val="center"/>
+            <w:hideMark/>
+          </w:tcPr>
+          <w:p>
+            <w:pPr>
+              <w:spacing w:after="160" w:line="259" w:lineRule="auto"/>
+              <w:jc w:val="left"/>
+            </w:pPr>
+            <w:r>
+              <w:t xml:space="preserve">[124]</w:t>
+            </w:r>
+          </w:p>
+        </w:tc>
+        <w:tc>
+          <w:tcPr>
+            <w:tcW w:w="0" w:type="auto"/>
+            <w:vAlign w:val="center"/>
+            <w:hideMark/>
+          </w:tcPr>
+          <w:p>
+            <w:pPr>
+              <w:spacing w:after="160" w:line="259" w:lineRule="auto"/>
+            </w:pPr>
+            <w:r>
+              <w:t xml:space="preserve">A. Christian, D. Therry, R. Ardiansyah, M. Y. Pusadan, Y. Y. Joefrie, and A. A. Kasim, “The Implementation and Analysis of The Proof of Work Consensus in Blockchain,” Advance Sustainable Science, Engineering and Technology 6, no. 1 (2024). doi: 10.26877/asset.v6i1.17878.</w:t>
+            </w:r>
+          </w:p>
+        </w:tc>
+      </w:tr>
+      <w:tr>
+        <w:trPr>
+          <w:tblCellSpacing w:w="15" w:type="dxa"/>
+        </w:trPr>
+        <w:tc>
+          <w:tcPr>
+            <w:tcW w:w="601" w:type="dxa"/>
+            <w:vAlign w:val="center"/>
+            <w:hideMark/>
+          </w:tcPr>
+          <w:p>
+            <w:pPr>
+              <w:spacing w:after="160" w:line="259" w:lineRule="auto"/>
+              <w:jc w:val="left"/>
+            </w:pPr>
+            <w:r>
+              <w:t xml:space="preserve">[125]</w:t>
+            </w:r>
+          </w:p>
+        </w:tc>
+        <w:tc>
+          <w:tcPr>
+            <w:tcW w:w="0" w:type="auto"/>
+            <w:vAlign w:val="center"/>
+            <w:hideMark/>
+          </w:tcPr>
+          <w:p>
+            <w:pPr>
+              <w:spacing w:after="160" w:line="259" w:lineRule="auto"/>
+            </w:pPr>
+            <w:r>
+              <w:t xml:space="preserve">P. Sethi, T. Nguyen, M. R. Chowdhury, S. Pirttikangas, and A. P. da Silva, “Fair consensus in blockchain with heterogeneous miners using reinforcement learning aided adaptive proof-of-work,” in 2024 IEEE 21st Consumer Communications &amp; Networking Conference (CCNC), pp. 937-942. IEEE, 2024. doi: 10.1109/CCNC51664.2024.10454844.</w:t>
+            </w:r>
+          </w:p>
+        </w:tc>
+      </w:tr>
+      <w:tr>
+        <w:trPr>
+          <w:tblCellSpacing w:w="15" w:type="dxa"/>
+        </w:trPr>
+        <w:tc>
+          <w:tcPr>
+            <w:tcW w:w="601" w:type="dxa"/>
+            <w:vAlign w:val="center"/>
+            <w:hideMark/>
+          </w:tcPr>
+          <w:p>
+            <w:pPr>
+              <w:spacing w:after="160" w:line="259" w:lineRule="auto"/>
+              <w:jc w:val="left"/>
+            </w:pPr>
+            <w:r>
+              <w:t xml:space="preserve">[126]</w:t>
+            </w:r>
+          </w:p>
+        </w:tc>
+        <w:tc>
+          <w:tcPr>
+            <w:tcW w:w="0" w:type="auto"/>
+            <w:vAlign w:val="center"/>
+            <w:hideMark/>
+          </w:tcPr>
+          <w:p>
+            <w:pPr>
+              <w:spacing w:after="160" w:line="259" w:lineRule="auto"/>
+            </w:pPr>
+            <w:r>
+              <w:t xml:space="preserve">J. Leng, M. Zhou, J. L. Zhao, Y. Huang, and Y. Bian, “Blockchain security: A survey of techniques and research directions,” IEEE Transactions on Services Computing, vol. 15, no. 4, pp. 2490–2510, 2020, doi: 10.1109/TSC.2020.3038641.</w:t>
+            </w:r>
+          </w:p>
+        </w:tc>
+      </w:tr>
+      <w:tr>
+        <w:trPr>
+          <w:tblCellSpacing w:w="15" w:type="dxa"/>
+        </w:trPr>
+        <w:tc>
+          <w:tcPr>
+            <w:tcW w:w="601" w:type="dxa"/>
+            <w:vAlign w:val="center"/>
+            <w:hideMark/>
+          </w:tcPr>
+          <w:p>
+            <w:pPr>
+              <w:spacing w:after="160" w:line="259" w:lineRule="auto"/>
+              <w:jc w:val="left"/>
+            </w:pPr>
+            <w:r>
+              <w:t xml:space="preserve">[127]</w:t>
+            </w:r>
+          </w:p>
+        </w:tc>
+        <w:tc>
+          <w:tcPr>
+            <w:tcW w:w="0" w:type="auto"/>
+            <w:vAlign w:val="center"/>
+            <w:hideMark/>
+          </w:tcPr>
+          <w:p>
+            <w:pPr>
+              <w:spacing w:after="160" w:line="259" w:lineRule="auto"/>
+            </w:pPr>
+            <w:r>
+              <w:t xml:space="preserve">M. Aldwairi and L. Tawalbeh, “Security Techniques for Intelligent Spam Sensing and Anomaly Detection in Online Social Platforms,” International Journal of Electrical and Computer Engineering, vol. 10, no. 1, pp. 275–287, 2020, doi: 10.11591/ijece.v10i1.pp275-287.</w:t>
+            </w:r>
+          </w:p>
+        </w:tc>
+      </w:tr>
+      <w:tr>
+        <w:trPr>
+          <w:tblCellSpacing w:w="15" w:type="dxa"/>
+        </w:trPr>
+        <w:tc>
+          <w:tcPr>
+            <w:tcW w:w="601" w:type="dxa"/>
+            <w:vAlign w:val="center"/>
+            <w:hideMark/>
+          </w:tcPr>
+          <w:p>
+            <w:pPr>
+              <w:spacing w:after="160" w:line="259" w:lineRule="auto"/>
+              <w:jc w:val="left"/>
+            </w:pPr>
+            <w:r>
+              <w:t xml:space="preserve">[128]</w:t>
+            </w:r>
+          </w:p>
+        </w:tc>
+        <w:tc>
+          <w:tcPr>
+            <w:tcW w:w="0" w:type="auto"/>
+            <w:vAlign w:val="center"/>
+            <w:hideMark/>
+          </w:tcPr>
+          <w:p>
+            <w:pPr>
+              <w:spacing w:after="160" w:line="259" w:lineRule="auto"/>
+            </w:pPr>
+            <w:r>
+              <w:t xml:space="preserve">C. P. Pascual Caceres et al., “Blockchain Architecture Based on Decentralised PoW Algorithm,” International Journal of Advanced Computer Science and Applications, vol. 14, no. 7, 2023, doi: 10.14569/IJACSA.2023.0140776.</w:t>
+            </w:r>
+          </w:p>
+        </w:tc>
+      </w:tr>
+      <w:tr>
+        <w:trPr>
+          <w:tblCellSpacing w:w="15" w:type="dxa"/>
+        </w:trPr>
+        <w:tc>
+          <w:tcPr>
+            <w:tcW w:w="601" w:type="dxa"/>
+            <w:vAlign w:val="center"/>
+            <w:hideMark/>
+          </w:tcPr>
+          <w:p>
+            <w:pPr>
+              <w:spacing w:after="160" w:line="259" w:lineRule="auto"/>
+              <w:jc w:val="left"/>
+            </w:pPr>
+            <w:r>
+              <w:t xml:space="preserve">[129]</w:t>
+            </w:r>
+          </w:p>
+        </w:tc>
+        <w:tc>
+          <w:tcPr>
+            <w:tcW w:w="0" w:type="auto"/>
+            <w:vAlign w:val="center"/>
+            <w:hideMark/>
+          </w:tcPr>
+          <w:p>
+            <w:pPr>
+              <w:spacing w:after="160" w:line="259" w:lineRule="auto"/>
+            </w:pPr>
+            <w:r>
+              <w:t xml:space="preserve">S. Prasanna, “Exploring the Architecture and Consensus Mechanisms of Hyperledger Fabric in Blockchain Technology,” JNAO, vol. 15, no. 1, 2024. [Online]. Available: https://jnao-nu.com/Vol.%2015,%20Issue.%2001,%20January-June%20:%202024/13.4.pdf</w:t>
+            </w:r>
+          </w:p>
+        </w:tc>
+      </w:tr>
+      <w:tr>
+        <w:trPr>
+          <w:tblCellSpacing w:w="15" w:type="dxa"/>
+        </w:trPr>
+        <w:tc>
+          <w:tcPr>
+            <w:tcW w:w="601" w:type="dxa"/>
+            <w:vAlign w:val="center"/>
+            <w:hideMark/>
+          </w:tcPr>
+          <w:p>
+            <w:pPr>
+              <w:spacing w:after="160" w:line="259" w:lineRule="auto"/>
+              <w:jc w:val="left"/>
+            </w:pPr>
+            <w:r>
+              <w:t xml:space="preserve">[130]</w:t>
+            </w:r>
+          </w:p>
+        </w:tc>
+        <w:tc>
+          <w:tcPr>
+            <w:tcW w:w="0" w:type="auto"/>
+            <w:vAlign w:val="center"/>
+            <w:hideMark/>
+          </w:tcPr>
+          <w:p>
+            <w:pPr>
+              <w:spacing w:after="160" w:line="259" w:lineRule="auto"/>
+            </w:pPr>
+            <w:r>
+              <w:t xml:space="preserve">L. Alboaie, S. Alboaie, and C. Calancea, “Optimal Byzantine Fault Tolerance Consensus Algorithm for Permissioned Systems,” in Proc. 2021 20th RoEduNet Conference: Networking in Education and Research, 2021, doi: 10.1109/RoEduNet54112.2021.9638279.</w:t>
+            </w:r>
+          </w:p>
+        </w:tc>
+      </w:tr>
+      <w:tr>
+        <w:trPr>
+          <w:tblCellSpacing w:w="15" w:type="dxa"/>
+        </w:trPr>
+        <w:tc>
+          <w:tcPr>
+            <w:tcW w:w="601" w:type="dxa"/>
+            <w:vAlign w:val="center"/>
+            <w:hideMark/>
+          </w:tcPr>
+          <w:p>
+            <w:pPr>
+              <w:spacing w:after="160" w:line="259" w:lineRule="auto"/>
+              <w:jc w:val="left"/>
+            </w:pPr>
+            <w:r>
+              <w:t xml:space="preserve">[131]</w:t>
+            </w:r>
+          </w:p>
+        </w:tc>
+        <w:tc>
+          <w:tcPr>
+            <w:tcW w:w="0" w:type="auto"/>
+            <w:vAlign w:val="center"/>
+            <w:hideMark/>
+          </w:tcPr>
+          <w:p>
+            <w:pPr>
+              <w:spacing w:after="160" w:line="259" w:lineRule="auto"/>
+            </w:pPr>
+            <w:r>
+              <w:t xml:space="preserve">H. Wang, G. Chen, Y. Zhang, and Z. Lin, “Multi-Certificate Attacks against Proof-of-Elapsed-Time and Their Countermeasures,” in NDSS. 2022, doi: 10.14722/ndss.2022.24158.</w:t>
+            </w:r>
+          </w:p>
+        </w:tc>
+      </w:tr>
+      <w:tr>
+        <w:trPr>
+          <w:tblCellSpacing w:w="15" w:type="dxa"/>
+        </w:trPr>
+        <w:tc>
+          <w:tcPr>
+            <w:tcW w:w="601" w:type="dxa"/>
+            <w:vAlign w:val="center"/>
+            <w:hideMark/>
+          </w:tcPr>
+          <w:p>
+            <w:pPr>
+              <w:spacing w:after="160" w:line="259" w:lineRule="auto"/>
+              <w:jc w:val="left"/>
+            </w:pPr>
+            <w:r>
+              <w:t xml:space="preserve">[132]</w:t>
+            </w:r>
+          </w:p>
+        </w:tc>
+        <w:tc>
+          <w:tcPr>
+            <w:tcW w:w="0" w:type="auto"/>
+            <w:vAlign w:val="center"/>
+            <w:hideMark/>
+          </w:tcPr>
+          <w:p>
+            <w:pPr>
+              <w:spacing w:after="160" w:line="259" w:lineRule="auto"/>
+            </w:pPr>
+            <w:r>
+              <w:t xml:space="preserve">K. Christidis and M. Devetsikiotis, “Blockchains and smart contracts for the internet of things,” IEEE access, vol. 4, pp. 2292–2303, 2016, doi: 10.1109/ACCESS.2016.2566339.</w:t>
+            </w:r>
+          </w:p>
+        </w:tc>
+      </w:tr>
+      <w:tr>
+        <w:trPr>
+          <w:tblCellSpacing w:w="15" w:type="dxa"/>
+        </w:trPr>
+        <w:tc>
+          <w:tcPr>
+            <w:tcW w:w="601" w:type="dxa"/>
+            <w:vAlign w:val="center"/>
+            <w:hideMark/>
+          </w:tcPr>
+          <w:p>
+            <w:pPr>
+              <w:spacing w:after="160" w:line="259" w:lineRule="auto"/>
+              <w:jc w:val="left"/>
+            </w:pPr>
+            <w:r>
+              <w:t xml:space="preserve">[133]</w:t>
+            </w:r>
+          </w:p>
+        </w:tc>
+        <w:tc>
+          <w:tcPr>
+            <w:tcW w:w="0" w:type="auto"/>
+            <w:vAlign w:val="center"/>
+            <w:hideMark/>
+          </w:tcPr>
+          <w:p>
+            <w:pPr>
+              <w:spacing w:after="160" w:line="259" w:lineRule="auto"/>
+            </w:pPr>
+            <w:r>
+              <w:t xml:space="preserve">M. P. Asadauskas, C. Cachin, and I. Amores Sesar, “PoET: An Eco-Friendly Alternative to PoW,” thesis, University of Bern, 2021. [Online]. Available: https://crypto.unibe.ch/archive/theses/2021.bsc.markus.asadauskas.pdf</w:t>
+            </w:r>
+          </w:p>
+        </w:tc>
+      </w:tr>
+      <w:tr>
+        <w:trPr>
+          <w:tblCellSpacing w:w="15" w:type="dxa"/>
+        </w:trPr>
+        <w:tc>
+          <w:tcPr>
+            <w:tcW w:w="601" w:type="dxa"/>
+            <w:vAlign w:val="center"/>
+            <w:hideMark/>
+          </w:tcPr>
+          <w:p>
+            <w:pPr>
+              <w:spacing w:after="160" w:line="259" w:lineRule="auto"/>
+              <w:jc w:val="left"/>
+            </w:pPr>
+            <w:r>
+              <w:t xml:space="preserve">[134]</w:t>
+            </w:r>
+          </w:p>
+        </w:tc>
+        <w:tc>
+          <w:tcPr>
+            <w:tcW w:w="0" w:type="auto"/>
+            <w:vAlign w:val="center"/>
+            <w:hideMark/>
+          </w:tcPr>
+          <w:p>
+            <w:pPr>
+              <w:spacing w:after="160" w:line="259" w:lineRule="auto"/>
+            </w:pPr>
+            <w:r>
+              <w:t xml:space="preserve">F. Raheman, “Blockchain in Logistics: A Protocol Selection Guide,” Accessed: Mar. 28, 2026. [Online]. Available: https://trace-horizon.eu/wp-content/uploads/2024/07/TRACE-Blockchain-in-Logistics-A-Protocol-Selection-Guide-White-paper.pdf</w:t>
+            </w:r>
+          </w:p>
+        </w:tc>
+      </w:tr>
+      <w:tr>
+        <w:trPr>
+          <w:tblCellSpacing w:w="15" w:type="dxa"/>
+        </w:trPr>
+        <w:tc>
+          <w:tcPr>
+            <w:tcW w:w="601" w:type="dxa"/>
+            <w:vAlign w:val="center"/>
+            <w:hideMark/>
+          </w:tcPr>
+          <w:p>
+            <w:pPr>
+              <w:spacing w:after="160" w:line="259" w:lineRule="auto"/>
+              <w:jc w:val="left"/>
+            </w:pPr>
+            <w:r>
+              <w:t xml:space="preserve">[135]</w:t>
+            </w:r>
+          </w:p>
+        </w:tc>
+        <w:tc>
+          <w:tcPr>
+            <w:tcW w:w="0" w:type="auto"/>
+            <w:vAlign w:val="center"/>
+            <w:hideMark/>
+          </w:tcPr>
+          <w:p>
+            <w:pPr>
+              <w:spacing w:after="160" w:line="259" w:lineRule="auto"/>
+            </w:pPr>
+            <w:r>
+              <w:t xml:space="preserve">M. Baboi, “Security of consensus mechanisms in blockchain,” Romanian Cyber Security Journal, vol. 5, no. 2, pp. 45–53, 2023, doi: 10.54851/v5i2y202305.</w:t>
+            </w:r>
+          </w:p>
+        </w:tc>
+      </w:tr>
+      <w:tr>
+        <w:trPr>
+          <w:tblCellSpacing w:w="15" w:type="dxa"/>
+        </w:trPr>
+        <w:tc>
+          <w:tcPr>
+            <w:tcW w:w="601" w:type="dxa"/>
+            <w:vAlign w:val="center"/>
+            <w:hideMark/>
+          </w:tcPr>
+          <w:p>
+            <w:pPr>
+              <w:spacing w:after="160" w:line="259" w:lineRule="auto"/>
+              <w:jc w:val="left"/>
+            </w:pPr>
+            <w:r>
+              <w:t xml:space="preserve">[136]</w:t>
+            </w:r>
+          </w:p>
+        </w:tc>
+        <w:tc>
+          <w:tcPr>
+            <w:tcW w:w="0" w:type="auto"/>
+            <w:vAlign w:val="center"/>
+            <w:hideMark/>
+          </w:tcPr>
+          <w:p>
+            <w:pPr>
+              <w:spacing w:after="160" w:line="259" w:lineRule="auto"/>
+            </w:pPr>
+            <w:r>
+              <w:t xml:space="preserve">H. Ju, M. Kumar, E. Valavi, and S. Aral, “Explaining Sustained Blockchain Decentralization with Quasi-Experiments: Resource Flexibility of Consensus Mechanisms,” arXiv preprint arXiv:2505.24663 (2025). doi: 10.48550/arXiv.2505.24663.</w:t>
+            </w:r>
+          </w:p>
+        </w:tc>
+      </w:tr>
+      <w:tr>
+        <w:trPr>
+          <w:tblCellSpacing w:w="15" w:type="dxa"/>
+        </w:trPr>
+        <w:tc>
+          <w:tcPr>
+            <w:tcW w:w="601" w:type="dxa"/>
+            <w:vAlign w:val="center"/>
+            <w:hideMark/>
+          </w:tcPr>
+          <w:p>
+            <w:pPr>
+              <w:spacing w:after="160" w:line="259" w:lineRule="auto"/>
+              <w:jc w:val="left"/>
+            </w:pPr>
+            <w:r>
+              <w:t xml:space="preserve">[137]</w:t>
+            </w:r>
+          </w:p>
+        </w:tc>
+        <w:tc>
+          <w:tcPr>
+            <w:tcW w:w="0" w:type="auto"/>
+            <w:vAlign w:val="center"/>
+            <w:hideMark/>
+          </w:tcPr>
+          <w:p>
+            <w:pPr>
+              <w:spacing w:after="160" w:line="259" w:lineRule="auto"/>
+            </w:pPr>
+            <w:r>
+              <w:t xml:space="preserve">M. A. Zarkesh, E. Dastani, B. Safaei, and A. Movaghar, “Edgelinker: Practical blockchain-based framework for healthcare fog applications to enhance security in edge-iot data communications,” in 2024 5th CPSSI International Symposium on Cyber-Physical Systems (Applications and Theory)(CPSAT), pp. 1-8. IEEE, 2024. doi: 10.1109/CPSAT64082.2024.10745419.</w:t>
+            </w:r>
+          </w:p>
+        </w:tc>
+      </w:tr>
+      <w:tr>
+        <w:trPr>
+          <w:tblCellSpacing w:w="15" w:type="dxa"/>
+        </w:trPr>
+        <w:tc>
+          <w:tcPr>
+            <w:tcW w:w="601" w:type="dxa"/>
+            <w:vAlign w:val="center"/>
+            <w:hideMark/>
+          </w:tcPr>
+          <w:p>
+            <w:pPr>
+              <w:spacing w:after="160" w:line="259" w:lineRule="auto"/>
+              <w:jc w:val="left"/>
+            </w:pPr>
+            <w:r>
+              <w:t xml:space="preserve">[138]</w:t>
+            </w:r>
+          </w:p>
+        </w:tc>
+        <w:tc>
+          <w:tcPr>
+            <w:tcW w:w="0" w:type="auto"/>
+            <w:vAlign w:val="center"/>
+            <w:hideMark/>
+          </w:tcPr>
+          <w:p>
+            <w:pPr>
+              <w:spacing w:after="160" w:line="259" w:lineRule="auto"/>
+            </w:pPr>
+            <w:r>
+              <w:t xml:space="preserve">N. A. Wahab, D. Zhang, N. F. Juniardi, and Y. Wong, “Advances in consortium chain scalability: A review of the practical byzantine fault tolerance consensus algorithm,” International Journal of Advanced Computer Science and Applications (IJACSA) 7 (2024). doi: 10.14569/IJACSA.2024.0150796.</w:t>
+            </w:r>
+          </w:p>
+        </w:tc>
+      </w:tr>
+      <w:tr>
+        <w:trPr>
+          <w:tblCellSpacing w:w="15" w:type="dxa"/>
+        </w:trPr>
+        <w:tc>
+          <w:tcPr>
+            <w:tcW w:w="601" w:type="dxa"/>
+            <w:vAlign w:val="center"/>
+            <w:hideMark/>
+          </w:tcPr>
+          <w:p>
+            <w:pPr>
+              <w:spacing w:after="160" w:line="259" w:lineRule="auto"/>
+              <w:jc w:val="left"/>
+            </w:pPr>
+            <w:r>
+              <w:t xml:space="preserve">[139]</w:t>
+            </w:r>
+          </w:p>
+        </w:tc>
+        <w:tc>
+          <w:tcPr>
+            <w:tcW w:w="0" w:type="auto"/>
+            <w:vAlign w:val="center"/>
+            <w:hideMark/>
+          </w:tcPr>
+          <w:p>
+            <w:pPr>
+              <w:spacing w:after="160" w:line="259" w:lineRule="auto"/>
+            </w:pPr>
+            <w:r>
+              <w:t xml:space="preserve">M. Castro and B. Liskov, “Practical byzantine fault tolerance and proactive recovery,” ACM Transactions on Computer Systems (TOCS), vol. 20, no. 4, pp. 398–461, 2002, doi: 10.1145/571637.571640.</w:t>
+            </w:r>
+          </w:p>
+        </w:tc>
+      </w:tr>
+      <w:tr>
+        <w:trPr>
+          <w:tblCellSpacing w:w="15" w:type="dxa"/>
+        </w:trPr>
+        <w:tc>
+          <w:tcPr>
+            <w:tcW w:w="601" w:type="dxa"/>
+            <w:vAlign w:val="center"/>
+            <w:hideMark/>
+          </w:tcPr>
+          <w:p>
+            <w:pPr>
+              <w:spacing w:after="160" w:line="259" w:lineRule="auto"/>
+              <w:jc w:val="left"/>
+            </w:pPr>
+            <w:r>
+              <w:t xml:space="preserve">[140]</w:t>
+            </w:r>
+          </w:p>
+        </w:tc>
+        <w:tc>
+          <w:tcPr>
+            <w:tcW w:w="0" w:type="auto"/>
+            <w:vAlign w:val="center"/>
+            <w:hideMark/>
+          </w:tcPr>
+          <w:p>
+            <w:pPr>
+              <w:spacing w:after="160" w:line="259" w:lineRule="auto"/>
+            </w:pPr>
+            <w:r>
+              <w:t xml:space="preserve">G. A. F. Rebello, G. F. Camilo, L. C. Guimaraes, L. A. C. de Souza, G. A. Thomaz, and O. C. M. Duarte, “A security and performance analysis of proof-based consensus protocols,” Annals of Telecommunications, vol. 77, no. 7, pp. 517–537, 2022, doi: 10.1007/S12243-021-00896-2.</w:t>
+            </w:r>
+          </w:p>
+        </w:tc>
+      </w:tr>
+      <w:tr>
+        <w:trPr>
+          <w:tblCellSpacing w:w="15" w:type="dxa"/>
+        </w:trPr>
+        <w:tc>
+          <w:tcPr>
+            <w:tcW w:w="601" w:type="dxa"/>
+            <w:vAlign w:val="center"/>
+            <w:hideMark/>
+          </w:tcPr>
+          <w:p>
+            <w:pPr>
+              <w:spacing w:after="160" w:line="259" w:lineRule="auto"/>
+              <w:jc w:val="left"/>
+            </w:pPr>
+            <w:r>
+              <w:t xml:space="preserve">[141]</w:t>
+            </w:r>
+          </w:p>
+        </w:tc>
+        <w:tc>
+          <w:tcPr>
+            <w:tcW w:w="0" w:type="auto"/>
+            <w:vAlign w:val="center"/>
+            <w:hideMark/>
+          </w:tcPr>
+          <w:p>
+            <w:pPr>
+              <w:spacing w:after="160" w:line="259" w:lineRule="auto"/>
+            </w:pPr>
+            <w:r>
+              <w:t xml:space="preserve">Z. Zhao, Z. Fang, X. Wang, X. Chen, H. Su, H. Xiao, and Y. Zhou, “Proof-of-learning with incentive security,” arXiv preprint arXiv:2404.09005 (2024). doi: 10.48550/arXiv.2404.09005.</w:t>
+            </w:r>
+          </w:p>
+        </w:tc>
+      </w:tr>
+      <w:tr>
+        <w:trPr>
+          <w:tblCellSpacing w:w="15" w:type="dxa"/>
+        </w:trPr>
+        <w:tc>
+          <w:tcPr>
+            <w:tcW w:w="601" w:type="dxa"/>
+            <w:vAlign w:val="center"/>
+            <w:hideMark/>
+          </w:tcPr>
+          <w:p>
+            <w:pPr>
+              <w:spacing w:after="160" w:line="259" w:lineRule="auto"/>
+              <w:jc w:val="left"/>
+            </w:pPr>
+            <w:r>
+              <w:t xml:space="preserve">[142]</w:t>
+            </w:r>
+          </w:p>
+        </w:tc>
+        <w:tc>
+          <w:tcPr>
+            <w:tcW w:w="0" w:type="auto"/>
+            <w:vAlign w:val="center"/>
+            <w:hideMark/>
+          </w:tcPr>
+          <w:p>
+            <w:pPr>
+              <w:spacing w:after="160" w:line="259" w:lineRule="auto"/>
+            </w:pPr>
+            <w:r>
+              <w:t xml:space="preserve">S. Deb, R. Raynor, and S. Kannan, “Stakesure: Proof of stake mechanisms with strong cryptoeconomic safety,” arXiv preprint arXiv:2401.05797 (2024). doi: 10.48550/arXiv.2401.05797.</w:t>
+            </w:r>
+          </w:p>
+        </w:tc>
+      </w:tr>
+      <w:tr>
+        <w:trPr>
+          <w:tblCellSpacing w:w="15" w:type="dxa"/>
+        </w:trPr>
+        <w:tc>
+          <w:tcPr>
+            <w:tcW w:w="601" w:type="dxa"/>
+            <w:vAlign w:val="center"/>
+            <w:hideMark/>
+          </w:tcPr>
+          <w:p>
+            <w:pPr>
+              <w:spacing w:after="160" w:line="259" w:lineRule="auto"/>
+              <w:jc w:val="left"/>
+            </w:pPr>
+            <w:r>
+              <w:t xml:space="preserve">[143]</w:t>
+            </w:r>
+          </w:p>
+        </w:tc>
+        <w:tc>
+          <w:tcPr>
+            <w:tcW w:w="0" w:type="auto"/>
+            <w:vAlign w:val="center"/>
+            <w:hideMark/>
+          </w:tcPr>
+          <w:p>
+            <w:pPr>
+              <w:spacing w:after="160" w:line="259" w:lineRule="auto"/>
+            </w:pPr>
+            <w:r>
+              <w:t xml:space="preserve">I. Abellán Álvarez, V. Gramlich, and J. Sedlmeir, “Unsealing the secrets of blockchain consensus: A systematic comparison of the formal security of proof-of-work and proof-of-stake,” in Proc. 39th ACM/SIGAPP symposium on applied computing, pp. 278-287. 2024. doi: 10.1145/3605098.3635970.</w:t>
+            </w:r>
+          </w:p>
+        </w:tc>
+      </w:tr>
+      <w:tr>
+        <w:trPr>
+          <w:tblCellSpacing w:w="15" w:type="dxa"/>
+        </w:trPr>
+        <w:tc>
+          <w:tcPr>
+            <w:tcW w:w="601" w:type="dxa"/>
+            <w:vAlign w:val="center"/>
+            <w:hideMark/>
+          </w:tcPr>
+          <w:p>
+            <w:pPr>
+              <w:spacing w:after="160" w:line="259" w:lineRule="auto"/>
+              <w:jc w:val="left"/>
+            </w:pPr>
+            <w:r>
+              <w:t xml:space="preserve">[144]</w:t>
+            </w:r>
+          </w:p>
+        </w:tc>
+        <w:tc>
+          <w:tcPr>
+            <w:tcW w:w="0" w:type="auto"/>
+            <w:vAlign w:val="center"/>
+            <w:hideMark/>
+          </w:tcPr>
+          <w:p>
+            <w:pPr>
+              <w:spacing w:after="160" w:line="259" w:lineRule="auto"/>
+            </w:pPr>
+            <w:r>
+              <w:t xml:space="preserve">W. Li, Q. Zhang, S. Deng, B. Zhou, B. Wang, and J. Cao, “Q-Learning Improved Lightweight Consensus Algorithm for Blockchain-Structured Internet of Things,” IEEE Internet of Things Journal, vol. 10, no. 24, 2023, doi: 10.1109/JIOT.2023.3294265.</w:t>
+            </w:r>
+          </w:p>
+        </w:tc>
+      </w:tr>
+      <w:tr>
+        <w:trPr>
+          <w:tblCellSpacing w:w="15" w:type="dxa"/>
+        </w:trPr>
+        <w:tc>
+          <w:tcPr>
+            <w:tcW w:w="601" w:type="dxa"/>
+            <w:vAlign w:val="center"/>
+            <w:hideMark/>
+          </w:tcPr>
+          <w:p>
+            <w:pPr>
+              <w:spacing w:after="160" w:line="259" w:lineRule="auto"/>
+              <w:jc w:val="left"/>
+            </w:pPr>
+            <w:r>
+              <w:t xml:space="preserve">[145]</w:t>
+            </w:r>
+          </w:p>
+        </w:tc>
+        <w:tc>
+          <w:tcPr>
+            <w:tcW w:w="0" w:type="auto"/>
+            <w:vAlign w:val="center"/>
+            <w:hideMark/>
+          </w:tcPr>
+          <w:p>
+            <w:pPr>
+              <w:spacing w:after="160" w:line="259" w:lineRule="auto"/>
+            </w:pPr>
+            <w:r>
+              <w:t xml:space="preserve">S. Y. Fayi and Z. Sheng, “A survey of security, privacy and trust issues in vehicular computation offloading and their solutions using blockchain,” Open Research Europe, vol. 3, Art. no. 110, 2023, doi: 10.12688/openreseurope.16189.2.</w:t>
+            </w:r>
+          </w:p>
+        </w:tc>
+      </w:tr>
+      <w:tr>
+        <w:trPr>
+          <w:tblCellSpacing w:w="15" w:type="dxa"/>
+        </w:trPr>
+        <w:tc>
+          <w:tcPr>
+            <w:tcW w:w="601" w:type="dxa"/>
+            <w:vAlign w:val="center"/>
+            <w:hideMark/>
+          </w:tcPr>
+          <w:p>
+            <w:pPr>
+              <w:spacing w:after="160" w:line="259" w:lineRule="auto"/>
+              <w:jc w:val="left"/>
+            </w:pPr>
+            <w:r>
+              <w:t xml:space="preserve">[146]</w:t>
+            </w:r>
+          </w:p>
+        </w:tc>
+        <w:tc>
+          <w:tcPr>
+            <w:tcW w:w="0" w:type="auto"/>
+            <w:vAlign w:val="center"/>
+            <w:hideMark/>
+          </w:tcPr>
+          <w:p>
+            <w:pPr>
+              <w:spacing w:after="160" w:line="259" w:lineRule="auto"/>
+            </w:pPr>
+            <w:r>
+              <w:t xml:space="preserve">S. M. Umran, S. Lu, Z. A. Abduljabbar, J. Zhu, and J. Wu, “Secure data of industrial internet of things in a cement factory based on a Blockchain technology,” Applied Sciences, vol. 11, no. 14, Art. no. 6376, 2021, doi: 10.3390/app11146376.</w:t>
+            </w:r>
+          </w:p>
+        </w:tc>
+      </w:tr>
+      <w:tr>
+        <w:trPr>
+          <w:tblCellSpacing w:w="15" w:type="dxa"/>
+        </w:trPr>
+        <w:tc>
+          <w:tcPr>
+            <w:tcW w:w="601" w:type="dxa"/>
+            <w:vAlign w:val="center"/>
+            <w:hideMark/>
+          </w:tcPr>
+          <w:p>
+            <w:pPr>
+              <w:spacing w:after="160" w:line="259" w:lineRule="auto"/>
+              <w:jc w:val="left"/>
+            </w:pPr>
+            <w:r>
+              <w:t xml:space="preserve">[147]</w:t>
+            </w:r>
+          </w:p>
+        </w:tc>
+        <w:tc>
+          <w:tcPr>
+            <w:tcW w:w="0" w:type="auto"/>
+            <w:vAlign w:val="center"/>
+            <w:hideMark/>
+          </w:tcPr>
+          <w:p>
+            <w:pPr>
+              <w:spacing w:after="160" w:line="259" w:lineRule="auto"/>
+            </w:pPr>
+            <w:r>
+              <w:t xml:space="preserve">Q. Wang, R. Li, Q. Wang, S. Chen, and Y. Xiang, “Exploring unfairness on proof of authority: Order manipulation attacks and remedies,” in Proc. 2022 ACM on Asia Conference on Computer and Communications Security, pp. 123-137. 2022. doi: 10.1145/3488932.3517394.</w:t>
+            </w:r>
+          </w:p>
+        </w:tc>
+      </w:tr>
+      <w:tr>
+        <w:trPr>
+          <w:tblCellSpacing w:w="15" w:type="dxa"/>
+        </w:trPr>
+        <w:tc>
+          <w:tcPr>
+            <w:tcW w:w="601" w:type="dxa"/>
+            <w:vAlign w:val="center"/>
+            <w:hideMark/>
+          </w:tcPr>
+          <w:p>
+            <w:pPr>
+              <w:spacing w:after="160" w:line="259" w:lineRule="auto"/>
+              <w:jc w:val="left"/>
+            </w:pPr>
+            <w:r>
+              <w:t xml:space="preserve">[148]</w:t>
+            </w:r>
+          </w:p>
+        </w:tc>
+        <w:tc>
+          <w:tcPr>
+            <w:tcW w:w="0" w:type="auto"/>
+            <w:vAlign w:val="center"/>
+            <w:hideMark/>
+          </w:tcPr>
+          <w:p>
+            <w:pPr>
+              <w:spacing w:after="160" w:line="259" w:lineRule="auto"/>
+            </w:pPr>
+            <w:r>
+              <w:t xml:space="preserve">R. Sytnyk and V. Hnatushenko, “Study of consensus algorithms in blockchain networks in the design of information systems,” Міжнародна науково-технічна конференція Інформаційні технології в металургії та машинобудуванні (2024): 479-484. doi: 10.34185/1991-7848.itmm.2024.01.092.</w:t>
+            </w:r>
+          </w:p>
+        </w:tc>
+      </w:tr>
+      <w:tr>
+        <w:trPr>
+          <w:tblCellSpacing w:w="15" w:type="dxa"/>
+        </w:trPr>
+        <w:tc>
+          <w:tcPr>
+            <w:tcW w:w="601" w:type="dxa"/>
+            <w:vAlign w:val="center"/>
+            <w:hideMark/>
+          </w:tcPr>
+          <w:p>
+            <w:pPr>
+              <w:spacing w:after="160" w:line="259" w:lineRule="auto"/>
+              <w:jc w:val="left"/>
+            </w:pPr>
+            <w:r>
+              <w:t xml:space="preserve">[149]</w:t>
+            </w:r>
+          </w:p>
+        </w:tc>
+        <w:tc>
+          <w:tcPr>
+            <w:tcW w:w="0" w:type="auto"/>
+            <w:vAlign w:val="center"/>
+            <w:hideMark/>
+          </w:tcPr>
+          <w:p>
+            <w:pPr>
+              <w:spacing w:after="160" w:line="259" w:lineRule="auto"/>
+            </w:pPr>
+            <w:r>
+              <w:t xml:space="preserve">M. Anus and A. Bin Ngadi, “Comparison Analysis of Blockchain Consensus Algorithms in Decentralized Public Environment: A Review,” Asia Proceedings of Social Sciences, 2024, doi: 10.31580/jm7sfp03.</w:t>
+            </w:r>
+          </w:p>
+        </w:tc>
+      </w:tr>
+      <w:tr>
+        <w:trPr>
+          <w:tblCellSpacing w:w="15" w:type="dxa"/>
+        </w:trPr>
+        <w:tc>
+          <w:tcPr>
+            <w:tcW w:w="601" w:type="dxa"/>
+            <w:vAlign w:val="center"/>
+            <w:hideMark/>
+          </w:tcPr>
+          <w:p>
+            <w:pPr>
+              <w:spacing w:after="160" w:line="259" w:lineRule="auto"/>
+              <w:jc w:val="left"/>
+            </w:pPr>
+            <w:r>
+              <w:t xml:space="preserve">[150]</w:t>
+            </w:r>
+          </w:p>
+        </w:tc>
+        <w:tc>
+          <w:tcPr>
+            <w:tcW w:w="0" w:type="auto"/>
+            <w:vAlign w:val="center"/>
+            <w:hideMark/>
+          </w:tcPr>
+          <w:p>
+            <w:pPr>
+              <w:spacing w:after="160" w:line="259" w:lineRule="auto"/>
+            </w:pPr>
+            <w:r>
+              <w:t xml:space="preserve">R. M. Ashu and S. Zafar, “Revolutionary IoT and Big Data in Healthcare: A Predictive Model Analysis,” ICIDSSD, vol. 2020, Art. no. 61, 2021, doi: 10.4108/eai.27-2-2020.2303135.</w:t>
+            </w:r>
+          </w:p>
+        </w:tc>
+      </w:tr>
+      <w:tr>
+        <w:trPr>
+          <w:tblCellSpacing w:w="15" w:type="dxa"/>
+        </w:trPr>
+        <w:tc>
+          <w:tcPr>
+            <w:tcW w:w="601" w:type="dxa"/>
+            <w:vAlign w:val="center"/>
+            <w:hideMark/>
+          </w:tcPr>
+          <w:p>
+            <w:pPr>
+              <w:spacing w:after="160" w:line="259" w:lineRule="auto"/>
+              <w:jc w:val="left"/>
+            </w:pPr>
+            <w:r>
+              <w:t xml:space="preserve">[151]</w:t>
+            </w:r>
+          </w:p>
+        </w:tc>
+        <w:tc>
+          <w:tcPr>
+            <w:tcW w:w="0" w:type="auto"/>
+            <w:vAlign w:val="center"/>
+            <w:hideMark/>
+          </w:tcPr>
+          <w:p>
+            <w:pPr>
+              <w:spacing w:after="160" w:line="259" w:lineRule="auto"/>
+            </w:pPr>
+            <w:r>
+              <w:t xml:space="preserve">A. Hassan, M. I. Ali, R. Ahammed, M. M. Khan, N. Alsufyani, and A. Alsufyani, “Secured insurance framework using blockchain and smart contract,” Scientific Programming, vol. 2021, no. 1, Art. no. 6787406, 2021, doi: 10.1155/2021/6787406.</w:t>
+            </w:r>
+          </w:p>
+        </w:tc>
+      </w:tr>
+      <w:tr>
+        <w:trPr>
+          <w:tblCellSpacing w:w="15" w:type="dxa"/>
+        </w:trPr>
+        <w:tc>
+          <w:tcPr>
+            <w:tcW w:w="601" w:type="dxa"/>
+            <w:vAlign w:val="center"/>
+            <w:hideMark/>
+          </w:tcPr>
+          <w:p>
+            <w:pPr>
+              <w:spacing w:after="160" w:line="259" w:lineRule="auto"/>
+              <w:jc w:val="left"/>
+            </w:pPr>
+            <w:r>
+              <w:t xml:space="preserve">[152]</w:t>
+            </w:r>
+          </w:p>
+        </w:tc>
+        <w:tc>
+          <w:tcPr>
+            <w:tcW w:w="0" w:type="auto"/>
+            <w:vAlign w:val="center"/>
+            <w:hideMark/>
+          </w:tcPr>
+          <w:p>
+            <w:pPr>
+              <w:spacing w:after="160" w:line="259" w:lineRule="auto"/>
+            </w:pPr>
+            <w:r>
+              <w:t xml:space="preserve">M. Rukhiran, S. Boonsong, and P. Netinant, “Sustainable optimizing performance and energy efficiency in proof of work blockchain: A multilinear regression approach,” Sustainability, vol. 16, no. 4, Art. no. 1519, 2024, doi: 10.3390/su16041519.</w:t>
+            </w:r>
+          </w:p>
+        </w:tc>
+      </w:tr>
+      <w:tr>
+        <w:trPr>
+          <w:tblCellSpacing w:w="15" w:type="dxa"/>
+        </w:trPr>
+        <w:tc>
+          <w:tcPr>
+            <w:tcW w:w="601" w:type="dxa"/>
+            <w:vAlign w:val="center"/>
+            <w:hideMark/>
+          </w:tcPr>
+          <w:p>
+            <w:pPr>
+              <w:spacing w:after="160" w:line="259" w:lineRule="auto"/>
+              <w:jc w:val="left"/>
+            </w:pPr>
+            <w:r>
+              <w:t xml:space="preserve">[153]</w:t>
+            </w:r>
+          </w:p>
+        </w:tc>
+        <w:tc>
+          <w:tcPr>
+            <w:tcW w:w="0" w:type="auto"/>
+            <w:vAlign w:val="center"/>
+            <w:hideMark/>
+          </w:tcPr>
+          <w:p>
+            <w:pPr>
+              <w:spacing w:after="160" w:line="259" w:lineRule="auto"/>
+            </w:pPr>
+            <w:r>
+              <w:t xml:space="preserve">M. Bowman, D. Das, A. Mandal, and H. Montgomery, “On Elapsed Time Consensus Protocols,” in Applied Cryptography and Network Security Workshops (Lecture Notes in Computer Science), Springer, 2022, doi: 10.1007/978-3-030-92518-5_25.</w:t>
+            </w:r>
+          </w:p>
+        </w:tc>
+      </w:tr>
+      <w:tr>
+        <w:trPr>
+          <w:tblCellSpacing w:w="15" w:type="dxa"/>
+        </w:trPr>
+        <w:tc>
+          <w:tcPr>
+            <w:tcW w:w="601" w:type="dxa"/>
+            <w:vAlign w:val="center"/>
+            <w:hideMark/>
+          </w:tcPr>
+          <w:p>
+            <w:pPr>
+              <w:spacing w:after="160" w:line="259" w:lineRule="auto"/>
+              <w:jc w:val="left"/>
+            </w:pPr>
+            <w:r>
+              <w:t xml:space="preserve">[154]</w:t>
+            </w:r>
+          </w:p>
+        </w:tc>
+        <w:tc>
+          <w:tcPr>
+            <w:tcW w:w="0" w:type="auto"/>
+            <w:vAlign w:val="center"/>
+            <w:hideMark/>
+          </w:tcPr>
+          <w:p>
+            <w:pPr>
+              <w:spacing w:after="160" w:line="259" w:lineRule="auto"/>
+            </w:pPr>
+            <w:r>
+              <w:t xml:space="preserve">J. Bonneau and N. Heninger, Eds., Financial Cryptography and Data Security: 24th International Conference (FC 2020), Revised Selected Papers (Lecture Notes in Computer Science), Springer, 2020, doi: 10.1007/978-3-030-51280-4.</w:t>
+            </w:r>
+          </w:p>
+        </w:tc>
+      </w:tr>
+      <w:tr>
+        <w:trPr>
+          <w:tblCellSpacing w:w="15" w:type="dxa"/>
+        </w:trPr>
+        <w:tc>
+          <w:tcPr>
+            <w:tcW w:w="601" w:type="dxa"/>
+            <w:vAlign w:val="center"/>
+            <w:hideMark/>
+          </w:tcPr>
+          <w:p>
+            <w:pPr>
+              <w:spacing w:after="160" w:line="259" w:lineRule="auto"/>
+              <w:jc w:val="left"/>
+            </w:pPr>
+            <w:r>
+              <w:t xml:space="preserve">[155]</w:t>
+            </w:r>
+          </w:p>
+        </w:tc>
+        <w:tc>
+          <w:tcPr>
+            <w:tcW w:w="0" w:type="auto"/>
+            <w:vAlign w:val="center"/>
+            <w:hideMark/>
+          </w:tcPr>
+          <w:p>
+            <w:pPr>
+              <w:spacing w:after="160" w:line="259" w:lineRule="auto"/>
+            </w:pPr>
+            <w:r>
+              <w:t xml:space="preserve">C. Brian, “Burning Up: A Global History of Fossil Fuel Consumption,” pp. 700–702, 2020, doi: 10.2307/j.ctv4ncp7q.</w:t>
             </w:r>
           </w:p>
         </w:tc>

--- a/docs/citation-correction/PhD-thesis-Raed-Rasheed-IEEE-Citations-Corrected.docx
+++ b/docs/citation-correction/PhD-thesis-Raed-Rasheed-IEEE-Citations-Corrected.docx
@@ -16013,7 +16013,7 @@
         <w:rPr>
           <w:rFonts w:eastAsiaTheme="majorEastAsia"/>
         </w:rPr>
-        <w:t>[5], etc.). In addition, blockchain technology is increasingly used in energy systems and virtual power plants for coordination and trading purposes.</w:t>
+        <w:t xml:space="preserve">[5], [6], etc.). In addition, blockchain technology is increasingly used in energy systems and virtual power plants for coordination and trading purposes.</w:t>
       </w:r>
     </w:p>
     <w:p>
@@ -16038,7 +16038,7 @@
         <w:rPr>
           <w:rFonts w:eastAsiaTheme="majorEastAsia"/>
         </w:rPr>
-        <w:t xml:space="preserve">[6] and Practical Byzantine Fault Tolerance</w:t>
+        <w:t xml:space="preserve">[7] and Practical Byzantine Fault Tolerance</w:t>
       </w:r>
       <w:r>
         <w:rPr>
@@ -16050,7 +16050,7 @@
         <w:rPr>
           <w:rFonts w:eastAsiaTheme="majorEastAsia"/>
         </w:rPr>
-        <w:t xml:space="preserve">[7]. As the popularity of blockchain technology has grown, so too has the variety and complexity of consensus algorithms based on these </w:t>
+        <w:t xml:space="preserve">[8]. As the popularity of blockchain technology has grown, so too has the variety and complexity of consensus algorithms based on these </w:t>
       </w:r>
       <w:r>
         <w:rPr>
@@ -16246,7 +16246,7 @@
           <w:rFonts w:eastAsiaTheme="majorEastAsia"/>
         </w:rPr>
         <w:lastRenderedPageBreak/>
-        <w:t xml:space="preserve">network parallels that of a mid-sized nation, and its greenhouse gas emissions are comparable to those of various countries, as evidenced by studies and data including the Cambridge Bitcoin Electricity Consumption Index (CBECI) [8], [9]. Comparable assertions have been articulated for numerous other extensive networks, such as Ethereum before its shift to Proof of Stake (</w:t>
+        <w:t xml:space="preserve">network parallels that of a mid-sized nation, and its greenhouse gas emissions are comparable to those of various countries, as evidenced by studies and data including the Cambridge Bitcoin Electricity Consumption Index (CBECI) [9], [10]. Comparable assertions have been articulated for numerous other extensive networks, such as Ethereum before its shift to Proof of Stake (</w:t>
       </w:r>
       <w:proofErr w:type="spellStart"/>
       <w:r>
@@ -16260,7 +16260,7 @@
         <w:rPr>
           <w:rFonts w:eastAsiaTheme="majorEastAsia"/>
         </w:rPr>
-        <w:t xml:space="preserve">) [10], [11]. While these studies demonstrate that Proof of Work (PoW) is among the most secure and decentralized mechanisms for achieving consensus in blockchain systems, it significantly harms the environment, potentially diminishing the long-term utility of blockchain technology. Researchers have initiated investigations into two domains aimed at developing or enhancing consensus protocols that necessitate reduced energy consumption compared to existing methods like Proof of Work (PoW) and its variants, including Proof of Stake (</w:t>
+        <w:t xml:space="preserve">) [11], [12]. While these studies demonstrate that Proof of Work (PoW) is among the most secure and decentralized mechanisms for achieving consensus in blockchain systems, it significantly harms the environment, potentially diminishing the long-term utility of blockchain technology. Researchers have initiated investigations into two domains aimed at developing or enhancing consensus protocols that necessitate reduced energy consumption compared to existing methods like Proof of Work (PoW) and its variants, including Proof of Stake (</w:t>
       </w:r>
       <w:proofErr w:type="spellStart"/>
       <w:r>
@@ -16302,7 +16302,7 @@
         <w:rPr>
           <w:rFonts w:eastAsiaTheme="majorEastAsia"/>
         </w:rPr>
-        <w:t xml:space="preserve">). The second research domain tackles this issue by creating novel algorithms and hardware that employ more energy-efficient Application-Specific Integrated Circuits (ASICs) utilizing double SHA-256 and multi-threshold voltage techniques [12], [13]. It also examines the advancement of energy-efficient Proof of Work (PoW) variants, including Green-PoW [14], Proof of Useful Randomness [15], and Proof of Useful Computation [16], [17]. Examples of the aforementioned PoW variants include Proof of Learning [16], Deep Learning Based Consensus (DLBC) [17], and Proof of Federated Learning (</w:t>
+        <w:t xml:space="preserve">). The second research domain tackles this issue by creating novel algorithms and hardware that employ more energy-efficient Application-Specific Integrated Circuits (ASICs) utilizing double SHA-256 and multi-threshold voltage techniques [13], [14]. It also examines the advancement of energy-efficient Proof of Work (PoW) variants, including Green-PoW [15], Proof of Useful Randomness [16], and Proof of Useful Computation [17], [18]. Examples of the aforementioned PoW variants include Proof of Learning [17], Deep Learning Based Consensus (DLBC) [18], and Proof of Federated Learning (</w:t>
       </w:r>
       <w:proofErr w:type="spellStart"/>
       <w:r>
@@ -16316,7 +16316,7 @@
         <w:rPr>
           <w:rFonts w:eastAsiaTheme="majorEastAsia"/>
         </w:rPr>
-        <w:t xml:space="preserve">) [18]. Various studies have examined the comprehensive energy consumption of consensus protocols that do not employ Proof of Work [19], [20], the equity and decentralization of Proof of Stake-based protocols [11], [21], and the impact of mining pool selection on reward distribution and miner motivation [22]. Recent evaluations of novel "green" blockchain architectures have presented these principles and advocated for the development of consensus protocols that prioritize sustainability while preserving the essential attributes of blockchain technology [23], [20]. This thesis introduces the suggested Proof of Collaboration (</w:t>
+        <w:t xml:space="preserve">) [19]. Various studies have examined the comprehensive energy consumption of consensus protocols that do not employ Proof of Work [20], [21], the equity and decentralization of Proof of Stake-based protocols [12], [22], and the impact of mining pool selection on reward distribution and miner motivation [23]. Recent evaluations of novel "green" blockchain architectures have presented these principles and advocated for the development of consensus protocols that prioritize sustainability while preserving the essential attributes of blockchain technology [21], [24]. This thesis introduces the suggested Proof of Collaboration (</w:t>
       </w:r>
       <w:proofErr w:type="spellStart"/>
       <w:r>
@@ -16398,7 +16398,7 @@
         <w:rPr>
           <w:rFonts w:eastAsiaTheme="majorEastAsia"/>
         </w:rPr>
-        <w:t xml:space="preserve">" [8], [9]</w:t>
+        <w:t xml:space="preserve">" [9], [10]</w:t>
       </w:r>
       <w:proofErr w:type="gramStart"/>
       <w:r>
@@ -16424,7 +16424,7 @@
         <w:rPr>
           <w:rFonts w:eastAsiaTheme="majorEastAsia"/>
         </w:rPr>
-        <w:t xml:space="preserve"> [24]. Evidence provided by test runs of Ethereum prior to the switch to the Proof of Stake (</w:t>
+        <w:t xml:space="preserve"> [25]. Evidence provided by test runs of Ethereum prior to the switch to the Proof of Stake (</w:t>
       </w:r>
       <w:proofErr w:type="spellStart"/>
       <w:r>
@@ -16438,7 +16438,7 @@
         <w:rPr>
           <w:rFonts w:eastAsiaTheme="majorEastAsia"/>
         </w:rPr>
-        <w:t xml:space="preserve">) consensus indicates that many full and validator client types consumed substantial amounts of energy [10], [11]. Increasingly, as the world continues its intense anti-climate change activities, these extreme levels of consumption will become increasingly untenable with sustainability initiatives [19], [25]. </w:t>
+        <w:t xml:space="preserve">) consensus indicates that many full and validator client types consumed substantial amounts of energy [11], [12]. Increasingly, as the world continues its intense anti-climate change activities, these extreme levels of consumption will become increasingly untenable with sustainability initiatives [20], [26]. </w:t>
       </w:r>
     </w:p>
     <w:p>
@@ -16465,7 +16465,7 @@
         <w:rPr>
           <w:rFonts w:eastAsiaTheme="majorEastAsia"/>
         </w:rPr>
-        <w:t xml:space="preserve">) as well as various derivatives seek to take the computational load off the energy equation by replacing this computational load with the economic stakes of the parties using the network [26], [27]. At the same time, however, new concerns regarding </w:t>
+        <w:t xml:space="preserve">) as well as various derivatives seek to take the computational load off the energy equation by replacing this computational load with the economic stakes of the parties using the network [27], [28]. At the same time, however, new concerns regarding </w:t>
       </w:r>
       <w:r>
         <w:rPr>
@@ -16477,7 +16477,7 @@
         <w:rPr>
           <w:rFonts w:eastAsiaTheme="majorEastAsia"/>
         </w:rPr>
-        <w:t xml:space="preserve"> and wealth concentration as well as the complexity of the economic incentives associated with these newer consensus models are emerging [27], [21].</w:t>
+        <w:t xml:space="preserve"> and wealth concentration as well as the complexity of the economic incentives associated with these newer consensus models are emerging [28], [22].</w:t>
       </w:r>
       <w:r>
         <w:rPr>
@@ -16511,7 +16511,7 @@
         <w:rPr>
           <w:rFonts w:eastAsiaTheme="majorEastAsia"/>
         </w:rPr>
-        <w:t xml:space="preserve"> [28], [29]), and later improvements to validator election [30], are able to process a large volume of transactions rapidly with minimal energy consumption. However, they only allow a small set of delegates to make decisions, meaning that they lack several features of decentralization and are often more incentivized to collude due to less decentralization than PoW systems [28], [29]. Permissioned consensus such as </w:t>
+        <w:t xml:space="preserve"> [29], [30]), and later improvements to validator election [31], are able to process a large volume of transactions rapidly with minimal energy consumption. However, they only allow a small set of delegates to make decisions, meaning that they lack several features of decentralization and are often more incentivized to collude due to less decentralization than PoW systems [29], [30]. Permissioned consensus such as </w:t>
       </w:r>
       <w:proofErr w:type="spellStart"/>
       <w:r>
@@ -16525,7 +16525,7 @@
         <w:rPr>
           <w:rFonts w:eastAsiaTheme="majorEastAsia"/>
         </w:rPr>
-        <w:t xml:space="preserve"> [31], [32] are much more energy-efficient and help manage identities; however, they produce less decentralization than PoW systems and will be limited when applied in open, competitive markets. Energy-efficient consensus models include </w:t>
+        <w:t xml:space="preserve"> [32], [33] are much more energy-efficient and help manage identities; however, they produce less decentralization than PoW systems and will be limited when applied in open, competitive markets. Energy-efficient consensus models include </w:t>
       </w:r>
       <w:proofErr w:type="spellStart"/>
       <w:r>
@@ -16539,7 +16539,7 @@
         <w:rPr>
           <w:rFonts w:eastAsiaTheme="majorEastAsia"/>
         </w:rPr>
-        <w:t xml:space="preserve"> [33], Proof of Burn [34], Proof of Elapsed Time [35], Proof of History [36], Proof of Consensus [37], and Proof of Research [38]. Each model trades some aspects of security, hardware assumptions, complexity, or deployment model for energy-efficiency. </w:t>
+        <w:t xml:space="preserve"> [34], Proof of Burn [35], Proof of Elapsed Time [36], Proof of History [37], Proof of Consensus [38], and Proof of Research [39]. Each model trades some aspects of security, hardware assumptions, complexity, or deployment model for energy-efficiency. </w:t>
       </w:r>
     </w:p>
     <w:p>
@@ -16552,7 +16552,7 @@
         <w:rPr>
           <w:rFonts w:eastAsiaTheme="majorEastAsia"/>
         </w:rPr>
-        <w:t xml:space="preserve">There is an increasing number of studies into "green" consensus models and how to recycle energy from mining activities. Green-PoW lowers energy consumption by incentivizing second place miners and limiting the number of miners who can compete in the later rounds [14]. Proof-of-Useful-Randomness replaces the use of hashing for creating blocks with a proof-of-work style security using random functions [15]. Proof-of-Learning [16] and </w:t>
+        <w:t xml:space="preserve">There is an increasing number of studies into "green" consensus models and how to recycle energy from mining activities. Green-PoW lowers energy consumption by incentivizing second place miners and limiting the number of miners who can compete in the later rounds [15]. Proof-of-Useful-Randomness replaces the use of hashing for creating blocks with a proof-of-work style security using random functions [16]. Proof-of-Learning [17] and </w:t>
       </w:r>
       <w:proofErr w:type="spellStart"/>
       <w:r>
@@ -16566,7 +16566,7 @@
         <w:rPr>
           <w:rFonts w:eastAsiaTheme="majorEastAsia"/>
         </w:rPr>
-        <w:t xml:space="preserve"> [17] incorporate machine learning as part of the block validation process. Finally, </w:t>
+        <w:t xml:space="preserve"> [18] incorporate machine learning as part of the block validation process. Finally, </w:t>
       </w:r>
       <w:proofErr w:type="spellStart"/>
       <w:r>
@@ -16587,7 +16587,7 @@
           <w:rFonts w:eastAsiaTheme="majorEastAsia"/>
         </w:rPr>
         <w:lastRenderedPageBreak/>
-        <w:t xml:space="preserve">basis for consensus [18]. Numerous studies focus on comparing the total energy used by current and potential alternative consensus methods [19], [20], how mining-pool payment systems affect miners' behaviors [22], and how to create more energy efficient hashing methods using the SHA-256 hashing function on hardware [12], [13]. Although these current alternatives provide some benefit for energy efficiency, none of the current alternatives is capable of fully solving the issues of energy efficiency decentralization, fairness, and security within open blockchain networks. </w:t>
+        <w:t xml:space="preserve">basis for consensus [19]. Numerous studies focus on comparing the total energy used by current and potential alternative consensus methods [20], [21], how mining-pool payment systems affect miners' behaviors [23], and how to create more energy efficient hashing methods using the SHA-256 hashing function on hardware [13], [14]. Although these current alternatives provide some benefit for energy efficiency, none of the current alternatives is capable of fully solving the issues of energy efficiency decentralization, fairness, and security within open blockchain networks. </w:t>
       </w:r>
     </w:p>
     <w:p>
@@ -16637,7 +16637,7 @@
         <w:rPr>
           <w:rFonts w:eastAsiaTheme="majorEastAsia"/>
         </w:rPr>
-        <w:t xml:space="preserve">This thesis centers on the design, analysis, and evaluation of the Proof-of-Collaboration consensus mechanism, informed by the preceding challenge. The primary objective is to demonstrate that distributed nonce allocation and collaborative mining can significantly conserve energy while maintaining safety and decentralization, akin to PoW-based systems [1], [20].</w:t>
+        <w:t xml:space="preserve">This thesis centers on the design, analysis, and evaluation of the Proof-of-Collaboration consensus mechanism, informed by the preceding challenge. The primary objective is to demonstrate that distributed nonce allocation and collaborative mining can significantly conserve energy while maintaining safety and decentralization, akin to PoW-based systems [1], [21].</w:t>
       </w:r>
     </w:p>
     <w:p>
@@ -16721,7 +16721,7 @@
         <w:rPr>
           <w:rFonts w:eastAsiaTheme="majorEastAsia"/>
         </w:rPr>
-        <w:t xml:space="preserve"> algorithm have on decentralization, fairness, and protection against common blockchain weaknesses like double spending, selfish mining, and pool centralization, compared to systems that use PoW [21], [22]</w:t>
+        <w:t xml:space="preserve"> algorithm have on decentralization, fairness, and protection against common blockchain weaknesses like double spending, selfish mining, and pool centralization, compared to systems that use PoW [22], [23]</w:t>
       </w:r>
       <w:proofErr w:type="gramStart"/>
       <w:r>
@@ -16768,7 +16768,7 @@
           <w:rFonts w:eastAsiaTheme="majorEastAsia"/>
         </w:rPr>
         <w:lastRenderedPageBreak/>
-        <w:t xml:space="preserve">O1: Check out how much energy they use, how safe they are, how decentralized they are, and how well they operate in diverse areas of application [23], [20]</w:t>
+        <w:t xml:space="preserve">O1: Check out how much energy they use, how safe they are, how decentralized they are, and how well they operate in diverse areas of application [40], [21]</w:t>
       </w:r>
       <w:proofErr w:type="gramStart"/>
       <w:r>
@@ -16843,7 +16843,7 @@
         <w:rPr>
           <w:rFonts w:eastAsiaTheme="majorEastAsia"/>
         </w:rPr>
-        <w:t xml:space="preserve">O2: Propose a formal system model and design principles for Proof-of-Collaboration, encompassing collaborative mining, distributed nonce allocation, and an equitable reward distribution mechanism that minimizes superfluous computation and prevents excessive concentration of hash power.[1], [14].</w:t>
+        <w:t xml:space="preserve">O2: Propose a formal system model and design principles for Proof-of-Collaboration, encompassing collaborative mining, distributed nonce allocation, and an equitable reward distribution mechanism that minimizes superfluous computation and prevents excessive concentration of hash power.[1], [15].</w:t>
       </w:r>
     </w:p>
     <w:p>
@@ -16876,7 +16876,7 @@
         <w:rPr>
           <w:rFonts w:eastAsiaTheme="majorEastAsia"/>
         </w:rPr>
-        <w:t xml:space="preserve"> and baseline consensus methods with varying network sizes, latencies, and workload patterns. This should include precise assessments of fairness, throughput, latency, and energy consumption.[39], [40]</w:t>
+        <w:t xml:space="preserve"> and baseline consensus methods with varying network sizes, latencies, and workload patterns. This should include precise assessments of fairness, throughput, latency, and energy consumption.[41], [42]</w:t>
       </w:r>
       <w:proofErr w:type="gramStart"/>
       <w:r>
@@ -16917,7 +16917,7 @@
         <w:rPr>
           <w:rFonts w:eastAsiaTheme="majorEastAsia"/>
         </w:rPr>
-        <w:t xml:space="preserve">This thesis focuses on public or permissionless blockchain networks, where anybody can join, suggest blocks, and take part in consensus as long as they follow the rules of the protocol. The consensus layer is the most important part. It is all about making and checking blocks. It doesn't talk about more complex topics like smart-contract languages, application-layer protocols, or detailed token economics. Case studies and motivating examples may derive from areas including financial transactions [1], [25], supply chains [2], [41], e-voting [3], real estate management [4], education [42], and energy systems [43], [44]</w:t>
+        <w:t xml:space="preserve">This thesis focuses on public or permissionless blockchain networks, where anybody can join, suggest blocks, and take part in consensus as long as they follow the rules of the protocol. The consensus layer is the most important part. It is all about making and checking blocks. It doesn't talk about more complex topics like smart-contract languages, application-layer protocols, or detailed token economics. Case studies and motivating examples may derive from areas including financial transactions [1], [26], supply chains [2], [43], e-voting [3], real estate management [4], education [44], and energy systems [45], [46]</w:t>
       </w:r>
       <w:proofErr w:type="gramStart"/>
       <w:r>
@@ -16990,7 +16990,7 @@
         <w:rPr>
           <w:rFonts w:eastAsiaTheme="majorEastAsia"/>
         </w:rPr>
-        <w:t xml:space="preserve">The initial phase will include a comprehensive review of the literature on blockchain consensus processes, as well as energy-efficient versions of such processes, and on energy-centric energy system applications. This will occur via survey and comparative research [19], [23]. The literature review will establish initial energy usage benchmarks and security performance and efficiency which further research evaluations will utilize for reference. The initial phases of review and comparative research will include analysis of consensus processes which utilize Proof of Work (PoW) or its variants [1], [14], Proof of Stake (</w:t>
+        <w:t xml:space="preserve">The initial phase will include a comprehensive review of the literature on blockchain consensus processes, as well as energy-efficient versions of such processes, and on energy-centric energy system applications. This will occur via survey and comparative research [20], [40]. The literature review will establish initial energy usage benchmarks and security performance and efficiency which further research evaluations will utilize for reference. The initial phases of review and comparative research will include analysis of consensus processes which utilize Proof of Work (PoW) or its variants [1], [15], Proof of Stake (</w:t>
       </w:r>
       <w:proofErr w:type="spellStart"/>
       <w:r>
@@ -17037,7 +17037,7 @@
         <w:rPr>
           <w:rFonts w:eastAsiaTheme="majorEastAsia"/>
         </w:rPr>
-        <w:t xml:space="preserve">[26], [28]</w:t>
+        <w:t xml:space="preserve">[27], [29]</w:t>
       </w:r>
       <w:proofErr w:type="gramStart"/>
       <w:r>
@@ -17051,7 +17051,7 @@
         <w:rPr>
           <w:rFonts w:eastAsiaTheme="majorEastAsia"/>
         </w:rPr>
-        <w:t xml:space="preserve">, along with several consensus processes which utilize the work product of machine learning-based models [15], [17]</w:t>
+        <w:t xml:space="preserve">, along with several consensus processes which utilize the work product of machine learning-based models [16], [18]</w:t>
       </w:r>
       <w:proofErr w:type="gramStart"/>
       <w:r>
@@ -17092,7 +17092,7 @@
         <w:rPr>
           <w:rFonts w:eastAsiaTheme="majorEastAsia"/>
         </w:rPr>
-        <w:t xml:space="preserve">) algorithm using data from various sources. This not only includes the elaboration of a threat model and metric scheme for energy use, but also through explaining how collaborative mining works, how nonces are shared, how blocks are validated, and how incentives are provided. We will explore the concepts of security and liveness using analytical models, and formal methods if required [45], [46].</w:t>
+        <w:t xml:space="preserve">) algorithm using data from various sources. This not only includes the elaboration of a threat model and metric scheme for energy use, but also through explaining how collaborative mining works, how nonces are shared, how blocks are validated, and how incentives are provided. We will explore the concepts of security and liveness using analytical models, and formal methods if required [47], [48].</w:t>
       </w:r>
     </w:p>
     <w:p>
@@ -17119,7 +17119,7 @@
         <w:rPr>
           <w:rFonts w:eastAsiaTheme="majorEastAsia"/>
         </w:rPr>
-        <w:t xml:space="preserve"> algorithm will allow for direct performance comparisons of baseline consensus algorithms across networks which have differing miner populations, transaction arrival rates, and network structures [47], [48]</w:t>
+        <w:t xml:space="preserve"> algorithm will allow for direct performance comparisons of baseline consensus algorithms across networks which have differing miner populations, transaction arrival rates, and network structures [49], [50]</w:t>
       </w:r>
       <w:proofErr w:type="gramStart"/>
       <w:r>
@@ -17159,7 +17159,7 @@
         <w:rPr>
           <w:rFonts w:eastAsiaTheme="majorEastAsia"/>
         </w:rPr>
-        <w:t xml:space="preserve"> metrics (i.e., Gini coefficients applied to miner income distributions) [21], [22].</w:t>
+        <w:t xml:space="preserve"> metrics (i.e., Gini coefficients applied to miner income distributions) [22], [23].</w:t>
       </w:r>
     </w:p>
     <w:p>
@@ -17226,7 +17226,7 @@
         <w:rPr>
           <w:rFonts w:eastAsiaTheme="majorEastAsia"/>
         </w:rPr>
-        <w:t xml:space="preserve"> using metrics [24], [20]</w:t>
+        <w:t xml:space="preserve"> using metrics [25], [21]</w:t>
       </w:r>
       <w:proofErr w:type="gramStart"/>
       <w:r>
@@ -18056,7 +18056,7 @@
         <w:rPr>
           <w:rFonts w:eastAsiaTheme="majorEastAsia"/>
         </w:rPr>
-        <w:t xml:space="preserve">Blockchain technology can be considered as a type of distributed ledger that contains a record of each transaction in such a way that it cannot be modified by anyone after the fact, and is duplicated across many different organizations [1], [23]. Unlike traditional centralized databases, the control of the system is decentralized and all changes are voted on by consensus from the participants, leaving no single participant as the controller of the state [49], [39]</w:t>
+        <w:t xml:space="preserve">Blockchain technology can be considered as a type of distributed ledger that contains a record of each transaction in such a way that it cannot be modified by anyone after the fact, and is duplicated across many different organizations [1], [40]. Unlike traditional centralized databases, the control of the system is decentralized and all changes are voted on by consensus from the participants, leaving no single participant as the controller of the state [51], [41]</w:t>
       </w:r>
       <w:proofErr w:type="gramStart"/>
       <w:r>
@@ -18070,7 +18070,7 @@
         <w:rPr>
           <w:rFonts w:eastAsiaTheme="majorEastAsia"/>
         </w:rPr>
-        <w:t xml:space="preserve"> has been an increase in the number of applications utilizing Blockchain technology, from Financial Services to Supply Chain Management, Electronic Voting to Real Estate, Healthcare to Energy, and Education [49], [44].</w:t>
+        <w:t xml:space="preserve"> has been an increase in the number of applications utilizing Blockchain technology, from Financial Services to Supply Chain Management, Electronic Voting to Real Estate, Healthcare to Energy, and Education [51], [46].</w:t>
       </w:r>
     </w:p>
     <w:p>
@@ -18120,7 +18120,7 @@
         <w:rPr>
           <w:rFonts w:eastAsiaTheme="majorEastAsia"/>
         </w:rPr>
-        <w:t xml:space="preserve"> fashion. Each of the nodes on the network maintains an identical set of records in chronological order, and the consensus protocol within the system verifies that when a record has been added to the ledger, that record may not be deleted or changed without the knowledge of all participants in the network [1], [6]. Blockchains utilize blocks to define a block of transactions (the header of the transaction will contain all metadata necessary to identify the block within the ledger) to create a chain of blocks, where each block in the chain contains a header containing the metadata that identifies the previous block (i.e. the timestamp for that block, the hash of the previous block, and any other consensus-related information). The chains of blocks represent the integrity of the system and provide a level of tamper-evidence to the records; if you were to modify the record of any of the previous blocks, it would change the hash of that block and thereby invalidate all of the subsequent blocks in the chain.</w:t>
+        <w:t xml:space="preserve"> fashion. Each of the nodes on the network maintains an identical set of records in chronological order, and the consensus protocol within the system verifies that when a record has been added to the ledger, that record may not be deleted or changed without the knowledge of all participants in the network [1], [7]. Blockchains utilize blocks to define a block of transactions (the header of the transaction will contain all metadata necessary to identify the block within the ledger) to create a chain of blocks, where each block in the chain contains a header containing the metadata that identifies the previous block (i.e. the timestamp for that block, the hash of the previous block, and any other consensus-related information). The chains of blocks represent the integrity of the system and provide a level of tamper-evidence to the records; if you were to modify the record of any of the previous blocks, it would change the hash of that block and thereby invalidate all of the subsequent blocks in the chain.</w:t>
       </w:r>
       <w:r>
         <w:rPr>
@@ -18132,14 +18132,14 @@
         <w:rPr>
           <w:rFonts w:eastAsiaTheme="majorEastAsia"/>
         </w:rPr>
-        <w:t xml:space="preserve">When looking at Bitcoin and other public cryptocurrencies there is an established ledger (designated as "unspent transaction output" or "UTXO") that will show how much bitcoin or other types of cryptocurrency have been sent or received by that particular address [1]. Miners create blocks when they solve a proof of work (PoW) problem and in return get rewarded for their work with newly created coins and creation of blocks from miners. When dealing with private or permissioned systems, their inherent structure may be similar; but </w:t>
+        <w:t xml:space="preserve">When looking at Bitcoin and other public cryptocurrencies there is an established ledger (designated as "unspent transaction output" or "UTXO") that will show how much bitcoin or other types of cryptocurrency have been sent or received by that particular address [52], [53]. Miners create blocks when they solve a proof of work (PoW) problem and in return get rewarded for their work with newly created coins and creation of blocks from miners. When dealing with private or permissioned systems, their inherent structure may be similar; but </w:t>
       </w:r>
       <w:r>
         <w:rPr>
           <w:rFonts w:eastAsiaTheme="majorEastAsia"/>
         </w:rPr>
         <w:lastRenderedPageBreak/>
-        <w:t xml:space="preserve">the block creation process will be assigned to an approved set of validators using Byzantine fault tolerant (BFT) models such as Practical Byzantine Fault Tolerant [7] and its variations, as well as other </w:t>
+        <w:t xml:space="preserve">the block creation process will be assigned to an approved set of validators using Byzantine fault tolerant (BFT) models such as Practical Byzantine Fault Tolerant [8] and its variations, as well as other </w:t>
       </w:r>
       <w:r>
         <w:rPr>
@@ -18151,7 +18151,7 @@
         <w:rPr>
           <w:rFonts w:eastAsiaTheme="majorEastAsia"/>
         </w:rPr>
-        <w:t xml:space="preserve"> versions for specific environments [32], [50]. A number of blockchain projects can generally be described as "replicated state machines", meaning each state represents a single transaction [6], [7]. There is considerable variability with regards to how blockchain ledgers are designed; from simple linear chains similar to Bitcoin [49], [51], and others; through directed acyclic graph (DAG) based ledgers; sharded ledgers; and private/consortium based blockchains [51], [23]. In </w:t>
+        <w:t xml:space="preserve"> versions for specific environments [33], [54]. A number of blockchain projects can generally be described as "replicated state machines", meaning each state represents a single transaction [7], [8]. There is considerable variability with regards to how blockchain ledgers are designed; from simple linear chains similar to Bitcoin [51], [52], and others; through directed acyclic graph (DAG) based ledgers; sharded ledgers; and private/consortium based blockchains [52], [40]. In </w:t>
       </w:r>
       <w:r>
         <w:rPr>
@@ -18210,7 +18210,7 @@
         <w:rPr>
           <w:rFonts w:eastAsiaTheme="majorEastAsia"/>
         </w:rPr>
-        <w:t xml:space="preserve"> overlay. The nodes that hold the ledger will send and receive transactions/blocks by exchanging information using a GOSSIP TYPE protocol [1], [23].</w:t>
+        <w:t xml:space="preserve"> overlay. The nodes that hold the ledger will send and receive transactions/blocks by exchanging information using a GOSSIP TYPE protocol [1], [40].</w:t>
       </w:r>
       <w:r>
         <w:rPr>
@@ -18222,7 +18222,7 @@
         <w:rPr>
           <w:rFonts w:eastAsiaTheme="majorEastAsia"/>
         </w:rPr>
-        <w:t xml:space="preserve">There are various kinds of nodes that may exist in a network. Full nodes must maintain and validate the full chain., Mining and validator nodes are responsible for participating in consensus and block production, while light clients are able to verify block and account balances utilizing cryptographic proofs and block headers but do not maintain the complete ledger. The network is usually viewed as partially asynchronous or as a model to demonstrate how messages are eventually delivered and that there exists an unknown but bounded delay on those messages. This characteristic model works great for both traditional BFT and Nakamoto‑style probabilistic consensus approaches as shown in [6], [7]. Examples of permissionless systems would include Bitcoin, which permits any node that agrees to the consensus rules to join and assist with the production of blocks as shown in</w:t>
+        <w:t xml:space="preserve">There are various kinds of nodes that may exist in a network. Full nodes must maintain and validate the full chain., Mining and validator nodes are responsible for participating in consensus and block production, while light clients are able to verify block and account balances utilizing cryptographic proofs and block headers but do not maintain the complete ledger. The network is usually viewed as partially asynchronous or as a model to demonstrate how messages are eventually delivered and that there exists an unknown but bounded delay on those messages. This characteristic model works great for both traditional BFT and Nakamoto‑style probabilistic consensus approaches as shown in [7], [8]. Examples of permissionless systems would include Bitcoin, which permits any node that agrees to the consensus rules to join and assist with the production of blocks as shown in</w:t>
       </w:r>
       <w:r>
         <w:rPr>
@@ -18234,7 +18234,7 @@
         <w:rPr>
           <w:rFonts w:eastAsiaTheme="majorEastAsia"/>
         </w:rPr>
-        <w:t xml:space="preserve">[1], [19]. By comparison, permissioned models would include those such as Hyperledger Fabric and consortium chains based on proof of authority, where only a limited vetted set of organizations may act as validators as shown in [31], [32]. Various approaches can weigh the influence of decision-making upon an individual's reputation, stake or organization role, as seen in [31], [52] for proof of authority and [38] for proof of reputation and in hybrid form in [53], [54].</w:t>
+        <w:t xml:space="preserve">[1], [20]. By comparison, permissioned models would include those such as Hyperledger Fabric and consortium chains based on proof of authority, where only a limited vetted set of organizations may act as validators as shown in [32], [33]. Various approaches can weigh the influence of decision-making upon an individual's reputation, stake or organization role, as seen in [32], [55] for proof of authority and [39] for proof of reputation and in hybrid form in [56], [57].</w:t>
       </w:r>
     </w:p>
     <w:p>
@@ -18254,7 +18254,7 @@
           <w:rFonts w:eastAsiaTheme="majorEastAsia"/>
         </w:rPr>
         <w:lastRenderedPageBreak/>
-        <w:t xml:space="preserve">energy resources where distributed nodes cooperate with each other to coordinate generator and load usage through a common ledger [39]. Additional examples are provided in the papers by Li et al. that utilize blockchain as a means to manage the energy grid. Source: Xu et al. Based on our review we feel there is a high potential for continued growth and development of the blockchain as a business model.</w:t>
+        <w:t xml:space="preserve">energy resources where distributed nodes cooperate with each other to coordinate generator and load usage through a common ledger [41]. Additional examples are provided in the papers by Li et al. that utilize blockchain as a means to manage the energy grid. Source: Xu et al. Based on our review we feel there is a high potential for continued growth and development of the blockchain as a business model.</w:t>
       </w:r>
       <w:r>
         <w:rPr>
@@ -18372,7 +18372,7 @@
         <w:rPr>
           <w:rFonts w:eastAsiaTheme="majorEastAsia"/>
         </w:rPr>
-        <w:t xml:space="preserve">[6], [7]</w:t>
+        <w:t xml:space="preserve">[7], [8]</w:t>
       </w:r>
       <w:r>
         <w:rPr>
@@ -18523,7 +18523,7 @@
         <w:rPr>
           <w:rFonts w:eastAsiaTheme="majorEastAsia"/>
         </w:rPr>
-        <w:t xml:space="preserve">The traditional model of consensus research is prior to blockchain and assumes a closed environment with verified participants. By creating the Byzantine Generals Problem, Lamport described the difficulty in determining consensus among nodes that have failed or are acting maliciously (Byzantine) [6].</w:t>
+        <w:t xml:space="preserve">The traditional model of consensus research is prior to blockchain and assumes a closed environment with verified participants. By creating the Byzantine Generals Problem, Lamport described the difficulty in determining consensus among nodes that have failed or are acting maliciously (Byzantine) [7].</w:t>
       </w:r>
     </w:p>
     <w:p>
@@ -18536,7 +18536,7 @@
         <w:rPr>
           <w:rFonts w:eastAsiaTheme="majorEastAsia"/>
         </w:rPr>
-        <w:t xml:space="preserve">The Practical Byzantine Fault Tolerance (PBFT) method, created by Castro and Liskov, allows for agreement on a consensus amongst a maximum of 33% of Byzantine nodes over a partially-synchronous network using a three-phase commit process with view change to allow new leaders [7]. Following this work have been many successful enhancements such as proactive recovery being added [55], auditable logs for permissioned ledgers [50], performance enhancements to PBFT, and a PBFT variant called DPNPBFT that uses multiple primary nodes to provide increased scalability [56].</w:t>
+        <w:t xml:space="preserve">The Practical Byzantine Fault Tolerance (PBFT) method, created by Castro and Liskov, allows for agreement on a consensus amongst a maximum of 33% of Byzantine nodes over a partially-synchronous network using a three-phase commit process with view change to allow new leaders [8]. Following this work have been many successful enhancements such as proactive recovery being added [58], auditable logs for permissioned ledgers [54], performance enhancements to PBFT, and a PBFT variant called DPNPBFT that uses multiple primary nodes to provide increased scalability [59].</w:t>
       </w:r>
     </w:p>
     <w:p>
@@ -18549,7 +18549,7 @@
         <w:rPr>
           <w:rFonts w:eastAsiaTheme="majorEastAsia"/>
         </w:rPr>
-        <w:t xml:space="preserve">Many works also adapt BFT-style consensus approaches for domain-specific or untrusted environments. This includes extensions to support voting by groups [18], energy-limited IoT implementations [22], PBFT-based parallel consensus mechanisms used for Internet of Vehicle scenarios [57], and the use of PBFT in zero trust-based architectures used to exchange clinical data [58]. Other studies evaluate how well consortium chains will scale using PBFT [54] and what consensus methods are being used in networks like Hyperledger Fabric [59]. Generally speaking, though, while classical methods tend to offer rapid finality and consistency, they also require many rounds of communications among parties as well as verified channels, which can create </w:t>
+        <w:t xml:space="preserve">Many works also adapt BFT-style consensus approaches for domain-specific or untrusted environments. This includes extensions to support voting by groups [19], energy-limited IoT implementations [23], PBFT-based parallel consensus mechanisms used for Internet of Vehicle scenarios [60], and the use of PBFT in zero trust-based architectures used to exchange clinical data [61]. Other studies evaluate how well consortium chains will scale using PBFT [57] and what consensus methods are being used in networks like Hyperledger Fabric [62]. Generally speaking, though, while classical methods tend to offer rapid finality and consistency, they also require many rounds of communications among parties as well as verified channels, which can create </w:t>
       </w:r>
       <w:r>
         <w:rPr>
@@ -18585,7 +18585,7 @@
         <w:rPr>
           <w:rFonts w:eastAsiaTheme="majorEastAsia"/>
         </w:rPr>
-        <w:t xml:space="preserve">Nakamoto's protocol for Bitcoin represented a significant departure from traditional models of consensus in a permissionless environment [1]. Using this model, miners compete to find a nonce whose hash is below a certain target value. When the first miner finds an acceptable nonce and successfully creates a new block, that block will quickly propagate throughout the bitcoin network. The longest (or heaviest) chain of blocks serves to ensure that the miner's history has been created by doing the most proof-of-work to create the chain, which results in the highest probability of finality for a transaction. The security of this system is based on the assumption that no single attacker controls more than fifty percent of the network's total hash power and that the nodes in the network are well synchronized enough for the honest miners to eventually converge onto the same chain [1], [6].</w:t>
+        <w:t xml:space="preserve">Nakamoto's protocol for Bitcoin represented a significant departure from traditional models of consensus in a permissionless environment [1]. Using this model, miners compete to find a nonce whose hash is below a certain target value. When the first miner finds an acceptable nonce and successfully creates a new block, that block will quickly propagate throughout the bitcoin network. The longest (or heaviest) chain of blocks serves to ensure that the miner's history has been created by doing the most proof-of-work to create the chain, which results in the highest probability of finality for a transaction. The security of this system is based on the assumption that no single attacker controls more than fifty percent of the network's total hash power and that the nodes in the network are well synchronized enough for the honest miners to eventually converge onto the same chain [1], [7].</w:t>
       </w:r>
     </w:p>
     <w:p>
@@ -18598,7 +18598,7 @@
         <w:rPr>
           <w:rFonts w:eastAsiaTheme="majorEastAsia"/>
         </w:rPr>
-        <w:t xml:space="preserve">The primary benefit of using PoW as a method of validating transactions is that it is very simple and open: any person or entity capable of performing the necessary computations to create a valid block can participate in the PoW system, and there are no restrictions based on pre-existing identity or stake holdings. However, it is important to note that PoW is an extremely resource-intensive method of validating transactions due to the continuous computations done by the miners regardless of whether their blocks are found to be valid. A number of empirical studies that have examined the cost of PoW hardware and the use of double SHA-256 implementations for PoW operations demonstrate both the relatively high cost of the hardware and the energy intensity of ASIC-based PoW mining [12], [13]. Models that have been developed by various researchers to assess the total energy consumption of the bitcoin network using market dynamics, hash rate data, and estimates of hardware efficiency indicate that naive extrapolations of energy use from these models will greatly underestimate the actual total energy consumption [24], [19]. Similarly, research has shown that the pre-merge Ethereum PoW chain was a significant consumer of energy for both mining and for maintaining full nodes on the PoW chain [10], [11].</w:t>
+        <w:t xml:space="preserve">The primary benefit of using PoW as a method of validating transactions is that it is very simple and open: any person or entity capable of performing the necessary computations to create a valid block can participate in the PoW system, and there are no restrictions based on pre-existing identity or stake holdings. However, it is important to note that PoW is an extremely resource-intensive method of validating transactions due to the continuous computations done by the miners regardless of whether their blocks are found to be valid. A number of empirical studies that have examined the cost of PoW hardware and the use of double SHA-256 implementations for PoW operations demonstrate both the relatively high cost of the hardware and the energy intensity of ASIC-based PoW mining [13], [14]. Models that have been developed by various researchers to assess the total energy consumption of the bitcoin network using market dynamics, hash rate data, and estimates of hardware efficiency indicate that naive extrapolations of energy use from these models will greatly underestimate the actual total energy consumption [25], [20]. Similarly, research has shown that the pre-merge Ethereum PoW chain was a significant consumer of energy for both mining and for maintaining full nodes on the PoW chain [11], [12].</w:t>
       </w:r>
     </w:p>
     <w:p>
@@ -18952,7 +18952,7 @@
         <w:rPr>
           <w:rFonts w:eastAsiaTheme="majorEastAsia"/>
         </w:rPr>
-        <w:t xml:space="preserve">The way blockchain consumes energy, particularly with respect to proof-of-work or PoW public coins [60], [61]</w:t>
+        <w:t xml:space="preserve">The way blockchain consumes energy, particularly with respect to proof-of-work or PoW public coins [63], [64]</w:t>
       </w:r>
       <w:proofErr w:type="gramStart"/>
       <w:r>
@@ -19009,7 +19009,7 @@
         <w:rPr>
           <w:rFonts w:eastAsiaTheme="majorEastAsia"/>
         </w:rPr>
-        <w:t xml:space="preserve">Power is a measurement of the energy consumed over time (watts) whereas energy is the product of power used over a specific amount of time (joules or kilowatt hour). While discussing the blockchain systems in literature, there are many different methods of measuring energy consumption including: Power demand (MW) of the entire network, Energy (in kilowatt-hours) used to create a block and/or per transaction, Energy used to hash (joules/hash) in Proof of Work systems and Energy Intensity compared to Useful Economic Output (kWh/USD of Transaction Volume). [8], [24]. When comparing the different types of consensus algorithms, one should document the types of workloads (transactions per second - block size - smart contract complexity), hardware type (Application Specific Integrated Circuits - Graphics Processing Units - Central Processing Units or other specially designed accelerators) and Security margin (e.g., the fraction of adversarial hash power or stake).</w:t>
+        <w:t xml:space="preserve">Power is a measurement of the energy consumed over time (watts) whereas energy is the product of power used over a specific amount of time (joules or kilowatt hour). While discussing the blockchain systems in literature, there are many different methods of measuring energy consumption including: Power demand (MW) of the entire network, Energy (in kilowatt-hours) used to create a block and/or per transaction, Energy used to hash (joules/hash) in Proof of Work systems and Energy Intensity compared to Useful Economic Output (kWh/USD of Transaction Volume). [9], [25]. When comparing the different types of consensus algorithms, one should document the types of workloads (transactions per second - block size - smart contract complexity), hardware type (Application Specific Integrated Circuits - Graphics Processing Units - Central Processing Units or other specially designed accelerators) and Security margin (e.g., the fraction of adversarial hash power or stake).</w:t>
       </w:r>
     </w:p>
     <w:p>
@@ -19034,7 +19034,7 @@
         <w:rPr>
           <w:rFonts w:eastAsiaTheme="majorEastAsia"/>
         </w:rPr>
-        <w:t xml:space="preserve"> modeling based on observed hash rates, assumptions about mining hardware efficiencies and Power Usage Efficacies (PUE) for data centers [24], [25]. The Cambridge Blockchain Network Sustainability Index (CBNSI) provides updated estimates of the Total Energy Consumption (energy used by the network) and Carbon Footprints (carbon emissions from the network) of major Proof-of-Work Cryptocurrency Networks [9], [32]. Zhang et al. have expanded the models to include Climate related impacts (for example, what effect will Cryptocurrency Energy Use have on Global Temperature Change) under a variety of regulatory and technological scenarios [8]. Additional studies have been conducted to analyze Ethereum's Energy Profile both before and after the transition to Proof-of-Stake at "The Merge." [10], [62].</w:t>
+        <w:t xml:space="preserve"> modeling based on observed hash rates, assumptions about mining hardware efficiencies and Power Usage Efficacies (PUE) for data centers [25], [26]. The Cambridge Blockchain Network Sustainability Index (CBNSI) provides updated estimates of the Total Energy Consumption (energy used by the network) and Carbon Footprints (carbon emissions from the network) of major Proof-of-Work Cryptocurrency Networks [10], [33]. Zhang et al. have expanded the models to include Climate related impacts (for example, what effect will Cryptocurrency Energy Use have on Global Temperature Change) under a variety of regulatory and technological scenarios [9]. Additional studies have been conducted to analyze Ethereum's Energy Profile both before and after the transition to Proof-of-Stake at "The Merge." [11], [65].</w:t>
       </w:r>
     </w:p>
     <w:p>
@@ -19066,21 +19066,21 @@
         <w:rPr>
           <w:rFonts w:eastAsiaTheme="majorEastAsia"/>
         </w:rPr>
-        <w:t xml:space="preserve">Through empirical studies, it has been demonstrated that the total electricity consumption of all global PoW mining operations is on the same scale as that of many of these nations [9], [63]. According to De Vries, the fixed power-per-hash estimates wrongly account for the degree of energy used because they do not consider that the price of Bitcoin will trigger innovation, capital investment, new hardware production, and additional mining resources and activity, thus further increasing energy use (De Vries, </w:t>
+        <w:t xml:space="preserve">Through empirical studies, it has been demonstrated that the total electricity consumption of all global PoW mining operations is on the same scale as that of many of these nations [10], [66]. According to De Vries, the fixed power-per-hash estimates wrongly account for the degree of energy used because they do not consider that the price of Bitcoin will trigger innovation, capital investment, new hardware production, and additional mining resources and activity, thus further increasing energy use (De Vries, </w:t>
       </w:r>
       <w:proofErr w:type="gramStart"/>
       <w:r>
         <w:rPr>
           <w:rFonts w:eastAsiaTheme="majorEastAsia"/>
         </w:rPr>
-        <w:t xml:space="preserve">2018)[24]</w:t>
+        <w:t xml:space="preserve">2018)[25]</w:t>
       </w:r>
       <w:proofErr w:type="gramEnd"/>
       <w:r>
         <w:rPr>
           <w:rFonts w:eastAsiaTheme="majorEastAsia"/>
         </w:rPr>
-        <w:t xml:space="preserve">. Sapra et al. provided an in-depth review of PoW-based blockchain applications and their environmental impact and categorized how the application workload, network topology, and hardware choices (e.g., miners) affect the amount of energy consumed by PoW systems [19]. Truby evaluated the legal and policy options for decarbonizing Bitcoin while emphasizing how they create tension with innovation, financial inclusion, and other negative environmental externalities [25].</w:t>
+        <w:t xml:space="preserve">. Sapra et al. provided an in-depth review of PoW-based blockchain applications and their environmental impact and categorized how the application workload, network topology, and hardware choices (e.g., miners) affect the amount of energy consumed by PoW systems [20]. Truby evaluated the legal and policy options for decarbonizing Bitcoin while emphasizing how they create tension with innovation, financial inclusion, and other negative environmental externalities [26].</w:t>
       </w:r>
     </w:p>
     <w:p>
@@ -19107,7 +19107,7 @@
         <w:rPr>
           <w:rFonts w:eastAsiaTheme="majorEastAsia"/>
         </w:rPr>
-        <w:t xml:space="preserve"> consensus mechanism provides another unique comparison between different consensus mechanisms. McDonald has provided a comprehensive estimate of the emissions from Ethereum network mining, which occupied the largest share of energy consumption prior to the Ethereum network merge [10]. An examination of the resource usage of both validators and full nodes for Ethereum 2.0 under a </w:t>
+        <w:t xml:space="preserve"> consensus mechanism provides another unique comparison between different consensus mechanisms. McDonald has provided a comprehensive estimate of the emissions from Ethereum network mining, which occupied the largest share of energy consumption prior to the Ethereum network merge [11]. An examination of the resource usage of both validators and full nodes for Ethereum 2.0 under a </w:t>
       </w:r>
       <w:proofErr w:type="spellStart"/>
       <w:r>
@@ -19135,7 +19135,7 @@
         <w:rPr>
           <w:rFonts w:eastAsiaTheme="majorEastAsia"/>
         </w:rPr>
-        <w:t xml:space="preserve"> system [11], [62]. Bada et al. systematically compare the total energy footprint of PoW, </w:t>
+        <w:t xml:space="preserve"> system [12], [65]. Bada et al. systematically compare the total energy footprint of PoW, </w:t>
       </w:r>
       <w:proofErr w:type="spellStart"/>
       <w:r>
@@ -19163,7 +19163,7 @@
         <w:rPr>
           <w:rFonts w:eastAsiaTheme="majorEastAsia"/>
         </w:rPr>
-        <w:t xml:space="preserve"> under large network sizes [20].</w:t>
+        <w:t xml:space="preserve"> under large network sizes [21].</w:t>
       </w:r>
     </w:p>
     <w:p>
@@ -19176,7 +19176,7 @@
         <w:rPr>
           <w:rFonts w:eastAsiaTheme="majorEastAsia"/>
         </w:rPr>
-        <w:t xml:space="preserve">A range of alternative consensus mechanisms has stemmed primarily from a desire to reduce energy use. Green-PoW aims to reduce wasted energy by varying the difficulty and reward schedules as a function of renewable energy and energy prices [14]. Proof-of-Useful-Randomness and proof-of-learning are two examples of approaches where required proof of useful computational work (energy expense) is recycled into socially useful outputs when creating a block [15], [16]. The proof-of-federated-learning model and approach involves using model training for collaboration to select acceptable block producers and repurpose the energy requirements for collaborative training [18]. Proofs of Space and similar systems take a large amount of electrical energy (in exchange for disk space), but like a number of other emerging storage types of systems, they still consume a significant amount of energy through their production, maintenance, and associated I/O [33], [64]</w:t>
+        <w:t xml:space="preserve">A range of alternative consensus mechanisms has stemmed primarily from a desire to reduce energy use. Green-PoW aims to reduce wasted energy by varying the difficulty and reward schedules as a function of renewable energy and energy prices [16], [67]. Proof-of-Useful-Randomness and proof-of-learning are two examples of approaches where required proof of useful computational work (energy expense) is recycled into socially useful outputs when creating a block [16], [17]. The proof-of-federated-learning model and approach involves using model training for collaboration to select acceptable block producers and repurpose the energy requirements for collaborative training [19]. Proofs of Space and similar systems take a large amount of electrical energy (in exchange for disk space), but like a number of other emerging storage types of systems, they still consume a significant amount of energy through their production, maintenance, and associated I/O [34], [68]</w:t>
       </w:r>
       <w:proofErr w:type="gramStart"/>
       <w:r>
@@ -19214,7 +19214,7 @@
         <w:rPr>
           <w:rFonts w:eastAsiaTheme="majorEastAsia"/>
         </w:rPr>
-        <w:t xml:space="preserve">In this chapter, we have provided the technical context required for determining the impact of energy usage on the operation of blockchain consensus mechanisms. First, we provided a brief overview of the basics of a blockchain, focusing on a distributed ledger, peer-to-peer (P2P) networking, and the importance of transactions and smart contracts in different application areas [1], [44]. In addition to providing a basic understanding of blockchain technology, we reviewed the consensus mechanisms used by distributed systems, including classical Byzantine Fault Tolerance (BFT) protocols and Nakamoto-style Proof of Work (PoW) and a number of Proof of Stake related and other Proof-of-X (</w:t>
+        <w:t xml:space="preserve">In this chapter, we have provided the technical context required for determining the impact of energy usage on the operation of blockchain consensus mechanisms. First, we provided a brief overview of the basics of a blockchain, focusing on a distributed ledger, peer-to-peer (P2P) networking, and the importance of transactions and smart contracts in different application areas [1], [46]. In addition to providing a basic understanding of blockchain technology, we reviewed the consensus mechanisms used by distributed systems, including classical Byzantine Fault Tolerance (BFT) protocols and Nakamoto-style Proof of Work (PoW) and a number of Proof of Stake related and other Proof-of-X (</w:t>
       </w:r>
       <w:proofErr w:type="spellStart"/>
       <w:r>
@@ -19228,7 +19228,7 @@
         <w:rPr>
           <w:rFonts w:eastAsiaTheme="majorEastAsia"/>
         </w:rPr>
-        <w:t xml:space="preserve">) protocols as each of these mechanisms is based on different assumptions related to security and resource allocation at the block level with different amounts of resources available to maintain the ledger. Finally, we provided a summary of empirical and theoretical work into energy consumption of blockchains, including their environmental effects and economic impacts, on both a protocol level and as applied to specific energy systems around the world [19], [20]. We hope this chapter gives an overview of blockchain consensus mechanisms from both a theoretical and practical standpoint, and we have included both empirical research on energy usage and its impact, with various methodologies used to conduct that research.</w:t>
+        <w:t xml:space="preserve">) protocols as each of these mechanisms is based on different assumptions related to security and resource allocation at the block level with different amounts of resources available to maintain the ledger. Finally, we provided a summary of empirical and theoretical work into energy consumption of blockchains, including their environmental effects and economic impacts, on both a protocol level and as applied to specific energy systems around the world [20], [21]. We hope this chapter gives an overview of blockchain consensus mechanisms from both a theoretical and practical standpoint, and we have included both empirical research on energy usage and its impact, with various methodologies used to conduct that research.</w:t>
       </w:r>
     </w:p>
     <w:p>
@@ -19539,7 +19539,7 @@
           <w:sz w:val="24"/>
           <w:szCs w:val="24"/>
         </w:rPr>
-        <w:t xml:space="preserve">Looking at the literature on consensus mechanisms, many prior surveys have examined these mechanisms through one or a limited number of isolated lenses (e.g., Taxonomy, Architecture, Protocol Design or Application Orientation), therefore failing to provide an overarching comparative framework in which functionality, security and energy consumption can be integrated to evaluate these mechanisms [49], [4] . The authors have described these mechanisms using broad labels (e.g., secure, scalable, decentralized, or energy efficient), and have not established sufficiently consistent criteria for the rigorous cross-family </w:t>
+        <w:t xml:space="preserve">Looking at the literature on consensus mechanisms, many prior surveys have examined these mechanisms through one or a limited number of isolated lenses (e.g., Taxonomy, Architecture, Protocol Design or Application Orientation), therefore failing to provide an overarching comparative framework in which functionality, security and energy consumption can be integrated to evaluate these mechanisms [69], [70] . The authors have described these mechanisms using broad labels (e.g., secure, scalable, decentralized, or energy efficient), and have not established sufficiently consistent criteria for the rigorous cross-family </w:t>
       </w:r>
       <w:r>
         <w:rPr>
@@ -19548,7 +19548,7 @@
           <w:szCs w:val="24"/>
         </w:rPr>
         <w:lastRenderedPageBreak/>
-        <w:t xml:space="preserve">comparison of these mechanisms. Most of the prior reviews remain predominantly descriptive, providing a useful classification system but limited decision-oriented synthesis to help determine when a given consensus mechanism is most suitable for a specific deployment context and what makes it so [2], [3]. This limitation is increasingly important given the increased use of blockchain platforms for high-volume services, enterprise systems, low-energy IoT environments, and sustainability-sensitive applications [49], [4].</w:t>
+        <w:t xml:space="preserve">comparison of these mechanisms. Most of the prior reviews remain predominantly descriptive, providing a useful classification system but limited decision-oriented synthesis to help determine when a given consensus mechanism is most suitable for a specific deployment context and what makes it so [71], [72]. This limitation is increasingly important given the increased use of blockchain platforms for high-volume services, enterprise systems, low-energy IoT environments, and sustainability-sensitive applications [69], [70].</w:t>
       </w:r>
     </w:p>
     <w:p>
@@ -19694,7 +19694,7 @@
           <w:sz w:val="24"/>
           <w:szCs w:val="24"/>
         </w:rPr>
-        <w:t>1: Which principal functional characteristics serve to differentiate blockchain consensus algorithms with respect to their validation model, finality, fault tolerance, throughput, and scalability? [3]</w:t>
+        <w:t xml:space="preserve">1: Which principal functional characteristics serve to differentiate blockchain consensus algorithms with respect to their validation model, finality, fault tolerance, throughput, and scalability? [72]</w:t>
       </w:r>
     </w:p>
     <w:p>
@@ -19728,7 +19728,7 @@
           <w:sz w:val="24"/>
           <w:szCs w:val="24"/>
         </w:rPr>
-        <w:t>2: In what ways do prominent consensus algorithms diverge in their resilience to security threats, including Byzantine faults, majority attacks, Sybil attacks, collusion, and pressures toward centralization? [2], [3]</w:t>
+        <w:t xml:space="preserve">2: In what ways do prominent consensus algorithms diverge in their resilience to security threats, including Byzantine faults, majority attacks, Sybil attacks, collusion, and pressures toward centralization? [71], [72]</w:t>
       </w:r>
     </w:p>
     <w:p>
@@ -19762,7 +19762,7 @@
           <w:sz w:val="24"/>
           <w:szCs w:val="24"/>
         </w:rPr>
-        <w:t xml:space="preserve">3: How does energy consumption differ across the various consensus families, and which design decisions exert the greatest influence on the sustainability profile of blockchain systems? [49], [4]</w:t>
+        <w:t xml:space="preserve">3: How does energy consumption differ across the various consensus families, and which design decisions exert the greatest influence on the sustainability profile of blockchain systems? [69], [70]</w:t>
       </w:r>
     </w:p>
     <w:p>
@@ -19796,7 +19796,7 @@
           <w:sz w:val="24"/>
           <w:szCs w:val="24"/>
         </w:rPr>
-        <w:t>4: What trade-offs emerge among functionality, security, and energy efficiency in the selection of a consensus mechanism for a given blockchain application? [2], [3]</w:t>
+        <w:t xml:space="preserve">4: What trade-offs emerge among functionality, security, and energy efficiency in the selection of a consensus mechanism for a given blockchain application? [71], [72]</w:t>
       </w:r>
     </w:p>
     <w:p>
@@ -19830,7 +19830,7 @@
           <w:sz w:val="24"/>
           <w:szCs w:val="24"/>
         </w:rPr>
-        <w:t>5: Which consensus mechanisms are most appropriate for distinct deployment contexts, such as public blockchain platforms, consortium networks, enterprise environments, and resource-constrained systems? [3], [4]</w:t>
+        <w:t xml:space="preserve">5: Which consensus mechanisms are most appropriate for distinct deployment contexts, such as public blockchain platforms, consortium networks, enterprise environments, and resource-constrained systems? [72], [70]</w:t>
       </w:r>
     </w:p>
     <w:p>
@@ -19849,7 +19849,7 @@
           <w:szCs w:val="24"/>
         </w:rPr>
         <w:lastRenderedPageBreak/>
-        <w:t xml:space="preserve">Recent work has shown that research on blockchain consensus continues to be developed in new ways. Ladder, for example, has recently developed a DAG-based approach to structuring consensus that facilitates parallel processing of blocks, allowing for increased throughput and lower confirmation latency. [5] Similarly, </w:t>
+        <w:t xml:space="preserve">Recent work has shown that research on blockchain consensus continues to be developed in new ways. Ladder, for example, has recently developed a DAG-based approach to structuring consensus that facilitates parallel processing of blocks, allowing for increased throughput and lower confirmation latency. [73] Similarly, </w:t>
       </w:r>
       <w:proofErr w:type="spellStart"/>
       <w:r>
@@ -19885,7 +19885,7 @@
           <w:sz w:val="24"/>
           <w:szCs w:val="24"/>
         </w:rPr>
-        <w:t xml:space="preserve"> mechanism where the transaction ordering is based on the partially ordered transactions, enabled by concurrent processing, allowing for lower latency and maintaining a global ordering of all transactions.[1]. Finally, Crackle has developed a sector-based version of BFT that operates at less than the Linear (O(n)) communication complexity that is generally associated with traditional BFT implementations for improved scalability and communication efficiency over traditional communication-heavy BFT methods. [45]. While these works do not replace the consensus families evaluated in the current survey, they are representative of the fact that a significant amount of current work on this topic focuses on addressing long-standing problems with throughput, latency, and/or communication overhead, particularly in high-performance and BFT-based applications.[5], [1]</w:t>
+        <w:t xml:space="preserve"> mechanism where the transaction ordering is based on the partially ordered transactions, enabled by concurrent processing, allowing for lower latency and maintaining a global ordering of all transactions.[74]. Finally, Crackle has developed a sector-based version of BFT that operates at less than the Linear (O(n)) communication complexity that is generally associated with traditional BFT implementations for improved scalability and communication efficiency over traditional communication-heavy BFT methods. [75]. While these works do not replace the consensus families evaluated in the current survey, they are representative of the fact that a significant amount of current work on this topic focuses on addressing long-standing problems with throughput, latency, and/or communication overhead, particularly in high-performance and BFT-based applications.[73], [75]</w:t>
       </w:r>
     </w:p>
     <w:p>
@@ -19903,7 +19903,7 @@
           <w:sz w:val="24"/>
           <w:szCs w:val="24"/>
         </w:rPr>
-        <w:t xml:space="preserve">The main contribution of this survey is not to propose a new consensus mechanism or to suggest exhaustive quantitative evaluation across all blockchain contexts; rather, it is to present an analytical and decision-oriented overview, providing a comprehensive framework to help practitioners and decision-makers integrate functionality, security, and energy consumption into a single comparison framework, while linking these three dimensions of discussion to practical deployment contexts among a wide range of blockchain environments.[49], [4].</w:t>
+        <w:t xml:space="preserve">The main contribution of this survey is not to propose a new consensus mechanism or to suggest exhaustive quantitative evaluation across all blockchain contexts; rather, it is to present an analytical and decision-oriented overview, providing a comprehensive framework to help practitioners and decision-makers integrate functionality, security, and energy consumption into a single comparison framework, while linking these three dimensions of discussion to practical deployment contexts among a wide range of blockchain environments.[69], [71].</w:t>
       </w:r>
     </w:p>
     <w:p>
@@ -20015,7 +20015,7 @@
     </w:p>
     <w:p>
       <w:r>
-        <w:t xml:space="preserve">This design was adopted to reduce selection bias, improve traceability, and ensure that the comparison of consensus algorithms was grounded in an explicit review process rather than ad hoc literature selection [8], [24]</w:t>
+        <w:t xml:space="preserve">This design was adopted to reduce selection bias, improve traceability, and ensure that the comparison of consensus algorithms was grounded in an explicit review process rather than ad hoc literature selection [76], [77]</w:t>
       </w:r>
     </w:p>
     <w:p>
@@ -20037,7 +20037,7 @@
     </w:p>
     <w:p>
       <w:r>
-        <w:t xml:space="preserve">Utilizing the major academic publisher platforms and digital Libraries that provide Open Access to peer-reviewed Research on Blockchain and Distributed Systems, such as IEEE Xplore, ScienceDirect, and the ACM Digital Library; a literature search looking for blockchains was conducted over the years of 2008 to January/2025. This resulted in capturing both previously published foundational Consensus Research Papers for Blockchain technology and Latest Studies regarding Security, Scalability and Energy-Aware Protocol Development. In addition, backwards reference checking of the most relevant survey papers or technical research articles identified other possible sources to include which were not included in the original database search [8], [24].</w:t>
+        <w:t xml:space="preserve">Utilizing the major academic publisher platforms and digital Libraries that provide Open Access to peer-reviewed Research on Blockchain and Distributed Systems, such as IEEE Xplore, ScienceDirect, and the ACM Digital Library; a literature search looking for blockchains was conducted over the years of 2008 to January/2025. This resulted in capturing both previously published foundational Consensus Research Papers for Blockchain technology and Latest Studies regarding Security, Scalability and Energy-Aware Protocol Development. In addition, backwards reference checking of the most relevant survey papers or technical research articles identified other possible sources to include which were not included in the original database search [78], [79].</w:t>
       </w:r>
     </w:p>
     <w:tbl>
@@ -20789,7 +20789,7 @@
     <w:p>
       <w:r>
         <w:lastRenderedPageBreak/>
-        <w:t xml:space="preserve">The search syntax was adapted as required by each platform. Priority was given to peer-reviewed journal articles, conference papers, and highly relevant technical studies directly addressing blockchain consensus mechanisms and their comparative properties [24], [65].</w:t>
+        <w:t xml:space="preserve">The search syntax was adapted as required by each platform. Priority was given to peer-reviewed journal articles, conference papers, and highly relevant technical studies directly addressing blockchain consensus mechanisms and their comparative properties [78], [79].</w:t>
       </w:r>
     </w:p>
     <w:p>
@@ -20924,7 +20924,7 @@
         </w:numPr>
       </w:pPr>
       <w:r>
-        <w:t xml:space="preserve">addressed unrelated distributed-systems topics without direct relevance to blockchain consensus [24], [65].  </w:t>
+        <w:t xml:space="preserve">addressed unrelated distributed-systems topics without direct relevance to blockchain consensus [78], [79].  </w:t>
       </w:r>
     </w:p>
     <w:p>
@@ -20955,7 +20955,7 @@
       </w:r>
       <w:r>
         <w:lastRenderedPageBreak/>
-        <w:t xml:space="preserve">the evidence gathered. This publication makes no claims for completeness and exclusively relies on the available findings from the blockchain consensus literature [46], [8].</w:t>
+        <w:t xml:space="preserve">the evidence gathered. This publication makes no claims for completeness and exclusively relies on the available findings from the blockchain consensus literature [76], [77].</w:t>
       </w:r>
     </w:p>
     <w:p>
@@ -21078,7 +21078,7 @@
     </w:p>
     <w:p>
       <w:r>
-        <w:t xml:space="preserve">This extraction scheme was aligned directly with the analytical dimensions of the survey and supported cross-study comparison across heterogeneous consensus families [24], [65]. Table 2 presents the data extraction framework used in this survey.</w:t>
+        <w:t xml:space="preserve">This extraction scheme was aligned directly with the analytical dimensions of the survey and supported cross-study comparison across heterogeneous consensus families [78], [79]. Table 2 presents the data extraction framework used in this survey.</w:t>
       </w:r>
     </w:p>
     <w:p>
@@ -21936,7 +21936,7 @@
     </w:p>
     <w:p>
       <w:r>
-        <w:t xml:space="preserve">It was not possible to create a comprehensive and quantitative standard across all consensus families for all the studies included in this research, due to the heterogeneity of the findings, assumptions, metrics, and implementation models used in the various studies. Rather than creating a single, fully standardized quantitative benchmark for all the consensus families, the comparison tables presented in this research paper were created using qualitative synthesis of the evidence available. The terms low, moderate, high, limited, good and very good, were assigned based on recurring trends identified in the literature, with the classification for each consensus family, based on the architectural characteristics of each consensus algorithm, as they relate to the security of each algorithm. This process does not establish a quantitative standard for all consensus families, but rather provides a clear way to compare and assess the differences between consensus families, through the use of a comprehensive qualitative rubric for combining different evidence types [24], [65]. The coding rubric used in creating the comparison tables of the security of each consensus algorithm is presented in Table 3 and the qualitative coding rubric used to generate the summary of the comparison of the various consensus algorithms is presented in Table 4.</w:t>
+        <w:t xml:space="preserve">It was not possible to create a comprehensive and quantitative standard across all consensus families for all the studies included in this research, due to the heterogeneity of the findings, assumptions, metrics, and implementation models used in the various studies. Rather than creating a single, fully standardized quantitative benchmark for all the consensus families, the comparison tables presented in this research paper were created using qualitative synthesis of the evidence available. The terms low, moderate, high, limited, good and very good, were assigned based on recurring trends identified in the literature, with the classification for each consensus family, based on the architectural characteristics of each consensus algorithm, as they relate to the security of each algorithm. This process does not establish a quantitative standard for all consensus families, but rather provides a clear way to compare and assess the differences between consensus families, through the use of a comprehensive qualitative rubric for combining different evidence types [78], [79]. The coding rubric used in creating the comparison tables of the security of each consensus algorithm is presented in Table 3 and the qualitative coding rubric used to generate the summary of the comparison of the various consensus algorithms is presented in Table 4.</w:t>
       </w:r>
     </w:p>
     <w:p>
@@ -22378,7 +22378,7 @@
         <w:t>utilized</w:t>
       </w:r>
       <w:r>
-        <w:t xml:space="preserve">; and many other factors) [8], [24].</w:t>
+        <w:t xml:space="preserve">; and many other factors) [76], [78].</w:t>
       </w:r>
     </w:p>
     <w:p>
@@ -22401,7 +22401,7 @@
         <w:t>Therefore,</w:t>
       </w:r>
       <w:r>
-        <w:t xml:space="preserve"> the comparative synthesis presented in this work should be used to provide different interpretations of the results depending upon the use of the surrounding interpretations rather than use results across all use cases [8], [24].</w:t>
+        <w:t xml:space="preserve"> the comparative synthesis presented in this work should be used to provide different interpretations of the results depending upon the use of the surrounding interpretations rather than use results across all use cases [77], [79].</w:t>
       </w:r>
     </w:p>
     <w:tbl>
@@ -23184,7 +23184,7 @@
           <w:strike/>
         </w:rPr>
         <w:lastRenderedPageBreak/>
-        <w:t xml:space="preserve">This benefit is extremely beneficial in the context of an environment where a group of distributed entities must coordinate securely and do so with limited resources and on behalf of machines and devices (sometimes referred to as M2M) [7].</w:t>
+        <w:t xml:space="preserve">This benefit is extremely beneficial in the context of an environment where a group of distributed entities must coordinate securely and do so with limited resources and on behalf of machines and devices (sometimes referred to as M2M) [80], [81].</w:t>
       </w:r>
     </w:p>
     <w:p>
@@ -23197,7 +23197,7 @@
         <w:rPr>
           <w:strike/>
         </w:rPr>
-        <w:t xml:space="preserve">Consensus algorithms are at the center of blockchain's value proposition. These algorithms define the process for validating transactions, reaching consensus on transaction confirmation, and ensuring that all copies of the ledger on the network remain synchronized. With the growth of blockchain technology being adopted across various applications and industries, it is important to understand how to properly use and select consensus algorithms as this has a direct impact on the performance, resilience, and utility of a given blockchain solution [7].</w:t>
+        <w:t xml:space="preserve">Consensus algorithms are at the center of blockchain's value proposition. These algorithms define the process for validating transactions, reaching consensus on transaction confirmation, and ensuring that all copies of the ledger on the network remain synchronized. With the growth of blockchain technology being adopted across various applications and industries, it is important to understand how to properly use and select consensus algorithms as this has a direct impact on the performance, resilience, and utility of a given blockchain solution [80], [82].</w:t>
       </w:r>
     </w:p>
     <w:p>
@@ -23263,7 +23263,7 @@
         <w:t>optimizing</w:t>
       </w:r>
       <w:r>
-        <w:t xml:space="preserve"> the hardware and architecture used in the operation of the blockchain [26].</w:t>
+        <w:t xml:space="preserve"> the hardware and architecture used in the operation of the blockchain [13], [83].</w:t>
       </w:r>
     </w:p>
     <w:p>
@@ -23278,12 +23278,12 @@
     </w:p>
     <w:p>
       <w:r>
-        <w:t xml:space="preserve">Consensus has particular importance to blockchain technology, because typically transactions are being agreed to by decentralized parties, which do not want to (or cannot) rely on a centralized party to add them to a shared, trusted record. Consensus algorithms validate new transactions, prevent inconsistencies in the shared ledger, and allow blockchain systems to safely operate in an environment in which actors may misbehave or fail. How consensus is achieved can affect security, throughput, of course, but also effects governance, and whether a given blockchain is an open system or closes around a handful of players [33].</w:t>
-      </w:r>
-    </w:p>
-    <w:p>
-      <w:r>
-        <w:t xml:space="preserve">This goes beyond technical procedure: consensus design can affect who can add transactions, influence, and if the blockchain can be sufficiently open and wide-reaching, or not. Effectively one can’t just study consensus algorithms in terms of computational efficiency; one must study for their implications for governance [33].</w:t>
+        <w:t xml:space="preserve">Consensus has particular importance to blockchain technology, because typically transactions are being agreed to by decentralized parties, which do not want to (or cannot) rely on a centralized party to add them to a shared, trusted record. Consensus algorithms validate new transactions, prevent inconsistencies in the shared ledger, and allow blockchain systems to safely operate in an environment in which actors may misbehave or fail. How consensus is achieved can affect security, throughput, of course, but also effects governance, and whether a given blockchain is an open system or closes around a handful of players [84].</w:t>
+      </w:r>
+    </w:p>
+    <w:p>
+      <w:r>
+        <w:t xml:space="preserve">This goes beyond technical procedure: consensus design can affect who can add transactions, influence, and if the blockchain can be sufficiently open and wide-reaching, or not. Effectively one can’t just study consensus algorithms in terms of computational efficiency; one must study for their implications for governance [84].</w:t>
       </w:r>
     </w:p>
     <w:tbl>
@@ -23608,7 +23608,7 @@
                 <w:sz w:val="16"/>
                 <w:szCs w:val="16"/>
               </w:rPr>
-              <w:t xml:space="preserve">[34]</w:t>
+              <w:t xml:space="preserve">[7]</w:t>
             </w:r>
           </w:p>
         </w:tc>
@@ -23737,7 +23737,7 @@
                 <w:sz w:val="16"/>
                 <w:szCs w:val="16"/>
               </w:rPr>
-              <w:t xml:space="preserve">[28]</w:t>
+              <w:t xml:space="preserve">[8]</w:t>
             </w:r>
           </w:p>
         </w:tc>
@@ -23866,7 +23866,7 @@
                 <w:sz w:val="16"/>
                 <w:szCs w:val="16"/>
               </w:rPr>
-              <w:t xml:space="preserve">[31]</w:t>
+              <w:t xml:space="preserve">[1], [85]</w:t>
             </w:r>
           </w:p>
         </w:tc>
@@ -24013,7 +24013,7 @@
                 <w:sz w:val="16"/>
                 <w:szCs w:val="16"/>
               </w:rPr>
-              <w:t xml:space="preserve">[35]</w:t>
+              <w:t xml:space="preserve">[27]</w:t>
             </w:r>
           </w:p>
         </w:tc>
@@ -24160,7 +24160,7 @@
                 <w:sz w:val="16"/>
                 <w:szCs w:val="16"/>
               </w:rPr>
-              <w:t xml:space="preserve">[36]</w:t>
+              <w:t xml:space="preserve">[34]</w:t>
             </w:r>
           </w:p>
         </w:tc>
@@ -24307,7 +24307,7 @@
                 <w:sz w:val="16"/>
                 <w:szCs w:val="16"/>
               </w:rPr>
-              <w:t xml:space="preserve">[37]</w:t>
+              <w:t xml:space="preserve">[35], [86]</w:t>
             </w:r>
           </w:p>
         </w:tc>
@@ -24464,7 +24464,7 @@
                 <w:sz w:val="16"/>
                 <w:szCs w:val="16"/>
               </w:rPr>
-              <w:t xml:space="preserve">[38]</w:t>
+              <w:t xml:space="preserve">[29]</w:t>
             </w:r>
           </w:p>
         </w:tc>
@@ -24621,7 +24621,7 @@
                 <w:sz w:val="16"/>
                 <w:szCs w:val="16"/>
               </w:rPr>
-              <w:t xml:space="preserve">[42]</w:t>
+              <w:t xml:space="preserve">[32], [87]</w:t>
             </w:r>
           </w:p>
         </w:tc>
@@ -24769,7 +24769,7 @@
                 <w:sz w:val="16"/>
                 <w:szCs w:val="16"/>
               </w:rPr>
-              <w:t xml:space="preserve">[51]</w:t>
+              <w:t xml:space="preserve">[36], [88]</w:t>
             </w:r>
           </w:p>
         </w:tc>
@@ -24916,7 +24916,7 @@
                 <w:sz w:val="16"/>
                 <w:szCs w:val="16"/>
               </w:rPr>
-              <w:t xml:space="preserve">[10]</w:t>
+              <w:t xml:space="preserve">[37]</w:t>
             </w:r>
           </w:p>
         </w:tc>
@@ -25045,7 +25045,7 @@
                 <w:sz w:val="16"/>
                 <w:szCs w:val="16"/>
               </w:rPr>
-              <w:t xml:space="preserve">[27]</w:t>
+              <w:t xml:space="preserve">[38]</w:t>
             </w:r>
           </w:p>
         </w:tc>
@@ -25204,7 +25204,7 @@
                 <w:sz w:val="16"/>
                 <w:szCs w:val="16"/>
               </w:rPr>
-              <w:t xml:space="preserve">[11]</w:t>
+              <w:t xml:space="preserve">[39]</w:t>
             </w:r>
           </w:p>
         </w:tc>
@@ -25268,12 +25268,12 @@
     </w:p>
     <w:p>
       <w:r>
-        <w:t>Blockchain consensus mechanism evolution can be traced back to earlier studies into distributed agreement and Byzantine fault tolerance. Core concepts around achieving trustworthy agreement in systems with faulty or malicious nodes were developed through foundational models such as Byzantine Fault Tolerance (BFT) [2] and the Practical Byzantine Fault Tolerance (PBFT) [3], which informed the eventual development of blockchain consensus protocols.</w:t>
-      </w:r>
-    </w:p>
-    <w:p>
-      <w:r>
-        <w:t>With the introduction of Bitcoin in 2009 came the major milestone of demonstrating how Proof-of-Work (PoW) could enable decentralized consensus within a public and trustless environment [4]. The high energy costs associated with PoW encouraged the development of alternative consensus models, notably Proof-of-Stake (</w:t>
+        <w:t xml:space="preserve">Blockchain consensus mechanism evolution can be traced back to earlier studies into distributed agreement and Byzantine fault tolerance. Core concepts around achieving trustworthy agreement in systems with faulty or malicious nodes were developed through foundational models such as Byzantine Fault Tolerance (BFT) [7] and the Practical Byzantine Fault Tolerance (PBFT) [8], which informed the eventual development of blockchain consensus protocols.</w:t>
+      </w:r>
+    </w:p>
+    <w:p>
+      <w:r>
+        <w:t xml:space="preserve">With the introduction of Bitcoin in 2009 came the major milestone of demonstrating how Proof-of-Work (PoW) could enable decentralized consensus within a public and trustless environment [1]. The high energy costs associated with PoW encouraged the development of alternative consensus models, notably Proof-of-Stake (</w:t>
       </w:r>
       <w:proofErr w:type="spellStart"/>
       <w:r>
@@ -25281,7 +25281,7 @@
       </w:r>
       <w:proofErr w:type="spellEnd"/>
       <w:r>
-        <w:t xml:space="preserve">) [5], as well as a number of other mechanisms that seek to improve scalability, efficiency, or suitability to specific applications [49]. The result of several years of development has been the emergence of various consensus algorithms, including Proof-of-Space (</w:t>
+        <w:t xml:space="preserve">) [27], [89], as well as a number of other mechanisms that seek to improve scalability, efficiency, or suitability to specific applications [69]. The result of several years of development has been the emergence of various consensus algorithms, including Proof-of-Space (</w:t>
       </w:r>
       <w:proofErr w:type="spellStart"/>
       <w:r>
@@ -25289,7 +25289,7 @@
       </w:r>
       <w:proofErr w:type="spellEnd"/>
       <w:r>
-        <w:t xml:space="preserve">) [1], Proof-of-Burn (</w:t>
+        <w:t xml:space="preserve">) [34], Proof-of-Burn (</w:t>
       </w:r>
       <w:proofErr w:type="spellStart"/>
       <w:r>
@@ -25297,7 +25297,7 @@
       </w:r>
       <w:proofErr w:type="spellEnd"/>
       <w:r>
-        <w:t xml:space="preserve">) [45], Delegated Proof-of-Stake (</w:t>
+        <w:t xml:space="preserve">) [35], Delegated Proof-of-Stake (</w:t>
       </w:r>
       <w:proofErr w:type="spellStart"/>
       <w:r>
@@ -25305,7 +25305,7 @@
       </w:r>
       <w:proofErr w:type="spellEnd"/>
       <w:r>
-        <w:t xml:space="preserve">) [46], Proof-of-Authority (</w:t>
+        <w:t xml:space="preserve">) [29], Proof-of-Authority (</w:t>
       </w:r>
       <w:proofErr w:type="spellStart"/>
       <w:r>
@@ -25313,7 +25313,7 @@
       </w:r>
       <w:proofErr w:type="spellEnd"/>
       <w:r>
-        <w:t xml:space="preserve">) [8], Proof-of-Elapsed-Time (</w:t>
+        <w:t xml:space="preserve">) [32], Proof-of-Elapsed-Time (</w:t>
       </w:r>
       <w:proofErr w:type="spellStart"/>
       <w:r>
@@ -25321,7 +25321,7 @@
       </w:r>
       <w:proofErr w:type="spellEnd"/>
       <w:r>
-        <w:t xml:space="preserve">) [24], Proof-of-History (</w:t>
+        <w:t xml:space="preserve">) [36], [90], Proof-of-History (</w:t>
       </w:r>
       <w:proofErr w:type="spellStart"/>
       <w:r>
@@ -25329,7 +25329,7 @@
       </w:r>
       <w:proofErr w:type="spellEnd"/>
       <w:r>
-        <w:t xml:space="preserve">) [65], Proof-of-Capacity (PoC) [6], and Proof-of-Resilience (</w:t>
+        <w:t xml:space="preserve">) [37], Proof-of-Capacity (PoC) [38], and Proof-of-Resilience (</w:t>
       </w:r>
       <w:proofErr w:type="spellStart"/>
       <w:r>
@@ -25337,7 +25337,7 @@
       </w:r>
       <w:proofErr w:type="spellEnd"/>
       <w:r>
-        <w:t xml:space="preserve">) [7], reflective of the rapidly increasing diversity of blockchain requirements. New and innovative proposals are being put forward periodically that seek to improve efficiencies and adaptabilities in specific situations [26], [33].</w:t>
+        <w:t xml:space="preserve">) [39], reflective of the rapidly increasing diversity of blockchain requirements. New and innovative proposals are being put forward periodically that seek to improve efficiencies and adaptabilities in specific situations [91], [41].</w:t>
       </w:r>
     </w:p>
     <w:p>
@@ -25389,7 +25389,7 @@
       </w:r>
       <w:r>
         <w:lastRenderedPageBreak/>
-        <w:t xml:space="preserve">number of replicas may be malicious or faulty [48]. In contrast, both stake-based and delegated consensus models reduce the </w:t>
+        <w:t xml:space="preserve">number of replicas may be malicious or faulty [92], [93]. In contrast, both stake-based and delegated consensus models reduce the </w:t>
       </w:r>
       <w:proofErr w:type="gramStart"/>
       <w:r>
@@ -25426,12 +25426,12 @@
       </w:r>
       <w:proofErr w:type="spellEnd"/>
       <w:r>
-        <w:t xml:space="preserve">) have been found to provide greater operational efficiency than other consensus algorithms, they also expose participants to a greater degree of risk associated with collusion or centralization due to the concentrated validation powers exercised by a relatively small number of actors within the system. Therefore, different consensus algorithms should be evaluated based upon their individual attack surfaces rather than as having identical assumptions of security associated with their operations [25].</w:t>
-      </w:r>
-    </w:p>
-    <w:p>
-      <w:r>
-        <w:t xml:space="preserve">In addition to considering the security associated with a particular mechanism, operational efficiency must also be evaluated. Although BFT-style algorithms can provide strong consistency guarantees under conditions of adversarial attacks, the communication overhead associated with them could limit the scalability of these systems as the number of participants increases [48]. However, in contrast to this, there exist mechanisms whereby greater throughput or lower latency can be achieved through limiting the number of validators that are participating in the consensus process or relaxing decentralization. Thus, the manner in which a consensus algorithm secures the overall security of a blockchain should be viewed as a mechanism that serves multiple goals within the broader context of the system. For instance, the characteristics of a consensus mechanism that is appropriate for use in a public, permissionless blockchain would be different than those used in a consortium or private blockchain implementation [11].</w:t>
+        <w:t xml:space="preserve">) have been found to provide greater operational efficiency than other consensus algorithms, they also expose participants to a greater degree of risk associated with collusion or centralization due to the concentrated validation powers exercised by a relatively small number of actors within the system. Therefore, different consensus algorithms should be evaluated based upon their individual attack surfaces rather than as having identical assumptions of security associated with their operations [94], [95].</w:t>
+      </w:r>
+    </w:p>
+    <w:p>
+      <w:r>
+        <w:t xml:space="preserve">In addition to considering the security associated with a particular mechanism, operational efficiency must also be evaluated. Although BFT-style algorithms can provide strong consistency guarantees under conditions of adversarial attacks, the communication overhead associated with them could limit the scalability of these systems as the number of participants increases [92], [25]. However, in contrast to this, there exist mechanisms whereby greater throughput or lower latency can be achieved through limiting the number of validators that are participating in the consensus process or relaxing decentralization. Thus, the manner in which a consensus algorithm secures the overall security of a blockchain should be viewed as a mechanism that serves multiple goals within the broader context of the system. For instance, the characteristics of a consensus mechanism that is appropriate for use in a public, permissionless blockchain would be different than those used in a consortium or private blockchain implementation [96], [97].</w:t>
       </w:r>
     </w:p>
     <w:p>
@@ -25453,7 +25453,7 @@
         <w:t>however,</w:t>
       </w:r>
       <w:r>
-        <w:t xml:space="preserve"> PoW can still be vulnerable to 51% attacks in situations when hashing power is sufficiently concentrated or under some other form of collusion [25].</w:t>
+        <w:t xml:space="preserve"> PoW can still be vulnerable to 51% attacks in situations when hashing power is sufficiently concentrated or under some other form of collusion [94], [98].</w:t>
       </w:r>
     </w:p>
     <w:p>
@@ -25466,12 +25466,12 @@
       </w:r>
       <w:proofErr w:type="spellEnd"/>
       <w:r>
-        <w:t xml:space="preserve"> can provide for an improvement in the efficiency of the mechanism, but does create new vulnerabilities of its own due to the nature of stake concentration, long-range attacks, and the ability for economic power to produce a disproportionate influence over the protocol [25].</w:t>
-      </w:r>
-    </w:p>
-    <w:p>
-      <w:r>
-        <w:t xml:space="preserve">BFT and PBFT-based systems have the capabilities of providing a high level of fault tolerance as long as the percentage of malicious nodes remains below the protocol threshold; thus, they are typically better suited for environments where there are partially trusted and/or permissioned participants rather than public ones [48]. Their effectiveness is also dependent on stable communication and bounded participation, in addition to which message complexity typically limits their ability to be deployed successfully at large scale. </w:t>
+        <w:t xml:space="preserve"> can provide for an improvement in the efficiency of the mechanism, but does create new vulnerabilities of its own due to the nature of stake concentration, long-range attacks, and the ability for economic power to produce a disproportionate influence over the protocol [94], [89].</w:t>
+      </w:r>
+    </w:p>
+    <w:p>
+      <w:r>
+        <w:t xml:space="preserve">BFT and PBFT-based systems have the capabilities of providing a high level of fault tolerance as long as the percentage of malicious nodes remains below the protocol threshold; thus, they are typically better suited for environments where there are partially trusted and/or permissioned participants rather than public ones [92], [99]. Their effectiveness is also dependent on stable communication and bounded participation, in addition to which message complexity typically limits their ability to be deployed successfully at large scale. </w:t>
       </w:r>
       <w:proofErr w:type="spellStart"/>
       <w:r>
@@ -25487,7 +25487,7 @@
       </w:r>
       <w:proofErr w:type="spellEnd"/>
       <w:r>
-        <w:t xml:space="preserve"> are differentiated from other consensus algorithms because the validators are either selected in advance or voted onto the role by a participant using some other form of authority, but this restriction ultimately increases the risks of collusion, insider manipulation, and governance capture [11]. Ultimately, there is no single consensus algorithm that can be declared to be universally "safe"; rather, each individual consensus algorithm will have unique attributes that define its relative resiliency against attacks and structural concentration.</w:t>
+        <w:t xml:space="preserve"> are differentiated from other consensus algorithms because the validators are either selected in advance or voted onto the role by a participant using some other form of authority, but this restriction ultimately increases the risks of collusion, insider manipulation, and governance capture [96], [100]. Ultimately, there is no single consensus algorithm that can be declared to be universally "safe"; rather, each individual consensus algorithm will have unique attributes that define its relative resiliency against attacks and structural concentration.</w:t>
       </w:r>
     </w:p>
     <w:tbl>
@@ -27528,7 +27528,7 @@
     </w:p>
     <w:p>
       <w:r>
-        <w:t xml:space="preserve">It is important to consider a methodological caution when comparing energy consumption of various consensus algorithms. Measurement results for the energy or power consumption of an algorithm can vary considerably based upon several factors - such as how it is implemented; its network size; its validator set size; the type of hardware used; the type of communications; whether it is being implemented in a public, permissioned, or consortium; the application that is being addressed; etc. Accordingly, this survey provides a comparative and qualitative representation of energy consumptions in order to illustrate general industry trends for various architectural types rather than to provide an accurate comparison of cross-protocols under a common testing methodology [49], [4].</w:t>
+        <w:t xml:space="preserve">It is important to consider a methodological caution when comparing energy consumption of various consensus algorithms. Measurement results for the energy or power consumption of an algorithm can vary considerably based upon several factors - such as how it is implemented; its network size; its validator set size; the type of hardware used; the type of communications; whether it is being implemented in a public, permissioned, or consortium; the application that is being addressed; etc. Accordingly, this survey provides a comparative and qualitative representation of energy consumptions in order to illustrate general industry trends for various architectural types rather than to provide an accurate comparison of cross-protocols under a common testing methodology [69], [70].</w:t>
       </w:r>
     </w:p>
     <w:p>
@@ -27872,7 +27872,7 @@
                                 <w:szCs w:val="18"/>
                                 <w:lang w:val="en-US"/>
                               </w:rPr>
-                              <w:t xml:space="preserve">[30]</w:t>
+                              <w:t xml:space="preserve">[10]</w:t>
                             </w:r>
                             <w:r>
                               <w:rPr>
@@ -28055,7 +28055,7 @@
                           <w:szCs w:val="18"/>
                           <w:lang w:val="en-US"/>
                         </w:rPr>
-                        <w:t xml:space="preserve">[30]</w:t>
+                        <w:t xml:space="preserve">[10]</w:t>
                       </w:r>
                       <w:r>
                         <w:rPr>
@@ -28215,7 +28215,7 @@
                               <w:rPr>
                                 <w:lang w:val="en-US"/>
                               </w:rPr>
-                              <w:t xml:space="preserve"> [30]</w:t>
+                              <w:t xml:space="preserve"> [10]</w:t>
                             </w:r>
                             <w:r>
                               <w:rPr>
@@ -28301,7 +28301,7 @@
                         <w:rPr>
                           <w:lang w:val="en-US"/>
                         </w:rPr>
-                        <w:t xml:space="preserve"> [30]</w:t>
+                        <w:t xml:space="preserve"> [10]</w:t>
                       </w:r>
                       <w:r>
                         <w:rPr>
@@ -28350,7 +28350,7 @@
       </w:r>
       <w:proofErr w:type="spellEnd"/>
       <w:r>
-        <w:t xml:space="preserve"> and other low-computation consensus mechanisms. These figures, therefore, represent contextual evidence of the sustainability issues posed by energy-intensive consensus and will also be used to further the ongoing discussion surrounding the energy consumption differences among the various consensus mechanisms through the use of a qualitative assessment lens [31], [47].</w:t>
+        <w:t xml:space="preserve"> and other low-computation consensus mechanisms. These figures, therefore, represent contextual evidence of the sustainability issues posed by energy-intensive consensus and will also be used to further the ongoing discussion surrounding the energy consumption differences among the various consensus mechanisms through the use of a qualitative assessment lens [101], [49].</w:t>
       </w:r>
     </w:p>
     <w:p>
@@ -28446,7 +28446,7 @@
       </w:r>
       <w:proofErr w:type="spellEnd"/>
       <w:r>
-        <w:t xml:space="preserve"> have varying levels of resources associated with determining how to validate transactions. Some examples of these resources include computing power, economic investment, trusted third-party authority, time passed since a previous event occurred, proof-of-destruction of cryptocurrency, sequentially ordered proof of occurrence, and a promise that storage space has been reserved for that transaction [35], [37]. As well, more recently emerged mechanisms such as </w:t>
+        <w:t xml:space="preserve"> have varying levels of resources associated with determining how to validate transactions. Some examples of these resources include computing power, economic investment, trusted third-party authority, time passed since a previous event occurred, proof-of-destruction of cryptocurrency, sequentially ordered proof of occurrence, and a promise that storage space has been reserved for that transaction [102], [29]. As well, more recently emerged mechanisms such as </w:t>
       </w:r>
       <w:proofErr w:type="spellStart"/>
       <w:r>
@@ -28460,7 +28460,7 @@
         <w:t>behavior</w:t>
       </w:r>
       <w:r>
-        <w:t xml:space="preserve"> or result contributions [27], [11].</w:t>
+        <w:t xml:space="preserve"> or result contributions [38], [39].</w:t>
       </w:r>
     </w:p>
     <w:p>
@@ -28475,7 +28475,7 @@
         <w:t>maximize</w:t>
       </w:r>
       <w:r>
-        <w:t xml:space="preserve"> participation and resilience to attack, but these benefits came at an expense of producing a large amount of energy consumption and having limited scalability [20], [9]. Subsequent mechanisms like </w:t>
+        <w:t xml:space="preserve"> participation and resilience to attack, but these benefits came at an expense of producing a large amount of energy consumption and having limited scalability [103], [104]. Subsequent mechanisms like </w:t>
       </w:r>
       <w:proofErr w:type="spellStart"/>
       <w:r>
@@ -28505,7 +28505,7 @@
         <w:t>centralization</w:t>
       </w:r>
       <w:r>
-        <w:t xml:space="preserve"> of governance [35]. Likewise, BFT mechanisms provide a high degree of consistency in "bounded trust" environments, but this consistency comes with a cost of communication overhead that limits their scalability in large networks [66], [67].</w:t>
+        <w:t xml:space="preserve"> of governance [27], [31]. Likewise, BFT mechanisms provide a high degree of consistency in "bounded trust" environments, but this consistency comes with a cost of communication overhead that limits their scalability in large networks [60], [105].</w:t>
       </w:r>
     </w:p>
     <w:p>
@@ -28524,7 +28524,7 @@
         <w:t>utilizes</w:t>
       </w:r>
       <w:r>
-        <w:t xml:space="preserve"> trusted execution environments to assign random waiting periods to reduce the amount of computational waste produced by a PoW-type mechanism [63]. </w:t>
+        <w:t xml:space="preserve"> trusted execution environments to assign random waiting periods to reduce the amount of computational waste produced by a PoW-type mechanism [106], [107]. </w:t>
       </w:r>
       <w:proofErr w:type="spellStart"/>
       <w:r>
@@ -28540,7 +28540,7 @@
       </w:r>
       <w:proofErr w:type="gramEnd"/>
       <w:r>
-        <w:t xml:space="preserve"> improving validation throughput [10], [62]. </w:t>
+        <w:t xml:space="preserve"> improving validation throughput [37], [108]. </w:t>
       </w:r>
       <w:proofErr w:type="spellStart"/>
       <w:r>
@@ -28548,7 +28548,7 @@
       </w:r>
       <w:proofErr w:type="spellEnd"/>
       <w:r>
-        <w:t xml:space="preserve"> improves energy efficiency by replacing computational power with the commitment of storage space, while also creating necessary opportunities for future innovations related to hardware and lifecycle modifications [68], [52]. Reputation- or contribution-based consensus mechanisms like </w:t>
+        <w:t xml:space="preserve"> improves energy efficiency by replacing computational power with the commitment of storage space, while also creating necessary opportunities for future innovations related to hardware and lifecycle modifications [34], [68]. Reputation- or contribution-based consensus mechanisms like </w:t>
       </w:r>
       <w:proofErr w:type="spellStart"/>
       <w:r>
@@ -28556,7 +28556,7 @@
       </w:r>
       <w:proofErr w:type="spellEnd"/>
       <w:r>
-        <w:t xml:space="preserve"> and PoC significantly expand the range of validation mechanisms by tying their validation authority to a history of performance, rather than simply relying upon raw computational power or economic investment [27], [56].</w:t>
+        <w:t xml:space="preserve"> and PoC significantly expand the range of validation mechanisms by tying their validation authority to a history of performance, rather than simply relying upon raw computational power or economic investment [57], [61].</w:t>
       </w:r>
     </w:p>
     <w:p>
@@ -28565,7 +28565,7 @@
       </w:r>
       <w:r>
         <w:lastRenderedPageBreak/>
-        <w:t xml:space="preserve">respective mechanisms, security properties, and impact upon the use of computing resources and power consumption [34], [28].</w:t>
+        <w:t xml:space="preserve">respective mechanisms, security properties, and impact upon the use of computing resources and power consumption [7], [8].</w:t>
       </w:r>
     </w:p>
     <w:p>
@@ -28580,7 +28580,7 @@
     </w:p>
     <w:p>
       <w:r>
-        <w:t xml:space="preserve">An agreement mechanism is established through Byzantine Fault Tolerance (BFT), allowing distributed systems to reach consensus even if there are untrustworthy or malicious nodes. In addition, reaching a consensus or agreement among parties that have conflicting interests but are using a Blockchain requires that the parties reach agreement using a method that cannot be impacted by the actions of some nodes in the network. BFT-based designs offer some advantages over Mining based mechanisms as the amount of excess computing power needed to confirm transactions can be reduced; however, the effectiveness of BFT based mechanisms are determined by how many faulty (bounded) node assumptions are held and the degree of coordination among participants who communicate [34], [28]. Therefore, BFT will be used preferably among distribution environments that have a higher degree of structure around validator identity and/or validator participation than do the fully open public distribution networks.</w:t>
+        <w:t xml:space="preserve">An agreement mechanism is established through Byzantine Fault Tolerance (BFT), allowing distributed systems to reach consensus even if there are untrustworthy or malicious nodes. In addition, reaching a consensus or agreement among parties that have conflicting interests but are using a Blockchain requires that the parties reach agreement using a method that cannot be impacted by the actions of some nodes in the network. BFT-based designs offer some advantages over Mining based mechanisms as the amount of excess computing power needed to confirm transactions can be reduced; however, the effectiveness of BFT based mechanisms are determined by how many faulty (bounded) node assumptions are held and the degree of coordination among participants who communicate [7], [109]. Therefore, BFT will be used preferably among distribution environments that have a higher degree of structure around validator identity and/or validator participation than do the fully open public distribution networks.</w:t>
       </w:r>
     </w:p>
     <w:p>
@@ -28601,7 +28601,7 @@
         <w:t>guarantee</w:t>
       </w:r>
       <w:r>
-        <w:t xml:space="preserve"> as long as one-third of the participants in the system are working properly. The three-phase communication process used by PBFT ensures that all participants in the network reach consensus deterministically; therefore, PBFT is well suited to permissioned blockchains that use relatively small sets of validators. However, the communication overhead included in the three-phase communication process increases significantly as the network grows in size making PBFT difficult to scale, despite its ability to ensure strong consistency [69], [34]. As such, PBFT can be understood as a system with strong assurance of correctness, but limited large-scale applicability due to high communication costs.</w:t>
+        <w:t xml:space="preserve"> as long as one-third of the participants in the system are working properly. The three-phase communication process used by PBFT ensures that all participants in the network reach consensus deterministically; therefore, PBFT is well suited to permissioned blockchains that use relatively small sets of validators. However, the communication overhead included in the three-phase communication process increases significantly as the network grows in size making PBFT difficult to scale, despite its ability to ensure strong consistency [110], [111]. As such, PBFT can be understood as a system with strong assurance of correctness, but limited large-scale applicability due to high communication costs.</w:t>
       </w:r>
     </w:p>
     <w:p>
@@ -28733,7 +28733,7 @@
       </w:r>
       <w:proofErr w:type="spellEnd"/>
       <w:r>
-        <w:t xml:space="preserve"> allows for increased throughput, and reduced energy consumption due to the fact that there will be fewer validators to process any given transaction [42], [57]. The downside of this design is that it creates an environment where the delegates have a larger opportunity to collude with one another and can create a situation where there is a small group that has complete control over the network [64], [59]. </w:t>
+        <w:t xml:space="preserve"> allows for increased throughput, and reduced energy consumption due to the fact that there will be fewer validators to process any given transaction [31], [112]. The downside of this design is that it creates an environment where the delegates have a larger opportunity to collude with one another and can create a situation where there is a small group that has complete control over the network [113], [114]. </w:t>
       </w:r>
       <w:proofErr w:type="spellStart"/>
       <w:r>
@@ -28777,7 +28777,7 @@
       </w:r>
       <w:proofErr w:type="spellEnd"/>
       <w:r>
-        <w:t xml:space="preserve"> gives the group of approved validators known trust and decentralized identities, allowing for a quicker confirmation process, reduced computational burden and overall suitability for regulated environments that want to ensure accountability and also align with safety standards [70], [71]. The concentration of Authority in the few validators raises questions of centrality, reliance on trust, lack of transparency relative to public-based blockchain models [72], [73].</w:t>
+        <w:t xml:space="preserve"> gives the group of approved validators known trust and decentralized identities, allowing for a quicker confirmation process, reduced computational burden and overall suitability for regulated environments that want to ensure accountability and also align with safety standards [115], [116]. The concentration of Authority in the few validators raises questions of centrality, reliance on trust, lack of transparency relative to public-based blockchain models [117], [118].</w:t>
       </w:r>
     </w:p>
     <w:p>
@@ -28850,7 +28850,7 @@
       </w:r>
       <w:proofErr w:type="spellEnd"/>
       <w:r>
-        <w:t xml:space="preserve"> network [74], [75]. By not requiring continual intensive computational work, </w:t>
+        <w:t xml:space="preserve"> network [35], [59]. By not requiring continual intensive computational work, </w:t>
       </w:r>
       <w:proofErr w:type="spellStart"/>
       <w:r>
@@ -28866,7 +28866,7 @@
       </w:r>
       <w:proofErr w:type="spellEnd"/>
       <w:r>
-        <w:t xml:space="preserve"> to create concentration of influence among those who can afford to lose assets, there are concerns related to deflation and fairness in participation [76], [77].</w:t>
+        <w:t xml:space="preserve"> to create concentration of influence among those who can afford to lose assets, there are concerns related to deflation and fairness in participation [119], [120].</w:t>
       </w:r>
     </w:p>
     <w:p>
@@ -28894,7 +28894,7 @@
       </w:r>
       <w:proofErr w:type="spellEnd"/>
       <w:r>
-        <w:t xml:space="preserve"> uses a verifiable ordering of events (i.e., transactions) which allows for minimal coordination overhead among validators when reaching consensus on the order of transactions [10], [62]. Additionally, this feature provides </w:t>
+        <w:t xml:space="preserve"> uses a verifiable ordering of events (i.e., transactions) which allows for minimal coordination overhead among validators when reaching consensus on the order of transactions [108], [121]. Additionally, this feature provides </w:t>
       </w:r>
       <w:proofErr w:type="spellStart"/>
       <w:r>
@@ -28918,7 +28918,7 @@
       </w:r>
       <w:proofErr w:type="spellEnd"/>
       <w:r>
-        <w:t xml:space="preserve">, there is a significant reliance on the security of the timing and sequencing mechanism in place. A compromise at this level could negatively affect the network overall in terms of trust and correctness [78], [79].</w:t>
+        <w:t xml:space="preserve">, there is a significant reliance on the security of the timing and sequencing mechanism in place. A compromise at this level could negatively affect the network overall in terms of trust and correctness [108], [122].</w:t>
       </w:r>
     </w:p>
     <w:p>
@@ -28957,7 +28957,7 @@
       </w:r>
       <w:proofErr w:type="spellEnd"/>
       <w:r>
-        <w:t xml:space="preserve"> provides a more environmentally sustainable alternative to PoW by using less energy through decreased processing requirements [68], [80]. Nevertheless, when evaluating the practical sustainability of this alternative method, one must consider the device manufacturing processes associated with </w:t>
+        <w:t xml:space="preserve"> provides a more environmentally sustainable alternative to PoW by using less energy through decreased processing requirements [34], [123]. Nevertheless, when evaluating the practical sustainability of this alternative method, one must consider the device manufacturing processes associated with </w:t>
       </w:r>
       <w:proofErr w:type="spellStart"/>
       <w:r>
@@ -28969,7 +28969,7 @@
       </w:r>
       <w:r>
         <w:lastRenderedPageBreak/>
-        <w:t xml:space="preserve">attacks or concentration of resources among those with a larger amount of available storage capacity [52], [80].</w:t>
+        <w:t xml:space="preserve">attacks or concentration of resources among those with a larger amount of available storage capacity [62], [123].</w:t>
       </w:r>
     </w:p>
     <w:p>
@@ -29011,7 +29011,7 @@
       </w:r>
       <w:proofErr w:type="spellEnd"/>
       <w:r>
-        <w:t xml:space="preserve"> and removing reliance on either raw computational ability or financial ability for validation [11], [81]. By improving efficiency and lowering energy consumption, </w:t>
+        <w:t xml:space="preserve"> and removing reliance on either raw computational ability or financial ability for validation [39], [58]. By improving efficiency and lowering energy consumption, </w:t>
       </w:r>
       <w:proofErr w:type="spellStart"/>
       <w:r>
@@ -29019,7 +29019,7 @@
       </w:r>
       <w:proofErr w:type="spellEnd"/>
       <w:r>
-        <w:t xml:space="preserve"> makes possible governance and fairness issues, such as collusion in reputation formation, entry barriers for new entrants, and concerns about the transparency of the process of measuring and updating reputation [82], [83].</w:t>
+        <w:t xml:space="preserve"> makes possible governance and fairness issues, such as collusion in reputation formation, entry barriers for new entrants, and concerns about the transparency of the process of measuring and updating reputation [124], [125].</w:t>
       </w:r>
     </w:p>
     <w:p>
@@ -29034,7 +29034,7 @@
     </w:p>
     <w:p>
       <w:r>
-        <w:t xml:space="preserve">Validators are chosen in PoC-based systems based on the value of their contributions to the overall operation of the system, such as providing computational power, providing data, or providing some other contribution of value [27]. The objective of this model of selection is to reward people who have contributed in some way to the operation of the system rather than merely rewarding those who own resources. This model reduces the reliance on energy-consuming forms of consensus; however, the security of the PoC system is based on how well the quality of contributions are assessed, and how well they are protected against manipulation, duplication, or collusion [84], [56].</w:t>
+        <w:t xml:space="preserve">Validators are chosen in PoC-based systems based on the value of their contributions to the overall operation of the system, such as providing computational power, providing data, or providing some other contribution of value [126], [127]. The objective of this model of selection is to reward people who have contributed in some way to the operation of the system rather than merely rewarding those who own resources. This model reduces the reliance on energy-consuming forms of consensus; however, the security of the PoC system is based on how well the quality of contributions are assessed, and how well they are protected against manipulation, duplication, or collusion [126], [128].</w:t>
       </w:r>
     </w:p>
     <w:p>
@@ -29049,7 +29049,7 @@
     </w:p>
     <w:p>
       <w:r>
-        <w:t xml:space="preserve">The results presented in this section are intended to provide a context-specific synthesis of these consensus mechanisms, through a comparative analysis of existing studies. A consensus mechanism that is successful in one deployment model may not necessarily be successful in another due to the varying trade-offs between decentralization, fault tolerance and throughput, scalability, governance and energy consumption in different application domains. As such, the subsequent discussion will be structured according to the research questions that were used to guide the synthesis of these mechanisms and the suitability of the mechanisms for their intended applications rather than by means of a single hierarchical or universal ranking of consensus mechanisms [2], [3].</w:t>
+        <w:t xml:space="preserve">The results presented in this section are intended to provide a context-specific synthesis of these consensus mechanisms, through a comparative analysis of existing studies. A consensus mechanism that is successful in one deployment model may not necessarily be successful in another due to the varying trade-offs between decentralization, fault tolerance and throughput, scalability, governance and energy consumption in different application domains. As such, the subsequent discussion will be structured according to the research questions that were used to guide the synthesis of these mechanisms and the suitability of the mechanisms for their intended applications rather than by means of a single hierarchical or universal ranking of consensus mechanisms [71], [129].</w:t>
       </w:r>
     </w:p>
     <w:p>
@@ -29111,13 +29111,13 @@
     </w:p>
     <w:p>
       <w:r>
-        <w:t xml:space="preserve">When it comes to consensus mechanisms within blockchain technology, the main form of tradeoff between these systems is based on their ability to achieve security, scalability, and energy efficiency. Proof of Work is able to provide high amounts of security in public blockchains, but it has very large power consumption and limited scalability [81]. Proof of Stake improves efficiency by reducing energy use, but introduces issues associated with criteria for understanding stake concentration and governance [35], [36]. Byzantine Fault Tolerant consensus mechanisms have the ability to provide great consistency and fault tolerance (especially in private blockchains), but do so at the expense of low scalability due to issues relating to communications complexity [34]. New and emerging models such as Proof of Burn, Proof of Resources, and Proof of Certified/Chain Code/Digital Assets aim to create a better balance between these areas by </w:t>
+        <w:t xml:space="preserve">When it comes to consensus mechanisms within blockchain technology, the main form of tradeoff between these systems is based on their ability to achieve security, scalability, and energy efficiency. Proof of Work is able to provide high amounts of security in public blockchains, but it has very large power consumption and limited scalability [130]. Proof of Stake improves efficiency by reducing energy use, but introduces issues associated with criteria for understanding stake concentration and governance [27], [34]. Byzantine Fault Tolerant consensus mechanisms have the ability to provide great consistency and fault tolerance (especially in private blockchains), but do so at the expense of low scalability due to issues relating to communications complexity [7]. New and emerging models such as Proof of Burn, Proof of Resources, and Proof of Certified/Chain Code/Digital Assets aim to create a better balance between these areas by </w:t>
       </w:r>
       <w:r>
         <w:t>minimizing</w:t>
       </w:r>
       <w:r>
-        <w:t xml:space="preserve"> the waste of resources and broadening the pool of potential validator selection, but still have context and evidence specific questions regarding fairness of validator selection, participation criteria, and ability to be manipulated [37], [27].</w:t>
+        <w:t xml:space="preserve"> the waste of resources and broadening the pool of potential validator selection, but still have context and evidence specific questions regarding fairness of validator selection, participation criteria, and ability to be manipulated [131], [38].</w:t>
       </w:r>
     </w:p>
     <w:p>
@@ -30652,7 +30652,7 @@
       </w:r>
       <w:r>
         <w:lastRenderedPageBreak/>
-        <w:t xml:space="preserve">decision framework that maps each of the major consensus families reviewed in this survey to representative deployment contexts. The purpose of this matrix is to summarize the types of environments in which each of the consensus mechanisms is generally best suited based on their architectural properties as well as the trade-offs discussed throughout this review [2], [3].</w:t>
+        <w:t xml:space="preserve">decision framework that maps each of the major consensus families reviewed in this survey to representative deployment contexts. The purpose of this matrix is to summarize the types of environments in which each of the consensus mechanisms is generally best suited based on their architectural properties as well as the trade-offs discussed throughout this review [71], [132].</w:t>
       </w:r>
     </w:p>
     <w:p>
@@ -30710,7 +30710,7 @@
       </w:r>
       <w:proofErr w:type="spellEnd"/>
       <w:r>
-        <w:t xml:space="preserve"> consensus mechanisms, on the other hand, may provide alternatives for blockchain applications that desire to lower their energy consumption without fully relinquishing decentralization in the validation process. This assessment leads to the conclusion that the appropriate consensus algorithm deployed in a blockchain application will be determined by the priorities of the application rather than through a single universal benchmark for consensus algorithms [2], [3].</w:t>
+        <w:t xml:space="preserve"> consensus mechanisms, on the other hand, may provide alternatives for blockchain applications that desire to lower their energy consumption without fully relinquishing decentralization in the validation process. This assessment leads to the conclusion that the appropriate consensus algorithm deployed in a blockchain application will be determined by the priorities of the application rather than through a single universal benchmark for consensus algorithms [133], [134].</w:t>
       </w:r>
     </w:p>
     <w:p>
@@ -33239,7 +33239,7 @@
           <w:sz w:val="24"/>
           <w:szCs w:val="24"/>
         </w:rPr>
-        <w:t>1: Which principal functional characteristics serve to differentiate blockchain consensus algorithms with respect to their validation model, finality, fault tolerance, throughput, and scalability? [3]</w:t>
+        <w:t xml:space="preserve">1: Which principal functional characteristics serve to differentiate blockchain consensus algorithms with respect to their validation model, finality, fault tolerance, throughput, and scalability? [72]</w:t>
       </w:r>
     </w:p>
     <w:p>
@@ -33273,7 +33273,7 @@
       </w:r>
       <w:proofErr w:type="spellEnd"/>
       <w:r>
-        <w:t xml:space="preserve"> employ reduced participation by validators to validate transactions. Each of these functional differences will have an impact on the throughput, latency, governance structure, and the appropriateness of that consensus algorithm for public or permissioned networks [34], [28].</w:t>
+        <w:t xml:space="preserve"> employ reduced participation by validators to validate transactions. Each of these functional differences will have an impact on the throughput, latency, governance structure, and the appropriateness of that consensus algorithm for public or permissioned networks [7], [8].</w:t>
       </w:r>
     </w:p>
     <w:p>
@@ -33307,7 +33307,7 @@
           <w:sz w:val="24"/>
           <w:szCs w:val="24"/>
         </w:rPr>
-        <w:t>2: In what ways do prominent consensus algorithms diverge in their resilience to security threats, including Byzantine faults, majority attacks, Sybil attacks, collusion, and pressures toward centralization? [2], [3]</w:t>
+        <w:t xml:space="preserve">2: In what ways do prominent consensus algorithms diverge in their resilience to security threats, including Byzantine faults, majority attacks, Sybil attacks, collusion, and pressures toward centralization? [71], [72]</w:t>
       </w:r>
     </w:p>
     <w:p>
@@ -33341,7 +33341,7 @@
       </w:r>
       <w:proofErr w:type="spellEnd"/>
       <w:r>
-        <w:t xml:space="preserve"> create efficiencies, but may lead to increased risk of collusion and/or overall centralization due to limited participation by validators [34], [35].</w:t>
+        <w:t xml:space="preserve"> create efficiencies, but may lead to increased risk of collusion and/or overall centralization due to limited participation by validators [29], [32].</w:t>
       </w:r>
     </w:p>
     <w:p>
@@ -33375,7 +33375,7 @@
           <w:sz w:val="24"/>
           <w:szCs w:val="24"/>
         </w:rPr>
-        <w:t xml:space="preserve">3: How does energy consumption differ across the various consensus families, and which design decisions exert the greatest influence on the sustainability profile of blockchain systems? [49], [4]</w:t>
+        <w:t xml:space="preserve">3: How does energy consumption differ across the various consensus families, and which design decisions exert the greatest influence on the sustainability profile of blockchain systems? [69], [70]</w:t>
       </w:r>
     </w:p>
     <w:p>
@@ -33418,7 +33418,7 @@
       </w:r>
       <w:proofErr w:type="spellEnd"/>
       <w:r>
-        <w:t xml:space="preserve">, etc., would typically require less total energy because they do not operate under continuous competition to validate transactions [35], [11]. Consequently, the energy consumed will be material in considering the sustainability of any blockchain system.</w:t>
+        <w:t xml:space="preserve">, etc., would typically require less total energy because they do not operate under continuous competition to validate transactions [27], [135]. Consequently, the energy consumed will be material in considering the sustainability of any blockchain system.</w:t>
       </w:r>
     </w:p>
     <w:p>
@@ -33436,7 +33436,7 @@
           <w:sz w:val="24"/>
           <w:szCs w:val="24"/>
         </w:rPr>
-        <w:t>RQ4: What trade-offs emerge among functionality, security, and energy efficiency in the selection of a consensus mechanism for a given blockchain application? [2], [3]</w:t>
+        <w:t xml:space="preserve">RQ4: What trade-offs emerge among functionality, security, and energy efficiency in the selection of a consensus mechanism for a given blockchain application? [71], [72]</w:t>
       </w:r>
     </w:p>
     <w:p>
@@ -33462,7 +33462,7 @@
       </w:r>
       <w:proofErr w:type="spellEnd"/>
       <w:r>
-        <w:t xml:space="preserve">) may rely on stronger trust assumptions to ensure security or pose a greater risk of concentration. Consequently, the selection of a consensus algorithm will need to consider the operational requirements and threat matrix associated with the application's intended use case [34], [35].</w:t>
+        <w:t xml:space="preserve">) may rely on stronger trust assumptions to ensure security or pose a greater risk of concentration. Consequently, the selection of a consensus algorithm will need to consider the operational requirements and threat matrix associated with the application's intended use case [136], [137].</w:t>
       </w:r>
     </w:p>
     <w:p>
@@ -33496,7 +33496,7 @@
           <w:sz w:val="24"/>
           <w:szCs w:val="24"/>
         </w:rPr>
-        <w:t>5: Which consensus mechanisms are most appropriate for distinct deployment contexts, such as public blockchain platforms, consortium networks, enterprise environments, and resource-constrained systems? [3], [4]</w:t>
+        <w:t xml:space="preserve">5: Which consensus mechanisms are most appropriate for distinct deployment contexts, such as public blockchain platforms, consortium networks, enterprise environments, and resource-constrained systems? [72], [70]</w:t>
       </w:r>
     </w:p>
     <w:p>
@@ -33538,7 +33538,7 @@
       </w:r>
       <w:proofErr w:type="spellEnd"/>
       <w:r>
-        <w:t xml:space="preserve">, and PoC would likely be better options in enterprise-data-governed systems or application-specific solutions [34], [27]. Therefore, the suitability of each consensus mechanism will ultimately depend upon the context of the mechanism.</w:t>
+        <w:t xml:space="preserve">, and PoC would likely be better options in enterprise-data-governed systems or application-specific solutions [138], [39]. Therefore, the suitability of each consensus mechanism will ultimately depend upon the context of the mechanism.</w:t>
       </w:r>
     </w:p>
     <w:p>
@@ -33547,7 +33547,7 @@
       </w:r>
       <w:r>
         <w:lastRenderedPageBreak/>
-        <w:t xml:space="preserve">to improve scalability or efficiency with respect to the amount of energy consumed will likely create a new set of trust assumptions and risks of centralization as well as security compromises associated with the consensus mechanism. Therefore, it is important to locate the major utility of performing a comparative study in the clarification of the structural conditions of the consensus mechanisms that will be more and less appropriate for a specific blockchain solution [2], [4].</w:t>
+        <w:t xml:space="preserve">to improve scalability or efficiency with respect to the amount of energy consumed will likely create a new set of trust assumptions and risks of centralization as well as security compromises associated with the consensus mechanism. Therefore, it is important to locate the major utility of performing a comparative study in the clarification of the structural conditions of the consensus mechanisms that will be more and less appropriate for a specific blockchain solution [72], [77].</w:t>
       </w:r>
     </w:p>
     <w:p>
@@ -33568,12 +33568,12 @@
         <w:t xml:space="preserve">twelve </w:t>
       </w:r>
       <w:r>
-        <w:t xml:space="preserve">widely used types of consensus algorithms that are used in blockchain systems. The authors provide a comparative analysis of these consensus algorithms using three distinct dimensions: Security, Functionality, and Energy Consumption. The authors have concluded that no single consensus mechanism can be considered superior to other consensus algorithms across all blockchain systems; however, different consensus algorithms provide an alternative set of trade-offs associated with each of their characteristics; for example, their validation logic, trust assumptions, governance structure, fault tolerance model, scalability attributes, and resource requirements. Especially, the authors note that the algorithm Proof of Work exhibits higher levels of robustness when it is deployed in a publicly-accessible adversarial environment; however, it does require significant amounts of energy. On the other hand, other types of consensus algorithms such as Proof of Stake, Delegated Models, Authority-based Consensus Mechanisms, and Byzantine Fault Tolerance all provide alternative trade-offs involving security, efficiency, and operational control, depending on how they are implemented and how they are used [49], [4].</w:t>
-      </w:r>
-    </w:p>
-    <w:p>
-      <w:r>
-        <w:t xml:space="preserve">The authors also found that making comparisons between the various types of consensus mechanisms is challenging from a methodology standpoint due to a lack of uniformity in terminology and terms used to evaluate consensus mechanisms; also, there are many different assumptions made regarding the properties of each consensus mechanism; there are significant differences in the metrics that are used to evaluate various types of consensus mechanisms, and there are many different contexts in which the various types of consensus mechanisms are empirically evaluated or tested in the literature. Therefore, the analysis and comparison of the different types of consensus mechanisms in this research effort are intended to be considered as a qualitative evidence-based synthesis, rather than as a universally-quantitative comparative benchmark of different types of consensus mechanisms. This is critical to understand the differences between the advantages and disadvantages of different types of consensus mechanisms [8], [24]</w:t>
+        <w:t xml:space="preserve">widely used types of consensus algorithms that are used in blockchain systems. The authors provide a comparative analysis of these consensus algorithms using three distinct dimensions: Security, Functionality, and Energy Consumption. The authors have concluded that no single consensus mechanism can be considered superior to other consensus algorithms across all blockchain systems; however, different consensus algorithms provide an alternative set of trade-offs associated with each of their characteristics; for example, their validation logic, trust assumptions, governance structure, fault tolerance model, scalability attributes, and resource requirements. Especially, the authors note that the algorithm Proof of Work exhibits higher levels of robustness when it is deployed in a publicly-accessible adversarial environment; however, it does require significant amounts of energy. On the other hand, other types of consensus algorithms such as Proof of Stake, Delegated Models, Authority-based Consensus Mechanisms, and Byzantine Fault Tolerance all provide alternative trade-offs involving security, efficiency, and operational control, depending on how they are implemented and how they are used [69], [71].</w:t>
+      </w:r>
+    </w:p>
+    <w:p>
+      <w:r>
+        <w:t xml:space="preserve">The authors also found that making comparisons between the various types of consensus mechanisms is challenging from a methodology standpoint due to a lack of uniformity in terminology and terms used to evaluate consensus mechanisms; also, there are many different assumptions made regarding the properties of each consensus mechanism; there are significant differences in the metrics that are used to evaluate various types of consensus mechanisms, and there are many different contexts in which the various types of consensus mechanisms are empirically evaluated or tested in the literature. Therefore, the analysis and comparison of the different types of consensus mechanisms in this research effort are intended to be considered as a qualitative evidence-based synthesis, rather than as a universally-quantitative comparative benchmark of different types of consensus mechanisms. This is critical to understand the differences between the advantages and disadvantages of different types of consensus mechanisms [76], [79]</w:t>
       </w:r>
       <w:r>
         <w:t>.</w:t>
@@ -33777,7 +33777,7 @@
         <w:rPr>
           <w:rFonts w:eastAsiaTheme="majorEastAsia"/>
         </w:rPr>
-        <w:t xml:space="preserve"> system coordinates the efforts of miners by partitioning the hash-search space among them, thereby avoiding overlaps in their contributions and leading to efficient rewards distribution, which is superior to the independent exploration of the nonce space by miners [24], [19].</w:t>
+        <w:t xml:space="preserve"> system coordinates the efforts of miners by partitioning the hash-search space among them, thereby avoiding overlaps in their contributions and leading to efficient rewards distribution, which is superior to the independent exploration of the nonce space by miners [25], [20].</w:t>
       </w:r>
     </w:p>
     <w:p>
@@ -33804,7 +33804,7 @@
         <w:rPr>
           <w:rFonts w:eastAsiaTheme="majorEastAsia"/>
         </w:rPr>
-        <w:t xml:space="preserve"> system comprises a group of miners (or validators), a peer-to-peer overlay network that disseminates transactions and blocks, and transactions sent by clients. The PoW method entails each miner verifying the validity of the hash of a candidate block header repetitively until the success. The miner who succeeds first broadcasts the block and is rewarded for it [1], [12]. In </w:t>
+        <w:t xml:space="preserve"> system comprises a group of miners (or validators), a peer-to-peer overlay network that disseminates transactions and blocks, and transactions sent by clients. The PoW method entails each miner verifying the validity of the hash of a candidate block header repetitively until the success. The miner who succeeds first broadcasts the block and is rewarded for it [1], [13]. In </w:t>
       </w:r>
       <w:proofErr w:type="spellStart"/>
       <w:r>
@@ -33845,7 +33845,7 @@
         <w:rPr>
           <w:rFonts w:eastAsiaTheme="majorEastAsia"/>
         </w:rPr>
-        <w:t xml:space="preserve"> is anticipated to be a decrease in redundancy in terms of hashes and, therefore, energy consumption per block. Building on the taxonomy and energy models presented in Chapters 2 and 3 of [23], [20], this chapter creates a quantitative framework that will eventually be generated for the classical PoW alone and the </w:t>
+        <w:t xml:space="preserve"> is anticipated to be a decrease in redundancy in terms of hashes and, therefore, energy consumption per block. Building on the taxonomy and energy models presented in Chapters 2 and 3 of [40], [21], this chapter creates a quantitative framework that will eventually be generated for the classical PoW alone and the </w:t>
       </w:r>
       <w:proofErr w:type="spellStart"/>
       <w:r>
@@ -33873,7 +33873,7 @@
         <w:rPr>
           <w:rFonts w:eastAsiaTheme="majorEastAsia"/>
         </w:rPr>
-        <w:t xml:space="preserve">) an analytical network model that outlines the behavior of the nodes; (ii) an enemy model based on the Byzantine fault tolerance [6], [7] and Nakamoto consensus [1], [51]; and (iii) performance and energy metrics for comparing PoW and </w:t>
+        <w:t xml:space="preserve">) an analytical network model that outlines the behavior of the nodes; (ii) an enemy model based on the Byzantine fault tolerance [7], [8] and Nakamoto consensus [1], [52]; and (iii) performance and energy metrics for comparing PoW and </w:t>
       </w:r>
       <w:proofErr w:type="spellStart"/>
       <w:r>
@@ -33887,7 +33887,7 @@
         <w:rPr>
           <w:rFonts w:eastAsiaTheme="majorEastAsia"/>
         </w:rPr>
-        <w:t xml:space="preserve"> based on prescribed conditions [20], [9]</w:t>
+        <w:t xml:space="preserve"> based on prescribed conditions [21], [10]</w:t>
       </w:r>
       <w:proofErr w:type="gramStart"/>
       <w:r>
@@ -34022,7 +34022,7 @@
         <w:rPr>
           <w:rFonts w:eastAsiaTheme="majorEastAsia"/>
         </w:rPr>
-        <w:t xml:space="preserve"> state. When a new block is being built, there is a deterministic algorithm within the protocol that determines which transactions occur and how they are included (with restrictions on the maximal size imposed by the protocol) such that every miner creates the same candidate block, one that has the previous block hash, Merkle root of the set of accepted transactions, a timestamp, and nonce. The hash function H is regarded as a random oracle; a candidate block is valid if H(header) &lt; T, where T is the predefined target difficulty that dictates λ [1], [19].</w:t>
+        <w:t xml:space="preserve"> state. When a new block is being built, there is a deterministic algorithm within the protocol that determines which transactions occur and how they are included (with restrictions on the maximal size imposed by the protocol) such that every miner creates the same candidate block, one that has the previous block hash, Merkle root of the set of accepted transactions, a timestamp, and nonce. The hash function H is regarded as a random oracle; a candidate block is valid if H(header) &lt; T, where T is the predefined target difficulty that dictates λ [1], [20].</w:t>
       </w:r>
     </w:p>
     <w:p>
@@ -34049,7 +34049,7 @@
         <w:rPr>
           <w:rFonts w:eastAsiaTheme="majorEastAsia"/>
         </w:rPr>
-        <w:t xml:space="preserve"> = ∑ⁿᵢ₌₁ Hᵢ [24]</w:t>
+        <w:t xml:space="preserve"> = ∑ⁿᵢ₌₁ Hᵢ [25]</w:t>
       </w:r>
       <w:proofErr w:type="gramStart"/>
       <w:r>
@@ -34077,7 +34077,7 @@
         <w:rPr>
           <w:rFonts w:eastAsiaTheme="majorEastAsia"/>
         </w:rPr>
-        <w:t xml:space="preserve"> may greatly exceed the minimal number of distinct hashes needed for the validation of a block [8], [19]</w:t>
+        <w:t xml:space="preserve"> may greatly exceed the minimal number of distinct hashes needed for the validation of a block [9], [20]</w:t>
       </w:r>
       <w:proofErr w:type="gramStart"/>
       <w:r>
@@ -34182,7 +34182,7 @@
           <w:rFonts w:eastAsiaTheme="majorEastAsia"/>
         </w:rPr>
         <w:lastRenderedPageBreak/>
-        <w:t xml:space="preserve">miners, mᵢ, they will have either a portion of a nonce, or they will already know the very specific intervals of nonces that they will use while evaluating based on their nonce agreement. They can agree through the various methods of protocol whether it be predetermined guidelines such as based on who they are while there can also be random agreements made [14], [15].</w:t>
+        <w:t xml:space="preserve">miners, mᵢ, they will have either a portion of a nonce, or they will already know the very specific intervals of nonces that they will use while evaluating based on their nonce agreement. They can agree through the various methods of protocol whether it be predetermined guidelines such as based on who they are while there can also be random agreements made [15], [16].</w:t>
       </w:r>
     </w:p>
     <w:p>
@@ -34195,7 +34195,7 @@
         <w:rPr>
           <w:rFonts w:eastAsiaTheme="majorEastAsia"/>
         </w:rPr>
-        <w:t xml:space="preserve">The time will be used in discrete units of rounds or epochs that will be processed by the miners who will look for the block based on the divisions of the nonce space. When the miners are able to discover a block, they will notify others of their accomplishment and they will then follow by adhering to the longest valid chain under the protocol of Nakamoto [1]. Once the confirmed blockchain is published (block subsidy and transaction fees), and it will cause the distribution of the rewards that each miner has received based on the size of the unique nonce, time there was a valid hash made, and the total stake within the pool [14], [22]. As such, there will only be specific items that will differ in how the actual process works</w:t>
+        <w:t xml:space="preserve">The time will be used in discrete units of rounds or epochs that will be processed by the miners who will look for the block based on the divisions of the nonce space. When the miners are able to discover a block, they will notify others of their accomplishment and they will then follow by adhering to the longest valid chain under the protocol of Nakamoto [1]. Once the confirmed blockchain is published (block subsidy and transaction fees), and it will cause the distribution of the rewards that each miner has received based on the size of the unique nonce, time there was a valid hash made, and the total stake within the pool [15], [23]. As such, there will only be specific items that will differ in how the actual process works</w:t>
       </w:r>
       <w:r>
         <w:rPr>
@@ -34224,7 +34224,7 @@
         <w:rPr>
           <w:rFonts w:eastAsiaTheme="majorEastAsia"/>
         </w:rPr>
-        <w:t xml:space="preserve">The adversary can be considered as a PPT entity capable of corrupting a fraction of miners to manipulate their behavior. Corrupted miners (called Byzantine miners) can deviate from the protocol in any manner, such as withholding blocks, publishing contradictory histories, trying to double-spend, and colluding in order to get majorities to get more rewards [6], [7]. Honest miners adhere to the specified protocol, such as nonce-space assignment, hashing, block propagation and reporting their rewards.</w:t>
+        <w:t xml:space="preserve">The adversary can be considered as a PPT entity capable of corrupting a fraction of miners to manipulate their behavior. Corrupted miners (called Byzantine miners) can deviate from the protocol in any manner, such as withholding blocks, publishing contradictory histories, trying to double-spend, and colluding in order to get majorities to get more rewards [7], [8]. Honest miners adhere to the specified protocol, such as nonce-space assignment, hashing, block propagation and reporting their rewards.</w:t>
       </w:r>
     </w:p>
     <w:p>
@@ -34237,7 +34237,7 @@
         <w:rPr>
           <w:rFonts w:eastAsiaTheme="majorEastAsia"/>
         </w:rPr>
-        <w:t xml:space="preserve">We assume the adversary can corrupt up to a fraction β of the total hashing power of the network, i.e., the total amount of hᵢ which applies to corrupted miners is at most β (where β &lt; 0.5 in the case of Nakamoto-style security) [1], [51]; however, it will be less than 1/3 when reasoning about BFT [6], [7]. In the analysis and evaluation, we can conclude that the adversary can coordinate corrupted miners to execute certain attacks:</w:t>
+        <w:t xml:space="preserve">We assume the adversary can corrupt up to a fraction β of the total hashing power of the network, i.e., the total amount of hᵢ which applies to corrupted miners is at most β (where β &lt; 0.5 in the case of Nakamoto-style security) [1], [52]; however, it will be less than 1/3 when reasoning about BFT [7], [8]. In the analysis and evaluation, we can conclude that the adversary can coordinate corrupted miners to execute certain attacks:</w:t>
       </w:r>
     </w:p>
     <w:p>
@@ -34257,7 +34257,7 @@
           <w:rFonts w:eastAsiaTheme="majorEastAsia"/>
         </w:rPr>
         <w:tab/>
-        <w:t xml:space="preserve">Double spending. This involves broadcasting a transaction, getting it into a block, and attempting to revert the block by creating a longer private chain which excludes the transaction (applicable to classic PoW) [1], [51].</w:t>
+        <w:t xml:space="preserve">Double spending. This involves broadcasting a transaction, getting it into a block, and attempting to revert the block by creating a longer private chain which excludes the transaction (applicable to classic PoW) [1], [52].</w:t>
       </w:r>
     </w:p>
     <w:p>
@@ -34277,7 +34277,7 @@
           <w:rFonts w:eastAsiaTheme="majorEastAsia"/>
         </w:rPr>
         <w:tab/>
-        <w:t xml:space="preserve">Selfish mining or block withholding mining. This involves withholding found blocks to create forks which change rewards or reduce the effective contribution of the honest miners [19], [22].</w:t>
+        <w:t xml:space="preserve">Selfish mining or block withholding mining. This involves withholding found blocks to create forks which change rewards or reduce the effective contribution of the honest miners [20], [23].</w:t>
       </w:r>
     </w:p>
     <w:p>
@@ -34332,7 +34332,7 @@
           <w:rFonts w:eastAsiaTheme="majorEastAsia"/>
         </w:rPr>
         <w:tab/>
-        <w:t xml:space="preserve">Eclipse attacks or network partition attacks, which involve isolating groups of honest miners from the rest of the network to achieve their aims [51], [19].</w:t>
+        <w:t xml:space="preserve">Eclipse attacks or network partition attacks, which involve isolating groups of honest miners from the rest of the network to achieve their aims [52], [20].</w:t>
       </w:r>
     </w:p>
     <w:p>
@@ -34345,7 +34345,7 @@
         <w:rPr>
           <w:rFonts w:eastAsiaTheme="majorEastAsia"/>
         </w:rPr>
-        <w:t xml:space="preserve">It is also assumed that the adversary has partial control of the network channels of corrupted miners, which enables them to delay messages or drop them selectively. However, the adversary cannot overcome cryptographic primitives, such as hash functions or digital signatures, as well as forge messages from honest miners [1], [6]. The network is expected to be eventually synchronous with a bounded delay, Δ, thus ensuring liveness under the honest-majority assumption [6], [7].</w:t>
+        <w:t xml:space="preserve">It is also assumed that the adversary has partial control of the network channels of corrupted miners, which enables them to delay messages or drop them selectively. However, the adversary cannot overcome cryptographic primitives, such as hash functions or digital signatures, as well as forge messages from honest miners [1], [7]. The network is expected to be eventually synchronous with a bounded delay, Δ, thus ensuring liveness under the honest-majority assumption [7], [8].</w:t>
       </w:r>
     </w:p>
     <w:p>
@@ -34429,7 +34429,7 @@
         <w:rPr>
           <w:rFonts w:eastAsiaTheme="majorEastAsia"/>
         </w:rPr>
-        <w:t xml:space="preserve"> in order to compare and assess their proposed consensus mechanism both in terms of the classical performance characteristics (throughput, latency, and finality) and energy consumption, measured as power, energy per transaction/block, and energy-latency trade-offs. The measures employed in this study are aligned with earlier empirical and analytical studies of energy consumption in blockchains and their performance [20], [9].</w:t>
+        <w:t xml:space="preserve"> in order to compare and assess their proposed consensus mechanism both in terms of the classical performance characteristics (throughput, latency, and finality) and energy consumption, measured as power, energy per transaction/block, and energy-latency trade-offs. The measures employed in this study are aligned with earlier empirical and analytical studies of energy consumption in blockchains and their performance [21], [10].</w:t>
       </w:r>
       <w:proofErr w:type="gramStart"/>
       <w:r>
@@ -34527,7 +34527,7 @@
       </w:r>
       <w:proofErr w:type="spellEnd"/>
       <w:r>
-        <w:t xml:space="preserve">, with the assumption that the network is not congested and blocks are filled almost completely [1], [10]57. </w:t>
+        <w:t xml:space="preserve">, with the assumption that the network is not congested and blocks are filled almost completely [1], [11]57. </w:t>
       </w:r>
     </w:p>
     <w:p>
@@ -34570,7 +34570,7 @@
         <w:t>Power</w:t>
       </w:r>
       <w:r>
-        <w:t xml:space="preserve"> (P) represents the rate at which the network consumes electrical energy, measured in watts (joules per second). It aggregates the consumption of all miners’ hardware, including compute, memory, networking, and cooling overheads [12], [13]. For a given consensus protocol with block-generation rate λ, the </w:t>
+        <w:t xml:space="preserve"> (P) represents the rate at which the network consumes electrical energy, measured in watts (joules per second). It aggregates the consumption of all miners’ hardware, including compute, memory, networking, and cooling overheads [13], [14]. For a given consensus protocol with block-generation rate λ, the </w:t>
       </w:r>
       <w:r>
         <w:rPr>
@@ -34687,7 +34687,7 @@
       </w:r>
       <w:proofErr w:type="gramEnd"/>
       <w:r>
-        <w:t xml:space="preserve">, during which the network consumes power P [24]. If each block contains, on average, </w:t>
+        <w:t xml:space="preserve">, during which the network consumes power P [25]. If each block contains, on average, </w:t>
       </w:r>
       <w:proofErr w:type="spellStart"/>
       <w:r>
@@ -34775,7 +34775,7 @@
       </w:r>
       <w:proofErr w:type="spellEnd"/>
       <w:r>
-        <w:t xml:space="preserve"> by explicitly accounting for redundant hashing [24], [19]. In PoW, the total number of hashes tested across all miners in an epoch is </w:t>
+        <w:t xml:space="preserve"> by explicitly accounting for redundant hashing [25], [20]. In PoW, the total number of hashes tested across all miners in an epoch is </w:t>
       </w:r>
       <w:proofErr w:type="spellStart"/>
       <w:r>
@@ -35371,7 +35371,7 @@
       </w:r>
       <w:proofErr w:type="spellEnd"/>
       <w:r>
-        <w:t xml:space="preserve"> = 1 by design [8], [19]</w:t>
+        <w:t xml:space="preserve"> = 1 by design [9], [20]</w:t>
       </w:r>
       <w:proofErr w:type="gramStart"/>
       <w:r>
@@ -35384,7 +35384,7 @@
     </w:p>
     <w:p>
       <w:r>
-        <w:t xml:space="preserve">The energy–latency trade-off arises because block-generation rate λ affects both confirmation latency and energy consumption. For a fixed total power P, increasing λ (shorter block intervals) reduces the time to include transactions in blocks but increases the number of blocks (and thus total energy) required to process a given number of transactions if redundancy remains high [1], [51]. Conversely, decreasing λ reduces the number of blocks and, potentially, total energy but increases latency and the time to finality. In probabilistic-finality systems, the security parameter k also interacts with λ: shorter block intervals may require larger k to maintain the same attack success probability, further affecting latency [1], [51].</w:t>
+        <w:t xml:space="preserve">The energy–latency trade-off arises because block-generation rate λ affects both confirmation latency and energy consumption. For a fixed total power P, increasing λ (shorter block intervals) reduces the time to include transactions in blocks but increases the number of blocks (and thus total energy) required to process a given number of transactions if redundancy remains high [1], [52]. Conversely, decreasing λ reduces the number of blocks and, potentially, total energy but increases latency and the time to finality. In probabilistic-finality systems, the security parameter k also interacts with λ: shorter block intervals may require larger k to maintain the same attack success probability, further affecting latency [1], [52].</w:t>
       </w:r>
     </w:p>
     <w:p>
@@ -35457,7 +35457,7 @@
       </w:r>
       <w:proofErr w:type="spellEnd"/>
       <w:r>
-        <w:t xml:space="preserve"> using simulation and analytical models [20], [9]</w:t>
+        <w:t xml:space="preserve"> using simulation and analytical models [21], [10]</w:t>
       </w:r>
       <w:proofErr w:type="gramStart"/>
       <w:r>
@@ -35491,7 +35491,7 @@
       </w:r>
       <w:proofErr w:type="spellEnd"/>
       <w:r>
-        <w:t xml:space="preserve"> consensus protocol has been developed to meet the requirements and objectives defined in the literature review and issue descriptions included in the proposal [23], [20]</w:t>
+        <w:t xml:space="preserve"> consensus protocol has been developed to meet the requirements and objectives defined in the literature review and issue descriptions included in the proposal [40], [21]</w:t>
       </w:r>
       <w:proofErr w:type="gramStart"/>
       <w:r>
@@ -35532,7 +35532,7 @@
       </w:r>
       <w:proofErr w:type="spellEnd"/>
       <w:r>
-        <w:t xml:space="preserve"> protocol must ensure that honest miners will always see the same results in the blockchain. The probability of honest miners obeying the same canonical chains will be very high. This corresponds to the common-prefix and consistency principles in longest-chain protocols and safety in BFT protocols [1], [7]. </w:t>
+        <w:t xml:space="preserve"> protocol must ensure that honest miners will always see the same results in the blockchain. The probability of honest miners obeying the same canonical chains will be very high. This corresponds to the common-prefix and consistency principles in longest-chain protocols and safety in BFT protocols [1], [8]. </w:t>
       </w:r>
     </w:p>
     <w:p>
@@ -35541,7 +35541,7 @@
       </w:r>
       <w:r>
         <w:tab/>
-        <w:t xml:space="preserve">G2 – Liveness: Transactions created by honest users, spread among honest miners, must become part of the canonical chain and eventually be considered final (with a certain probability) within a bounded time if the situation in the network is partially synchronous and the adversary has the power less than threshold fraction β [1], [7]. </w:t>
+        <w:t xml:space="preserve">G2 – Liveness: Transactions created by honest users, spread among honest miners, must become part of the canonical chain and eventually be considered final (with a certain probability) within a bounded time if the situation in the network is partially synchronous and the adversary has the power less than threshold fraction β [1], [8]. </w:t>
       </w:r>
     </w:p>
     <w:p>
@@ -35558,7 +35558,7 @@
       </w:r>
       <w:proofErr w:type="spellEnd"/>
       <w:r>
-        <w:t xml:space="preserve"> must decrease the expected energy consumption by each block and transaction compared to standard PoW processes. Specifically, the value of energy-savings ratio ESR should exceed 1 under real network conditions and miner populations [19], [14]</w:t>
+        <w:t xml:space="preserve"> must decrease the expected energy consumption by each block and transaction compared to standard PoW processes. Specifically, the value of energy-savings ratio ESR should exceed 1 under real network conditions and miner populations [20], [15]</w:t>
       </w:r>
       <w:proofErr w:type="gramStart"/>
       <w:r>
@@ -35626,7 +35626,7 @@
       </w:r>
       <w:r>
         <w:lastRenderedPageBreak/>
-        <w:t xml:space="preserve">proves that miners searched their nonce ranges, validates and disseminates the blocks, and computes and distributes rewards. Non-functionally, the specifications should include throughput, latency, energy consumption, and security characteristics of the protocol (double-spend probability lower than ε) [19], [20]</w:t>
+        <w:t xml:space="preserve">proves that miners searched their nonce ranges, validates and disseminates the blocks, and computes and distributes rewards. Non-functionally, the specifications should include throughput, latency, energy consumption, and security characteristics of the protocol (double-spend probability lower than ε) [20], [21]</w:t>
       </w:r>
       <w:proofErr w:type="gramStart"/>
       <w:r>
@@ -35686,7 +35686,7 @@
         <w:spacing w:line="276" w:lineRule="auto"/>
       </w:pPr>
       <w:r>
-        <w:t xml:space="preserve">A target block-generation rate λ* (e.g., 1 block per 600 seconds) and an associated transaction throughput requirement Θ* (transactions per second) determined by application needs [1], [51].  </w:t>
+        <w:t xml:space="preserve">A target block-generation rate λ* (e.g., 1 block per 600 seconds) and an associated transaction throughput requirement Θ* (transactions per second) determined by application needs [1], [52].  </w:t>
       </w:r>
     </w:p>
     <w:p>
@@ -35717,7 +35717,7 @@
         <w:t>∈</w:t>
       </w:r>
       <w:r>
-        <w:t xml:space="preserve">C} hᵢ ≤ β), where β is a design parameter (e.g., β &lt; 0.5 for Nakamoto-style security [1], [51]).  </w:t>
+        <w:t xml:space="preserve">C} hᵢ ≤ β), where β is a design parameter (e.g., β &lt; 0.5 for Nakamoto-style security [1], [52]).  </w:t>
       </w:r>
     </w:p>
     <w:p>
@@ -35730,7 +35730,7 @@
         <w:spacing w:line="276" w:lineRule="auto"/>
       </w:pPr>
       <w:r>
-        <w:t xml:space="preserve">A security threshold ε specifying the maximum acceptable probability that the adversary can successfully perform a double-spend attack against a k-confirmation transaction (e.g., ε = 10⁻⁶) [1], [51].  </w:t>
+        <w:t xml:space="preserve">A security threshold ε specifying the maximum acceptable probability that the adversary can successfully perform a double-spend attack against a k-confirmation transaction (e.g., ε = 10⁻⁶) [1], [52].  </w:t>
       </w:r>
     </w:p>
     <w:p>
@@ -35791,7 +35791,7 @@
         <w:spacing w:line="276" w:lineRule="auto"/>
       </w:pPr>
       <w:r>
-        <w:t xml:space="preserve">A reward function R_π that maps observed contributions (e.g., number of nonces searched, shares submitted, or time spent in assigned ranges) to reward shares for miners when a block is confirmed [14], [22].  </w:t>
+        <w:t xml:space="preserve">A reward function R_π that maps observed contributions (e.g., number of nonces searched, shares submitted, or time spent in assigned ranges) to reward shares for miners when a block is confirmed [15], [23].  </w:t>
       </w:r>
     </w:p>
     <w:p>
@@ -35858,7 +35858,7 @@
       </w:r>
       <w:proofErr w:type="spellEnd"/>
       <w:r>
-        <w:t xml:space="preserve">(π): average transaction-confirmation latency for k confirmations, given λ*, Δ, β, and the protocol’s fork behavior [1], [51].  </w:t>
+        <w:t xml:space="preserve">(π): average transaction-confirmation latency for k confirmations, given λ*, Δ, β, and the protocol’s fork behavior [1], [52].  </w:t>
       </w:r>
     </w:p>
     <w:p>
@@ -35885,7 +35885,7 @@
       </w:r>
       <w:proofErr w:type="gramEnd"/>
       <w:r>
-        <w:t xml:space="preserve">π, k, β): probability that an adversary controlling hash fraction β can execute a successful double-spend attack against a k-confirmation transaction under protocol π [1], [51].  </w:t>
+        <w:t xml:space="preserve">π, k, β): probability that an adversary controlling hash fraction β can execute a successful double-spend attack against a k-confirmation transaction under protocol π [1], [52].  </w:t>
       </w:r>
     </w:p>
     <w:p>
@@ -35918,7 +35918,7 @@
     </w:p>
     <w:p>
       <w:r>
-        <w:t xml:space="preserve">  where rᵢ(π) is the long-run fraction of total rewards earned by miner mᵢ under π [19], [22].  </w:t>
+        <w:t xml:space="preserve">  where rᵢ(π) is the long-run fraction of total rewards earned by miner mᵢ under π [20], [23].  </w:t>
       </w:r>
     </w:p>
     <w:p>
@@ -36099,7 +36099,7 @@
       </w:r>
       <w:proofErr w:type="spellEnd"/>
       <w:r>
-        <w:t xml:space="preserve"> in the range 1.5–2 based on energy analyses in [19], [14]</w:t>
+        <w:t xml:space="preserve"> in the range 1.5–2 based on energy analyses in [20], [15]</w:t>
       </w:r>
       <w:proofErr w:type="gramStart"/>
       <w:r>
@@ -36123,7 +36123,7 @@
       </w:r>
       <w:proofErr w:type="gramEnd"/>
       <w:r>
-        <w:t xml:space="preserve">PoW) is the expected energy per block of the baseline protocol measured under the same λ* and hardware assumptions using the models in Section 4.4.2 [20], [9]</w:t>
+        <w:t xml:space="preserve">PoW) is the expected energy per block of the baseline protocol measured under the same λ* and hardware assumptions using the models in Section 4.4.2 [21], [10]</w:t>
       </w:r>
       <w:proofErr w:type="gramStart"/>
       <w:r>
@@ -36169,7 +36169,7 @@
         <w:t>∈</w:t>
       </w:r>
       <w:r>
-        <w:t xml:space="preserve"> Π, whose design, detailed operation, and evaluation are developed in the following chapters [23], [20]</w:t>
+        <w:t xml:space="preserve"> Π, whose design, detailed operation, and evaluation are developed in the following chapters [40], [21]</w:t>
       </w:r>
       <w:proofErr w:type="gramStart"/>
       <w:r>
@@ -36225,7 +36225,7 @@
       </w:r>
       <w:proofErr w:type="spellEnd"/>
       <w:r>
-        <w:t xml:space="preserve"> in terms of control of hash-population and rewards given to people working or mining [1], [23]</w:t>
+        <w:t xml:space="preserve"> in terms of control of hash-population and rewards given to people working or mining [1], [40]</w:t>
       </w:r>
       <w:proofErr w:type="gramStart"/>
       <w:r>
@@ -36241,7 +36241,7 @@
       </w:r>
       <w:proofErr w:type="spellEnd"/>
       <w:r>
-        <w:t xml:space="preserve"> [6], [22].</w:t>
+        <w:t xml:space="preserve"> [7], [23].</w:t>
       </w:r>
     </w:p>
     <w:p>
@@ -36254,7 +36254,7 @@
       </w:r>
       <w:proofErr w:type="spellEnd"/>
       <w:r>
-        <w:t xml:space="preserve"> under one idea, based on the previous experience of analysis and experiment in this field [20], [9]</w:t>
+        <w:t xml:space="preserve"> under one idea, based on the previous experience of analysis and experiment in this field [21], [10]</w:t>
       </w:r>
       <w:proofErr w:type="gramStart"/>
       <w:r>
@@ -36426,7 +36426,7 @@
       </w:r>
       <w:proofErr w:type="spellEnd"/>
       <w:r>
-        <w:t xml:space="preserve">), and various adaptations of Byzantine Fault Tolerance for use in the blockchain context [49], [2]</w:t>
+        <w:t xml:space="preserve">), and various adaptations of Byzantine Fault Tolerance for use in the blockchain context [51], [2]</w:t>
       </w:r>
       <w:proofErr w:type="gramStart"/>
       <w:r>
@@ -36439,7 +36439,7 @@
     </w:p>
     <w:p>
       <w:r>
-        <w:t xml:space="preserve">In Proof-of-Work, a miner's nonces will be evaluated repetitively by their computers through applying a hash function on slightly different block headers. Since miners all operate independently, there is an enormous amount of duplication of effort because they are both independently examining the same global nonce space. The likelihood that any given miner will discover the next block depends on their relative hash rate compared to the total hash rate of the entire network, and the total energy consumed by the Bitcoin network scales linearly with total hash power [45], [46]. Empirical data have shown that the energy consumed by proof-of-work blockchains is comparable to that of medium-sized nations, which raises concerns for environmental and operational sustainability [8], [24]</w:t>
+        <w:t xml:space="preserve">In Proof-of-Work, a miner's nonces will be evaluated repetitively by their computers through applying a hash function on slightly different block headers. Since miners all operate independently, there is an enormous amount of duplication of effort because they are both independently examining the same global nonce space. The likelihood that any given miner will discover the next block depends on their relative hash rate compared to the total hash rate of the entire network, and the total energy consumed by the Bitcoin network scales linearly with total hash power [47], [48]. Empirical data have shown that the energy consumed by proof-of-work blockchains is comparable to that of medium-sized nations, which raises concerns for environmental and operational sustainability [9], [25]</w:t>
       </w:r>
       <w:proofErr w:type="gramStart"/>
       <w:r>
@@ -36460,7 +36460,7 @@
       <w:proofErr w:type="spellEnd"/>
       <w:proofErr w:type="gramEnd"/>
       <w:r>
-        <w:t xml:space="preserve">-type and BFT-type ("vote") protocols are designed to significantly reduce energy use compared with traditional PoW ("brute force search") by using either a voting process or a mechanism based on the stake a participant holds in order to select a leader at random. With this reduction in energy use, however, comes new complications, including the management of stakes, slashing conditions, and the requirement for either assumptions about partial synchrony or committee selection processes [6], [7].</w:t>
+        <w:t xml:space="preserve">-type and BFT-type ("vote") protocols are designed to significantly reduce energy use compared with traditional PoW ("brute force search") by using either a voting process or a mechanism based on the stake a participant holds in order to select a leader at random. With this reduction in energy use, however, comes new complications, including the management of stakes, slashing conditions, and the requirement for either assumptions about partial synchrony or committee selection processes [7], [8].</w:t>
       </w:r>
     </w:p>
     <w:p>
@@ -36689,7 +36689,7 @@
     </w:p>
     <w:p>
       <w:r>
-        <w:t xml:space="preserve">The total hashing rate which is assumed to be within the limit of fraction α of the total network hash rate, and this rule has been used in previous work of Nakamoto consensus protocol [45], [39]. For </w:t>
+        <w:t xml:space="preserve">The total hashing rate which is assumed to be within the limit of fraction α of the total network hash rate, and this rule has been used in previous work of Nakamoto consensus protocol [47], [41]. For </w:t>
       </w:r>
       <w:proofErr w:type="spellStart"/>
       <w:r>
@@ -37061,7 +37061,7 @@
       </w:r>
       <w:proofErr w:type="spellEnd"/>
       <w:r>
-        <w:t xml:space="preserve"> and BFT-like blockchains where membership is only changed after having staked and governance transactions included [2], [31]</w:t>
+        <w:t xml:space="preserve"> and BFT-like blockchains where membership is only changed after having staked and governance transactions included [2], [32]</w:t>
       </w:r>
       <w:r>
         <w:t>.</w:t>
@@ -37684,7 +37684,7 @@
       </w:r>
       <w:proofErr w:type="spellEnd"/>
       <w:r>
-        <w:t xml:space="preserve"> is deterministic for all honest miners and unpredictable before B_{r−1} is finalized, assuming H behaves as a random oracle [51], [10].</w:t>
+        <w:t xml:space="preserve"> is deterministic for all honest miners and unpredictable before B_{r−1} is finalized, assuming H behaves as a random oracle [52], [11].</w:t>
       </w:r>
     </w:p>
     <w:p>
@@ -38004,7 +38004,7 @@
       </w:r>
       <w:proofErr w:type="spellEnd"/>
       <w:r>
-        <w:t xml:space="preserve">, and Snow White [27], [29]</w:t>
+        <w:t xml:space="preserve">, and Snow White [28], [30]</w:t>
       </w:r>
       <w:proofErr w:type="gramStart"/>
       <w:r>
@@ -38525,7 +38525,7 @@
     </w:p>
     <w:p>
       <w:r>
-        <w:t xml:space="preserve">Let α denote the total fraction of hash power held by a miner; in the random-oracle model and the case of fixed difficulty, the chance of that miner discovering a valid nonce in round r is based on α and maintains the property found in classical PoW [51]. The location of </w:t>
+        <w:t xml:space="preserve">Let α denote the total fraction of hash power held by a miner; in the random-oracle model and the case of fixed difficulty, the chance of that miner discovering a valid nonce in round r is based on α and maintains the property found in classical PoW [52]. The location of </w:t>
       </w:r>
       <w:proofErr w:type="spellStart"/>
       <w:r>
@@ -38619,7 +38619,7 @@
         <w:t xml:space="preserve"> works like classical PoW where the nonce space has been depleted: miners change their candidate block by doing one of the following: updating the timestamp or transaction set, then recalculating the seed and the arrangement </w:t>
       </w:r>
       <w:r>
-        <w:t xml:space="preserve">[34], [10].</w:t>
+        <w:t xml:space="preserve">[35], [11].</w:t>
       </w:r>
     </w:p>
     <w:p>
@@ -39231,7 +39231,7 @@
       </w:r>
       <w:proofErr w:type="spellEnd"/>
       <w:r>
-        <w:t xml:space="preserve">. Conflicting blocks are handled using standard fork resolution rules from Nakamoto-style consensus [45], [39].</w:t>
+        <w:t xml:space="preserve">. Conflicting blocks are handled using standard fork resolution rules from Nakamoto-style consensus [47], [41].</w:t>
       </w:r>
     </w:p>
     <w:p>
@@ -39807,7 +39807,7 @@
       </w:r>
       <w:proofErr w:type="spellEnd"/>
       <w:r>
-        <w:t xml:space="preserve"> to encode hash-rate estimates, historical activity, stake or reputation, as long as their inputs are observable and verifiable from on-chain state [38], [27].</w:t>
+        <w:t xml:space="preserve"> to encode hash-rate estimates, historical activity, stake or reputation, as long as their inputs are observable and verifiable from on-chain state [39], [28].</w:t>
       </w:r>
     </w:p>
     <w:p>
@@ -39839,7 +39839,7 @@
       </w:r>
       <w:proofErr w:type="spellEnd"/>
       <w:r>
-        <w:t xml:space="preserve"> transaction in PoW systems [51]. </w:t>
+        <w:t xml:space="preserve"> transaction in PoW systems [52]. </w:t>
       </w:r>
       <w:proofErr w:type="spellStart"/>
       <w:r>
@@ -39996,7 +39996,7 @@
       </w:r>
       <w:proofErr w:type="spellEnd"/>
       <w:r>
-        <w:t xml:space="preserve"> transactions in PoW blockchains [38], [51].</w:t>
+        <w:t xml:space="preserve"> transactions in PoW blockchains [39], [52].</w:t>
       </w:r>
     </w:p>
     <w:p>
@@ -40264,7 +40264,7 @@
       </w:r>
       <w:proofErr w:type="spellEnd"/>
       <w:r>
-        <w:t xml:space="preserve"> transactions and miner fees in existing PoW networks, but extended to multi-recipient rewards [38], [10].</w:t>
+        <w:t xml:space="preserve"> transactions and miner fees in existing PoW networks, but extended to multi-recipient rewards [39], [11].</w:t>
       </w:r>
     </w:p>
     <w:p>
@@ -40424,7 +40424,7 @@
       </w:r>
       <w:proofErr w:type="spellEnd"/>
       <w:r>
-        <w:t xml:space="preserve"> and BFT-style consensus [28], [35]</w:t>
+        <w:t xml:space="preserve"> and BFT-style consensus [29], [36]</w:t>
       </w:r>
       <w:proofErr w:type="gramStart"/>
       <w:r>
@@ -40503,7 +40503,7 @@
       </w:r>
       <w:proofErr w:type="spellEnd"/>
       <w:r>
-        <w:t xml:space="preserve">(r) in each round [31], [37]</w:t>
+        <w:t xml:space="preserve">(r) in each round [32], [38]</w:t>
       </w:r>
       <w:r>
         <w:t xml:space="preserve">.</w:t>
@@ -40806,7 +40806,7 @@
       </w:r>
       <w:proofErr w:type="spellEnd"/>
       <w:r>
-        <w:t xml:space="preserve"> [45], [34]. Dynamic changes in the miner set M(r) thus directly impact the performance and energy model derived in </w:t>
+        <w:t xml:space="preserve"> [47], [35]. Dynamic changes in the miner set M(r) thus directly impact the performance and energy model derived in </w:t>
       </w:r>
       <w:r>
         <w:lastRenderedPageBreak/>
@@ -41013,7 +41013,7 @@
       </w:r>
       <w:proofErr w:type="spellEnd"/>
       <w:r>
-        <w:t xml:space="preserve">(r) at fixed difficulty until the difficulty-adjustment mechanism responds [8], [10].</w:t>
+        <w:t xml:space="preserve">(r) at fixed difficulty until the difficulty-adjustment mechanism responds [9], [11].</w:t>
       </w:r>
     </w:p>
     <w:p>
@@ -41455,7 +41455,7 @@
       </w:r>
       <w:proofErr w:type="spellEnd"/>
       <w:r>
-        <w:t xml:space="preserve">(r) used in Chapter 4 if inactive miners are still counted in M(r). This is analogous to hash-rate drops in classical PoW, where miners switching off hardware increase the actual block interval until the difficulty-adjustment algorithm reacts [8], [51].</w:t>
+        <w:t xml:space="preserve">(r) used in Chapter 4 if inactive miners are still counted in M(r). This is analogous to hash-rate drops in classical PoW, where miners switching off hardware increase the actual block interval until the difficulty-adjustment algorithm reacts [9], [52].</w:t>
       </w:r>
     </w:p>
     <w:p>
@@ -41671,7 +41671,7 @@
       </w:r>
       <w:proofErr w:type="spellEnd"/>
       <w:r>
-        <w:t xml:space="preserve"> it affects eligibility and reward sharing only, not stake balances [31], [37]. Tuning </w:t>
+        <w:t xml:space="preserve"> it affects eligibility and reward sharing only, not stake balances [32], [38]. Tuning </w:t>
       </w:r>
       <w:proofErr w:type="spellStart"/>
       <w:r>
@@ -41715,7 +41715,7 @@
       </w:r>
       <w:proofErr w:type="spellEnd"/>
       <w:r>
-        <w:t xml:space="preserve"> using the formal notation and properties introduced in Chapters 3–4, in particular the Bitcoin backbone-style properties of common prefix, chain growth, and chain quality for PoW systems [45], [34]. Let </w:t>
+        <w:t xml:space="preserve"> using the formal notation and properties introduced in Chapters 3–4, in particular the Bitcoin backbone-style properties of common prefix, chain growth, and chain quality for PoW systems [47], [35]. Let </w:t>
       </w:r>
       <w:proofErr w:type="spellStart"/>
       <w:r>
@@ -41767,7 +41767,7 @@
         <w:jc w:val="left"/>
       </w:pPr>
       <w:r>
-        <w:t xml:space="preserve">the network eventually behaves as a partially synchronous channel with bounded delay after a stabilization point [39], [35].</w:t>
+        <w:t xml:space="preserve">the network eventually behaves as a partially synchronous channel with bounded delay after a stabilization point [41], [36].</w:t>
       </w:r>
     </w:p>
     <w:p>
@@ -41803,7 +41803,7 @@
       </w:r>
       <w:proofErr w:type="gramEnd"/>
       <w:r>
-        <w:t xml:space="preserve"> decays exponentially in k [45], [34].</w:t>
+        <w:t xml:space="preserve"> decays exponentially in k [47], [35].</w:t>
       </w:r>
     </w:p>
     <w:p>
@@ -41933,7 +41933,7 @@
       </w:r>
       <w:proofErr w:type="spellEnd"/>
       <w:r>
-        <w:t xml:space="preserve"> preserves the conditions needed to prove that the double-spend probability for a transaction with k confirmations decreases exponentially in k, for α &lt; 0.5 and partially synchronous networks, exactly as in the Bitcoin backbone analysis [45], [34].</w:t>
+        <w:t xml:space="preserve"> preserves the conditions needed to prove that the double-spend probability for a transaction with k confirmations decreases exponentially in k, for α &lt; 0.5 and partially synchronous networks, exactly as in the Bitcoin backbone analysis [47], [35].</w:t>
       </w:r>
     </w:p>
     <w:p>
@@ -42065,7 +42065,7 @@
       </w:r>
       <w:proofErr w:type="spellEnd"/>
       <w:r>
-        <w:t xml:space="preserve"> change from round to round. From the viewpoint of the hash function H, the pair (header, nonce) always changes, so the security assumptions remain identical to those of classical PoW [45], [34].</w:t>
+        <w:t xml:space="preserve"> change from round to round. From the viewpoint of the hash function H, the pair (header, nonce) always changes, so the security assumptions remain identical to those of classical PoW [47], [35].</w:t>
       </w:r>
     </w:p>
     <w:p>
@@ -42301,7 +42301,7 @@
       </w:r>
       <w:proofErr w:type="spellEnd"/>
       <w:r>
-        <w:t xml:space="preserve">(r), otherwise the system may experience longer block intervals than anticipated [8], [51].</w:t>
+        <w:t xml:space="preserve">(r), otherwise the system may experience longer block intervals than anticipated [9], [52].</w:t>
       </w:r>
     </w:p>
     <w:p>
@@ -42407,7 +42407,7 @@
       </w:r>
       <w:proofErr w:type="spellEnd"/>
       <w:r>
-        <w:t xml:space="preserve"> or PBFT-style deployments) [31], [37].</w:t>
+        <w:t xml:space="preserve"> or PBFT-style deployments) [32], [38].</w:t>
       </w:r>
     </w:p>
     <w:p>
@@ -42437,7 +42437,7 @@
       </w:r>
       <w:proofErr w:type="spellEnd"/>
       <w:r>
-        <w:t xml:space="preserve"> designs [27], [29]</w:t>
+        <w:t xml:space="preserve"> designs [28], [30]</w:t>
       </w:r>
       <w:proofErr w:type="gramStart"/>
       <w:r>
@@ -42539,7 +42539,7 @@
       </w:r>
       <w:proofErr w:type="spellEnd"/>
       <w:r>
-        <w:t xml:space="preserve">). The formal properties of common prefix, chain growth and chain quality remain valid under the same conditions on hash power and network synchrony, while the energy model in Chapter 3 can be adapted to show reduced redundant hashing and potentially improved energy efficiency [8], [51].</w:t>
+        <w:t xml:space="preserve">). The formal properties of common prefix, chain growth and chain quality remain valid under the same conditions on hash power and network synchrony, while the energy model in Chapter 3 can be adapted to show reduced redundant hashing and potentially improved energy efficiency [9], [52].</w:t>
       </w:r>
     </w:p>
     <w:p>
@@ -42585,7 +42585,7 @@
       </w:r>
       <w:proofErr w:type="spellEnd"/>
       <w:r>
-        <w:t xml:space="preserve"> can shift the system along the energy–security trade-off curve toward more sustainable operating points highlighted in recent blockchain energy studies [24], [10]</w:t>
+        <w:t xml:space="preserve"> can shift the system along the energy–security trade-off curve toward more sustainable operating points highlighted in recent blockchain energy studies [25], [11]</w:t>
       </w:r>
       <w:proofErr w:type="gramStart"/>
       <w:r>
@@ -42631,7 +42631,7 @@
       </w:r>
       <w:proofErr w:type="spellEnd"/>
       <w:r>
-        <w:t xml:space="preserve"> in this chapter [31], [37].</w:t>
+        <w:t xml:space="preserve"> in this chapter [32], [38].</w:t>
       </w:r>
     </w:p>
     <w:p>
@@ -42876,7 +42876,7 @@
       </w:r>
       <w:proofErr w:type="spellEnd"/>
       <w:r>
-        <w:t xml:space="preserve"> using configurable network parameters (for instance, bandwidth) and consensus parameters (such as gas price or tokens/day) [85], [86]</w:t>
+        <w:t xml:space="preserve"> using configurable network parameters (for instance, bandwidth) and consensus parameters (such as gas price or tokens/day) [139], [140]</w:t>
       </w:r>
       <w:proofErr w:type="gramStart"/>
       <w:r>
@@ -42910,7 +42910,7 @@
       </w:r>
       <w:proofErr w:type="spellEnd"/>
       <w:r>
-        <w:t xml:space="preserve"> has been utilized extensively in previous research as a tool for simulating the operation of bitcoin style networks and extending consensus and incentive calculation methods [85], [87]. The decision to </w:t>
+        <w:t xml:space="preserve"> has been utilized extensively in previous research as a tool for simulating the operation of bitcoin style networks and extending consensus and incentive calculation methods [139], [141]. The decision to </w:t>
       </w:r>
       <w:proofErr w:type="spellStart"/>
       <w:r>
@@ -42918,7 +42918,7 @@
       </w:r>
       <w:proofErr w:type="spellEnd"/>
       <w:r>
-        <w:t xml:space="preserve"> this simulator was based upon the findings of previous research that simulation is an acceptable method for conducting blockchain network evaluations when direct experimentation of large, geographically dispersed blockchain networks is impractical, difficult to control and cannot be replicated [86], [88]. The outputs of the </w:t>
+        <w:t xml:space="preserve"> this simulator was based upon the findings of previous research that simulation is an acceptable method for conducting blockchain network evaluations when direct experimentation of large, geographically dispersed blockchain networks is impractical, difficult to control and cannot be replicated [140], [142]. The outputs of the </w:t>
       </w:r>
       <w:proofErr w:type="spellStart"/>
       <w:r>
@@ -42962,7 +42962,7 @@
       </w:r>
       <w:proofErr w:type="spellEnd"/>
       <w:r>
-        <w:t xml:space="preserve"> effectiveness in exploring network propagation, the mining process, and miner incentives as well as having the capability of supporting custom blockchains not just limited to Bitcoin [87]. Similarly, numerous researchers have noted that </w:t>
+        <w:t xml:space="preserve"> effectiveness in exploring network propagation, the mining process, and miner incentives as well as having the capability of supporting custom blockchains not just limited to Bitcoin [141]. Similarly, numerous researchers have noted that </w:t>
       </w:r>
       <w:proofErr w:type="spellStart"/>
       <w:r>
@@ -42970,14 +42970,14 @@
       </w:r>
       <w:proofErr w:type="spellEnd"/>
       <w:r>
-        <w:t xml:space="preserve"> is one of the most advanced and extensible blockchain simulators for conducting research on protocol design [86].</w:t>
+        <w:t xml:space="preserve"> is one of the most advanced and extensible blockchain simulators for conducting research on protocol design [140].</w:t>
       </w:r>
     </w:p>
     <w:p/>
     <w:p>
       <w:r>
         <w:lastRenderedPageBreak/>
-        <w:t xml:space="preserve">The baseline model investigated in this research represents a Bitcoin-type proof of work (PoW) solution and is defined in the worksheet associated with the research as Model = 1. The Model = 1 refers to the mining model of competition where individual miners explore the proof space independently and the first miner to find a block receives the block reward. The PoW model has historically been used for benchmark security and performance analyses of longest-chain solutions and has been well studied both analytically and in simulations [89].</w:t>
+        <w:t xml:space="preserve">The baseline model investigated in this research represents a Bitcoin-type proof of work (PoW) solution and is defined in the worksheet associated with the research as Model = 1. The Model = 1 refers to the mining model of competition where individual miners explore the proof space independently and the first miner to find a block receives the block reward. The PoW model has historically been used for benchmark security and performance analyses of longest-chain solutions and has been well studied both analytically and in simulations [143].</w:t>
       </w:r>
     </w:p>
     <w:p>
@@ -43039,7 +43039,7 @@
     </w:p>
     <w:p>
       <w:r>
-        <w:t xml:space="preserve">These decisions were based on the findings in the wider blockchain evaluation literature, which states that a simulation model should allow for not only aggregate results but also the lower-level elements needed for reproducibility, sensitivity testing, and debugging [86], [88]. These methods are also aligned with performance-based research models for blockchain that divide consensus levels, network effects, and resource requirements into Producer/Producer or Peer/Peer and mined/blockchains or cluster blocks/resource levels observable from the three different scale perspectives of the consensus effect [85], [89].</w:t>
+        <w:t xml:space="preserve">These decisions were based on the findings in the wider blockchain evaluation literature, which states that a simulation model should allow for not only aggregate results but also the lower-level elements needed for reproducibility, sensitivity testing, and debugging [140], [142]. These methods are also aligned with performance-based research models for blockchain that divide consensus levels, network effects, and resource requirements into Producer/Producer or Peer/Peer and mined/blockchains or cluster blocks/resource levels observable from the three different scale perspectives of the consensus effect [139], [143].</w:t>
       </w:r>
     </w:p>
     <w:p>
@@ -43109,7 +43109,7 @@
     </w:p>
     <w:p>
       <w:r>
-        <w:t xml:space="preserve">The use of fixed network and energy parameters follows the established practice prescribed in the blockchain evaluation literature where one modifies only a limited number of variables while maintaining all other variables the same as possible in order to retain fitness [86], [88]. In addition, using the same target block interval (600 seconds) and explanation of block propagation delay as the previous research on interaction between security, block generation, and network latency in PoW-style blockchain implementations [89].</w:t>
+        <w:t xml:space="preserve">The use of fixed network and energy parameters follows the established practice prescribed in the blockchain evaluation literature where one modifies only a limited number of variables while maintaining all other variables the same as possible in order to retain fitness [140], [142]. In addition, using the same target block interval (600 seconds) and explanation of block propagation delay as the previous research on interaction between security, block generation, and network latency in PoW-style blockchain implementations [143].</w:t>
       </w:r>
     </w:p>
     <w:p>
@@ -43629,7 +43629,7 @@
     </w:p>
     <w:p>
       <w:r>
-        <w:t xml:space="preserve">The aforementioned logging structure is consistent with recent findings regarding how to evaluate public blockchains where both the Network and miner activities have a combined impact on the resulting Consensus Protocol observed behavior as studied in previous research [86], [88]. In addition, the energy and CO2 accounting data included with this logging structure reflects an early stage of research where the evaluation of blockchain protocols is no longer solely focused on throughput and security; but now considers energy use and environmental footprint [20], [11].</w:t>
+        <w:t xml:space="preserve">The aforementioned logging structure is consistent with recent findings regarding how to evaluate public blockchains where both the Network and miner activities have a combined impact on the resulting Consensus Protocol observed behavior as studied in previous research [140], [142]. In addition, the energy and CO2 accounting data included with this logging structure reflects an early stage of research where the evaluation of blockchain protocols is no longer solely focused on throughput and security; but now considers energy use and environmental footprint [21], [12].</w:t>
       </w:r>
     </w:p>
     <w:p>
@@ -43661,7 +43661,7 @@
     </w:p>
     <w:p>
       <w:r>
-        <w:t xml:space="preserve">To normalize the energy outputs, two new variables were created. The energy per accepted block was calculated by finding the total energy over the number of main blocks. Furthermore, the energy per transaction was calculated from the total energy divided by the total accepted transactions. Carbon footprint work-level was calculated from the CO2 totals logged in the workbook and consists of the direct correlation with recorded CO2 emissions. These values allow for a protocol-neutral means of comparison because the work it takes to secure accepted blocks can be analyzed in terms of energy needed to perform transaction procedures and the carbon footprint that each design has based on the same electricity assumptions [20], [11].</w:t>
+        <w:t xml:space="preserve">To normalize the energy outputs, two new variables were created. The energy per accepted block was calculated by finding the total energy over the number of main blocks. Furthermore, the energy per transaction was calculated from the total energy divided by the total accepted transactions. Carbon footprint work-level was calculated from the CO2 totals logged in the workbook and consists of the direct correlation with recorded CO2 emissions. These values allow for a protocol-neutral means of comparison because the work it takes to secure accepted blocks can be analyzed in terms of energy needed to perform transaction procedures and the carbon footprint that each design has based on the same electricity assumptions [21], [12].</w:t>
       </w:r>
     </w:p>
     <w:p>
@@ -43674,7 +43674,7 @@
       </w:r>
       <w:proofErr w:type="gramEnd"/>
       <w:r>
-        <w:t xml:space="preserve"> the energy per the accepted unit of useful work must be determined [20].</w:t>
+        <w:t xml:space="preserve"> the energy per the accepted unit of useful work must be determined [21].</w:t>
       </w:r>
     </w:p>
     <w:p>
@@ -45195,7 +45195,7 @@
     </w:p>
     <w:p>
       <w:r>
-        <w:t xml:space="preserve">In the field of simulation-based blockchain research, the ability to reproduce results depends not only on disclosing the parameters used but also on preserving the exact roll-forward of event traces and subsequent transformations of simulation outputs [86], [88]. Consequently, the workbook is treated as a primary empirical record for each experimental run within this thesis.</w:t>
+        <w:t xml:space="preserve">In the field of simulation-based blockchain research, the ability to reproduce results depends not only on disclosing the parameters used but also on preserving the exact roll-forward of event traces and subsequent transformations of simulation outputs [140], [142]. Consequently, the workbook is treated as a primary empirical record for each experimental run within this thesis.</w:t>
       </w:r>
     </w:p>
     <w:p>
@@ -45235,7 +45235,7 @@
         <w:t xml:space="preserve"> </w:t>
       </w:r>
       <w:r>
-        <w:t xml:space="preserve">[20], [88]</w:t>
+        <w:t xml:space="preserve">[21], [142]</w:t>
       </w:r>
       <w:proofErr w:type="gramStart"/>
       <w:r>
@@ -45326,7 +45326,7 @@
         <w:t xml:space="preserve"> </w:t>
       </w:r>
       <w:r>
-        <w:t xml:space="preserve">[85], [86]</w:t>
+        <w:t xml:space="preserve">[139], [140]</w:t>
       </w:r>
       <w:proofErr w:type="gramStart"/>
       <w:r>
@@ -45474,7 +45474,7 @@
       </w:r>
       <w:proofErr w:type="spellEnd"/>
       <w:r>
-        <w:t xml:space="preserve"> and classical Proof of Work (PoW) under matched simulation horizons and miner populations. The analysis considers performance, energy consumption, carbon footprint, and the main trade-offs that emerge as network size increases [85], [90]</w:t>
+        <w:t xml:space="preserve"> and classical Proof of Work (PoW) under matched simulation horizons and miner populations. The analysis considers performance, energy consumption, carbon footprint, and the main trade-offs that emerge as network size increases [139], [144]</w:t>
       </w:r>
       <w:r>
         <w:t xml:space="preserve"/>
@@ -45511,7 +45511,7 @@
       </w:r>
       <w:proofErr w:type="spellEnd"/>
       <w:r>
-        <w:t xml:space="preserve"> and PBFT are used only as contextual points of comparison from the literature, not as matched simulator runs under the same parameter settings. This distinction is important for avoiding over-interpretation of cross-protocol differences that were not measured in an identical test harness [91], [92]</w:t>
+        <w:t xml:space="preserve"> and PBFT are used only as contextual points of comparison from the literature, not as matched simulator runs under the same parameter settings. This distinction is important for avoiding over-interpretation of cross-protocol differences that were not measured in an identical test harness [72], [145]</w:t>
       </w:r>
       <w:r>
         <w:t xml:space="preserve"/>
@@ -45556,7 +45556,7 @@
       </w:r>
       <w:proofErr w:type="spellEnd"/>
       <w:r>
-        <w:t xml:space="preserve"> can reduce energy use and carbon emissions compared to PoW while still maintaining acceptable performance of the blockchain. Specifically, the experiments will seek to answer three questions: Will the use of collaborative nonce-space allocation produce an increase in throughput or finality time with increasing number of miners? What extent will there be reduction in total energy consumed, energy per block, energy per transaction and total CO₂ produced? What ancillary effects arise, especially with respect to stale-block performance and scalability with increased number of miners [93], [94]</w:t>
+        <w:t xml:space="preserve"> can reduce energy use and carbon emissions compared to PoW while still maintaining acceptable performance of the blockchain. Specifically, the experiments will seek to answer three questions: Will the use of collaborative nonce-space allocation produce an increase in throughput or finality time with increasing number of miners? What extent will there be reduction in total energy consumed, energy per block, energy per transaction and total CO₂ produced? What ancillary effects arise, especially with respect to stale-block performance and scalability with increased number of miners [146], [147]</w:t>
       </w:r>
       <w:proofErr w:type="gramStart"/>
       <w:r>
@@ -47388,7 +47388,7 @@
       </w:r>
       <w:proofErr w:type="spellEnd"/>
       <w:r>
-        <w:t xml:space="preserve"> these throughput results, they should be considered in conjunction with stale block performance and other finality metrics [89], [90]</w:t>
+        <w:t xml:space="preserve"> these throughput results, they should be considered in conjunction with stale block performance and other finality metrics [143], [144]</w:t>
       </w:r>
       <w:r>
         <w:t>.</w:t>
@@ -47523,7 +47523,7 @@
       </w:r>
       <w:proofErr w:type="spellEnd"/>
       <w:r>
-        <w:t xml:space="preserve"> produces accepted blocks on the main chain more frequently and thus is positioned to shorten effective confirmation times for all accepted blocks. However, since stale rates can significantly impact the effective security margin created by confirmation depth, the finality estimates given in this section should be interpreted with caution. For example, while a rapidly growing chain may have a high rate of staleness, it does not necessarily confer the same level of security confidence as a chain that grows slowly but has an extremely low rate of stale blocks [89], [91].</w:t>
+        <w:t xml:space="preserve"> produces accepted blocks on the main chain more frequently and thus is positioned to shorten effective confirmation times for all accepted blocks. However, since stale rates can significantly impact the effective security margin created by confirmation depth, the finality estimates given in this section should be interpreted with caution. For example, while a rapidly growing chain may have a high rate of staleness, it does not necessarily confer the same level of security confidence as a chain that grows slowly but has an extremely low rate of stale blocks [143], [72].</w:t>
       </w:r>
     </w:p>
     <w:p>
@@ -47695,7 +47695,7 @@
       </w:r>
       <w:proofErr w:type="spellEnd"/>
       <w:r>
-        <w:t xml:space="preserve"> to be robust in a production environment [89], [90].</w:t>
+        <w:t xml:space="preserve"> to be robust in a production environment [143], [144].</w:t>
       </w:r>
     </w:p>
     <w:p>
@@ -48237,7 +48237,7 @@
       </w:r>
       <w:proofErr w:type="spellEnd"/>
       <w:r>
-        <w:t xml:space="preserve"> has achieved a substantial improvement over PoW, and has now bridged some of the gap between traditional high-energy PoW model and lower energy consensus models discussed in the existing literature [91], [60]</w:t>
+        <w:t xml:space="preserve"> has achieved a substantial improvement over PoW, and has now bridged some of the gap between traditional high-energy PoW model and lower energy consensus models discussed in the existing literature [72], [63]</w:t>
       </w:r>
       <w:proofErr w:type="gramStart"/>
       <w:r>
@@ -48401,7 +48401,7 @@
     </w:p>
     <w:p>
       <w:r>
-        <w:t xml:space="preserve">While logs identified from previous studies did not include separate factorial experiments to identify topology, delay and churn, the measured growth of stale rates appears to indicate that there is a sensitivity to the variables measured. Simulation studies with discrete-event blockchain simulators have indicated that for whatever reason the growth in the number of stale blocks correlates with a larger percentage of block discovery interval when propagation delay is larger than it was previously or when node coordination is less consistent [85], [89]. By virtue of </w:t>
+        <w:t xml:space="preserve">While logs identified from previous studies did not include separate factorial experiments to identify topology, delay and churn, the measured growth of stale rates appears to indicate that there is a sensitivity to the variables measured. Simulation studies with discrete-event blockchain simulators have indicated that for whatever reason the growth in the number of stale blocks correlates with a larger percentage of block discovery interval when propagation delay is larger than it was previously or when node coordination is less consistent [139], [143]. By virtue of </w:t>
       </w:r>
       <w:r>
         <w:lastRenderedPageBreak/>
@@ -48529,7 +48529,7 @@
     </w:p>
     <w:p>
       <w:r>
-        <w:t xml:space="preserve">Therefore, the chapter supports the thesis claim that collaborative nonce-space allocation is a powerful path toward sustainable blockchain consensus. At the same time, it shows that the design problem is not solved by energy efficiency alone. Chain quality, fork control, and synchronization discipline remain central requirements for a practical protocol [89], [91].</w:t>
+        <w:t xml:space="preserve">Therefore, the chapter supports the thesis claim that collaborative nonce-space allocation is a powerful path toward sustainable blockchain consensus. At the same time, it shows that the design problem is not solved by energy efficiency alone. Chain quality, fork control, and synchronization discipline remain central requirements for a practical protocol [143], [72].</w:t>
       </w:r>
     </w:p>
     <w:p>
@@ -48826,7 +48826,7 @@
         <w:ind w:firstLine="360"/>
       </w:pPr>
       <w:r>
-        <w:t xml:space="preserve">This thesis examined the key problem that motivated this research: the means by which to achieve the open participation and secure characteristics features of Nakamoto-type blockchain consensus while reducing material redundancy in the workload and the resulting energy consumption from traditional proof of work (PoW) methods [1], [85]. In addressing this challenge, it developed a new consensus framework called Proof-of-Collaboration (</w:t>
+        <w:t xml:space="preserve">This thesis examined the key problem that motivated this research: the means by which to achieve the open participation and secure characteristics features of Nakamoto-type blockchain consensus while reducing material redundancy in the workload and the resulting energy consumption from traditional proof of work (PoW) methods [1], [139]. In addressing this challenge, it developed a new consensus framework called Proof-of-Collaboration (</w:t>
       </w:r>
       <w:proofErr w:type="spellStart"/>
       <w:r>
@@ -48843,7 +48843,7 @@
         <w:ind w:firstLine="360"/>
       </w:pPr>
       <w:r>
-        <w:t xml:space="preserve">The research has evolved through five sequential steps. In the first place, the thesis compiled the literature on the topic of blockchain consensus, including classical block verification technology (BFT) as well as PBFT protocols, P-OR-W methods among others, and energy-friendly alternatives like useful work and green blockchain [6], [60]. Next, the thesis established the system model, adversary model, energy use measurements, and optimization issue that make up the framework for using </w:t>
+        <w:t xml:space="preserve">The research has evolved through five sequential steps. In the first place, the thesis compiled the literature on the topic of blockchain consensus, including classical block verification technology (BFT) as well as PBFT protocols, P-OR-W methods among others, and energy-friendly alternatives like useful work and green blockchain [7], [63]. Next, the thesis established the system model, adversary model, energy use measurements, and optimization issue that make up the framework for using </w:t>
       </w:r>
       <w:proofErr w:type="spellStart"/>
       <w:r>
@@ -48867,7 +48867,7 @@
       </w:r>
       <w:proofErr w:type="spellEnd"/>
       <w:r>
-        <w:t xml:space="preserve"> framework to include energy use and carbon modeling measurements [90], [95].</w:t>
+        <w:t xml:space="preserve"> framework to include energy use and carbon modeling measurements [144], [148].</w:t>
       </w:r>
     </w:p>
     <w:p>
@@ -48968,7 +48968,7 @@
       </w:r>
       <w:proofErr w:type="spellEnd"/>
       <w:r>
-        <w:t xml:space="preserve"> improves some critical RQ3 parameters of the blockchain, such as sustainable energy outcome and throughput, although more refinements and coordination efforts need to be made. The results are reliable because they have empirical roots in proven evidence received in research [94], [27]</w:t>
+        <w:t xml:space="preserve"> improves some critical RQ3 parameters of the blockchain, such as sustainable energy outcome and throughput, although more refinements and coordination efforts need to be made. The results are reliable because they have empirical roots in proven evidence received in research [147], [28]</w:t>
       </w:r>
       <w:r>
         <w:t>.</w:t>
@@ -49033,7 +49033,7 @@
       </w:r>
       <w:proofErr w:type="spellEnd"/>
       <w:r>
-        <w:t xml:space="preserve"> concerning the building of event-based model reflecting energy consumption and carbon emissions allow us to conduct the experimental comparison not limited only to throughput and latency. This is important because performance parameters alone are insufficient to estimate the sustainable blockchain design properly. Fast consensus mechanism consuming significantly more energy might be unacceptable in many particular situations, while low-energy protocol might cause chain instability. The combined methodology used for the evaluation is important in and of itself [90], [95].</w:t>
+        <w:t xml:space="preserve"> concerning the building of event-based model reflecting energy consumption and carbon emissions allow us to conduct the experimental comparison not limited only to throughput and latency. This is important because performance parameters alone are insufficient to estimate the sustainable blockchain design properly. Fast consensus mechanism consuming significantly more energy might be unacceptable in many particular situations, while low-energy protocol might cause chain instability. The combined methodology used for the evaluation is important in and of itself [144], [148].</w:t>
       </w:r>
     </w:p>
     <w:p>
@@ -49050,7 +49050,7 @@
       </w:r>
       <w:proofErr w:type="spellEnd"/>
       <w:r>
-        <w:t xml:space="preserve"> is functioning successfully and where the problems exist and provide information for further processing of the issue. In blockchain research this kind of clear demarcation is essential since it helps us to avoid making too general conclusions and provides sound basis for future research [93], [94].</w:t>
+        <w:t xml:space="preserve"> is functioning successfully and where the problems exist and provide information for further processing of the issue. In blockchain research this kind of clear demarcation is essential since it helps us to avoid making too general conclusions and provides sound basis for future research [146], [147].</w:t>
       </w:r>
     </w:p>
     <w:p>
@@ -49091,7 +49091,7 @@
       </w:r>
       <w:proofErr w:type="spellEnd"/>
       <w:r>
-        <w:t xml:space="preserve"> extension developed for this research provided an example of how the integration of energy and carbon accounting into evaluation work can provide a comprehensive view of a blockchain's impact on the environment, instead of simply providing an estimate of the environmental impact at a later date [90]. For sectors where energy costs or public resources are paramount, such as supply chain operations, public services, and the coordination of renewable energy resources, a pre-deployment evaluation must be an integral part of the overall implementation process [91], [60].</w:t>
+        <w:t xml:space="preserve"> extension developed for this research provided an example of how the integration of energy and carbon accounting into evaluation work can provide a comprehensive view of a blockchain's impact on the environment, instead of simply providing an estimate of the environmental impact at a later date [144]. For sectors where energy costs or public resources are paramount, such as supply chain operations, public services, and the coordination of renewable energy resources, a pre-deployment evaluation must be an integral part of the overall implementation process [72], [63].</w:t>
       </w:r>
     </w:p>
     <w:p>
@@ -49114,7 +49114,7 @@
       </w:r>
       <w:proofErr w:type="spellEnd"/>
       <w:r>
-        <w:t xml:space="preserve"> sustainability benefits were accompanied by increased rates of stale blocks at the larger network sizes. As such, while collaborative consensus may be viewed as providing promise, practitioners should not assume that a diverse range of collaborative consensus mechanisms can be implemented in every environment. Deployments should be conducted within a controlled or semi-controlled environment, including a limited number of participants, stable connections, and significant monitoring, before proceeding to wider implementation within open networks. This careful and methodical approach aligns with the overarching learning of blockchain engineering that the soundness of any protocol is determined by its interaction between its mechanism design and the actual behavior of networks, not the mechanism alone [6], [89].</w:t>
+        <w:t xml:space="preserve"> sustainability benefits were accompanied by increased rates of stale blocks at the larger network sizes. As such, while collaborative consensus may be viewed as providing promise, practitioners should not assume that a diverse range of collaborative consensus mechanisms can be implemented in every environment. Deployments should be conducted within a controlled or semi-controlled environment, including a limited number of participants, stable connections, and significant monitoring, before proceeding to wider implementation within open networks. This careful and methodical approach aligns with the overarching learning of blockchain engineering that the soundness of any protocol is determined by its interaction between its mechanism design and the actual behavior of networks, not the mechanism alone [7], [143].</w:t>
       </w:r>
     </w:p>
     <w:p>
@@ -49192,7 +49192,7 @@
       </w:r>
       <w:r>
         <w:lastRenderedPageBreak/>
-        <w:t xml:space="preserve">classes, but additional empirical benchmarking will provide greater support for where collaborative PoW is most competitive, and where alternative consensus forms (e.g., non-PoW) continue to be superior [7], [27]. Specifically, future studies should compare throughput and energy, as well as governance assumptions, security thresholds, and operating costs.</w:t>
+        <w:t xml:space="preserve">classes, but additional empirical benchmarking will provide greater support for where collaborative PoW is most competitive, and where alternative consensus forms (e.g., non-PoW) continue to be superior [8], [28]. Specifically, future studies should compare throughput and energy, as well as governance assumptions, security thresholds, and operating costs.</w:t>
       </w:r>
     </w:p>
     <w:p>
@@ -49215,7 +49215,7 @@
         <w:t>using,</w:t>
       </w:r>
       <w:r>
-        <w:t xml:space="preserve"> the existing procedure, and applying empirical calibrations from actual mining devices, validator hardware, and heterogeneous node classes, additional external validity and enhanced credibility will allow greater mapping of simulated events to actual power demand and lifecycle carbon impact [90], [95].</w:t>
+        <w:t xml:space="preserve"> the existing procedure, and applying empirical calibrations from actual mining devices, validator hardware, and heterogeneous node classes, additional external validity and enhanced credibility will allow greater mapping of simulated events to actual power demand and lifecycle carbon impact [144], [148].</w:t>
       </w:r>
     </w:p>
     <w:p>
@@ -49224,7 +49224,7 @@
         <w:ind w:firstLine="360"/>
       </w:pPr>
       <w:r>
-        <w:t xml:space="preserve">The fourth area is in developing adaptive collaboration policies. The current approach to collaboration is rigidly structured; however, one can envision developing adaptive protocols that can respond dynamically to specific network conditions (e.g., network congestion, miner reliability, and carbon-intensity signals) by adjusting partition sizes, modifying collaboration scopes, or changing reward sharing rules. In this regard, establishing a clearer connection will assist in linking consensus designs to new research literature on green blockchain and systems that account for sustainability [91], [60]. </w:t>
+        <w:t xml:space="preserve">The fourth area is in developing adaptive collaboration policies. The current approach to collaboration is rigidly structured; however, one can envision developing adaptive protocols that can respond dynamically to specific network conditions (e.g., network congestion, miner reliability, and carbon-intensity signals) by adjusting partition sizes, modifying collaboration scopes, or changing reward sharing rules. In this regard, establishing a clearer connection will assist in linking consensus designs to new research literature on green blockchain and systems that account for sustainability [72], [63]. </w:t>
       </w:r>
     </w:p>
     <w:p>
@@ -49352,7 +49352,7 @@
               <w:spacing w:after="160" w:line="259" w:lineRule="auto"/>
             </w:pPr>
             <w:r>
-              <w:t xml:space="preserve">S. Nakamoto, “Bitcoin: A Peer-to-Peer Electronic Cash System,” 2008.</w:t>
+              <w:t xml:space="preserve">S. Nakamoto, “Bitcoin: A Peer-to-Peer Electronic Cash System,” white paper, 2008. [Online]. Available: https://bitcoin.org/bitcoin.pdf</w:t>
             </w:r>
           </w:p>
         </w:tc>
@@ -49388,7 +49388,7 @@
               <w:spacing w:after="160" w:line="259" w:lineRule="auto"/>
             </w:pPr>
             <w:r>
-              <w:t xml:space="preserve">Huang et al., “Blockchain implementation for circular supply chain management: Evaluating critical success factors.”</w:t>
+              <w:t xml:space="preserve">L. Huang, L. Zhen, J. Wang, and X. Zhang, “Blockchain Implementation for Circular Supply Chain Management: Evaluating Critical Success Factors,” Industrial Marketing Management, vol. 102, pp. 451–464, 2022, doi: 10.1016/j.indmarman.2022.02.009.</w:t>
             </w:r>
           </w:p>
         </w:tc>
@@ -49424,7 +49424,7 @@
               <w:spacing w:after="160" w:line="259" w:lineRule="auto"/>
             </w:pPr>
             <w:r>
-              <w:t xml:space="preserve">Farooq et al., “A framework to make voting system transparent using blockchain technology.”</w:t>
+              <w:t xml:space="preserve">M. S. Farooq, U. Iftikhar, and A. Khelifi, “A Framework to Make Voting System Transparent Using Blockchain Technology,” IEEE Access, vol. 10, pp. 59959–59969, 2022, doi: 10.1109/access.2022.3180168.</w:t>
             </w:r>
           </w:p>
         </w:tc>
@@ -49460,7 +49460,7 @@
               <w:spacing w:after="160" w:line="259" w:lineRule="auto"/>
             </w:pPr>
             <w:r>
-              <w:t xml:space="preserve">Ullah and Al-Turjman, “A conceptual framework for blockchain smart contract adoption to manage real estate deals in smart cities.”</w:t>
+              <w:t xml:space="preserve">F. Ullah and F. Al-Turjman, “A Conceptual Framework for Blockchain Smart Contract Adoption to Manage Real Estate Deals in Smart Cities,” Neural Computing and Applications, vol. 35, no. 7, pp. 5033–5054, 2023, doi: 10.1007/s00521-021-05800-6.</w:t>
             </w:r>
           </w:p>
         </w:tc>
@@ -49496,7 +49496,7 @@
               <w:spacing w:after="160" w:line="259" w:lineRule="auto"/>
             </w:pPr>
             <w:r>
-              <w:t xml:space="preserve">Vyas et al., “Integration of Artificial Intelligence and Blockchain Technology in Healthcare and Agriculture.”</w:t>
+              <w:t xml:space="preserve">S. Vyas, M. Shabaz, P. Pandit, L. R. Parvathy, and I. Ofori, “Integration of Artificial Intelligence and Blockchain Technology in Healthcare and Agriculture,” Journal of Food Quality, vol. 2022, pp. 1–11, 2022, doi: 10.1155/2022/4228448. [Retracted by the journal in 2024.]</w:t>
             </w:r>
           </w:p>
         </w:tc>
@@ -49532,7 +49532,7 @@
               <w:spacing w:after="160" w:line="259" w:lineRule="auto"/>
             </w:pPr>
             <w:r>
-              <w:t xml:space="preserve">L. Lamport, R. Shostak, and M. Pease, “The Byzantine Generals Problem,” ACM Transactions on Programming Languages and Systems, vol. 4, no. 3, pp. 382–401, 1982, doi: 10.1145/357172.357176.</w:t>
+              <w:t xml:space="preserve">S. Alam, S. Bhatia, M. Shuaib, M. M. Khubrani, F. Alfayez, A. A. Malibari, and S. Ahmad, “An Overview of Blockchain and IoT Integration for Secure and Reliable Health Records Monitoring,” Sustainability, vol. 15, no. 7, Art. no. 5660, 2023, doi: 10.3390/su15075660.</w:t>
             </w:r>
           </w:p>
         </w:tc>
@@ -49568,7 +49568,7 @@
               <w:spacing w:after="160" w:line="259" w:lineRule="auto"/>
             </w:pPr>
             <w:r>
-              <w:t xml:space="preserve">M. Castro and B. Liskov, “Practical Byzantine Fault Tolerance,” in Proceedings of the Third Symposium on Operating Systems Design and Implementation (OSDI), 1999, pp. 173–186.</w:t>
+              <w:t xml:space="preserve">L. Lamport, R. Shostak, and M. Pease, “The Byzantine Generals Problem,” ACM Transactions on Programming Languages and Systems, vol. 4, no. 3, pp. 382–401, 1982, doi: 10.1145/357172.357176.</w:t>
             </w:r>
           </w:p>
         </w:tc>
@@ -49604,7 +49604,7 @@
               <w:spacing w:after="160" w:line="259" w:lineRule="auto"/>
             </w:pPr>
             <w:r>
-              <w:t xml:space="preserve">Zhang et al., “Implications of cryptocurrency energy usage on climate change.”</w:t>
+              <w:t xml:space="preserve">M. Castro and B. Liskov, “Practical Byzantine Fault Tolerance,” in Proc. 3rd Symp. Operating Systems Design and Implementation (OSDI ’99), New Orleans, LA, USA, 1999, pp. 173–186. [Online]. Available: https://www.usenix.org/conference/osdi-99/practical-byzantine-fault-tolerance</w:t>
             </w:r>
           </w:p>
         </w:tc>
@@ -49640,7 +49640,7 @@
               <w:spacing w:after="160" w:line="259" w:lineRule="auto"/>
             </w:pPr>
             <w:r>
-              <w:t xml:space="preserve">Cambridge University, “Cambridge Blockchain Network Sustainability Index (CBNSI).”</w:t>
+              <w:t xml:space="preserve">D. Zhang, X. H. Chen, C. K. M. Lau, and B. Xu, “Implications of Cryptocurrency Energy Usage on Climate Change,” Technological Forecasting and Social Change, vol. 187, Art. no. 122219, 2023, doi: 10.1016/j.techfore.2022.122219.</w:t>
             </w:r>
           </w:p>
         </w:tc>
@@ -49676,7 +49676,7 @@
               <w:spacing w:after="160" w:line="259" w:lineRule="auto"/>
             </w:pPr>
             <w:r>
-              <w:t xml:space="preserve">McDonald, “Decarbonizing Ethereum: Estimating pre- and post-Merge emissions.”</w:t>
+              <w:t xml:space="preserve">Cambridge Centre for Alternative Finance, “Cambridge Blockchain Network Sustainability Index,” University of Cambridge Judge Business School. Accessed: Jul. 17, 2026. [Online]. Available: https://ccaf.io/cbnsi</w:t>
             </w:r>
           </w:p>
         </w:tc>
@@ -49712,7 +49712,7 @@
               <w:spacing w:after="160" w:line="259" w:lineRule="auto"/>
             </w:pPr>
             <w:r>
-              <w:t xml:space="preserve">M. Cortes-Goicoechea, L. Franceschini, and L. A. Bautista-Gomez, “Resource Analysis of Ethereum 2.0 Clients,” in 2021 3rd Conference on Blockchain Research &amp; Applications for Innovative Networks and Services (BRAINS), 2021, pp. 113–120, doi: 10.1109/BRAINS52497.2021.9569812.</w:t>
+              <w:t xml:space="preserve">K. McDonald, “Ethereum Emissions: A Bottom-up Estimate,” arXiv preprint arXiv:2112.01238, 2021, doi: 10.48550/arXiv.2112.01238</w:t>
             </w:r>
           </w:p>
         </w:tc>
@@ -49748,7 +49748,7 @@
               <w:spacing w:after="160" w:line="259" w:lineRule="auto"/>
             </w:pPr>
             <w:r>
-              <w:t xml:space="preserve">A. K. and V. Tenentes, “Multi-Vt-Based SHA-256 ASIC for Bitcoin Mining.”</w:t>
+              <w:t xml:space="preserve">M. Cortes-Goicoechea, L. Franceschini, and L. Bautista-Gomez, “Resource Analysis of Ethereum 2.0 Clients,” in 2021 3rd Conference on Blockchain Research &amp; Applications for Innovative Networks and Services (BRAINS), 2021, pp. 1–8, doi: 10.1109/BRAINS52497.2021.9569812.</w:t>
             </w:r>
           </w:p>
         </w:tc>
@@ -49784,7 +49784,7 @@
               <w:spacing w:after="160" w:line="259" w:lineRule="auto"/>
             </w:pPr>
             <w:r>
-              <w:t xml:space="preserve">N. Arali et al., “SHA-256 hardware architectures and energy-efficient implementations.”</w:t>
+              <w:t xml:space="preserve">A. Koutra and V. Tenentes, “Multi-Vt-Based Energy Efficiency Optimization for ASIC Designs of the Double Secure Hash Algorithm Toward a Sustainable Bitcoin Network,” IEEE Transactions on Circuits and Systems II: Express Briefs, vol. 71, no. 3, pp. 1596–1600, 2024, doi: 10.1109/tcsii.2024.3350035.</w:t>
             </w:r>
           </w:p>
         </w:tc>
@@ -49820,7 +49820,7 @@
               <w:spacing w:after="160" w:line="259" w:lineRule="auto"/>
             </w:pPr>
             <w:r>
-              <w:t xml:space="preserve">Lasla et al., “Green-PoW: An energy-aware blockchain consensus algorithm.”</w:t>
+              <w:t xml:space="preserve">N. Arali et al., “SHA-256 hardware architectures and energy-efficient implementations.”</w:t>
             </w:r>
           </w:p>
         </w:tc>
@@ -49856,7 +49856,7 @@
               <w:spacing w:after="160" w:line="259" w:lineRule="auto"/>
             </w:pPr>
             <w:r>
-              <w:t xml:space="preserve">Bravo-Marquez et al., “Proof-of-Learning: Definitions and Efficient Constructions for Verifiable Machine Learning.”</w:t>
+              <w:t xml:space="preserve">N. Lasla, L. Al-Sahan, M. Abdallah, and M. Younis, “Green-PoW: An Energy-Efficient Blockchain Proof-of-Work Consensus Algorithm,” Computer Networks, vol. 214, Art. no. 109118, 2022, doi: 10.1016/j.comnet.2022.109118.</w:t>
             </w:r>
           </w:p>
         </w:tc>
@@ -49892,7 +49892,7 @@
               <w:spacing w:after="160" w:line="259" w:lineRule="auto"/>
             </w:pPr>
             <w:r>
-              <w:t xml:space="preserve">“On the Design of Blockchain-Based Deep Learning Consensus (DLBC).”</w:t>
+              <w:t xml:space="preserve">F. Bravo-Marquez, S. Reeves, and M. Ugarte, “Proof-of-Learning: A Blockchain Consensus Mechanism Based on Machine Learning Competitions,” in 2019 IEEE International Conference on Decentralized Applications and Infrastructures (DAPPCON), 2019, pp. 119–124, doi: 10.1109/dappcon.2019.00023.</w:t>
             </w:r>
           </w:p>
         </w:tc>
@@ -49928,7 +49928,7 @@
               <w:spacing w:after="160" w:line="259" w:lineRule="auto"/>
             </w:pPr>
             <w:r>
-              <w:t xml:space="preserve">“A secure and efficient blockchain-based federated learning framework.”</w:t>
+              <w:t xml:space="preserve">B. Li, C. Chenli, X. Xu, Y. Shi, and T. Jung, “DLBC: A Deep Learning-Based Consensus in Blockchains for Deep Learning Services,” arXiv preprint arXiv:1904.07349, 2019, doi: 10.48550/arXiv.1904.07349</w:t>
             </w:r>
           </w:p>
         </w:tc>
@@ -49964,7 +49964,7 @@
               <w:spacing w:after="160" w:line="259" w:lineRule="auto"/>
             </w:pPr>
             <w:r>
-              <w:t xml:space="preserve">“Performance of PBFT Consensus under Voting by Groups.”</w:t>
+              <w:t xml:space="preserve">“A secure and efficient blockchain-based federated learning framework.”</w:t>
             </w:r>
           </w:p>
         </w:tc>
@@ -50000,7 +50000,7 @@
               <w:spacing w:after="160" w:line="259" w:lineRule="auto"/>
             </w:pPr>
             <w:r>
-              <w:t xml:space="preserve">Sapra et al., “Impact of proof of work (PoW)-based blockchain applications on the environment: A systematic review and research agenda.”</w:t>
+              <w:t xml:space="preserve">V. B. Mišić, J. Mišić, and X. Chang, “Performance of PBFT Consensus under Voting by Groups,” Blockchains, vol. 2, no. 2, pp. 134–149, 2024, doi: 10.3390/blockchains2020007.</w:t>
             </w:r>
           </w:p>
         </w:tc>
@@ -50036,7 +50036,7 @@
               <w:spacing w:after="160" w:line="259" w:lineRule="auto"/>
             </w:pPr>
             <w:r>
-              <w:t xml:space="preserve">M. Platt, J. Sedlmeir, D. Platt, J. Xu, P. Tasca, N. Vadgama, and J. I. Ibañez, “The Energy Footprint of Blockchain Consensus Mechanisms Beyond Proof-of-Work,” in 2021 IEEE 21st International Conference on Software Quality, Reliability and Security Companion (QRS-C), 2021, pp. 1135–1144, doi: 10.1109/QRS-C55045.2021.00168.</w:t>
+              <w:t xml:space="preserve">N. Sapra, I. Shaikh, and A. Dash, “Impact of Proof of Work (PoW)-Based Blockchain Applications on the Environment: A Systematic Review and Research Agenda,” Journal of Risk and Financial Management, vol. 16, no. 4, Art. no. 218, 2023, doi: 10.3390/jrfm16040218.</w:t>
             </w:r>
           </w:p>
         </w:tc>
@@ -50072,7 +50072,7 @@
               <w:spacing w:after="160" w:line="259" w:lineRule="auto"/>
             </w:pPr>
             <w:r>
-              <w:t xml:space="preserve">Saad et al., “e-PoS: Making Proof-of-Stake Decentralized and Fair.”</w:t>
+              <w:t xml:space="preserve">M. Platt, J. Sedlmeir, D. Platt, J. Xu, P. Tasca, N. Vadgama, and J. I. Ibanez, “The Energy Footprint of Blockchain Consensus Mechanisms Beyond Proof-of-Work,” in 2021 IEEE 21st International Conference on Software Quality, Reliability and Security Companion (QRS-C), 2021, pp. 1135–1144, doi: 10.1109/QRS-C55045.2021.00168.</w:t>
             </w:r>
           </w:p>
         </w:tc>
@@ -50108,7 +50108,7 @@
               <w:spacing w:after="160" w:line="259" w:lineRule="auto"/>
             </w:pPr>
             <w:r>
-              <w:t xml:space="preserve">“An efficient blockchain PBFT consensus protocol in energy constrained IoT applications.”</w:t>
+              <w:t xml:space="preserve">M. Saad, Z. Qin, K. Ren, D. Nyang, and D. Mohaisen, “e-PoS: Making Proof-of-Stake Decentralized and Fair,” IEEE Transactions on Parallel and Distributed Systems, vol. 32, no. 8, pp. 1961–1973, 2021, doi: 10.1109/tpds.2020.3048853.</w:t>
             </w:r>
           </w:p>
         </w:tc>
@@ -50144,7 +50144,7 @@
               <w:spacing w:after="160" w:line="259" w:lineRule="auto"/>
             </w:pPr>
             <w:r>
-              <w:t xml:space="preserve">Lashkari and Pakniat, “A comprehensive review of blockchain consensus mechanisms.”</w:t>
+              <w:t xml:space="preserve">X. Xu, G. Sun, and H. Yu, “An Efficient Blockchain PBFT Consensus Protocol in Energy Constrained IoT Applications,” in 2021 International Conference on UK-China Emerging Technologies (UCET), 2021, pp. 152–157, doi: 10.1109/ucet54125.2021.9674967.</w:t>
             </w:r>
           </w:p>
         </w:tc>
@@ -50180,7 +50180,7 @@
               <w:spacing w:after="160" w:line="259" w:lineRule="auto"/>
             </w:pPr>
             <w:r>
-              <w:t xml:space="preserve">G. Tereshchenko and I. Kyrychenko, “Analysis and Justification of the Use of Existing Blockchain Solutions for the Protection of Digital Assets,” Innovative Technologies and Scientific Solutions for Industries, no. 1(27), pp. 164–178, 2024, doi: 10.30837/ITSSI.2024.27.164.</w:t>
+              <w:t xml:space="preserve">X. Shi, H. Xiao, W. Liu, K. S. Lackner, V. Buterin, and T. F. Stocker, “Confronting the Carbon-Footprint Challenge of Blockchain,” Environmental Science &amp; Technology, vol. 57, no. 3, pp. 1403–1410, 2023, doi: 10.1021/acs.est.2c05165.</w:t>
             </w:r>
           </w:p>
         </w:tc>
@@ -50216,7 +50216,7 @@
               <w:spacing w:after="160" w:line="259" w:lineRule="auto"/>
             </w:pPr>
             <w:r>
-              <w:t xml:space="preserve">Truby, “Decarbonizing Bitcoin: Law and policy choices for reducing the energy consumption of Blockchain technologies and digital currencies.”</w:t>
+              <w:t xml:space="preserve">G. Tereshchenko and I. Kyrychenko, “Analysis and Justification of the Use of Existing Blockchain Solutions for the Protection of Digital Assets,” Innovative Technologies and Scientific Solutions for Industries, no. 1(27), pp. 164–178, 2024, doi: 10.30837/ITSSI.2024.27.164.</w:t>
             </w:r>
           </w:p>
         </w:tc>
@@ -50252,7 +50252,7 @@
               <w:spacing w:after="160" w:line="259" w:lineRule="auto"/>
             </w:pPr>
             <w:r>
-              <w:t xml:space="preserve">S. King and S. Nadal, “PPCoin: Peer-to-Peer Crypto-Currency with Proof-of-Stake,” self-published white paper, 2012.</w:t>
+              <w:t xml:space="preserve">J. Truby, “Decarbonizing Bitcoin: Law and Policy Choices for Reducing the Energy Consumption of Blockchain Technologies and Digital Currencies,” Energy Research &amp; Social Science, vol. 44, pp. 399–410, 2018, doi: 10.1016/j.erss.2018.06.009.</w:t>
             </w:r>
           </w:p>
         </w:tc>
@@ -50288,7 +50288,7 @@
               <w:spacing w:after="160" w:line="259" w:lineRule="auto"/>
             </w:pPr>
             <w:r>
-              <w:t xml:space="preserve">L. Ge et al., “Survey of Consensus Algorithms for Proof of Stake in Blockchain,” in 2020 IEEE International Conference on Progress in Informatics and Computing (PIC), 2020, pp. 217–223, doi: 10.1109/PIC50277.2020.9350811.</w:t>
+              <w:t xml:space="preserve">S. King and S. Nadal, “PPCoin: Peer-to-Peer Crypto-Currency with Proof-of-Stake,” white paper, 2012. [Online]. Available: https://www.peercoin.net/read/papers/peercoin-paper.pdf</w:t>
             </w:r>
           </w:p>
         </w:tc>
@@ -50324,7 +50324,7 @@
               <w:spacing w:after="160" w:line="259" w:lineRule="auto"/>
             </w:pPr>
             <w:r>
-              <w:t xml:space="preserve">BitShares Documentation, “Delegated Proof of Stake.”</w:t>
+              <w:t xml:space="preserve">L. Ge, J. Wang, and G. Zhang, “Survey of Consensus Algorithms for Proof of Stake in Blockchain,” Security and Communication Networks, vol. 2022, pp. 1–13, 2022, doi: 10.1155/2022/2812526.</w:t>
             </w:r>
           </w:p>
         </w:tc>
@@ -50360,7 +50360,7 @@
               <w:spacing w:after="160" w:line="259" w:lineRule="auto"/>
             </w:pPr>
             <w:r>
-              <w:t xml:space="preserve">“Towards Scalability in Public Blockchain: A Preferential Delegated Proof of Stake Consensus.”</w:t>
+              <w:t xml:space="preserve">BitShares, “Delegated Proof of Stake (DPOS),” BitShares Documentation. Accessed: Jul. 17, 2026. [Online]. Available: https://docs.bitshares.org/en/master/technology/dpos.html</w:t>
             </w:r>
           </w:p>
         </w:tc>
@@ -50396,7 +50396,7 @@
               <w:spacing w:after="160" w:line="259" w:lineRule="auto"/>
             </w:pPr>
             <w:r>
-              <w:t xml:space="preserve">Luo et al., “An efficient and secure blockchain consensus algorithm using game theory.”</w:t>
+              <w:t xml:space="preserve">V. Bachani and A. Bhattacharjya, “Preferential Delegated Proof of Stake (PDPoS)—Modified DPoS with Two Layers Towards Scalability and Higher TPS,” Symmetry, vol. 15, no. 1, Art. no. 4, 2022, doi: 10.3390/sym15010004.</w:t>
             </w:r>
           </w:p>
         </w:tc>
@@ -50432,7 +50432,7 @@
               <w:spacing w:after="160" w:line="259" w:lineRule="auto"/>
             </w:pPr>
             <w:r>
-              <w:t xml:space="preserve">I. Barinov, “POADAO v1,” POA Network white paper.</w:t>
+              <w:t xml:space="preserve">N. Arali, Narayan D. G., Altaf Husain M., and P. S. Hiremath, “An Efficient and Secure Blockchain Consensus Algorithm Using Game Theory,” International Journal of Computer Network and Information Security, vol. 16, no. 2, pp. 92–102, 2024, doi: 10.5815/ijcnis.2024.02.08.</w:t>
             </w:r>
           </w:p>
         </w:tc>
@@ -50468,7 +50468,7 @@
               <w:spacing w:after="160" w:line="259" w:lineRule="auto"/>
             </w:pPr>
             <w:r>
-              <w:t xml:space="preserve">M. A. Manolache et al., “Analysis and justification of the use of existing blockchain solutions in energy systems.”</w:t>
+              <w:t xml:space="preserve">I. Barinov, V. Baranov, and P. Khahulin, “POA Network Whitepaper,” POA Network, 2018. Accessed: Jul. 17, 2026. [Online]. Available: https://github.com/poanetwork/wiki/wiki/POA-Network-Whitepaper</w:t>
             </w:r>
           </w:p>
         </w:tc>
@@ -50504,7 +50504,7 @@
               <w:spacing w:after="160" w:line="259" w:lineRule="auto"/>
             </w:pPr>
             <w:r>
-              <w:t xml:space="preserve">S. Dziembowski et al., “Proofs of Space.”</w:t>
+              <w:t xml:space="preserve">M. A. Manolache, S. Manolache, and N. Tapus, “Decision Making Using the Blockchain Proof of Authority Consensus,” Procedia Computer Science, vol. 199, pp. 580–588, 2022, doi: 10.1016/j.procs.2022.01.071.</w:t>
             </w:r>
           </w:p>
         </w:tc>
@@ -50540,7 +50540,7 @@
               <w:spacing w:after="160" w:line="259" w:lineRule="auto"/>
             </w:pPr>
             <w:r>
-              <w:t xml:space="preserve">K. Karantias et al., “Proof-of-Burn,” in Financial Cryptography and Data Security.</w:t>
+              <w:t xml:space="preserve">S. Dziembowski, S. Faust, V. Kolmogorov, and K. Pietrzak, “Proofs of Space,” in Advances in Cryptology – CRYPTO 2015 (Lecture Notes in Computer Science), Springer, 2015, pp. 585–605, doi: 10.1007/978-3-662-48000-7_29.</w:t>
             </w:r>
           </w:p>
         </w:tc>
@@ -50576,7 +50576,7 @@
               <w:spacing w:after="160" w:line="259" w:lineRule="auto"/>
             </w:pPr>
             <w:r>
-              <w:t xml:space="preserve">Hyperledger and Intel, “Hyperledger (PoET) documentation.”</w:t>
+              <w:t xml:space="preserve">K. Karantias, A. Kiayias, and D. Zindros, “Proof-of-Burn,” in Financial Cryptography and Data Security (Lecture Notes in Computer Science), Springer, 2020, pp. 523–540, doi: 10.1007/978-3-030-51280-4_28.</w:t>
             </w:r>
           </w:p>
         </w:tc>
@@ -50612,7 +50612,7 @@
               <w:spacing w:after="160" w:line="259" w:lineRule="auto"/>
             </w:pPr>
             <w:r>
-              <w:t xml:space="preserve">A. Yakovenko, “Solana: A New Architecture for a High Performance Blockchain,” white paper, version 0.8.13. [Online]. Available: https://solana.com/solana-whitepaper.pdf</w:t>
+              <w:t xml:space="preserve">Hyperledger Sawtooth (Intel), “PoET 1.0 Specification,” Sawtooth Documentation. Accessed: Jul. 17, 2026. [Online]. Available: https://sawtooth.splinter.dev/docs/1.2/architecture/poet.html</w:t>
             </w:r>
           </w:p>
         </w:tc>
@@ -50648,7 +50648,7 @@
               <w:spacing w:after="160" w:line="259" w:lineRule="auto"/>
             </w:pPr>
             <w:r>
-              <w:t xml:space="preserve">T. Xue et al., “Proof of Contribution: A Modified Solution to Increase Mining Efficiency.”</w:t>
+              <w:t xml:space="preserve">A. Yakovenko, “Solana: A New Architecture for a High Performance Blockchain,” white paper, version 0.8.13. [Online]. Available: https://solana.com/solana-whitepaper.pdf</w:t>
             </w:r>
           </w:p>
         </w:tc>
@@ -50684,7 +50684,7 @@
               <w:spacing w:after="160" w:line="259" w:lineRule="auto"/>
             </w:pPr>
             <w:r>
-              <w:t xml:space="preserve">Q. Zhuang, Y. Liu, L. Chen, and Z. Ai, “Proof of Reputation: A Reputation-Based Consensus Protocol for Blockchain Based Systems,” in Proc. 2019 International Electronics Communication Conference (IECC), 2019, pp. 131–138, doi: 10.1145/3343147.3343169.</w:t>
+              <w:t xml:space="preserve">T. Xue, Y. Yuan, Z. Ahmed, K. Moniz, G. Cao, and C. Wang, “Proof of Contribution: A Modification of Proof of Work to Increase Mining Efficiency,” in 2018 IEEE 42nd Annual Computer Software and Applications Conference (COMPSAC), 2018, pp. 636–644, doi: 10.1109/compsac.2018.00096.</w:t>
             </w:r>
           </w:p>
         </w:tc>
@@ -50720,7 +50720,7 @@
               <w:spacing w:after="160" w:line="259" w:lineRule="auto"/>
             </w:pPr>
             <w:r>
-              <w:t xml:space="preserve">L. Xu et al., “Blockchain-Based Decentralized Power Dispatching for Integrated Energy Systems Integrated with Renewable Energy and Flexible Load.”</w:t>
+              <w:t xml:space="preserve">Q. Zhuang, Y. Liu, L. Chen, and Z. Ai, “Proof of Reputation: A Reputation-Based Consensus Protocol for Blockchain Based Systems,” in Proc. 2019 International Electronics Communication Conference (IECC), 2019, pp. 131–138, doi: 10.1145/3343147.3343169.</w:t>
             </w:r>
           </w:p>
         </w:tc>
@@ -50756,7 +50756,7 @@
               <w:spacing w:after="160" w:line="259" w:lineRule="auto"/>
             </w:pPr>
             <w:r>
-              <w:t xml:space="preserve">H. Li et al., “Study on the Power Data Assets and Trading System Design of Blockchain.”</w:t>
+              <w:t xml:space="preserve">B. Lashkari and P. Musilek, “A Comprehensive Review of Blockchain Consensus Mechanisms,” IEEE Access, vol. 9, pp. 43620–43652, 2021, doi: 10.1109/access.2021.3065880.</w:t>
             </w:r>
           </w:p>
         </w:tc>
@@ -50792,7 +50792,7 @@
               <w:spacing w:after="160" w:line="259" w:lineRule="auto"/>
             </w:pPr>
             <w:r>
-              <w:t xml:space="preserve">Chen et al., “Blockchain-Based Smart Contract Applications and Challenges.”</w:t>
+              <w:t xml:space="preserve">L. Xu, D. Yu, J. Zhou, and C. Jin, “Blockchain-Based Decentralized Power Dispatching Model for Power Grids Integrated with Renewable Energy and Flexible Load,” Processes, vol. 11, no. 6, Art. no. 1673, 2023, doi: 10.3390/pr11061673.</w:t>
             </w:r>
           </w:p>
         </w:tc>
@@ -50828,7 +50828,7 @@
               <w:spacing w:after="160" w:line="259" w:lineRule="auto"/>
             </w:pPr>
             <w:r>
-              <w:t xml:space="preserve">Smolenski, “Verifiable credentials, blockchain, and the future of higher education.”</w:t>
+              <w:t xml:space="preserve">H. Li, H. Xue, K. Guo, R. Zhang, and S. Lu, “Study on the Power Data Assets and Trading System Design of Blockchain,” Journal of Physics: Conference Series, vol. 2422, no. 1, Art. no. 012006, 2023, doi: 10.1088/1742-6596/2422/1/012006.</w:t>
             </w:r>
           </w:p>
         </w:tc>
@@ -50864,7 +50864,7 @@
               <w:spacing w:after="160" w:line="259" w:lineRule="auto"/>
             </w:pPr>
             <w:r>
-              <w:t xml:space="preserve">Ge et al., “Traceability and certification for green power.”</w:t>
+              <w:t xml:space="preserve">Chen et al., “Blockchain-Based Smart Contract Applications and Challenges.”</w:t>
             </w:r>
           </w:p>
         </w:tc>
@@ -50900,7 +50900,7 @@
               <w:spacing w:after="160" w:line="259" w:lineRule="auto"/>
             </w:pPr>
             <w:r>
-              <w:t xml:space="preserve">Taherdoost, “A Systematic Review on Emerging Blockchain Technologies and Applications.”</w:t>
+              <w:t xml:space="preserve">Smolenski, “Verifiable credentials, blockchain, and the future of higher education.”</w:t>
             </w:r>
           </w:p>
         </w:tc>
@@ -50936,7 +50936,7 @@
               <w:spacing w:after="160" w:line="259" w:lineRule="auto"/>
             </w:pPr>
             <w:r>
-              <w:t xml:space="preserve">[Bibliographic entry missing in the original manuscript. This source was cited as [7] in the draft but has no entry in the original reference list; details to be supplied by the author.]</w:t>
+              <w:t xml:space="preserve">Y. Ge, W. Zhang, H. Li, and Z. Xie, “Traceability Analysis of Distributed New Energy System Access to Green Power Based on Blockchain Consensus Algorithm,” International Journal of Emerging Electric Power Systems, vol. 25, no. 4, pp. 523–532, 2024, doi: 10.1515/ijeeps-2023-0092.</w:t>
             </w:r>
           </w:p>
         </w:tc>
@@ -50972,7 +50972,7 @@
               <w:spacing w:after="160" w:line="259" w:lineRule="auto"/>
             </w:pPr>
             <w:r>
-              <w:t xml:space="preserve">[Bibliographic entry missing in the original manuscript. This source was cited as [8] in the draft but has no entry in the original reference list; details to be supplied by the author.]</w:t>
+              <w:t xml:space="preserve">Taherdoost, “A Systematic Review on Emerging Blockchain Technologies and Applications.”</w:t>
             </w:r>
           </w:p>
         </w:tc>
@@ -51008,7 +51008,7 @@
               <w:spacing w:after="160" w:line="259" w:lineRule="auto"/>
             </w:pPr>
             <w:r>
-              <w:t xml:space="preserve">S. Hadi, W. Syafei, and A. Wibowo, “Architectural Design of Electricity Power Consumption Misuse Detection Based on Light Gradient Boosting Machine Using Blockchain Technology,” in Proc. 2023 International Conference on Technology, Engineering, and Computing Applications (ICTECA), 2023, doi: 10.1109/ICTECA60133.2023.10490464.</w:t>
+              <w:t xml:space="preserve">[Bibliographic entry missing in the original manuscript. This source was cited as [7] in the draft but has no entry in the original reference list; details to be supplied by the author.]</w:t>
             </w:r>
           </w:p>
         </w:tc>
@@ -51044,7 +51044,7 @@
               <w:spacing w:after="160" w:line="259" w:lineRule="auto"/>
             </w:pPr>
             <w:r>
-              <w:t xml:space="preserve">Machado, “Profit distribution based on load prediction in cooperative virtual power plant operation.”</w:t>
+              <w:t xml:space="preserve">[Bibliographic entry missing in the original manuscript. This source was cited as [8] in the draft but has no entry in the original reference list; details to be supplied by the author.]</w:t>
             </w:r>
           </w:p>
         </w:tc>
@@ -51080,7 +51080,7 @@
               <w:spacing w:after="160" w:line="259" w:lineRule="auto"/>
             </w:pPr>
             <w:r>
-              <w:t xml:space="preserve">F. A. Sunny, “A Systematic Review of Blockchain Applications.”</w:t>
+              <w:t xml:space="preserve">S. Hadi, W. Syafei, and A. Wibowo, “Architectural Design of Electricity Power Consumption Misuse Detection Based on Light Gradient Boosting Machine Using Blockchain Technology,” in Proc. 2023 International Conference on Technology, Engineering, and Computing Applications (ICTECA), 2023, doi: 10.1109/ICTECA60133.2023.10490464.</w:t>
             </w:r>
           </w:p>
         </w:tc>
@@ -51116,7 +51116,7 @@
               <w:spacing w:after="160" w:line="259" w:lineRule="auto"/>
             </w:pPr>
             <w:r>
-              <w:t xml:space="preserve">“Auditable logging in permissioned blockchain systems.”</w:t>
+              <w:t xml:space="preserve">A. A. P. Machado, R. Fiorotti, R. da S. Villaça, and H. R. O. Rocha, “Profit Distribution Through Blockchain Solution from Battery Energy Storage System in a Virtual Power Plant Using Intelligence Techniques,” Journal of Energy Storage, vol. 98, Art. no. 113150, 2024, doi: 10.1016/j.est.2024.113150.</w:t>
             </w:r>
           </w:p>
         </w:tc>
@@ -51152,7 +51152,7 @@
               <w:spacing w:after="160" w:line="259" w:lineRule="auto"/>
             </w:pPr>
             <w:r>
-              <w:t xml:space="preserve">“Scaling blockchains without giving up decentralization and security: A solution to the blockchain scalability trilemma.”</w:t>
+              <w:t xml:space="preserve">F. A. Sunny, P. Hajek, M. Munk, M. Z. Abedin, M. S. Satu, M. I. A. Efat, and M. J. Islam, “A Systematic Review of Blockchain Applications,” IEEE Access, vol. 10, pp. 59155–59177, 2022, doi: 10.1109/access.2022.3179690.</w:t>
             </w:r>
           </w:p>
         </w:tc>
@@ -51188,7 +51188,7 @@
               <w:spacing w:after="160" w:line="259" w:lineRule="auto"/>
             </w:pPr>
             <w:r>
-              <w:t xml:space="preserve">“Authority Round (AuRa) consensus protocol specification.”</w:t>
+              <w:t xml:space="preserve">G. Del Monte, D. Pennino, and M. Pizzonia, “Scaling Blockchains Without Giving Up Decentralization and Security: A Solution to the Blockchain Scalability Trilemma,” in Proc. 3rd Workshop on Cryptocurrencies and Blockchains for Distributed Systems, 2020, pp. 71–76, doi: 10.1145/3410699.3413800.</w:t>
             </w:r>
           </w:p>
         </w:tc>
@@ -51224,7 +51224,7 @@
               <w:spacing w:after="160" w:line="259" w:lineRule="auto"/>
             </w:pPr>
             <w:r>
-              <w:t xml:space="preserve">“Consensus in the Age of Blockchains.”</w:t>
+              <w:t xml:space="preserve">K. Christidis and M. Devetsikiotis, “Blockchains and smart contracts for the internet of things,” IEEE access, vol. 4, pp. 2292–2303, 2016, doi: 10.1109/ACCESS.2016.2566339.</w:t>
             </w:r>
           </w:p>
         </w:tc>
@@ -51260,7 +51260,7 @@
               <w:spacing w:after="160" w:line="259" w:lineRule="auto"/>
             </w:pPr>
             <w:r>
-              <w:t xml:space="preserve">“Proof-of-reputation blockchain with Nakamoto fallback.”</w:t>
+              <w:t xml:space="preserve">B. Putz, F. Menges, and G. Pernul, “A Secure and Auditable Logging Infrastructure Based on a Permissioned Blockchain,” Computers &amp; Security, vol. 87, Art. no. 101602, 2019, doi: 10.1016/j.cose.2019.101602.</w:t>
             </w:r>
           </w:p>
         </w:tc>
@@ -51296,7 +51296,7 @@
               <w:spacing w:after="160" w:line="259" w:lineRule="auto"/>
             </w:pPr>
             <w:r>
-              <w:t xml:space="preserve">“A blockchain-based trading matching scheme in energy internet.”</w:t>
+              <w:t xml:space="preserve">OpenEthereum, “Aura – Authority Round,” OpenEthereum Documentation. Accessed: Jul. 17, 2026. [Online]. Available: https://openethereum.github.io/Aura</w:t>
             </w:r>
           </w:p>
         </w:tc>
@@ -51332,7 +51332,7 @@
               <w:spacing w:after="160" w:line="259" w:lineRule="auto"/>
             </w:pPr>
             <w:r>
-              <w:t xml:space="preserve">“DPNPBFT: Dual Primary Node PBFT for scalable blockchain consensus.”</w:t>
+              <w:t xml:space="preserve">S. Bano, A. Sonnino, M. Al-Bassam, S. Azouvi, P. McCorry, S. Meiklejohn, and G. Danezis, “SoK: Consensus in the Age of Blockchains,” in Proc. 1st ACM Conference on Advances in Financial Technologies, 2019, pp. 183–198, doi: 10.1145/3318041.3355458.</w:t>
             </w:r>
           </w:p>
         </w:tc>
@@ -51368,7 +51368,7 @@
               <w:spacing w:after="160" w:line="259" w:lineRule="auto"/>
             </w:pPr>
             <w:r>
-              <w:t xml:space="preserve">“A parallel consensus mechanism for internet of vehicles blockchain.”</w:t>
+              <w:t xml:space="preserve">L. Kleinrock, R. Ostrovsky, and V. Zikas, “Proof-of-Reputation Blockchain with Nakamoto Fallback,” in Progress in Cryptology – INDOCRYPT 2020 (Lecture Notes in Computer Science), Springer, 2020, pp. 16–38, doi: 10.1007/978-3-030-65277-7_2.</w:t>
             </w:r>
           </w:p>
         </w:tc>
@@ -51404,7 +51404,7 @@
               <w:spacing w:after="160" w:line="259" w:lineRule="auto"/>
             </w:pPr>
             <w:r>
-              <w:t xml:space="preserve">“A cross data center access control model by constructing GAS on blockchain.”</w:t>
+              <w:t xml:space="preserve">X. Lu and Z. Guan, “A Blockchain-Based Trading Matching Scheme in Energy Internet,” in Proc. 2nd ACM International Symposium on Blockchain and Secure Critical Infrastructure, 2020, pp. 142–150, doi: 10.1145/3384943.3409430.</w:t>
             </w:r>
           </w:p>
         </w:tc>
@@ -51440,7 +51440,7 @@
               <w:spacing w:after="160" w:line="259" w:lineRule="auto"/>
             </w:pPr>
             <w:r>
-              <w:t xml:space="preserve">“Towards a multi-chain future of proof-of-space.”</w:t>
+              <w:t xml:space="preserve">Y. Na, Z. Wen, J. Fang, Y. Tang, and Y. Li, “A Derivative PBFT Blockchain Consensus Algorithm with Dual Primary Nodes Based on Separation of Powers-DPNPBFT,” IEEE Access, vol. 10, pp. 76114–76124, 2022, doi: 10.1109/access.2022.3192426.</w:t>
             </w:r>
           </w:p>
         </w:tc>
@@ -51476,7 +51476,7 @@
               <w:spacing w:after="160" w:line="259" w:lineRule="auto"/>
             </w:pPr>
             <w:r>
-              <w:t xml:space="preserve">M. Sedlmeir, H. U. Buhl, G. Fridgen, and R. Keller, “The Energy Consumption of Blockchain Technology: Beyond Myth,” Business &amp; Information Systems Engineering, vol. 62, no. 6, pp. 599–608, 2020, doi: 10.1007/s12599-020-00656-x.</w:t>
+              <w:t xml:space="preserve">X. Zhang, R. Li, and H. Zhao, “A Parallel Consensus Mechanism Using PBFT Based on DAG-Lattice Structure in the Internet of Vehicles,” IEEE Internet of Things Journal, vol. 10, no. 6, pp. 5418–5433, 2023, doi: 10.1109/jiot.2022.3222217.</w:t>
             </w:r>
           </w:p>
         </w:tc>
@@ -51512,7 +51512,7 @@
               <w:spacing w:after="160" w:line="259" w:lineRule="auto"/>
             </w:pPr>
             <w:r>
-              <w:t xml:space="preserve">“Self-Optimizing the Environmental Sustainability of Blockchain-Based Systems.”</w:t>
+              <w:t xml:space="preserve">S. Xu, C. Zhang, L. Wang, S. Zhang, and W. Shao, “A Cross Data Center Access Control Model by Constructing GAS on Blockchain,” in 2022 IEEE 28th International Conference on Parallel and Distributed Systems (ICPADS), 2023, pp. 312–321, doi: 10.1109/icpads56603.2022.00048.</w:t>
             </w:r>
           </w:p>
         </w:tc>
@@ -51548,7 +51548,7 @@
               <w:spacing w:after="160" w:line="259" w:lineRule="auto"/>
             </w:pPr>
             <w:r>
-              <w:t xml:space="preserve">“The Energy Consumption of Proof-of-Stake Systems: Replication and Expansion.”</w:t>
+              <w:t xml:space="preserve">S. Tang et al., “Towards a Multi-Chain Future of Proof-of-Space,” in Security and Privacy in Communication Networks (Lecture Notes of the Institute for Computer Sciences, Social Informatics and Telecommunications Engineering), Springer, 2019, pp. 23–38, doi: 10.1007/978-3-030-37228-6_2.</w:t>
             </w:r>
           </w:p>
         </w:tc>
@@ -51584,7 +51584,7 @@
               <w:spacing w:after="160" w:line="259" w:lineRule="auto"/>
             </w:pPr>
             <w:r>
-              <w:t xml:space="preserve">“Beyond Bitcoin: Evaluating Energy Consumption and Environmental Impact across Cryptocurrency Projects.”</w:t>
+              <w:t xml:space="preserve">J. Sedlmeir, H. U. Buhl, G. Fridgen, and R. Keller, “The Energy Consumption of Blockchain Technology: Beyond Myth,” Business &amp; Information Systems Engineering, vol. 62, no. 6, pp. 599–608, 2020, doi: 10.1007/s12599-020-00656-x.</w:t>
             </w:r>
           </w:p>
         </w:tc>
@@ -51620,7 +51620,7 @@
               <w:spacing w:after="160" w:line="259" w:lineRule="auto"/>
             </w:pPr>
             <w:r>
-              <w:t xml:space="preserve">“Proofs of space: when space is of the essence.”</w:t>
+              <w:t xml:space="preserve">A. Alofi, M. A. Bokhari, R. Bahsoon, and R. Hendley, “Self-Optimizing the Environmental Sustainability of Blockchain-Based Systems,” IEEE Transactions on Sustainable Computing, vol. 9, no. 3, pp. 396–408, 2024, doi: 10.1109/tsusc.2023.3325881.</w:t>
             </w:r>
           </w:p>
         </w:tc>
@@ -51656,7 +51656,7 @@
               <w:spacing w:after="160" w:line="259" w:lineRule="auto"/>
             </w:pPr>
             <w:r>
-              <w:t xml:space="preserve">Kohli et al., “An Analysis of Energy Consumption and Carbon Footprints of Cryptocurrencies and Possible Solutions.”</w:t>
+              <w:t xml:space="preserve">J. I. Ibañez and F. Rua, “The Energy Consumption of Proof-of-Stake Systems: Replication and Expansion,” SSRN working paper, 2023, doi: 10.2139/ssrn.4324137.</w:t>
             </w:r>
           </w:p>
         </w:tc>
@@ -51692,7 +51692,7 @@
               <w:spacing w:after="160" w:line="259" w:lineRule="auto"/>
             </w:pPr>
             <w:r>
-              <w:t xml:space="preserve">[Bibliographic entry missing in the original manuscript. This source was cited as [58] in the draft but has no entry in the original reference list; details to be supplied by the author.]</w:t>
+              <w:t xml:space="preserve">A. Khosravi and F. Säämäki, “Beyond Bitcoin: Evaluating Energy Consumption and Environmental Impact Across Cryptocurrency Projects,” Energies, vol. 16, no. 18, Art. no. 6610, 2023, doi: 10.3390/en16186610.</w:t>
             </w:r>
           </w:p>
         </w:tc>
@@ -51728,7 +51728,7 @@
               <w:spacing w:after="160" w:line="259" w:lineRule="auto"/>
             </w:pPr>
             <w:r>
-              <w:t xml:space="preserve">[Bibliographic entry missing in the original manuscript. This source was cited as [59] in the draft but has no entry in the original reference list; details to be supplied by the author.]</w:t>
+              <w:t xml:space="preserve">Z. Zhao, Z. Fang, X. Wang, X. Chen, H. Su, H. Xiao, and Y. Zhou, “Proof-of-learning with incentive security,” arXiv preprint arXiv:2404.09005 (2024). doi: 10.48550/arXiv.2404.09005.</w:t>
             </w:r>
           </w:p>
         </w:tc>
@@ -51764,7 +51764,7 @@
               <w:spacing w:after="160" w:line="259" w:lineRule="auto"/>
             </w:pPr>
             <w:r>
-              <w:t xml:space="preserve">“Confronting the Carbon-Footprint Challenge of Blockchain.”</w:t>
+              <w:t xml:space="preserve">G. Ateniese, I. Bonacina, A. Faonio, and N. Galesi, “Proofs of Space: When Space Is of the Essence,” in Security and Cryptography for Networks (Lecture Notes in Computer Science), Springer, 2014, pp. 538–557, doi: 10.1007/978-3-319-10879-7_31.</w:t>
             </w:r>
           </w:p>
         </w:tc>
@@ -51800,7 +51800,7 @@
               <w:spacing w:after="160" w:line="259" w:lineRule="auto"/>
             </w:pPr>
             <w:r>
-              <w:t xml:space="preserve">[Bibliographic entry missing in the original manuscript. This source was cited as [83] in the draft but has no entry in the original reference list; details to be supplied by the author.]</w:t>
+              <w:t xml:space="preserve">M. N. M. Bhutta et al., “A Survey on Blockchain Technology: Evolution, Architecture and Security,” IEEE Access, vol. 9, pp. 61048–61073, 2021, doi: 10.1109/ACCESS.2021.3072849.</w:t>
             </w:r>
           </w:p>
         </w:tc>
@@ -51836,7 +51836,7 @@
               <w:spacing w:after="160" w:line="259" w:lineRule="auto"/>
             </w:pPr>
             <w:r>
-              <w:t xml:space="preserve">[Bibliographic entry missing in the original manuscript. This source was cited as [57] in the draft but has no entry in the original reference list; details to be supplied by the author.]</w:t>
+              <w:t xml:space="preserve">S. Islam, M. J. Islam, M. Hossain, S. Noor, K.-S. Kwak, and S. M. R. Islam, “A Survey on Consensus Algorithms in Blockchain-Based Applications: Architecture, Taxonomy, and Operational Issues,” IEEE Access, vol. 11, pp. 39066–39082, 2023, doi: 10.1109/ACCESS.2023.3267047.</w:t>
             </w:r>
           </w:p>
         </w:tc>
@@ -51872,7 +51872,7 @@
               <w:spacing w:after="160" w:line="259" w:lineRule="auto"/>
             </w:pPr>
             <w:r>
-              <w:t xml:space="preserve">“Tight proofs of space and replication.”</w:t>
+              <w:t xml:space="preserve">W. Wang et al., “A Survey on Consensus Mechanisms and Mining Strategy Management in Blockchain Networks,” IEEE Access, vol. 7, pp. 22328–22370, 2019, doi: 10.1109/ACCESS.2019.2896108.</w:t>
             </w:r>
           </w:p>
         </w:tc>
@@ -51908,7 +51908,7 @@
               <w:spacing w:after="160" w:line="259" w:lineRule="auto"/>
             </w:pPr>
             <w:r>
-              <w:t xml:space="preserve">“Proof-of-reputation: an alternative consensus mechanism for blockchain systems.”</w:t>
+              <w:t xml:space="preserve">Y. Xiao, N. Zhang, W. Lou, and Y. T. Hou, “A Survey of Distributed Consensus Protocols for Blockchain Networks,” IEEE Communications Surveys &amp; Tutorials, vol. 22, no. 2, pp. 1432–1465, 2020, doi: 10.1109/COMST.2020.2969706.</w:t>
             </w:r>
           </w:p>
         </w:tc>
@@ -51944,7 +51944,7 @@
               <w:spacing w:after="160" w:line="259" w:lineRule="auto"/>
             </w:pPr>
             <w:r>
-              <w:t xml:space="preserve">“Improvement and Application of Blockchain Consensus Algorithm for Distributed Power Energy System.”</w:t>
+              <w:t xml:space="preserve">D. Hu et al., “Ladder: A Convergence-Based Structured DAG Blockchain for High Throughput and Low Latency,” in Proc. 22nd USENIX Symposium on Networked Systems Design and Implementation (NSDI 25), 779–794. Philadelphia, PA: USENIX Association, 2025. https://dl.acm.org/doi/10.5555/3767955.3767996.</w:t>
             </w:r>
           </w:p>
         </w:tc>
@@ -51980,7 +51980,7 @@
               <w:spacing w:after="160" w:line="259" w:lineRule="auto"/>
             </w:pPr>
             <w:r>
-              <w:t xml:space="preserve">“Proof-of-Contribution-Based Design for Collaborative Machine Learning on Blockchain.”</w:t>
+              <w:t xml:space="preserve">H. Lyu, S. Xie, J. Niu, I. Beschastnikh, Y. Zhang, M. Sadoghi, and C. Feng, “Orthrus: Accelerating Multi-BFT Consensus through Concurrent Partial Ordering of Transactions,” in Proc. 2025 IEEE 41st International Conference on Data Engineering (ICDE), 2615–2627, 2025. doi: 10.1109/ICDE65448.2025.00197.</w:t>
             </w:r>
           </w:p>
         </w:tc>
@@ -52016,7 +52016,7 @@
               <w:spacing w:after="160" w:line="259" w:lineRule="auto"/>
             </w:pPr>
             <w:r>
-              <w:t xml:space="preserve">L. Zhou, Y. Xian, Y. Yang, J. Jiang, P. Liu, and X. Li, “A Microgrid Trading Framework Based on PoC Consensus,” arXiv preprint arXiv:2310.07165, 2023, doi: 10.48550/arXiv.2310.07165.</w:t>
+              <w:t xml:space="preserve">H. Xu, X. Liu, C. Zhang, W. Wang, J. Wang, and K. Li, “Crackle: A Fast Sector-Based BFT Consensus with Sublinear Communication Complexity,” in Proc. IEEE INFOCOM 2024, 1–10, 2024. doi: 10.1109/INFOCOM52122.2024.10621123.</w:t>
             </w:r>
           </w:p>
         </w:tc>
@@ -52052,7 +52052,7 @@
               <w:spacing w:after="160" w:line="259" w:lineRule="auto"/>
             </w:pPr>
             <w:r>
-              <w:t xml:space="preserve">“Blockchain for sustainability and climate action.”</w:t>
+              <w:t xml:space="preserve">M. J. Page et al., “The PRISMA 2020 Statement: An Updated Guideline for Reporting Systematic Reviews,” BMJ, vol. 372, Art. no. n71, 2021, doi: 10.1136/bmj.n71.</w:t>
             </w:r>
           </w:p>
         </w:tc>
@@ -52088,7 +52088,7 @@
               <w:spacing w:after="160" w:line="259" w:lineRule="auto"/>
             </w:pPr>
             <w:r>
-              <w:t xml:space="preserve">“Recent Developments in Blockchain Technology and their Impact on Energy Consumption.”</w:t>
+              <w:t xml:space="preserve">M. J. Page et al., “PRISMA 2020 Explanation and Elaboration: Updated Guidance and Exemplars for Reporting Systematic Reviews,” BMJ, vol. 372, Art. no. n160, 2021, doi: 10.1136/bmj.n160.</w:t>
             </w:r>
           </w:p>
         </w:tc>
@@ -52124,7 +52124,7 @@
               <w:spacing w:after="160" w:line="259" w:lineRule="auto"/>
             </w:pPr>
             <w:r>
-              <w:t xml:space="preserve">V. Shoup, “Proof of History: What Is It Good For,” 2022. [Online]. Available: https://www.shoup.net/papers/poh.pdf</w:t>
+              <w:t xml:space="preserve">B. Kitchenham and S. Charters, Guidelines for Performing Systematic Literature Reviews in Software Engineering, EBSE Technical Report EBSE-2007-01, Keele University and Durham University, 2007. [Online]. Available: https://legacyfileshare.elsevier.com/promis_misc/525444systematicreviewsguide.pdf</w:t>
             </w:r>
           </w:p>
         </w:tc>
@@ -52160,7 +52160,7 @@
               <w:spacing w:after="160" w:line="259" w:lineRule="auto"/>
             </w:pPr>
             <w:r>
-              <w:t xml:space="preserve">Solana Foundation, “Solana’s Energy Use Report: November 2021,” 2021. [Online]. Available: https://solana.com/news/solana-energy-usage-report-november-2021</w:t>
+              <w:t xml:space="preserve">IEEE Professional Communication Society, Author Guidelines for Integrative Literature Reviews, 2019. [Online]. Available: https://procomm.ieee.org/wp-content/uploads/2019/05/Author-Guidelines-for-Integrative-Literature-Reviews.pdf</w:t>
             </w:r>
           </w:p>
         </w:tc>
@@ -52196,7 +52196,7 @@
               <w:spacing w:after="160" w:line="259" w:lineRule="auto"/>
             </w:pPr>
             <w:r>
-              <w:t xml:space="preserve">“Clique: Ethereum’s proof-of-authority consensus protocol.”</w:t>
+              <w:t xml:space="preserve">A. Elsanousi, E. Pei, and K. Mershad, “Proactive Blockchain Deployment Mechanism in Resource-Constrained Rate-Splitting Multiple Access IoT Networks,” Internet of Things, vol. 27, Art. no. 101328, 2024, doi: 10.1016/j.iot.2024.101328.</w:t>
             </w:r>
           </w:p>
         </w:tc>
@@ -52232,7 +52232,7 @@
               <w:spacing w:after="160" w:line="259" w:lineRule="auto"/>
             </w:pPr>
             <w:r>
-              <w:t xml:space="preserve">C. Grunspan and R. Perez-Marco, “Proof of Reputation,” arXiv preprint arXiv:2302.06966, 2023, doi: 10.48550/arXiv.2302.06966.</w:t>
+              <w:t xml:space="preserve">B. Hammi, S. Zeadally, and J. Nebhen, “Security Threats, Countermeasures, and Challenges of Digital Supply Chains,” ACM Computing Surveys, vol. 55, no. 14S, Art. no. 316, 2023, doi: 10.1145/3588999.</w:t>
             </w:r>
           </w:p>
         </w:tc>
@@ -52268,7 +52268,7 @@
               <w:spacing w:after="160" w:line="259" w:lineRule="auto"/>
             </w:pPr>
             <w:r>
-              <w:t xml:space="preserve">“The Energy Consumption of Blockchain Technology: A Systematic Mapping Study.”</w:t>
+              <w:t xml:space="preserve">M. Sánchez-de la Rosa, C. Núñez-Gómez, M. B. Caminero, and C. Carrión, “Exploring the Use of Blockchain in Resource-Constrained Fog Computing Environments,” Software: Practice and Experience, vol. 53, no. 4, pp. 971–87, 2023, doi: 10.1002/spe.3173.</w:t>
             </w:r>
           </w:p>
         </w:tc>
@@ -52304,7 +52304,7 @@
               <w:spacing w:after="160" w:line="259" w:lineRule="auto"/>
             </w:pPr>
             <w:r>
-              <w:t xml:space="preserve">“Security analysis of Intel SGX-based Proof-of-Elapsed-Time (PoET) consensus.”</w:t>
+              <w:t xml:space="preserve">K. Z. Azar, H. M. Kamali, H. Homayoun, and A. Sasan, “From Cryptography to Logic Locking: A Survey on the Architecture Evolution of Secure Scan Chains,” IEEE Access, vol. 9, pp. 73133–73151, 2021, doi: 10.1109/ACCESS.2021.3080257.</w:t>
             </w:r>
           </w:p>
         </w:tc>
@@ -52340,7 +52340,7 @@
               <w:spacing w:after="160" w:line="259" w:lineRule="auto"/>
             </w:pPr>
             <w:r>
-              <w:t xml:space="preserve">[Bibliographic entry missing in the original manuscript. This source was cited as [80] in the draft but has no entry in the original reference list; details to be supplied by the author.]</w:t>
+              <w:t xml:space="preserve">E. Atay and J. L. Y. Tong, “The Impact of Blockchain Technology on Human Resource Management,” in Handbook of Research on Social Impacts of E-Payment and Blockchain Technology, 160–177. Hershey, PA: IGI Global, 2022. doi: 10.4018/978-1-7998-9035-5.ch009.</w:t>
             </w:r>
           </w:p>
         </w:tc>
@@ -52376,7 +52376,7 @@
               <w:spacing w:after="160" w:line="259" w:lineRule="auto"/>
             </w:pPr>
             <w:r>
-              <w:t xml:space="preserve">M. Alharby and A. van Moorsel, “BlockSim: A Simulation Framework for Blockchain Systems,” ACM SIGMETRICS Performance Evaluation Review, vol. 46, no. 3, pp. 135–138, 2019, doi: 10.1145/3308897.3308956.</w:t>
+              <w:t xml:space="preserve">M. Rukhiran, S. Boonsong, and P. Netinant, “Sustainable optimizing performance and energy efficiency in proof of work blockchain: A multilinear regression approach,” Sustainability, vol. 16, no. 4, Art. no. 1519, 2024, doi: 10.3390/su16041519.</w:t>
             </w:r>
           </w:p>
         </w:tc>
@@ -52412,7 +52412,7 @@
               <w:spacing w:after="160" w:line="259" w:lineRule="auto"/>
             </w:pPr>
             <w:r>
-              <w:t xml:space="preserve">R. Paulavičius, S. Grigaitis, and E. Filatovas, “A Systematic Review and Empirical Analysis of Blockchain Simulators,” IEEE Access, vol. 9, pp. 38010–38028, 2021, doi: 10.1109/ACCESS.2021.3063324.</w:t>
+              <w:t xml:space="preserve">J. Bonneau and N. Heninger, Eds., Financial Cryptography and Data Security: 24th International Conference (FC 2020), Revised Selected Papers (Lecture Notes in Computer Science), Springer, 2020, doi: 10.1007/978-3-030-51280-4.</w:t>
             </w:r>
           </w:p>
         </w:tc>
@@ -52448,7 +52448,7 @@
               <w:spacing w:after="160" w:line="259" w:lineRule="auto"/>
             </w:pPr>
             <w:r>
-              <w:t xml:space="preserve">C. Faria and M. Correia, “BlockSim: Blockchain Simulator,” in 2019 IEEE International Conference on Blockchain (Blockchain), 2019, pp. 439–446, doi: 10.1109/Blockchain.2019.00067.</w:t>
+              <w:t xml:space="preserve">P. Szilágyi, “EIP-225: Clique Proof-of-Authority Consensus Protocol,” Ethereum Improvement Proposals, 2017. [Online]. Available: https://eips.ethereum.org/EIPS/eip-225</w:t>
             </w:r>
           </w:p>
         </w:tc>
@@ -52484,7 +52484,7 @@
               <w:spacing w:after="160" w:line="259" w:lineRule="auto"/>
             </w:pPr>
             <w:r>
-              <w:t xml:space="preserve">S. Smetanin, A. Ometov, M. Komarov, P. Masek, and Y. Koucheryavy, “Blockchain Evaluation Approaches: State-of-the-Art and Future Perspective,” Sensors, vol. 20, no. 12, p. 3358, 2020, doi: 10.3390/s20123358.</w:t>
+              <w:t xml:space="preserve">Hyperledger Foundation, “Hyperledger Foundation,” Accessed: Mar. 28, 2026. [Online]. Available: https://hyperledger.github.io/</w:t>
             </w:r>
           </w:p>
         </w:tc>
@@ -52520,7 +52520,7 @@
               <w:spacing w:after="160" w:line="259" w:lineRule="auto"/>
             </w:pPr>
             <w:r>
-              <w:t xml:space="preserve">A. Gervais, G. O. Karame, K. Wüst, V. Glykantzis, H. Ritzdorf, and S. Capkun, “On the Security and Performance of Proof of Work Blockchains,” in Proceedings of the 2016 ACM SIGSAC Conference on Computer and Communications Security (CCS), 2016, pp. 3–16, doi: 10.1145/2976749.2978341.</w:t>
+              <w:t xml:space="preserve">S. Deb, R. Raynor, and S. Kannan, “Stakesure: Proof of stake mechanisms with strong cryptoeconomic safety,” arXiv preprint arXiv:2401.05797 (2024). doi: 10.48550/arXiv.2401.05797.</w:t>
             </w:r>
           </w:p>
         </w:tc>
@@ -52556,7 +52556,7 @@
               <w:spacing w:after="160" w:line="259" w:lineRule="auto"/>
             </w:pPr>
             <w:r>
-              <w:t xml:space="preserve">R. S. Rasheed and A. A. AbuSamra, “Extending BlockSim with Energy and Carbon Footprint Modeling for Sustainable Blockchain Evaluation,” unpublished manuscript, 2026.</w:t>
+              <w:t xml:space="preserve">M. P. Asadauskas, C. Cachin, and I. Amores Sesar, “PoET: An Eco-Friendly Alternative to PoW,” thesis, University of Bern, 2021. [Online]. Available: https://crypto.unibe.ch/archive/theses/2021.bsc.markus.asadauskas.pdf</w:t>
             </w:r>
           </w:p>
         </w:tc>
@@ -52592,7 +52592,7 @@
               <w:spacing w:after="160" w:line="259" w:lineRule="auto"/>
             </w:pPr>
             <w:r>
-              <w:t xml:space="preserve">Y. Xiao, N. Zhang, W. Lou, and Y. T. Hou, “A Survey of Distributed Consensus Protocols for Blockchain Networks,” IEEE Communications Surveys &amp; Tutorials, vol. 22, no. 2, pp. 1432–1465, 2020, doi: 10.1109/COMST.2020.2969706.</w:t>
+              <w:t xml:space="preserve">M. S. Ali, M. Vecchio, M. Pincheira, K. Dolui, F. Antonelli, and M. H. ur Rehman, “Applications of Blockchains in the Internet of Things: A Comprehensive Survey,” IEEE Communications Surveys &amp; Tutorials, vol. 21, no. 2, pp. 1676–1717, 2019, doi: 10.1109/COMST.2018.2886932.</w:t>
             </w:r>
           </w:p>
         </w:tc>
@@ -52628,7 +52628,7 @@
               <w:spacing w:after="160" w:line="259" w:lineRule="auto"/>
             </w:pPr>
             <w:r>
-              <w:t xml:space="preserve">K. Croman et al., “On Scaling Decentralized Blockchains,” in Financial Cryptography and Data Security, 2016, pp. 106–125, doi: 10.1007/978-3-662-53357-4_8.</w:t>
+              <w:t xml:space="preserve">J. Pennekamp, F. Alder, R. Matzutt, J. T. Mühlberg, F. Piessens, and K. Wehrle, “Secure End-to-End Sensing in Supply Chains,” in 2020 IEEE Conference on Communications and Network Security (CNS), 1–6. 2020. doi: 10.1109/CNS48642.2020.9162337.</w:t>
             </w:r>
           </w:p>
         </w:tc>
@@ -52664,7 +52664,7 @@
               <w:spacing w:after="160" w:line="259" w:lineRule="auto"/>
             </w:pPr>
             <w:r>
-              <w:t xml:space="preserve">A. de Vries, “Bitcoin’s Growing Energy Problem,” Joule, vol. 2, no. 5, pp. 801–805, 2018, doi: 10.1016/j.joule.2018.04.016.</w:t>
+              <w:t xml:space="preserve">J. Leng, M. Zhou, J. L. Zhao, Y. Huang, and Y. Bian, “Blockchain security: A survey of techniques and research directions,” IEEE Transactions on Services Computing, vol. 15, no. 4, pp. 2490–2510, 2020, doi: 10.1109/TSC.2020.3038641.</w:t>
             </w:r>
           </w:p>
         </w:tc>
@@ -52700,7 +52700,7 @@
               <w:spacing w:after="160" w:line="259" w:lineRule="auto"/>
             </w:pPr>
             <w:r>
-              <w:t xml:space="preserve">C. Stoll, L. Klaaßen, and U. Gallersdörfer, “The Carbon Footprint of Bitcoin,” Joule, vol. 3, no. 7, pp. 1647–1661, 2019, doi: 10.1016/j.joule.2019.05.012.</w:t>
+              <w:t xml:space="preserve">S. Jangirala, A. K. Das, and A. V. Vasilakos, “Designing Secure Lightweight Blockchain-Enabled RFID-Based Authentication Protocol for Supply Chains in 5G Mobile Edge Computing Environment,” IEEE Transactions on Industrial Informatics, vol. 16, no. 11, pp. 7081–93, 2020, doi: 10.1109/TII.2019.2942389.</w:t>
             </w:r>
           </w:p>
         </w:tc>
@@ -52736,7 +52736,7 @@
               <w:spacing w:after="160" w:line="259" w:lineRule="auto"/>
             </w:pPr>
             <w:r>
-              <w:t xml:space="preserve">R. S. Rasheed, “BlockSim (modified implementation),” GitHub repository, 2026.</w:t>
+              <w:t xml:space="preserve">H. Wang, G. Chen, Y. Zhang, and Z. Lin, “Multi-Certificate Attacks against Proof-of-Elapsed-Time and Their Countermeasures,” in NDSS. 2022, doi: 10.14722/ndss.2022.24158.</w:t>
             </w:r>
           </w:p>
         </w:tc>
@@ -52772,7 +52772,7 @@
               <w:spacing w:after="160" w:line="259" w:lineRule="auto"/>
             </w:pPr>
             <w:r>
-              <w:t xml:space="preserve">M. N. M. Bhutta et al., “A Survey on Blockchain Technology: Evolution, Architecture and Security,” IEEE Access, vol. 9, pp. 61048–61073, 2021, doi: 10.1109/ACCESS.2021.3072849.</w:t>
+              <w:t xml:space="preserve">A. EL Azzaoui, H. Chen, S. H. Kim, Y. Pan, and J. H. Park, “Blockchain-Based Distributed Information Hiding Framework for Data Privacy Preserving in Medical Supply Chain Systems,” Sensors, vol. 22, no. 4, Art. no. 1371, 2022, doi: 10.3390/s22041371.</w:t>
             </w:r>
           </w:p>
         </w:tc>
@@ -52808,7 +52808,7 @@
               <w:spacing w:after="160" w:line="259" w:lineRule="auto"/>
             </w:pPr>
             <w:r>
-              <w:t xml:space="preserve">W. Wang et al., “A Survey on Consensus Mechanisms and Mining Strategy Management in Blockchain Networks,” IEEE Access, vol. 7, pp. 22328–22370, 2019, doi: 10.1109/ACCESS.2019.2896108.</w:t>
+              <w:t xml:space="preserve">A. Bhoware, K. Jajulwar, A. Deshmukh, K. Dabhekar, S. Ghodmare, and A. Gulghane, “Performance Analysis of Network Security System Using Bioinspired-Blockchain Technique for IP Networks,” in 2023 11th International Conference on Emerging Trends in Engineering and Technology. 2023. doi: 10.1109/ICETET-SIP58143.2023.10151475.</w:t>
             </w:r>
           </w:p>
         </w:tc>
@@ -52844,7 +52844,7 @@
               <w:spacing w:after="160" w:line="259" w:lineRule="auto"/>
             </w:pPr>
             <w:r>
-              <w:t xml:space="preserve">S. Islam, M. J. Islam, M. Hossain, S. Noor, K.-S. Kwak, and S. M. R. Islam, “A Survey on Consensus Algorithms in Blockchain-Based Applications: Architecture, Taxonomy, and Operational Issues,” IEEE Access, vol. 11, pp. 39066–39082, 2023, doi: 10.1109/ACCESS.2023.3267047.</w:t>
+              <w:t xml:space="preserve">I. Abellán Álvarez, V. Gramlich, and J. Sedlmeir, “Unsealing the secrets of blockchain consensus: A systematic comparison of the formal security of proof-of-work and proof-of-stake,” in Proc. 39th ACM/SIGAPP symposium on applied computing, pp. 278-287. 2024. doi: 10.1145/3605098.3635970.</w:t>
             </w:r>
           </w:p>
         </w:tc>
@@ -52880,7 +52880,7 @@
               <w:spacing w:after="160" w:line="259" w:lineRule="auto"/>
             </w:pPr>
             <w:r>
-              <w:t xml:space="preserve">D. Hu et al., “Ladder: A Convergence-Based Structured DAG Blockchain for High Throughput and Low Latency,” in Proc. 22nd USENIX Symposium on Networked Systems Design and Implementation (NSDI 25), 779–794. Philadelphia, PA: USENIX Association, 2025. https://dl.acm.org/doi/10.5555/3767955.3767996.</w:t>
+              <w:t xml:space="preserve">M. A. Zarkesh, E. Dastani, B. Safaei, and A. Movaghar, “Edgelinker: Practical blockchain-based framework for healthcare fog applications to enhance security in edge-iot data communications,” in 2024 5th CPSSI International Symposium on Cyber-Physical Systems (Applications and Theory)(CPSAT), pp. 1-8. IEEE, 2024. doi: 10.1109/CPSAT64082.2024.10745419.</w:t>
             </w:r>
           </w:p>
         </w:tc>
@@ -52916,7 +52916,7 @@
               <w:spacing w:after="160" w:line="259" w:lineRule="auto"/>
             </w:pPr>
             <w:r>
-              <w:t xml:space="preserve">H. Lyu, S. Xie, J. Niu, I. Beschastnikh, Y. Zhang, M. Sadoghi, and C. Feng, “Orthrus: Accelerating Multi-BFT Consensus through Concurrent Partial Ordering of Transactions,” in Proc. 2025 IEEE 41st International Conference on Data Engineering (ICDE), 2615–2627, 2025. doi: 10.1109/ICDE65448.2025.00197.</w:t>
+              <w:t xml:space="preserve">R. S. Vairagade and B. S. Hanumantha, “Secure Internet of Things Network Using Light-Weighted Trust and Blockchain-Powered PoW Framework,” Concurrency and Computation: Practice and Experience 34, no. 21 (2022). doi: 10.1002/cpe.7057.</w:t>
             </w:r>
           </w:p>
         </w:tc>
@@ -52952,7 +52952,7 @@
               <w:spacing w:after="160" w:line="259" w:lineRule="auto"/>
             </w:pPr>
             <w:r>
-              <w:t xml:space="preserve">H. Xu, X. Liu, C. Zhang, W. Wang, J. Wang, and K. Li, “Crackle: A Fast Sector-Based BFT Consensus with Sublinear Communication Complexity,” in Proc. IEEE INFOCOM 2024, 1–10, 2024. doi: 10.1109/INFOCOM52122.2024.10621123.</w:t>
+              <w:t xml:space="preserve">V. Kohli, S. Chakravarty, V. Chamola, K. S. Sangwan, and S. Zeadally, “An Analysis of Energy Consumption and Carbon Footprints of Cryptocurrencies and Possible Solutions,” Digital Communications and Networks, vol. 9, no. 1, pp. 79–89, 2023, doi: 10.1016/j.dcan.2022.06.017.</w:t>
             </w:r>
           </w:p>
         </w:tc>
@@ -52988,7 +52988,7 @@
               <w:spacing w:after="160" w:line="259" w:lineRule="auto"/>
             </w:pPr>
             <w:r>
-              <w:t xml:space="preserve">M. J. Page et al., “The PRISMA 2020 Statement: An Updated Guideline for Reporting Systematic Reviews,” BMJ, vol. 372, Art. no. n71, 2021, doi: 10.1136/bmj.n71.</w:t>
+              <w:t xml:space="preserve">J. Dutta and D. Puthal, “PoAh 2.0: AI-Empowered Dynamic Authentication Based Adaptive Blockchain Consensus for IoMT-Edge Workflow,” Future Generation Computer Systems, vol. 161, pp. 655–72, 2024, doi: 10.1016/j.future.2024.07.048.</w:t>
             </w:r>
           </w:p>
         </w:tc>
@@ -53024,7 +53024,7 @@
               <w:spacing w:after="160" w:line="259" w:lineRule="auto"/>
             </w:pPr>
             <w:r>
-              <w:t xml:space="preserve">M. J. Page et al., “PRISMA 2020 Explanation and Elaboration: Updated Guidance and Exemplars for Reporting Systematic Reviews,” BMJ, vol. 372, Art. no. n160, 2021, doi: 10.1136/bmj.n160.</w:t>
+              <w:t xml:space="preserve">M. R. Islam, M. M. Rashid, M. A. Rahman, M. H. S. Mohamad, and A. H. Bin Embong, “A Comprehensive Analysis of Blockchain-Based Cryptocurrency Mining Impact on Energy Consumption,” International Journal of Advanced Computer Science and Applications, vol. 13, no. 4, pp. 590–598, 2022, doi: 10.14569/IJACSA.2022.0130469.</w:t>
             </w:r>
           </w:p>
         </w:tc>
@@ -53060,7 +53060,7 @@
               <w:spacing w:after="160" w:line="259" w:lineRule="auto"/>
             </w:pPr>
             <w:r>
-              <w:t xml:space="preserve">B. Kitchenham and S. Charters, Guidelines for Performing Systematic Literature Reviews in Software Engineering, EBSE Technical Report EBSE-2007-01, Keele University and Durham University, 2007. [Online]. Available: https://legacyfileshare.elsevier.com/promis_misc/525444systematicreviewsguide.pdf</w:t>
+              <w:t xml:space="preserve">A. Christian, D. Therry, R. Ardiansyah, M. Y. Pusadan, Y. Y. Joefrie, and A. A. Kasim, “The Implementation and Analysis of The Proof of Work Consensus in Blockchain,” Advance Sustainable Science, Engineering and Technology 6, no. 1 (2024). doi: 10.26877/asset.v6i1.17878.</w:t>
             </w:r>
           </w:p>
         </w:tc>
@@ -53096,7 +53096,7 @@
               <w:spacing w:after="160" w:line="259" w:lineRule="auto"/>
             </w:pPr>
             <w:r>
-              <w:t xml:space="preserve">IEEE Professional Communication Society, Author Guidelines for Integrative Literature Reviews, 2019. [Online]. Available: https://procomm.ieee.org/wp-content/uploads/2019/05/Author-Guidelines-for-Integrative-Literature-Reviews.pdf</w:t>
+              <w:t xml:space="preserve">S. Prasanna, “Exploring the Architecture and Consensus Mechanisms of Hyperledger Fabric in Blockchain Technology,” JNAO, vol. 15, no. 1, 2024. [Online]. Available: https://jnao-nu.com/Vol.%2015,%20Issue.%2001,%20January-June%20:%202024/13.4.pdf</w:t>
             </w:r>
           </w:p>
         </w:tc>
@@ -53132,7 +53132,7 @@
               <w:spacing w:after="160" w:line="259" w:lineRule="auto"/>
             </w:pPr>
             <w:r>
-              <w:t xml:space="preserve">M. R. Islam, M. M. Rashid, M. A. Rahman, M. H. S. Mohamad, and A. H. Bin Embong, “A Comprehensive Analysis of Blockchain-Based Cryptocurrency Mining Impact on Energy Consumption,” International Journal of Advanced Computer Science and Applications, vol. 13, no. 4, pp. 590–598, 2022, doi: 10.14569/IJACSA.2022.0130469.</w:t>
+              <w:t xml:space="preserve">L. Chen, L. Xu, N. Shah, Z. Gao, Y. Lu, and W. Shi, “On Security Analysis of Proof-of-Elapsed-Time (PoET),” in Stabilization, Safety, and Security of Distributed Systems (Lecture Notes in Computer Science), Springer, 2017, pp. 282–297, doi: 10.1007/978-3-319-69084-1_19.</w:t>
             </w:r>
           </w:p>
         </w:tc>
@@ -53168,7 +53168,7 @@
               <w:spacing w:after="160" w:line="259" w:lineRule="auto"/>
             </w:pPr>
             <w:r>
-              <w:t xml:space="preserve">A. Elsanousi, E. Pei, and K. Mershad, “Proactive Blockchain Deployment Mechanism in Resource-Constrained Rate-Splitting Multiple Access IoT Networks,” Internet of Things, vol. 27, Art. no. 101328, 2024, doi: 10.1016/j.iot.2024.101328.</w:t>
+              <w:t xml:space="preserve">M. Bowman, D. Das, A. Mandal, and H. Montgomery, “On Elapsed Time Consensus Protocols,” in Applied Cryptography and Network Security Workshops (Lecture Notes in Computer Science), Springer, 2022, doi: 10.1007/978-3-030-92518-5_25.</w:t>
             </w:r>
           </w:p>
         </w:tc>
@@ -53204,7 +53204,7 @@
               <w:spacing w:after="160" w:line="259" w:lineRule="auto"/>
             </w:pPr>
             <w:r>
-              <w:t xml:space="preserve">M. S. Ali, M. Vecchio, M. Pincheira, K. Dolui, F. Antonelli, and M. H. ur Rehman, “Applications of Blockchains in the Internet of Things: A Comprehensive Survey,” IEEE Communications Surveys &amp; Tutorials, vol. 21, no. 2, pp. 1676–1717, 2019, doi: 10.1109/COMST.2018.2886932.</w:t>
+              <w:t xml:space="preserve">V. Shoup, “Proof of History: What Is It Good For,” 2022. [Online]. Available: https://www.shoup.net/papers/poh.pdf</w:t>
             </w:r>
           </w:p>
         </w:tc>
@@ -53240,7 +53240,7 @@
               <w:spacing w:after="160" w:line="259" w:lineRule="auto"/>
             </w:pPr>
             <w:r>
-              <w:t xml:space="preserve">E. Atay and J. L. Y. Tong, “The Impact of Blockchain Technology on Human Resource Management,” in Handbook of Research on Social Impacts of E-Payment and Blockchain Technology, 160–177. Hershey, PA: IGI Global, 2022. doi: 10.4018/978-1-7998-9035-5.ch009.</w:t>
+              <w:t xml:space="preserve">L. Alboaie, S. Alboaie, and C. Calancea, “Optimal Byzantine Fault Tolerance Consensus Algorithm for Permissioned Systems,” in Proc. 2021 20th RoEduNet Conference: Networking in Education and Research, 2021, doi: 10.1109/RoEduNet54112.2021.9638279.</w:t>
             </w:r>
           </w:p>
         </w:tc>
@@ -53276,7 +53276,7 @@
               <w:spacing w:after="160" w:line="259" w:lineRule="auto"/>
             </w:pPr>
             <w:r>
-              <w:t xml:space="preserve">Hyperledger Foundation, “Hyperledger Foundation,” Accessed: Mar. 28, 2026. [Online]. Available: https://hyperledger.github.io/</w:t>
+              <w:t xml:space="preserve">N. A. Wahab, D. Zhang, N. F. Juniardi, and Y. Wong, “Advances in consortium chain scalability: A review of the practical byzantine fault tolerance consensus algorithm,” International Journal of Advanced Computer Science and Applications (IJACSA) 7 (2024). doi: 10.14569/IJACSA.2024.0150796.</w:t>
             </w:r>
           </w:p>
         </w:tc>
@@ -53312,7 +53312,7 @@
               <w:spacing w:after="160" w:line="259" w:lineRule="auto"/>
             </w:pPr>
             <w:r>
-              <w:t xml:space="preserve">S. Alam, S. Bhatia, M. Shuaib, M. M. Khubrani, F. Alfayez, A. A. Malibari, and S. Ahmad, “An Overview of Blockchain and IoT Integration for Secure and Reliable Health Records Monitoring,” Sustainability, vol. 15, no. 7, Art. no. 5660, 2023, doi: 10.3390/su15075660.</w:t>
+              <w:t xml:space="preserve">M. Castro and B. Liskov, “Practical byzantine fault tolerance and proactive recovery,” ACM Transactions on Computer Systems (TOCS), vol. 20, no. 4, pp. 398–461, 2002, doi: 10.1145/571637.571640.</w:t>
             </w:r>
           </w:p>
         </w:tc>
@@ -53348,7 +53348,7 @@
               <w:spacing w:after="160" w:line="259" w:lineRule="auto"/>
             </w:pPr>
             <w:r>
-              <w:t xml:space="preserve">M. Sánchez-de la Rosa, C. Núñez-Gómez, M. B. Caminero, and C. Carrión, “Exploring the Use of Blockchain in Resource-Constrained Fog Computing Environments,” Software: Practice and Experience, vol. 53, no. 4, pp. 971–87, 2023, doi: 10.1002/spe.3173.</w:t>
+              <w:t xml:space="preserve">W. Li, Q. Zhang, S. Deng, B. Zhou, B. Wang, and J. Cao, “Q-Learning Improved Lightweight Consensus Algorithm for Blockchain-Structured Internet of Things,” IEEE Internet of Things Journal, vol. 10, no. 24, 2023, doi: 10.1109/JIOT.2023.3294265.</w:t>
             </w:r>
           </w:p>
         </w:tc>
@@ -53384,7 +53384,7 @@
               <w:spacing w:after="160" w:line="259" w:lineRule="auto"/>
             </w:pPr>
             <w:r>
-              <w:t xml:space="preserve">K. Z. Azar, H. M. Kamali, H. Homayoun, and A. Sasan, “From Cryptography to Logic Locking: A Survey on the Architecture Evolution of Secure Scan Chains,” IEEE Access, vol. 9, pp. 73133–73151, 2021, doi: 10.1109/ACCESS.2021.3080257.</w:t>
+              <w:t xml:space="preserve">M. Aldwairi and L. Tawalbeh, “Security Techniques for Intelligent Spam Sensing and Anomaly Detection in Online Social Platforms,” International Journal of Electrical and Computer Engineering, vol. 10, no. 1, pp. 275–287, 2020, doi: 10.11591/ijece.v10i1.pp275-287.</w:t>
             </w:r>
           </w:p>
         </w:tc>
@@ -53420,7 +53420,7 @@
               <w:spacing w:after="160" w:line="259" w:lineRule="auto"/>
             </w:pPr>
             <w:r>
-              <w:t xml:space="preserve">B. Hammi, S. Zeadally, and J. Nebhen, “Security Threats, Countermeasures, and Challenges of Digital Supply Chains,” ACM Computing Surveys, vol. 55, no. 14S, Art. no. 316, 2023, doi: 10.1145/3588999.</w:t>
+              <w:t xml:space="preserve">S. Y. Fayi and Z. Sheng, “A survey of security, privacy and trust issues in vehicular computation offloading and their solutions using blockchain,” Open Research Europe, vol. 3, Art. no. 110, 2023, doi: 10.12688/openreseurope.16189.2.</w:t>
             </w:r>
           </w:p>
         </w:tc>
@@ -53456,7 +53456,7 @@
               <w:spacing w:after="160" w:line="259" w:lineRule="auto"/>
             </w:pPr>
             <w:r>
-              <w:t xml:space="preserve">J. Dutta and D. Puthal, “PoAh 2.0: AI-Empowered Dynamic Authentication Based Adaptive Blockchain Consensus for IoMT-Edge Workflow,” Future Generation Computer Systems, vol. 161, pp. 655–72, 2024, doi: 10.1016/j.future.2024.07.048.</w:t>
+              <w:t xml:space="preserve">C. P. Pascual Caceres et al., “Blockchain Architecture Based on Decentralised PoW Algorithm,” International Journal of Advanced Computer Science and Applications, vol. 14, no. 7, 2023, doi: 10.14569/IJACSA.2023.0140776.</w:t>
             </w:r>
           </w:p>
         </w:tc>
@@ -53492,7 +53492,7 @@
               <w:spacing w:after="160" w:line="259" w:lineRule="auto"/>
             </w:pPr>
             <w:r>
-              <w:t xml:space="preserve">J. Pennekamp, F. Alder, R. Matzutt, J. T. Mühlberg, F. Piessens, and K. Wehrle, “Secure End-to-End Sensing in Supply Chains,” in 2020 IEEE Conference on Communications and Network Security (CNS), 1–6. 2020. doi: 10.1109/CNS48642.2020.9162337.</w:t>
+              <w:t xml:space="preserve">Q. Wang, R. Li, Q. Wang, S. Chen, and Y. Xiang, “Exploring unfairness on proof of authority: Order manipulation attacks and remedies,” in Proc. 2022 ACM on Asia Conference on Computer and Communications Security, pp. 123-137. 2022. doi: 10.1145/3488932.3517394.</w:t>
             </w:r>
           </w:p>
         </w:tc>
@@ -53528,7 +53528,7 @@
               <w:spacing w:after="160" w:line="259" w:lineRule="auto"/>
             </w:pPr>
             <w:r>
-              <w:t xml:space="preserve">S. Jangirala, A. K. Das, and A. V. Vasilakos, “Designing Secure Lightweight Blockchain-Enabled RFID-Based Authentication Protocol for Supply Chains in 5G Mobile Edge Computing Environment,” IEEE Transactions on Industrial Informatics, vol. 16, no. 11, pp. 7081–93, 2020, doi: 10.1109/TII.2019.2942389.</w:t>
+              <w:t xml:space="preserve">R. Sytnyk and V. Hnatushenko, “Study of consensus algorithms in blockchain networks in the design of information systems,” Міжнародна науково-технічна конференція Інформаційні технології в металургії та машинобудуванні (2024): 479-484. doi: 10.34185/1991-7848.itmm.2024.01.092.</w:t>
             </w:r>
           </w:p>
         </w:tc>
@@ -53564,7 +53564,7 @@
               <w:spacing w:after="160" w:line="259" w:lineRule="auto"/>
             </w:pPr>
             <w:r>
-              <w:t xml:space="preserve">A. EL Azzaoui, H. Chen, S. H. Kim, Y. Pan, and J. H. Park, “Blockchain-Based Distributed Information Hiding Framework for Data Privacy Preserving in Medical Supply Chain Systems,” Sensors, vol. 22, no. 4, Art. no. 1371, 2022, doi: 10.3390/s22041371.</w:t>
+              <w:t xml:space="preserve">M. Anus and A. Bin Ngadi, “Comparison Analysis of Blockchain Consensus Algorithms in Decentralized Public Environment: A Review,” Asia Proceedings of Social Sciences, 2024, doi: 10.31580/jm7sfp03.</w:t>
             </w:r>
           </w:p>
         </w:tc>
@@ -53600,7 +53600,7 @@
               <w:spacing w:after="160" w:line="259" w:lineRule="auto"/>
             </w:pPr>
             <w:r>
-              <w:t xml:space="preserve">M. S. Solmaz and M. Koray, “Blockchain Technology in Maritime Transportation and Management,” in Handbook of Research on the Applications of International Transportation and Logistics for World Trade, 483–99. Hershey, PA: IGI Global, 2020. doi: 10.4018/978-1-7998-1397-2.ch026.</w:t>
+              <w:t xml:space="preserve">G. A. F. Rebello, G. F. Camilo, L. C. Guimaraes, L. A. C. de Souza, G. A. Thomaz, and O. C. M. Duarte, “A security and performance analysis of proof-based consensus protocols,” Annals of Telecommunications, vol. 77, no. 7, pp. 517–537, 2022, doi: 10.1007/S12243-021-00896-2.</w:t>
             </w:r>
           </w:p>
         </w:tc>
@@ -53636,7 +53636,7 @@
               <w:spacing w:after="160" w:line="259" w:lineRule="auto"/>
             </w:pPr>
             <w:r>
-              <w:t xml:space="preserve">O. Zumburidze, N. Adamashvili, R. State, R. Tonelli, and H. Taherdoost, “Blockchain Integration and Its Impact on Renewable Energy,” Computers, vol. 13, no. 4, Art. no. 107, 2024, doi: 10.3390/computers13040107.</w:t>
+              <w:t xml:space="preserve">C. Brian, “Burning Up: A Global History of Fossil Fuel Consumption,” pp. 700–702, 2020, doi: 10.2307/j.ctv4ncp7q.</w:t>
             </w:r>
           </w:p>
         </w:tc>
@@ -53672,7 +53672,7 @@
               <w:spacing w:after="160" w:line="259" w:lineRule="auto"/>
             </w:pPr>
             <w:r>
-              <w:t xml:space="preserve">W. Yao, F. P. Deek, R. Murimi, and G. Wang, “SoK: A Taxonomy for Critical Analysis of Consensus Mechanisms in Consortium Blockchain,” IEEE Access, vol. 11, pp. 79572–79587, 2023, doi: 10.1109/ACCESS.2023.3298675.</w:t>
+              <w:t xml:space="preserve">H. Ju, M. Kumar, E. Valavi, and S. Aral, “Explaining Sustained Blockchain Decentralization with Quasi-Experiments: Resource Flexibility of Consensus Mechanisms,” arXiv preprint arXiv:2505.24663 (2025). doi: 10.48550/arXiv.2505.24663.</w:t>
             </w:r>
           </w:p>
         </w:tc>
@@ -53708,7 +53708,7 @@
               <w:spacing w:after="160" w:line="259" w:lineRule="auto"/>
             </w:pPr>
             <w:r>
-              <w:t xml:space="preserve">A. Bhoware, K. Jajulwar, A. Deshmukh, K. Dabhekar, S. Ghodmare, and A. Gulghane, “Performance Analysis of Network Security System Using Bioinspired-Blockchain Technique for IP Networks,” in 2023 11th International Conference on Emerging Trends in Engineering and Technology. 2023. doi: 10.1109/ICETET-SIP58143.2023.10151475.</w:t>
+              <w:t xml:space="preserve">Solana Foundation, “Solana’s Energy Use Report: November 2021,” 2021. [Online]. Available: https://solana.com/news/solana-energy-usage-report-november-2021</w:t>
             </w:r>
           </w:p>
         </w:tc>
@@ -53744,7 +53744,7 @@
               <w:spacing w:after="160" w:line="259" w:lineRule="auto"/>
             </w:pPr>
             <w:r>
-              <w:t xml:space="preserve">R. S. Vairagade and B. S. Hanumantha, “Secure Internet of Things Network Using Light-Weighted Trust and Blockchain-Powered PoW Framework,” Concurrency and Computation: Practice and Experience 34, no. 21 (2022). doi: 10.1002/cpe.7057.</w:t>
+              <w:t xml:space="preserve">B. Fisch, “Tight Proofs of Space and Replication,” in Advances in Cryptology – EUROCRYPT 2019 (Lecture Notes in Computer Science), Springer, 2019, pp. 324–348, doi: 10.1007/978-3-030-17656-3_12.</w:t>
             </w:r>
           </w:p>
         </w:tc>
@@ -53780,7 +53780,7 @@
               <w:spacing w:after="160" w:line="259" w:lineRule="auto"/>
             </w:pPr>
             <w:r>
-              <w:t xml:space="preserve">A. Christian, D. Therry, R. Ardiansyah, M. Y. Pusadan, Y. Y. Joefrie, and A. A. Kasim, “The Implementation and Analysis of The Proof of Work Consensus in Blockchain,” Advance Sustainable Science, Engineering and Technology 6, no. 1 (2024). doi: 10.26877/asset.v6i1.17878.</w:t>
+              <w:t xml:space="preserve">O. Aluko and A. Kolonin, “Proof-of-Reputation: An Alternative Consensus Mechanism for Blockchain Systems,” International Journal of Network Security &amp; Its Applications, vol. 13, no. 4, pp. 23–40, 2021, doi: 10.5121/ijnsa.2021.13403.</w:t>
             </w:r>
           </w:p>
         </w:tc>
@@ -53816,7 +53816,7 @@
               <w:spacing w:after="160" w:line="259" w:lineRule="auto"/>
             </w:pPr>
             <w:r>
-              <w:t xml:space="preserve">P. Sethi, T. Nguyen, M. R. Chowdhury, S. Pirttikangas, and A. P. da Silva, “Fair consensus in blockchain with heterogeneous miners using reinforcement learning aided adaptive proof-of-work,” in 2024 IEEE 21st Consumer Communications &amp; Networking Conference (CCNC), pp. 937-942. IEEE, 2024. doi: 10.1109/CCNC51664.2024.10454844.</w:t>
+              <w:t xml:space="preserve">J. Liang, X. Liu, X. Wu, and R. Chen, “Improvement and Application of Blockchain Consensus Algorithm for Distributed Power Energy System,” in 2023 IEEE 8th International Conference on Big Data Analytics (ICBDA), 2023, pp. 77–82, doi: 10.1109/icbda57405.2023.10104765.</w:t>
             </w:r>
           </w:p>
         </w:tc>
@@ -53852,7 +53852,7 @@
               <w:spacing w:after="160" w:line="259" w:lineRule="auto"/>
             </w:pPr>
             <w:r>
-              <w:t xml:space="preserve">J. Leng, M. Zhou, J. L. Zhao, Y. Huang, and Y. Bian, “Blockchain security: A survey of techniques and research directions,” IEEE Transactions on Services Computing, vol. 15, no. 4, pp. 2490–2510, 2020, doi: 10.1109/TSC.2020.3038641.</w:t>
+              <w:t xml:space="preserve">B. Buyukates et al., “Proof-of-Contribution-Based Design for Collaborative Machine Learning on Blockchain,” in 2023 IEEE International Conference on Decentralized Applications and Infrastructures (DAPPS), 2023, pp. 13–22, doi: 10.1109/dapps57946.2023.00012.</w:t>
             </w:r>
           </w:p>
         </w:tc>
@@ -53888,7 +53888,7 @@
               <w:spacing w:after="160" w:line="259" w:lineRule="auto"/>
             </w:pPr>
             <w:r>
-              <w:t xml:space="preserve">M. Aldwairi and L. Tawalbeh, “Security Techniques for Intelligent Spam Sensing and Anomaly Detection in Online Social Platforms,” International Journal of Electrical and Computer Engineering, vol. 10, no. 1, pp. 275–287, 2020, doi: 10.11591/ijece.v10i1.pp275-287.</w:t>
+              <w:t xml:space="preserve">L. Zhou, Y. Xian, Y. Yang, J. Jiang, P. Liu, and X. Li, “A Microgrid Trading Framework Based on PoC Consensus,” arXiv preprint arXiv:2310.07165, 2023, doi: 10.48550/arXiv.2310.07165.</w:t>
             </w:r>
           </w:p>
         </w:tc>
@@ -53924,7 +53924,7 @@
               <w:spacing w:after="160" w:line="259" w:lineRule="auto"/>
             </w:pPr>
             <w:r>
-              <w:t xml:space="preserve">C. P. Pascual Caceres et al., “Blockchain Architecture Based on Decentralised PoW Algorithm,” International Journal of Advanced Computer Science and Applications, vol. 14, no. 7, 2023, doi: 10.14569/IJACSA.2023.0140776.</w:t>
+              <w:t xml:space="preserve">J. Sedlmeir, H. U. Buhl, G. Fridgen, and R. Keller, “Recent Developments in Blockchain Technology and Their Impact on Energy Consumption,” arXiv preprint arXiv:2102.07886, 2021, doi: 10.48550/arXiv.2102.07886</w:t>
             </w:r>
           </w:p>
         </w:tc>
@@ -53960,7 +53960,7 @@
               <w:spacing w:after="160" w:line="259" w:lineRule="auto"/>
             </w:pPr>
             <w:r>
-              <w:t xml:space="preserve">S. Prasanna, “Exploring the Architecture and Consensus Mechanisms of Hyperledger Fabric in Blockchain Technology,” JNAO, vol. 15, no. 1, 2024. [Online]. Available: https://jnao-nu.com/Vol.%2015,%20Issue.%2001,%20January-June%20:%202024/13.4.pdf</w:t>
+              <w:t xml:space="preserve">M. Baboi, “Security of consensus mechanisms in blockchain,” Romanian Cyber Security Journal, vol. 5, no. 2, pp. 45–53, 2023, doi: 10.54851/v5i2y202305.</w:t>
             </w:r>
           </w:p>
         </w:tc>
@@ -53996,7 +53996,7 @@
               <w:spacing w:after="160" w:line="259" w:lineRule="auto"/>
             </w:pPr>
             <w:r>
-              <w:t xml:space="preserve">L. Alboaie, S. Alboaie, and C. Calancea, “Optimal Byzantine Fault Tolerance Consensus Algorithm for Permissioned Systems,” in Proc. 2021 20th RoEduNet Conference: Networking in Education and Research, 2021, doi: 10.1109/RoEduNet54112.2021.9638279.</w:t>
+              <w:t xml:space="preserve">C. Grunspan and R. Perez-Marco, “Proof of Reputation,” arXiv preprint arXiv:2302.06966, 2023, doi: 10.48550/arXiv.2302.06966.</w:t>
             </w:r>
           </w:p>
         </w:tc>
@@ -54032,7 +54032,7 @@
               <w:spacing w:after="160" w:line="259" w:lineRule="auto"/>
             </w:pPr>
             <w:r>
-              <w:t xml:space="preserve">H. Wang, G. Chen, Y. Zhang, and Z. Lin, “Multi-Certificate Attacks against Proof-of-Elapsed-Time and Their Countermeasures,” in NDSS. 2022, doi: 10.14722/ndss.2022.24158.</w:t>
+              <w:t xml:space="preserve">P. Sethi, T. Nguyen, M. R. Chowdhury, S. Pirttikangas, and A. P. da Silva, “Fair consensus in blockchain with heterogeneous miners using reinforcement learning aided adaptive proof-of-work,” in 2024 IEEE 21st Consumer Communications &amp; Networking Conference (CCNC), pp. 937-942. IEEE, 2024. doi: 10.1109/CCNC51664.2024.10454844.</w:t>
             </w:r>
           </w:p>
         </w:tc>
@@ -54068,7 +54068,7 @@
               <w:spacing w:after="160" w:line="259" w:lineRule="auto"/>
             </w:pPr>
             <w:r>
-              <w:t xml:space="preserve">K. Christidis and M. Devetsikiotis, “Blockchains and smart contracts for the internet of things,” IEEE access, vol. 4, pp. 2292–2303, 2016, doi: 10.1109/ACCESS.2016.2566339.</w:t>
+              <w:t xml:space="preserve">W. Yao, F. P. Deek, R. Murimi, and G. Wang, “SoK: A Taxonomy for Critical Analysis of Consensus Mechanisms in Consortium Blockchain,” IEEE Access, vol. 11, pp. 79572–79587, 2023, doi: 10.1109/ACCESS.2023.3298675.</w:t>
             </w:r>
           </w:p>
         </w:tc>
@@ -54104,7 +54104,7 @@
               <w:spacing w:after="160" w:line="259" w:lineRule="auto"/>
             </w:pPr>
             <w:r>
-              <w:t xml:space="preserve">M. P. Asadauskas, C. Cachin, and I. Amores Sesar, “PoET: An Eco-Friendly Alternative to PoW,” thesis, University of Bern, 2021. [Online]. Available: https://crypto.unibe.ch/archive/theses/2021.bsc.markus.asadauskas.pdf</w:t>
+              <w:t xml:space="preserve">F. Raheman, “Blockchain in Logistics: A Protocol Selection Guide,” Accessed: Mar. 28, 2026. [Online]. Available: https://trace-horizon.eu/wp-content/uploads/2024/07/TRACE-Blockchain-in-Logistics-A-Protocol-Selection-Guide-White-paper.pdf</w:t>
             </w:r>
           </w:p>
         </w:tc>
@@ -54140,7 +54140,7 @@
               <w:spacing w:after="160" w:line="259" w:lineRule="auto"/>
             </w:pPr>
             <w:r>
-              <w:t xml:space="preserve">F. Raheman, “Blockchain in Logistics: A Protocol Selection Guide,” Accessed: Mar. 28, 2026. [Online]. Available: https://trace-horizon.eu/wp-content/uploads/2024/07/TRACE-Blockchain-in-Logistics-A-Protocol-Selection-Guide-White-paper.pdf</w:t>
+              <w:t xml:space="preserve">M. S. Solmaz and M. Koray, “Blockchain Technology in Maritime Transportation and Management,” in Handbook of Research on the Applications of International Transportation and Logistics for World Trade, 483–99. Hershey, PA: IGI Global, 2020. doi: 10.4018/978-1-7998-1397-2.ch026.</w:t>
             </w:r>
           </w:p>
         </w:tc>
@@ -54176,7 +54176,7 @@
               <w:spacing w:after="160" w:line="259" w:lineRule="auto"/>
             </w:pPr>
             <w:r>
-              <w:t xml:space="preserve">M. Baboi, “Security of consensus mechanisms in blockchain,” Romanian Cyber Security Journal, vol. 5, no. 2, pp. 45–53, 2023, doi: 10.54851/v5i2y202305.</w:t>
+              <w:t xml:space="preserve">O. Zumburidze, N. Adamashvili, R. State, R. Tonelli, and H. Taherdoost, “Blockchain Integration and Its Impact on Renewable Energy,” Computers, vol. 13, no. 4, Art. no. 107, 2024, doi: 10.3390/computers13040107.</w:t>
             </w:r>
           </w:p>
         </w:tc>
@@ -54212,7 +54212,7 @@
               <w:spacing w:after="160" w:line="259" w:lineRule="auto"/>
             </w:pPr>
             <w:r>
-              <w:t xml:space="preserve">H. Ju, M. Kumar, E. Valavi, and S. Aral, “Explaining Sustained Blockchain Decentralization with Quasi-Experiments: Resource Flexibility of Consensus Mechanisms,” arXiv preprint arXiv:2505.24663 (2025). doi: 10.48550/arXiv.2505.24663.</w:t>
+              <w:t xml:space="preserve">R. M. Ashu and S. Zafar, “Revolutionary IoT and Big Data in Healthcare: A Predictive Model Analysis,” ICIDSSD, vol. 2020, Art. no. 61, 2021, doi: 10.4108/eai.27-2-2020.2303135.</w:t>
             </w:r>
           </w:p>
         </w:tc>
@@ -54248,7 +54248,7 @@
               <w:spacing w:after="160" w:line="259" w:lineRule="auto"/>
             </w:pPr>
             <w:r>
-              <w:t xml:space="preserve">M. A. Zarkesh, E. Dastani, B. Safaei, and A. Movaghar, “Edgelinker: Practical blockchain-based framework for healthcare fog applications to enhance security in edge-iot data communications,” in 2024 5th CPSSI International Symposium on Cyber-Physical Systems (Applications and Theory)(CPSAT), pp. 1-8. IEEE, 2024. doi: 10.1109/CPSAT64082.2024.10745419.</w:t>
+              <w:t xml:space="preserve">A. Hassan, M. I. Ali, R. Ahammed, M. M. Khan, N. Alsufyani, and A. Alsufyani, “Secured insurance framework using blockchain and smart contract,” Scientific Programming, vol. 2021, no. 1, Art. no. 6787406, 2021, doi: 10.1155/2021/6787406.</w:t>
             </w:r>
           </w:p>
         </w:tc>
@@ -54284,7 +54284,7 @@
               <w:spacing w:after="160" w:line="259" w:lineRule="auto"/>
             </w:pPr>
             <w:r>
-              <w:t xml:space="preserve">N. A. Wahab, D. Zhang, N. F. Juniardi, and Y. Wong, “Advances in consortium chain scalability: A review of the practical byzantine fault tolerance consensus algorithm,” International Journal of Advanced Computer Science and Applications (IJACSA) 7 (2024). doi: 10.14569/IJACSA.2024.0150796.</w:t>
+              <w:t xml:space="preserve">S. M. Umran, S. Lu, Z. A. Abduljabbar, J. Zhu, and J. Wu, “Secure data of industrial internet of things in a cement factory based on a Blockchain technology,” Applied Sciences, vol. 11, no. 14, Art. no. 6376, 2021, doi: 10.3390/app11146376.</w:t>
             </w:r>
           </w:p>
         </w:tc>
@@ -54320,7 +54320,7 @@
               <w:spacing w:after="160" w:line="259" w:lineRule="auto"/>
             </w:pPr>
             <w:r>
-              <w:t xml:space="preserve">M. Castro and B. Liskov, “Practical byzantine fault tolerance and proactive recovery,” ACM Transactions on Computer Systems (TOCS), vol. 20, no. 4, pp. 398–461, 2002, doi: 10.1145/571637.571640.</w:t>
+              <w:t xml:space="preserve">M. Alharby and A. van Moorsel, “BlockSim: A Simulation Framework for Blockchain Systems,” ACM SIGMETRICS Performance Evaluation Review, vol. 46, no. 3, pp. 135–138, 2019, doi: 10.1145/3308897.3308956.</w:t>
             </w:r>
           </w:p>
         </w:tc>
@@ -54356,7 +54356,7 @@
               <w:spacing w:after="160" w:line="259" w:lineRule="auto"/>
             </w:pPr>
             <w:r>
-              <w:t xml:space="preserve">G. A. F. Rebello, G. F. Camilo, L. C. Guimaraes, L. A. C. de Souza, G. A. Thomaz, and O. C. M. Duarte, “A security and performance analysis of proof-based consensus protocols,” Annals of Telecommunications, vol. 77, no. 7, pp. 517–537, 2022, doi: 10.1007/S12243-021-00896-2.</w:t>
+              <w:t xml:space="preserve">R. Paulavičius, S. Grigaitis, and E. Filatovas, “A Systematic Review and Empirical Analysis of Blockchain Simulators,” IEEE Access, vol. 9, pp. 38010–38028, 2021, doi: 10.1109/ACCESS.2021.3063324.</w:t>
             </w:r>
           </w:p>
         </w:tc>
@@ -54392,7 +54392,7 @@
               <w:spacing w:after="160" w:line="259" w:lineRule="auto"/>
             </w:pPr>
             <w:r>
-              <w:t xml:space="preserve">Z. Zhao, Z. Fang, X. Wang, X. Chen, H. Su, H. Xiao, and Y. Zhou, “Proof-of-learning with incentive security,” arXiv preprint arXiv:2404.09005 (2024). doi: 10.48550/arXiv.2404.09005.</w:t>
+              <w:t xml:space="preserve">C. Faria and M. Correia, “BlockSim: Blockchain Simulator,” in 2019 IEEE International Conference on Blockchain (Blockchain), 2019, pp. 439–446, doi: 10.1109/Blockchain.2019.00067.</w:t>
             </w:r>
           </w:p>
         </w:tc>
@@ -54428,7 +54428,7 @@
               <w:spacing w:after="160" w:line="259" w:lineRule="auto"/>
             </w:pPr>
             <w:r>
-              <w:t xml:space="preserve">S. Deb, R. Raynor, and S. Kannan, “Stakesure: Proof of stake mechanisms with strong cryptoeconomic safety,” arXiv preprint arXiv:2401.05797 (2024). doi: 10.48550/arXiv.2401.05797.</w:t>
+              <w:t xml:space="preserve">S. Smetanin, A. Ometov, M. Komarov, P. Masek, and Y. Koucheryavy, “Blockchain Evaluation Approaches: State-of-the-Art and Future Perspective,” Sensors, vol. 20, no. 12, Art. no. 3358, 2020, doi: 10.3390/s20123358.</w:t>
             </w:r>
           </w:p>
         </w:tc>
@@ -54464,7 +54464,7 @@
               <w:spacing w:after="160" w:line="259" w:lineRule="auto"/>
             </w:pPr>
             <w:r>
-              <w:t xml:space="preserve">I. Abellán Álvarez, V. Gramlich, and J. Sedlmeir, “Unsealing the secrets of blockchain consensus: A systematic comparison of the formal security of proof-of-work and proof-of-stake,” in Proc. 39th ACM/SIGAPP symposium on applied computing, pp. 278-287. 2024. doi: 10.1145/3605098.3635970.</w:t>
+              <w:t xml:space="preserve">A. Gervais, G. O. Karame, K. Wüst, V. Glykantzis, H. Ritzdorf, and S. Capkun, “On the Security and Performance of Proof of Work Blockchains,” in Proc. 2016 ACM SIGSAC Conference on Computer and Communications Security, 2016, pp. 3–16, doi: 10.1145/2976749.2978341.</w:t>
             </w:r>
           </w:p>
         </w:tc>
@@ -54500,7 +54500,7 @@
               <w:spacing w:after="160" w:line="259" w:lineRule="auto"/>
             </w:pPr>
             <w:r>
-              <w:t xml:space="preserve">W. Li, Q. Zhang, S. Deng, B. Zhou, B. Wang, and J. Cao, “Q-Learning Improved Lightweight Consensus Algorithm for Blockchain-Structured Internet of Things,” IEEE Internet of Things Journal, vol. 10, no. 24, 2023, doi: 10.1109/JIOT.2023.3294265.</w:t>
+              <w:t xml:space="preserve">R. S. Rasheed and A. A. AbuSamra, “Extending BlockSim with Energy and Carbon Footprint Modeling for Sustainable Blockchain Evaluation,” unpublished manuscript, 2026.</w:t>
             </w:r>
           </w:p>
         </w:tc>
@@ -54536,7 +54536,7 @@
               <w:spacing w:after="160" w:line="259" w:lineRule="auto"/>
             </w:pPr>
             <w:r>
-              <w:t xml:space="preserve">S. Y. Fayi and Z. Sheng, “A survey of security, privacy and trust issues in vehicular computation offloading and their solutions using blockchain,” Open Research Europe, vol. 3, Art. no. 110, 2023, doi: 10.12688/openreseurope.16189.2.</w:t>
+              <w:t xml:space="preserve">K. Croman et al., “On Scaling Decentralized Blockchains (a Position Paper),” in Financial Cryptography and Data Security (Lecture Notes in Computer Science), Springer, 2016, pp. 106–125, doi: 10.1007/978-3-662-53357-4_8.</w:t>
             </w:r>
           </w:p>
         </w:tc>
@@ -54572,7 +54572,7 @@
               <w:spacing w:after="160" w:line="259" w:lineRule="auto"/>
             </w:pPr>
             <w:r>
-              <w:t xml:space="preserve">S. M. Umran, S. Lu, Z. A. Abduljabbar, J. Zhu, and J. Wu, “Secure data of industrial internet of things in a cement factory based on a Blockchain technology,” Applied Sciences, vol. 11, no. 14, Art. no. 6376, 2021, doi: 10.3390/app11146376.</w:t>
+              <w:t xml:space="preserve">A. de Vries, “Bitcoin’s Growing Energy Problem,” Joule, vol. 2, no. 5, pp. 801–805, 2018, doi: 10.1016/j.joule.2018.04.016.</w:t>
             </w:r>
           </w:p>
         </w:tc>
@@ -54608,7 +54608,7 @@
               <w:spacing w:after="160" w:line="259" w:lineRule="auto"/>
             </w:pPr>
             <w:r>
-              <w:t xml:space="preserve">Q. Wang, R. Li, Q. Wang, S. Chen, and Y. Xiang, “Exploring unfairness on proof of authority: Order manipulation attacks and remedies,” in Proc. 2022 ACM on Asia Conference on Computer and Communications Security, pp. 123-137. 2022. doi: 10.1145/3488932.3517394.</w:t>
+              <w:t xml:space="preserve">C. Stoll, L. Klaaßen, and U. Gallersdörfer, “The Carbon Footprint of Bitcoin,” Joule, vol. 3, no. 7, pp. 1647–1661, 2019, doi: 10.1016/j.joule.2019.05.012.</w:t>
             </w:r>
           </w:p>
         </w:tc>
@@ -54644,259 +54644,7 @@
               <w:spacing w:after="160" w:line="259" w:lineRule="auto"/>
             </w:pPr>
             <w:r>
-              <w:t xml:space="preserve">R. Sytnyk and V. Hnatushenko, “Study of consensus algorithms in blockchain networks in the design of information systems,” Міжнародна науково-технічна конференція Інформаційні технології в металургії та машинобудуванні (2024): 479-484. doi: 10.34185/1991-7848.itmm.2024.01.092.</w:t>
-            </w:r>
-          </w:p>
-        </w:tc>
-      </w:tr>
-      <w:tr>
-        <w:trPr>
-          <w:tblCellSpacing w:w="15" w:type="dxa"/>
-        </w:trPr>
-        <w:tc>
-          <w:tcPr>
-            <w:tcW w:w="601" w:type="dxa"/>
-            <w:vAlign w:val="center"/>
-            <w:hideMark/>
-          </w:tcPr>
-          <w:p>
-            <w:pPr>
-              <w:spacing w:after="160" w:line="259" w:lineRule="auto"/>
-              <w:jc w:val="left"/>
-            </w:pPr>
-            <w:r>
-              <w:t xml:space="preserve">[149]</w:t>
-            </w:r>
-          </w:p>
-        </w:tc>
-        <w:tc>
-          <w:tcPr>
-            <w:tcW w:w="0" w:type="auto"/>
-            <w:vAlign w:val="center"/>
-            <w:hideMark/>
-          </w:tcPr>
-          <w:p>
-            <w:pPr>
-              <w:spacing w:after="160" w:line="259" w:lineRule="auto"/>
-            </w:pPr>
-            <w:r>
-              <w:t xml:space="preserve">M. Anus and A. Bin Ngadi, “Comparison Analysis of Blockchain Consensus Algorithms in Decentralized Public Environment: A Review,” Asia Proceedings of Social Sciences, 2024, doi: 10.31580/jm7sfp03.</w:t>
-            </w:r>
-          </w:p>
-        </w:tc>
-      </w:tr>
-      <w:tr>
-        <w:trPr>
-          <w:tblCellSpacing w:w="15" w:type="dxa"/>
-        </w:trPr>
-        <w:tc>
-          <w:tcPr>
-            <w:tcW w:w="601" w:type="dxa"/>
-            <w:vAlign w:val="center"/>
-            <w:hideMark/>
-          </w:tcPr>
-          <w:p>
-            <w:pPr>
-              <w:spacing w:after="160" w:line="259" w:lineRule="auto"/>
-              <w:jc w:val="left"/>
-            </w:pPr>
-            <w:r>
-              <w:t xml:space="preserve">[150]</w:t>
-            </w:r>
-          </w:p>
-        </w:tc>
-        <w:tc>
-          <w:tcPr>
-            <w:tcW w:w="0" w:type="auto"/>
-            <w:vAlign w:val="center"/>
-            <w:hideMark/>
-          </w:tcPr>
-          <w:p>
-            <w:pPr>
-              <w:spacing w:after="160" w:line="259" w:lineRule="auto"/>
-            </w:pPr>
-            <w:r>
-              <w:t xml:space="preserve">R. M. Ashu and S. Zafar, “Revolutionary IoT and Big Data in Healthcare: A Predictive Model Analysis,” ICIDSSD, vol. 2020, Art. no. 61, 2021, doi: 10.4108/eai.27-2-2020.2303135.</w:t>
-            </w:r>
-          </w:p>
-        </w:tc>
-      </w:tr>
-      <w:tr>
-        <w:trPr>
-          <w:tblCellSpacing w:w="15" w:type="dxa"/>
-        </w:trPr>
-        <w:tc>
-          <w:tcPr>
-            <w:tcW w:w="601" w:type="dxa"/>
-            <w:vAlign w:val="center"/>
-            <w:hideMark/>
-          </w:tcPr>
-          <w:p>
-            <w:pPr>
-              <w:spacing w:after="160" w:line="259" w:lineRule="auto"/>
-              <w:jc w:val="left"/>
-            </w:pPr>
-            <w:r>
-              <w:t xml:space="preserve">[151]</w:t>
-            </w:r>
-          </w:p>
-        </w:tc>
-        <w:tc>
-          <w:tcPr>
-            <w:tcW w:w="0" w:type="auto"/>
-            <w:vAlign w:val="center"/>
-            <w:hideMark/>
-          </w:tcPr>
-          <w:p>
-            <w:pPr>
-              <w:spacing w:after="160" w:line="259" w:lineRule="auto"/>
-            </w:pPr>
-            <w:r>
-              <w:t xml:space="preserve">A. Hassan, M. I. Ali, R. Ahammed, M. M. Khan, N. Alsufyani, and A. Alsufyani, “Secured insurance framework using blockchain and smart contract,” Scientific Programming, vol. 2021, no. 1, Art. no. 6787406, 2021, doi: 10.1155/2021/6787406.</w:t>
-            </w:r>
-          </w:p>
-        </w:tc>
-      </w:tr>
-      <w:tr>
-        <w:trPr>
-          <w:tblCellSpacing w:w="15" w:type="dxa"/>
-        </w:trPr>
-        <w:tc>
-          <w:tcPr>
-            <w:tcW w:w="601" w:type="dxa"/>
-            <w:vAlign w:val="center"/>
-            <w:hideMark/>
-          </w:tcPr>
-          <w:p>
-            <w:pPr>
-              <w:spacing w:after="160" w:line="259" w:lineRule="auto"/>
-              <w:jc w:val="left"/>
-            </w:pPr>
-            <w:r>
-              <w:t xml:space="preserve">[152]</w:t>
-            </w:r>
-          </w:p>
-        </w:tc>
-        <w:tc>
-          <w:tcPr>
-            <w:tcW w:w="0" w:type="auto"/>
-            <w:vAlign w:val="center"/>
-            <w:hideMark/>
-          </w:tcPr>
-          <w:p>
-            <w:pPr>
-              <w:spacing w:after="160" w:line="259" w:lineRule="auto"/>
-            </w:pPr>
-            <w:r>
-              <w:t xml:space="preserve">M. Rukhiran, S. Boonsong, and P. Netinant, “Sustainable optimizing performance and energy efficiency in proof of work blockchain: A multilinear regression approach,” Sustainability, vol. 16, no. 4, Art. no. 1519, 2024, doi: 10.3390/su16041519.</w:t>
-            </w:r>
-          </w:p>
-        </w:tc>
-      </w:tr>
-      <w:tr>
-        <w:trPr>
-          <w:tblCellSpacing w:w="15" w:type="dxa"/>
-        </w:trPr>
-        <w:tc>
-          <w:tcPr>
-            <w:tcW w:w="601" w:type="dxa"/>
-            <w:vAlign w:val="center"/>
-            <w:hideMark/>
-          </w:tcPr>
-          <w:p>
-            <w:pPr>
-              <w:spacing w:after="160" w:line="259" w:lineRule="auto"/>
-              <w:jc w:val="left"/>
-            </w:pPr>
-            <w:r>
-              <w:t xml:space="preserve">[153]</w:t>
-            </w:r>
-          </w:p>
-        </w:tc>
-        <w:tc>
-          <w:tcPr>
-            <w:tcW w:w="0" w:type="auto"/>
-            <w:vAlign w:val="center"/>
-            <w:hideMark/>
-          </w:tcPr>
-          <w:p>
-            <w:pPr>
-              <w:spacing w:after="160" w:line="259" w:lineRule="auto"/>
-            </w:pPr>
-            <w:r>
-              <w:t xml:space="preserve">M. Bowman, D. Das, A. Mandal, and H. Montgomery, “On Elapsed Time Consensus Protocols,” in Applied Cryptography and Network Security Workshops (Lecture Notes in Computer Science), Springer, 2022, doi: 10.1007/978-3-030-92518-5_25.</w:t>
-            </w:r>
-          </w:p>
-        </w:tc>
-      </w:tr>
-      <w:tr>
-        <w:trPr>
-          <w:tblCellSpacing w:w="15" w:type="dxa"/>
-        </w:trPr>
-        <w:tc>
-          <w:tcPr>
-            <w:tcW w:w="601" w:type="dxa"/>
-            <w:vAlign w:val="center"/>
-            <w:hideMark/>
-          </w:tcPr>
-          <w:p>
-            <w:pPr>
-              <w:spacing w:after="160" w:line="259" w:lineRule="auto"/>
-              <w:jc w:val="left"/>
-            </w:pPr>
-            <w:r>
-              <w:t xml:space="preserve">[154]</w:t>
-            </w:r>
-          </w:p>
-        </w:tc>
-        <w:tc>
-          <w:tcPr>
-            <w:tcW w:w="0" w:type="auto"/>
-            <w:vAlign w:val="center"/>
-            <w:hideMark/>
-          </w:tcPr>
-          <w:p>
-            <w:pPr>
-              <w:spacing w:after="160" w:line="259" w:lineRule="auto"/>
-            </w:pPr>
-            <w:r>
-              <w:t xml:space="preserve">J. Bonneau and N. Heninger, Eds., Financial Cryptography and Data Security: 24th International Conference (FC 2020), Revised Selected Papers (Lecture Notes in Computer Science), Springer, 2020, doi: 10.1007/978-3-030-51280-4.</w:t>
-            </w:r>
-          </w:p>
-        </w:tc>
-      </w:tr>
-      <w:tr>
-        <w:trPr>
-          <w:tblCellSpacing w:w="15" w:type="dxa"/>
-        </w:trPr>
-        <w:tc>
-          <w:tcPr>
-            <w:tcW w:w="601" w:type="dxa"/>
-            <w:vAlign w:val="center"/>
-            <w:hideMark/>
-          </w:tcPr>
-          <w:p>
-            <w:pPr>
-              <w:spacing w:after="160" w:line="259" w:lineRule="auto"/>
-              <w:jc w:val="left"/>
-            </w:pPr>
-            <w:r>
-              <w:t xml:space="preserve">[155]</w:t>
-            </w:r>
-          </w:p>
-        </w:tc>
-        <w:tc>
-          <w:tcPr>
-            <w:tcW w:w="0" w:type="auto"/>
-            <w:vAlign w:val="center"/>
-            <w:hideMark/>
-          </w:tcPr>
-          <w:p>
-            <w:pPr>
-              <w:spacing w:after="160" w:line="259" w:lineRule="auto"/>
-            </w:pPr>
-            <w:r>
-              <w:t xml:space="preserve">C. Brian, “Burning Up: A Global History of Fossil Fuel Consumption,” pp. 700–702, 2020, doi: 10.2307/j.ctv4ncp7q.</w:t>
+              <w:t xml:space="preserve">R. S. Rasheed, BlockSim-New (modified BlockSim implementation with energy and carbon accounting), computer software, 2026. [Online]. Available: https://github.com/raedrasheed/BlockSim-New</w:t>
             </w:r>
           </w:p>
         </w:tc>

--- a/docs/citation-correction/PhD-thesis-Raed-Rasheed-IEEE-Citations-Corrected.docx
+++ b/docs/citation-correction/PhD-thesis-Raed-Rasheed-IEEE-Citations-Corrected.docx
@@ -38623,6 +38623,66 @@
       </w:r>
     </w:p>
     <w:p>
+      <w:r>
+        <w:rPr>
+          <w:color w:val="FF0000"/>
+          <w:u w:val="single"/>
+        </w:rPr>
+        <w:t>Figure 5.1 illustrates a complete PoCol consensus round in which one registered miner (Miner C) is inactive. All three miners read the same registered miner set from their local ledgers, build identical candidate block headers, and locally evaluate the deterministic nonce distribution function to obtain their disjoint nonce ranges. While Miner A and Miner B perform the collaborative Proof-of-Work search over their assigned ranges, the range assigned to Miner C remains unexplored, which is equivalent to a temporary loss of effective hash power as discussed in Section 5.6.5. The figure also shows that the winning miner may still include the inactive miner in the reward distribution if it remains registered, that all nodes verify the nonce-range usage and reward correctness before committing the block, and that a new round with a modified candidate header is started when assigned ranges are exhausted without success.</w:t>
+      </w:r>
+    </w:p>
+    <w:p>
+      <w:pPr>
+        <w:jc w:val="center"/>
+      </w:pPr>
+      <w:r>
+        <w:drawing>
+          <wp:inline xmlns:a="http://schemas.openxmlformats.org/drawingml/2006/main" xmlns:pic="http://schemas.openxmlformats.org/drawingml/2006/picture">
+            <wp:extent cx="5577840" cy="7450086"/>
+            <wp:docPr id="1073708021" name="Picture 1073708021"/>
+            <wp:cNvGraphicFramePr>
+              <a:graphicFrameLocks noChangeAspect="1"/>
+            </wp:cNvGraphicFramePr>
+            <a:graphic>
+              <a:graphicData uri="http://schemas.openxmlformats.org/drawingml/2006/picture">
+                <pic:pic>
+                  <pic:nvPicPr>
+                    <pic:cNvPr id="0" name="fig_inactive.png"/>
+                    <pic:cNvPicPr/>
+                  </pic:nvPicPr>
+                  <pic:blipFill>
+                    <a:blip r:embed="rId23"/>
+                    <a:stretch>
+                      <a:fillRect/>
+                    </a:stretch>
+                  </pic:blipFill>
+                  <pic:spPr>
+                    <a:xfrm>
+                      <a:off x="0" y="0"/>
+                      <a:ext cx="5577840" cy="7450086"/>
+                    </a:xfrm>
+                    <a:prstGeom prst="rect"/>
+                  </pic:spPr>
+                </pic:pic>
+              </a:graphicData>
+            </a:graphic>
+          </wp:inline>
+        </w:drawing>
+      </w:r>
+    </w:p>
+    <w:p>
+      <w:pPr>
+        <w:jc w:val="center"/>
+      </w:pPr>
+      <w:r>
+        <w:rPr>
+          <w:color w:val="FF0000"/>
+          <w:u w:val="single"/>
+        </w:rPr>
+        <w:t>Figure 5.1: PoCol consensus round with unused nonce space due to an inactive miner.</w:t>
+      </w:r>
+    </w:p>
+    <w:p>
       <w:pPr>
         <w:pStyle w:val="Heading2"/>
       </w:pPr>
@@ -38806,6 +38866,66 @@
       <w:proofErr w:type="spellEnd"/>
       <w:r>
         <w:t xml:space="preserve"> proceeds with normal rounds for subsequent blocks.</w:t>
+      </w:r>
+    </w:p>
+    <w:p>
+      <w:r>
+        <w:rPr>
+          <w:color w:val="FF0000"/>
+          <w:u w:val="single"/>
+        </w:rPr>
+        <w:t>Figure 5.2 presents the complete genesis round of PoCol as described in Sections 5.7.1–5.7.4. The sequence begins with the bootstrap registration phase, in which Miner A stores its own registration locally and then admits Miner B and Miner C into the registered miner set, confirming the updated set to each joining miner. After a client submits a transaction that is validated and relayed to all miners, every miner reads the genesis hash, builds an identical round-0 candidate block header, computes the same round seed from the fixed domain separator, and applies the nonce distribution function to derive its ticket, its index in the ordered miner list, and its assigned nonce range. The collaborative search then proceeds in parallel until Miner B finds a winning nonce, constructs the genesis block with reward outputs for all registered miners, and broadcasts it; all miners verify the proof of work, the nonce-range correctness, and the reward distribution before appending block B0 to their local ledgers and clearing their mempools.</w:t>
+      </w:r>
+    </w:p>
+    <w:p>
+      <w:pPr>
+        <w:jc w:val="center"/>
+      </w:pPr>
+      <w:r>
+        <w:drawing>
+          <wp:inline xmlns:a="http://schemas.openxmlformats.org/drawingml/2006/main" xmlns:pic="http://schemas.openxmlformats.org/drawingml/2006/picture">
+            <wp:extent cx="4861454" cy="7680960"/>
+            <wp:docPr id="1073708022" name="Picture 1073708022"/>
+            <wp:cNvGraphicFramePr>
+              <a:graphicFrameLocks noChangeAspect="1"/>
+            </wp:cNvGraphicFramePr>
+            <a:graphic>
+              <a:graphicData uri="http://schemas.openxmlformats.org/drawingml/2006/picture">
+                <pic:pic>
+                  <pic:nvPicPr>
+                    <pic:cNvPr id="0" name="fig_genesis.png"/>
+                    <pic:cNvPicPr/>
+                  </pic:nvPicPr>
+                  <pic:blipFill>
+                    <a:blip r:embed="rId24"/>
+                    <a:stretch>
+                      <a:fillRect/>
+                    </a:stretch>
+                  </pic:blipFill>
+                  <pic:spPr>
+                    <a:xfrm>
+                      <a:off x="0" y="0"/>
+                      <a:ext cx="4861454" cy="7680960"/>
+                    </a:xfrm>
+                    <a:prstGeom prst="rect"/>
+                  </pic:spPr>
+                </pic:pic>
+              </a:graphicData>
+            </a:graphic>
+          </wp:inline>
+        </w:drawing>
+      </w:r>
+    </w:p>
+    <w:p>
+      <w:pPr>
+        <w:jc w:val="center"/>
+      </w:pPr>
+      <w:r>
+        <w:rPr>
+          <w:color w:val="FF0000"/>
+          <w:u w:val="single"/>
+        </w:rPr>
+        <w:t>Figure 5.2: PoCol consensus genesis round (round 0), including miner registration, transaction submission, collaborative nonce search, and commitment of the genesis block.</w:t>
       </w:r>
     </w:p>
     <w:p>
@@ -40510,6 +40630,66 @@
       </w:r>
     </w:p>
     <w:p>
+      <w:r>
+        <w:rPr>
+          <w:color w:val="FF0000"/>
+          <w:u w:val="single"/>
+        </w:rPr>
+        <w:t>Figure 5.3 details the reward distribution mechanism of Section 5.9 from the perspective of the winning miner (Miner B) in an arbitrary round r. After detecting a nonce that satisfies the difficulty target, the winner constructs a provisional block, reads the registered miner set M_r from its ledger view, and applies the reward distribution function f_r to compute a share for every registered miner such that the shares sum to the block subsidy plus the collected transaction fees. The resulting reward distribution transaction T_reward(r), with one output per registered miner, is inserted into the block before broadcasting. The figure highlights the verification rules of Section 5.9.2: every receiving miner independently checks that the beneficiaries match M_r exactly, that each share equals the value prescribed by f_r, that the outputs sum to R_tot(r), and that no value is created or destroyed, before the block is committed and all local balances are updated for the next round.</w:t>
+      </w:r>
+    </w:p>
+    <w:p>
+      <w:pPr>
+        <w:jc w:val="center"/>
+      </w:pPr>
+      <w:r>
+        <w:drawing>
+          <wp:inline xmlns:a="http://schemas.openxmlformats.org/drawingml/2006/main" xmlns:pic="http://schemas.openxmlformats.org/drawingml/2006/picture">
+            <wp:extent cx="5577840" cy="6304518"/>
+            <wp:docPr id="1073708023" name="Picture 1073708023"/>
+            <wp:cNvGraphicFramePr>
+              <a:graphicFrameLocks noChangeAspect="1"/>
+            </wp:cNvGraphicFramePr>
+            <a:graphic>
+              <a:graphicData uri="http://schemas.openxmlformats.org/drawingml/2006/picture">
+                <pic:pic>
+                  <pic:nvPicPr>
+                    <pic:cNvPr id="0" name="fig_reward.png"/>
+                    <pic:cNvPicPr/>
+                  </pic:nvPicPr>
+                  <pic:blipFill>
+                    <a:blip r:embed="rId25"/>
+                    <a:stretch>
+                      <a:fillRect/>
+                    </a:stretch>
+                  </pic:blipFill>
+                  <pic:spPr>
+                    <a:xfrm>
+                      <a:off x="0" y="0"/>
+                      <a:ext cx="5577840" cy="6304518"/>
+                    </a:xfrm>
+                    <a:prstGeom prst="rect"/>
+                  </pic:spPr>
+                </pic:pic>
+              </a:graphicData>
+            </a:graphic>
+          </wp:inline>
+        </w:drawing>
+      </w:r>
+    </w:p>
+    <w:p>
+      <w:pPr>
+        <w:jc w:val="center"/>
+      </w:pPr>
+      <w:r>
+        <w:rPr>
+          <w:color w:val="FF0000"/>
+          <w:u w:val="single"/>
+        </w:rPr>
+        <w:t>Figure 5.3: PoCol reward distribution and verification in round r, from detection of the winning nonce by the winner miner to balance updates at all registered miners.</w:t>
+      </w:r>
+    </w:p>
+    <w:p>
       <w:pPr>
         <w:pStyle w:val="Heading2"/>
       </w:pPr>
@@ -41494,6 +41674,66 @@
       <w:proofErr w:type="spellEnd"/>
       <w:r>
         <w:t xml:space="preserve"> discussed in Section 5.9.3 remove or down-weight such miners by conditioning on activity predicates, thereby aligning the economic model with the energy model.</w:t>
+      </w:r>
+    </w:p>
+    <w:p>
+      <w:r>
+        <w:rPr>
+          <w:color w:val="FF0000"/>
+          <w:u w:val="single"/>
+        </w:rPr>
+        <w:t>Figure 5.4 shows the explicit leaving procedure of Sections 5.4.2 and 5.10.2. The leaving miner (Miner C) creates a signed deregistration transaction carrying its identifier, network address, and a timestamp, and sends it to the network. Each receiving miner validates the signature and the current membership of Miner C before admitting the transaction to its mempool. The deregistration transaction is then included in the next collaboratively mined block; once the block is verified and appended to the ledger, every node derives the updated registered miner set containing only Miner A and Miner B, and Miner C stops participating in subsequent rounds. The next invocation of the nonce distribution function therefore partitions the nonce space over the reduced miner set, so no nonce range is wasted on the departed miner.</w:t>
+      </w:r>
+    </w:p>
+    <w:p>
+      <w:pPr>
+        <w:jc w:val="center"/>
+      </w:pPr>
+      <w:r>
+        <w:drawing>
+          <wp:inline xmlns:a="http://schemas.openxmlformats.org/drawingml/2006/main" xmlns:pic="http://schemas.openxmlformats.org/drawingml/2006/picture">
+            <wp:extent cx="5577840" cy="5516958"/>
+            <wp:docPr id="1073708024" name="Picture 1073708024"/>
+            <wp:cNvGraphicFramePr>
+              <a:graphicFrameLocks noChangeAspect="1"/>
+            </wp:cNvGraphicFramePr>
+            <a:graphic>
+              <a:graphicData uri="http://schemas.openxmlformats.org/drawingml/2006/picture">
+                <pic:pic>
+                  <pic:nvPicPr>
+                    <pic:cNvPr id="0" name="fig_leaving.png"/>
+                    <pic:cNvPicPr/>
+                  </pic:nvPicPr>
+                  <pic:blipFill>
+                    <a:blip r:embed="rId26"/>
+                    <a:stretch>
+                      <a:fillRect/>
+                    </a:stretch>
+                  </pic:blipFill>
+                  <pic:spPr>
+                    <a:xfrm>
+                      <a:off x="0" y="0"/>
+                      <a:ext cx="5577840" cy="5516958"/>
+                    </a:xfrm>
+                    <a:prstGeom prst="rect"/>
+                  </pic:spPr>
+                </pic:pic>
+              </a:graphicData>
+            </a:graphic>
+          </wp:inline>
+        </w:drawing>
+      </w:r>
+    </w:p>
+    <w:p>
+      <w:pPr>
+        <w:jc w:val="center"/>
+      </w:pPr>
+      <w:r>
+        <w:rPr>
+          <w:color w:val="FF0000"/>
+          <w:u w:val="single"/>
+        </w:rPr>
+        <w:t>Figure 5.4: PoCol miner leaving sequence, showing explicit deregistration of Miner C and the resulting update of the registered miner set.</w:t>
       </w:r>
     </w:p>
     <w:p>

--- a/docs/citation-correction/PhD-thesis-Raed-Rasheed-IEEE-Citations-Corrected.docx
+++ b/docs/citation-correction/PhD-thesis-Raed-Rasheed-IEEE-Citations-Corrected.docx
@@ -38628,7 +38628,7 @@
           <w:color w:val="FF0000"/>
           <w:u w:val="single"/>
         </w:rPr>
-        <w:t>Figure 5.1 illustrates a complete PoCol consensus round in which one registered miner (Miner C) is inactive. All three miners read the same registered miner set from their local ledgers, build identical candidate block headers, and locally evaluate the deterministic nonce distribution function to obtain their disjoint nonce ranges. While Miner A and Miner B perform the collaborative Proof-of-Work search over their assigned ranges, the range assigned to Miner C remains unexplored, which is equivalent to a temporary loss of effective hash power as discussed in Section 5.6.5. The figure also shows that the winning miner may still include the inactive miner in the reward distribution if it remains registered, that all nodes verify the nonce-range usage and reward correctness before committing the block, and that a new round with a modified candidate header is started when assigned ranges are exhausted without success.</w:t>
+        <w:t xml:space="preserve">Figure 5.1 illustrates a complete PoCol consensus round in which one registered miner (Miner C) is inactive. All three miners read the same registered miner set from their local ledgers, build identical candidate block headers, and locally evaluate the deterministic nonce distribution function to obtain their disjoint nonce ranges. While Miner A and Miner B perform the collaborative Proof-of-Work search over their assigned ranges, the range assigned to Miner C remains unexplored, which is equivalent to a temporary loss of effective hash power as discussed in Section 5.6.5. The figure also shows that the winning miner may still include the inactive miner in the reward distribution if it remains registered, that all nodes verify the nonce-range usage and reward correctness before committing the block, and that a new round with a modified candidate header is started when assigned ranges are exhausted without success.</w:t>
       </w:r>
     </w:p>
     <w:p>
@@ -38637,31 +38637,50 @@
       </w:pPr>
       <w:r>
         <w:drawing>
-          <wp:inline xmlns:a="http://schemas.openxmlformats.org/drawingml/2006/main" xmlns:pic="http://schemas.openxmlformats.org/drawingml/2006/picture">
+          <wp:inline distT="0" distB="0" distL="0" distR="0" wp14:anchorId="29C7B066" wp14:editId="075D8F13">
             <wp:extent cx="5577840" cy="7450086"/>
-            <wp:docPr id="1073708021" name="Picture 1073708021"/>
+            <wp:effectExtent l="0" t="0" r="0" b="0"/>
+            <wp:docPr id="910000" name="PoCol Figure 5.1" descr="PoCol Figure 5.1"/>
             <wp:cNvGraphicFramePr>
-              <a:graphicFrameLocks noChangeAspect="1"/>
+              <a:graphicFrameLocks xmlns:a="http://schemas.openxmlformats.org/drawingml/2006/main" noChangeAspect="1"/>
             </wp:cNvGraphicFramePr>
-            <a:graphic>
+            <a:graphic xmlns:a="http://schemas.openxmlformats.org/drawingml/2006/main">
               <a:graphicData uri="http://schemas.openxmlformats.org/drawingml/2006/picture">
-                <pic:pic>
+                <pic:pic xmlns:pic="http://schemas.openxmlformats.org/drawingml/2006/picture">
                   <pic:nvPicPr>
-                    <pic:cNvPr id="0" name="fig_inactive.png"/>
-                    <pic:cNvPicPr/>
+                    <pic:cNvPr id="910000" name="PoCol Figure 5.1" descr="C:\Users\hp\Desktop\iug640x480.jpg"/>
+                    <pic:cNvPicPr>
+                      <a:picLocks noChangeAspect="1" noChangeArrowheads="1"/>
+                    </pic:cNvPicPr>
                   </pic:nvPicPr>
                   <pic:blipFill>
-                    <a:blip r:embed="rId23"/>
+                    <a:blip r:embed="rId9001" cstate="print">
+                      <a:extLst>
+                        <a:ext uri="{28A0092B-C50C-407E-A947-70E740481C1C}">
+                          <a14:useLocalDpi xmlns:a14="http://schemas.microsoft.com/office/drawing/2010/main" val="0"/>
+                        </a:ext>
+                      </a:extLst>
+                    </a:blip>
+                    <a:srcRect/>
                     <a:stretch>
                       <a:fillRect/>
                     </a:stretch>
                   </pic:blipFill>
-                  <pic:spPr>
+                  <pic:spPr bwMode="auto">
                     <a:xfrm>
                       <a:off x="0" y="0"/>
                       <a:ext cx="5577840" cy="7450086"/>
                     </a:xfrm>
-                    <a:prstGeom prst="rect"/>
+                    <a:prstGeom prst="rect">
+                      <a:avLst/>
+                    </a:prstGeom>
+                    <a:noFill/>
+                    <a:ln w="9525">
+                      <a:noFill/>
+                      <a:miter lim="800000"/>
+                      <a:headEnd/>
+                      <a:tailEnd/>
+                    </a:ln>
                   </pic:spPr>
                 </pic:pic>
               </a:graphicData>
@@ -38679,7 +38698,7 @@
           <w:color w:val="FF0000"/>
           <w:u w:val="single"/>
         </w:rPr>
-        <w:t>Figure 5.1: PoCol consensus round with unused nonce space due to an inactive miner.</w:t>
+        <w:t xml:space="preserve">Figure 5.1: PoCol consensus round with unused nonce space due to an inactive miner.</w:t>
       </w:r>
     </w:p>
     <w:p>
@@ -38874,7 +38893,7 @@
           <w:color w:val="FF0000"/>
           <w:u w:val="single"/>
         </w:rPr>
-        <w:t>Figure 5.2 presents the complete genesis round of PoCol as described in Sections 5.7.1–5.7.4. The sequence begins with the bootstrap registration phase, in which Miner A stores its own registration locally and then admits Miner B and Miner C into the registered miner set, confirming the updated set to each joining miner. After a client submits a transaction that is validated and relayed to all miners, every miner reads the genesis hash, builds an identical round-0 candidate block header, computes the same round seed from the fixed domain separator, and applies the nonce distribution function to derive its ticket, its index in the ordered miner list, and its assigned nonce range. The collaborative search then proceeds in parallel until Miner B finds a winning nonce, constructs the genesis block with reward outputs for all registered miners, and broadcasts it; all miners verify the proof of work, the nonce-range correctness, and the reward distribution before appending block B0 to their local ledgers and clearing their mempools.</w:t>
+        <w:t xml:space="preserve">Figure 5.2 presents the complete genesis round of PoCol as described in Sections 5.7.1–5.7.4. The sequence begins with the bootstrap registration phase, in which Miner A stores its own registration locally and then admits Miner B and Miner C into the registered miner set, confirming the updated set to each joining miner. After a client submits a transaction that is validated and relayed to all miners, every miner reads the genesis hash, builds an identical round-0 candidate block header, computes the same round seed from the fixed domain separator, and applies the nonce distribution function to derive its ticket, its index in the ordered miner list, and its assigned nonce range. The collaborative search then proceeds in parallel until Miner B finds a winning nonce, constructs the genesis block with reward outputs for all registered miners, and broadcasts it; all miners verify the proof of work, the nonce-range correctness, and the reward distribution before appending block B0 to their local ledgers and clearing their mempools.</w:t>
       </w:r>
     </w:p>
     <w:p>
@@ -38883,31 +38902,50 @@
       </w:pPr>
       <w:r>
         <w:drawing>
-          <wp:inline xmlns:a="http://schemas.openxmlformats.org/drawingml/2006/main" xmlns:pic="http://schemas.openxmlformats.org/drawingml/2006/picture">
-            <wp:extent cx="4861454" cy="7680960"/>
-            <wp:docPr id="1073708022" name="Picture 1073708022"/>
+          <wp:inline distT="0" distB="0" distL="0" distR="0" wp14:anchorId="29C7B066" wp14:editId="075D8F13">
+            <wp:extent cx="4861453" cy="7680960"/>
+            <wp:effectExtent l="0" t="0" r="0" b="0"/>
+            <wp:docPr id="910001" name="PoCol Figure 5.2" descr="PoCol Figure 5.2"/>
             <wp:cNvGraphicFramePr>
-              <a:graphicFrameLocks noChangeAspect="1"/>
+              <a:graphicFrameLocks xmlns:a="http://schemas.openxmlformats.org/drawingml/2006/main" noChangeAspect="1"/>
             </wp:cNvGraphicFramePr>
-            <a:graphic>
+            <a:graphic xmlns:a="http://schemas.openxmlformats.org/drawingml/2006/main">
               <a:graphicData uri="http://schemas.openxmlformats.org/drawingml/2006/picture">
-                <pic:pic>
+                <pic:pic xmlns:pic="http://schemas.openxmlformats.org/drawingml/2006/picture">
                   <pic:nvPicPr>
-                    <pic:cNvPr id="0" name="fig_genesis.png"/>
-                    <pic:cNvPicPr/>
+                    <pic:cNvPr id="910001" name="PoCol Figure 5.2" descr="C:\Users\hp\Desktop\iug640x480.jpg"/>
+                    <pic:cNvPicPr>
+                      <a:picLocks noChangeAspect="1" noChangeArrowheads="1"/>
+                    </pic:cNvPicPr>
                   </pic:nvPicPr>
                   <pic:blipFill>
-                    <a:blip r:embed="rId24"/>
+                    <a:blip r:embed="rId9011" cstate="print">
+                      <a:extLst>
+                        <a:ext uri="{28A0092B-C50C-407E-A947-70E740481C1C}">
+                          <a14:useLocalDpi xmlns:a14="http://schemas.microsoft.com/office/drawing/2010/main" val="0"/>
+                        </a:ext>
+                      </a:extLst>
+                    </a:blip>
+                    <a:srcRect/>
                     <a:stretch>
                       <a:fillRect/>
                     </a:stretch>
                   </pic:blipFill>
-                  <pic:spPr>
+                  <pic:spPr bwMode="auto">
                     <a:xfrm>
                       <a:off x="0" y="0"/>
-                      <a:ext cx="4861454" cy="7680960"/>
+                      <a:ext cx="4861453" cy="7680960"/>
                     </a:xfrm>
-                    <a:prstGeom prst="rect"/>
+                    <a:prstGeom prst="rect">
+                      <a:avLst/>
+                    </a:prstGeom>
+                    <a:noFill/>
+                    <a:ln w="9525">
+                      <a:noFill/>
+                      <a:miter lim="800000"/>
+                      <a:headEnd/>
+                      <a:tailEnd/>
+                    </a:ln>
                   </pic:spPr>
                 </pic:pic>
               </a:graphicData>
@@ -38925,7 +38963,7 @@
           <w:color w:val="FF0000"/>
           <w:u w:val="single"/>
         </w:rPr>
-        <w:t>Figure 5.2: PoCol consensus genesis round (round 0), including miner registration, transaction submission, collaborative nonce search, and commitment of the genesis block.</w:t>
+        <w:t xml:space="preserve">Figure 5.2: PoCol consensus genesis round (round 0), including miner registration, transaction submission, collaborative nonce search, and commitment of the genesis block.</w:t>
       </w:r>
     </w:p>
     <w:p>
@@ -40635,7 +40673,7 @@
           <w:color w:val="FF0000"/>
           <w:u w:val="single"/>
         </w:rPr>
-        <w:t>Figure 5.3 details the reward distribution mechanism of Section 5.9 from the perspective of the winning miner (Miner B) in an arbitrary round r. After detecting a nonce that satisfies the difficulty target, the winner constructs a provisional block, reads the registered miner set M_r from its ledger view, and applies the reward distribution function f_r to compute a share for every registered miner such that the shares sum to the block subsidy plus the collected transaction fees. The resulting reward distribution transaction T_reward(r), with one output per registered miner, is inserted into the block before broadcasting. The figure highlights the verification rules of Section 5.9.2: every receiving miner independently checks that the beneficiaries match M_r exactly, that each share equals the value prescribed by f_r, that the outputs sum to R_tot(r), and that no value is created or destroyed, before the block is committed and all local balances are updated for the next round.</w:t>
+        <w:t xml:space="preserve">Figure 5.3 details the reward distribution mechanism of Section 5.9 from the perspective of the winning miner (Miner B) in an arbitrary round r. After detecting a nonce that satisfies the difficulty target, the winner constructs a provisional block, reads the registered miner set M_r from its ledger view, and applies the reward distribution function f_r to compute a share for every registered miner such that the shares sum to the block subsidy plus the collected transaction fees. The resulting reward distribution transaction T_reward(r), with one output per registered miner, is inserted into the block before broadcasting. The figure highlights the verification rules of Section 5.9.2: every receiving miner independently checks that the beneficiaries match M_r exactly, that each share equals the value prescribed by f_r, that the outputs sum to R_tot(r), and that no value is created or destroyed, before the block is committed and all local balances are updated for the next round.</w:t>
       </w:r>
     </w:p>
     <w:p>
@@ -40644,31 +40682,50 @@
       </w:pPr>
       <w:r>
         <w:drawing>
-          <wp:inline xmlns:a="http://schemas.openxmlformats.org/drawingml/2006/main" xmlns:pic="http://schemas.openxmlformats.org/drawingml/2006/picture">
-            <wp:extent cx="5577840" cy="6304518"/>
-            <wp:docPr id="1073708023" name="Picture 1073708023"/>
+          <wp:inline distT="0" distB="0" distL="0" distR="0" wp14:anchorId="29C7B066" wp14:editId="075D8F13">
+            <wp:extent cx="5577840" cy="6304517"/>
+            <wp:effectExtent l="0" t="0" r="0" b="0"/>
+            <wp:docPr id="910002" name="PoCol Figure 5.3" descr="PoCol Figure 5.3"/>
             <wp:cNvGraphicFramePr>
-              <a:graphicFrameLocks noChangeAspect="1"/>
+              <a:graphicFrameLocks xmlns:a="http://schemas.openxmlformats.org/drawingml/2006/main" noChangeAspect="1"/>
             </wp:cNvGraphicFramePr>
-            <a:graphic>
+            <a:graphic xmlns:a="http://schemas.openxmlformats.org/drawingml/2006/main">
               <a:graphicData uri="http://schemas.openxmlformats.org/drawingml/2006/picture">
-                <pic:pic>
+                <pic:pic xmlns:pic="http://schemas.openxmlformats.org/drawingml/2006/picture">
                   <pic:nvPicPr>
-                    <pic:cNvPr id="0" name="fig_reward.png"/>
-                    <pic:cNvPicPr/>
+                    <pic:cNvPr id="910002" name="PoCol Figure 5.3" descr="C:\Users\hp\Desktop\iug640x480.jpg"/>
+                    <pic:cNvPicPr>
+                      <a:picLocks noChangeAspect="1" noChangeArrowheads="1"/>
+                    </pic:cNvPicPr>
                   </pic:nvPicPr>
                   <pic:blipFill>
-                    <a:blip r:embed="rId25"/>
+                    <a:blip r:embed="rId9021" cstate="print">
+                      <a:extLst>
+                        <a:ext uri="{28A0092B-C50C-407E-A947-70E740481C1C}">
+                          <a14:useLocalDpi xmlns:a14="http://schemas.microsoft.com/office/drawing/2010/main" val="0"/>
+                        </a:ext>
+                      </a:extLst>
+                    </a:blip>
+                    <a:srcRect/>
                     <a:stretch>
                       <a:fillRect/>
                     </a:stretch>
                   </pic:blipFill>
-                  <pic:spPr>
+                  <pic:spPr bwMode="auto">
                     <a:xfrm>
                       <a:off x="0" y="0"/>
-                      <a:ext cx="5577840" cy="6304518"/>
+                      <a:ext cx="5577840" cy="6304517"/>
                     </a:xfrm>
-                    <a:prstGeom prst="rect"/>
+                    <a:prstGeom prst="rect">
+                      <a:avLst/>
+                    </a:prstGeom>
+                    <a:noFill/>
+                    <a:ln w="9525">
+                      <a:noFill/>
+                      <a:miter lim="800000"/>
+                      <a:headEnd/>
+                      <a:tailEnd/>
+                    </a:ln>
                   </pic:spPr>
                 </pic:pic>
               </a:graphicData>
@@ -40686,7 +40743,7 @@
           <w:color w:val="FF0000"/>
           <w:u w:val="single"/>
         </w:rPr>
-        <w:t>Figure 5.3: PoCol reward distribution and verification in round r, from detection of the winning nonce by the winner miner to balance updates at all registered miners.</w:t>
+        <w:t xml:space="preserve">Figure 5.3: PoCol reward distribution and verification in round r, from detection of the winning nonce by the winner miner to balance updates at all registered miners.</w:t>
       </w:r>
     </w:p>
     <w:p>
@@ -41682,7 +41739,7 @@
           <w:color w:val="FF0000"/>
           <w:u w:val="single"/>
         </w:rPr>
-        <w:t>Figure 5.4 shows the explicit leaving procedure of Sections 5.4.2 and 5.10.2. The leaving miner (Miner C) creates a signed deregistration transaction carrying its identifier, network address, and a timestamp, and sends it to the network. Each receiving miner validates the signature and the current membership of Miner C before admitting the transaction to its mempool. The deregistration transaction is then included in the next collaboratively mined block; once the block is verified and appended to the ledger, every node derives the updated registered miner set containing only Miner A and Miner B, and Miner C stops participating in subsequent rounds. The next invocation of the nonce distribution function therefore partitions the nonce space over the reduced miner set, so no nonce range is wasted on the departed miner.</w:t>
+        <w:t xml:space="preserve">Figure 5.4 shows the explicit leaving procedure of Sections 5.4.2 and 5.10.2. The leaving miner (Miner C) creates a signed deregistration transaction carrying its identifier, network address, and a timestamp, and sends it to the network. Each receiving miner validates the signature and the current membership of Miner C before admitting the transaction to its mempool. The deregistration transaction is then included in the next collaboratively mined block; once the block is verified and appended to the ledger, every node derives the updated registered miner set containing only Miner A and Miner B, and Miner C stops participating in subsequent rounds. The next invocation of the nonce distribution function therefore partitions the nonce space over the reduced miner set, so no nonce range is wasted on the departed miner.</w:t>
       </w:r>
     </w:p>
     <w:p>
@@ -41691,31 +41748,50 @@
       </w:pPr>
       <w:r>
         <w:drawing>
-          <wp:inline xmlns:a="http://schemas.openxmlformats.org/drawingml/2006/main" xmlns:pic="http://schemas.openxmlformats.org/drawingml/2006/picture">
+          <wp:inline distT="0" distB="0" distL="0" distR="0" wp14:anchorId="29C7B066" wp14:editId="075D8F13">
             <wp:extent cx="5577840" cy="5516958"/>
-            <wp:docPr id="1073708024" name="Picture 1073708024"/>
+            <wp:effectExtent l="0" t="0" r="0" b="0"/>
+            <wp:docPr id="910003" name="PoCol Figure 5.4" descr="PoCol Figure 5.4"/>
             <wp:cNvGraphicFramePr>
-              <a:graphicFrameLocks noChangeAspect="1"/>
+              <a:graphicFrameLocks xmlns:a="http://schemas.openxmlformats.org/drawingml/2006/main" noChangeAspect="1"/>
             </wp:cNvGraphicFramePr>
-            <a:graphic>
+            <a:graphic xmlns:a="http://schemas.openxmlformats.org/drawingml/2006/main">
               <a:graphicData uri="http://schemas.openxmlformats.org/drawingml/2006/picture">
-                <pic:pic>
+                <pic:pic xmlns:pic="http://schemas.openxmlformats.org/drawingml/2006/picture">
                   <pic:nvPicPr>
-                    <pic:cNvPr id="0" name="fig_leaving.png"/>
-                    <pic:cNvPicPr/>
+                    <pic:cNvPr id="910003" name="PoCol Figure 5.4" descr="C:\Users\hp\Desktop\iug640x480.jpg"/>
+                    <pic:cNvPicPr>
+                      <a:picLocks noChangeAspect="1" noChangeArrowheads="1"/>
+                    </pic:cNvPicPr>
                   </pic:nvPicPr>
                   <pic:blipFill>
-                    <a:blip r:embed="rId26"/>
+                    <a:blip r:embed="rId9031" cstate="print">
+                      <a:extLst>
+                        <a:ext uri="{28A0092B-C50C-407E-A947-70E740481C1C}">
+                          <a14:useLocalDpi xmlns:a14="http://schemas.microsoft.com/office/drawing/2010/main" val="0"/>
+                        </a:ext>
+                      </a:extLst>
+                    </a:blip>
+                    <a:srcRect/>
                     <a:stretch>
                       <a:fillRect/>
                     </a:stretch>
                   </pic:blipFill>
-                  <pic:spPr>
+                  <pic:spPr bwMode="auto">
                     <a:xfrm>
                       <a:off x="0" y="0"/>
                       <a:ext cx="5577840" cy="5516958"/>
                     </a:xfrm>
-                    <a:prstGeom prst="rect"/>
+                    <a:prstGeom prst="rect">
+                      <a:avLst/>
+                    </a:prstGeom>
+                    <a:noFill/>
+                    <a:ln w="9525">
+                      <a:noFill/>
+                      <a:miter lim="800000"/>
+                      <a:headEnd/>
+                      <a:tailEnd/>
+                    </a:ln>
                   </pic:spPr>
                 </pic:pic>
               </a:graphicData>
@@ -41733,7 +41809,7 @@
           <w:color w:val="FF0000"/>
           <w:u w:val="single"/>
         </w:rPr>
-        <w:t>Figure 5.4: PoCol miner leaving sequence, showing explicit deregistration of Miner C and the resulting update of the registered miner set.</w:t>
+        <w:t xml:space="preserve">Figure 5.4: PoCol miner leaving sequence, showing explicit deregistration of Miner C and the resulting update of the registered miner set.</w:t>
       </w:r>
     </w:p>
     <w:p>
